--- a/work/do-an/outputs/MO_DAU_DO_AN.docx
+++ b/work/do-an/outputs/MO_DAU_DO_AN.docx
@@ -5,15 +5,6 @@
     <w:p>
       <w:pPr>
         <w:pStyle w:val="Title"/>
-        <w:keepNext/>
-        <w:pBdr>
-          <w:top w:val="none" w:color="auto" w:sz="0" w:space="0"/>
-          <w:left w:val="none" w:color="auto" w:sz="0" w:space="0"/>
-          <w:bottom w:val="none" w:color="auto" w:sz="0" w:space="0"/>
-          <w:right w:val="none" w:color="auto" w:sz="0" w:space="0"/>
-        </w:pBdr>
-        <w:spacing w:before="240" w:after="360"/>
-        <w:jc w:val="center"/>
       </w:pPr>
       <w:r>
         <w:t>MỞ ĐẦU</w:t>
@@ -22,205 +13,44 @@
     <w:p>
       <w:pPr>
         <w:pStyle w:val="Heading1"/>
-        <w:keepNext/>
-        <w:pBdr>
-          <w:top w:val="none" w:color="auto" w:sz="0" w:space="0"/>
-          <w:left w:val="none" w:color="auto" w:sz="0" w:space="0"/>
-          <w:bottom w:val="none" w:color="auto" w:sz="0" w:space="0"/>
-          <w:right w:val="none" w:color="auto" w:sz="0" w:space="0"/>
-        </w:pBdr>
-        <w:spacing w:before="280" w:after="120"/>
       </w:pPr>
       <w:r>
         <w:t>1. Lý do chọn đề tài</w:t>
       </w:r>
     </w:p>
     <w:p>
-      <w:pPr>
-        <w:spacing w:before="0" w:after="120" w:line="360" w:lineRule="auto"/>
-        <w:ind w:left="0" w:firstLine="709"/>
-        <w:jc w:val="both"/>
-      </w:pPr>
+      <w:pPr/>
       <w:r>
-        <w:rPr>
-          <w:rFonts w:ascii="Times New Roman" w:hAnsi="Times New Roman"/>
-          <w:color w:val="000000"/>
-          <w:sz w:val="26"/>
-        </w:rPr>
-        <w:t xml:space="preserve">Giao thức chia sẻ tài nguyên qua mạng (Server Message Block – SMB) là giao thức truyền thông tiêu chuẩn ở tầng ứng dụng trên hệ điều hành Windows. Giao thức này cung cấp các dịch vụ nền tảng bao gồm chia sẻ tệp tin, điều phối máy in và truyền thông liên tiến trình (Inter-Process Communication – IPC) thông qua đường ống định danh (Named Pipes). Do đóng vai trò cốt lõi trong hạ tầng quản trị, các thành phần xử lý dịch vụ SMB được thiết kế vận hành trực tiếp trong không gian nhân hệ điều hành (Kernel Mode). Trình điều khiển </w:t>
-      </w:r>
-      <w:r>
-        <w:rPr>
-          <w:rFonts w:ascii="Times New Roman" w:hAnsi="Times New Roman"/>
-          <w:i/>
-          <w:color w:val="000000"/>
-          <w:sz w:val="26"/>
-        </w:rPr>
-        <w:t>srv.sys</w:t>
-      </w:r>
-      <w:r>
-        <w:rPr>
-          <w:rFonts w:ascii="Times New Roman" w:hAnsi="Times New Roman"/>
-          <w:color w:val="000000"/>
-          <w:sz w:val="26"/>
-        </w:rPr>
-        <w:t xml:space="preserve"> chịu trách nhiệm xử lý SMBv1 và </w:t>
-      </w:r>
-      <w:r>
-        <w:rPr>
-          <w:rFonts w:ascii="Times New Roman" w:hAnsi="Times New Roman"/>
-          <w:i/>
-          <w:color w:val="000000"/>
-          <w:sz w:val="26"/>
-        </w:rPr>
-        <w:t>srv2.sys</w:t>
-      </w:r>
-      <w:r>
-        <w:rPr>
-          <w:rFonts w:ascii="Times New Roman" w:hAnsi="Times New Roman"/>
-          <w:color w:val="000000"/>
-          <w:sz w:val="26"/>
-        </w:rPr>
-        <w:t xml:space="preserve"> xử lý các thế hệ SMBv2 cùng SMBv3.</w:t>
+        <w:t>Giao thức chia sẻ tài nguyên qua mạng (Server Message Block – SMB) cho phép các máy Windows truy cập tệp và tài nguyên được chia sẻ. Bên gửi yêu cầu truy cập (Client) kết nối tới bên cung cấp và xử lý yêu cầu (Server); một máy có thể đảm nhiệm cả hai vai trò tùy kết nối [1]. Vì dịch vụ này trực tiếp phục vụ việc sử dụng dữ liệu, lỗi trong xử lý yêu cầu SMB cần được xem xét cùng với điều kiện truy cập tới Server.</w:t>
       </w:r>
     </w:p>
     <w:p>
-      <w:pPr>
-        <w:spacing w:before="0" w:after="120" w:line="360" w:lineRule="auto"/>
-        <w:ind w:left="0" w:firstLine="709"/>
-        <w:jc w:val="both"/>
-      </w:pPr>
+      <w:pPr/>
       <w:r>
-        <w:rPr>
-          <w:rFonts w:ascii="Times New Roman" w:hAnsi="Times New Roman"/>
-          <w:color w:val="000000"/>
-          <w:sz w:val="26"/>
-        </w:rPr>
-        <w:t>Mặc dù Microsoft đã liên tục phát triển các phiên bản SMBv2 và SMBv3 với nhiều cơ chế mật mã bảo vệ, phiên bản cũ SMBv1 (CIFS) vẫn tồn tại phổ biến trong nhiều hạ tầng mạng nội bộ. Việc duy trì SMBv1 chủ yếu xuất phát từ nhu cầu tương thích ngược với các thiết bị ngoại vi đời cũ như máy in mạng, máy quét tài liệu hoặc thiết bị lưu trữ NAS. Bề mặt tấn công của SMBv1 đặc biệt nguy hiểm do giao thức này được thiết kế từ thập niên 1980. Ở thời điểm đó, các cơ chế mã hóa kênh truyền và bảo vệ tính toàn vẹn thông điệp hiện đại chưa được tích hợp.</w:t>
+        <w:t>Tháng 3 năm 2017, Microsoft công bố thông báo bảo mật MS17-010 để xử lý sáu lỗ hổng liên quan đến SMBv1, gồm các lỗi thực thi mã từ xa và một lỗi tiết lộ thông tin. CVE-2017-0144 là một lỗ hổng được định danh trong nhóm này [2]. EternalBlue là tên mã khai thác; tài liệu module của Rapid7 mô tả cách khai thác lỗi xử lý bộ nhớ của SMBv1 [3]. Ba tên gọi có liên quan nhưng không cùng nghĩa: MS17-010 xác định phạm vi cập nhật bảo mật, mã CVE định danh lỗ hổng, còn EternalBlue chỉ phương tiện khai thác.</w:t>
       </w:r>
     </w:p>
     <w:p>
-      <w:pPr>
-        <w:spacing w:before="0" w:after="120" w:line="360" w:lineRule="auto"/>
-        <w:ind w:left="0" w:firstLine="709"/>
-        <w:jc w:val="both"/>
-      </w:pPr>
+      <w:pPr/>
       <w:r>
-        <w:rPr>
-          <w:rFonts w:ascii="Times New Roman" w:hAnsi="Times New Roman"/>
-          <w:color w:val="000000"/>
-          <w:sz w:val="26"/>
-        </w:rPr>
-        <w:t xml:space="preserve">Vào tháng 03 năm 2017, Microsoft phát hành bản tin an ninh định kỳ MS17-010 nhằm khắc phục một nhóm gồm 6 lỗ hổng nghiêm trọng trong trình điều khiển </w:t>
-      </w:r>
-      <w:r>
-        <w:rPr>
-          <w:rFonts w:ascii="Times New Roman" w:hAnsi="Times New Roman"/>
-          <w:i/>
-          <w:color w:val="000000"/>
-          <w:sz w:val="26"/>
-        </w:rPr>
-        <w:t>srv.sys</w:t>
-      </w:r>
-      <w:r>
-        <w:rPr>
-          <w:rFonts w:ascii="Times New Roman" w:hAnsi="Times New Roman"/>
-          <w:color w:val="000000"/>
-          <w:sz w:val="26"/>
-        </w:rPr>
-        <w:t xml:space="preserve"> [1]. Trong nhóm này, lỗ hổng thực thi mã từ xa CVE-2017-0144 trở thành tâm điểm đe dọa khi bị vũ khí hóa bởi mã khai thác EternalBlue [2]. Lỗ hổng cho phép kẻ tấn công gửi các gói tin giao dịch SMBv1 được chế tạo đặc biệt qua cổng TCP 445 hoặc TCP 139. Thao tác này kích hoạt lỗi tràn vùng đệm bộ nhớ nhân (Kernel Pool Overflow) để thực thi mã tùy ý với đặc quyền </w:t>
-      </w:r>
-      <w:r>
-        <w:rPr>
-          <w:rFonts w:ascii="Times New Roman" w:hAnsi="Times New Roman"/>
-          <w:i/>
-          <w:color w:val="000000"/>
-          <w:sz w:val="26"/>
-        </w:rPr>
-        <w:t>NT AUTHORITY\SYSTEM</w:t>
-      </w:r>
-      <w:r>
-        <w:rPr>
-          <w:rFonts w:ascii="Times New Roman" w:hAnsi="Times New Roman"/>
-          <w:color w:val="000000"/>
-          <w:sz w:val="26"/>
-        </w:rPr>
-        <w:t xml:space="preserve"> mà không cần thông tin xác thực [1], [2].</w:t>
+        <w:t>WannaCry cho thấy mối liên hệ giữa lỗ hổng SMB và khả năng lây lan mã độc. Phân tích của Microsoft ghi nhận mã độc sử dụng mã khai thác SMB để lan sang máy Windows chưa cài cập nhật tương ứng [4]. Kiểm tra bản vá cần được thực hiện cùng khảo sát dịch vụ.</w:t>
       </w:r>
     </w:p>
     <w:p>
-      <w:pPr>
-        <w:spacing w:before="0" w:after="120" w:line="360" w:lineRule="auto"/>
-        <w:ind w:left="0" w:firstLine="709"/>
-        <w:jc w:val="both"/>
-      </w:pPr>
+      <w:pPr/>
       <w:r>
-        <w:rPr>
-          <w:rFonts w:ascii="Times New Roman" w:hAnsi="Times New Roman"/>
-          <w:color w:val="000000"/>
-          <w:sz w:val="26"/>
-        </w:rPr>
-        <w:t>Thảm họa an ninh mạng bùng phát qua chiến dịch mã độc tống tiền WannaCry vào tháng 05 năm 2017 đã chứng minh tính chất nguy hiểm của lỗ hổng này [3]. Bằng cách tích hợp mã khai thác EternalBlue vào cơ chế sâu mạng tự động lây lan, WannaCry đã quét và xâm nhập hàng trăm nghìn hệ thống Windows chưa được vá lỗi trên toàn cầu [3]. Nhiều cơ sở y tế, ngân hàng và mạng viễn thông trọng yếu bị gián đoạn hoạt động. Ngay sau đó, chiến dịch mã độc NotPetya tiếp tục lợi dụng nhóm lỗ hổng MS17-010 để lây lan ngang trong các hệ thống doanh nghiệp, gây thiệt hại nghiêm trọng [1], [3].</w:t>
+        <w:t>Trong đồ án, vấn đề cần giải quyết là xác định một kết quả kiểm tra thực sự chứng minh được điều gì. Cổng TCP 445 mở cho biết có thể tiếp cận dịch vụ từ vị trí kiểm tra; kết quả đó chưa xác định phiên bản SMB hay bản vá [5]. Tương tự, Microsoft cung cấp cách quản lý việc bật, tắt SMBv1 riêng với các phiên bản sau [6], nên cấu hình giao thức cần được đối chiếu cùng trạng thái cập nhật [2]. Nếu gộp các trạng thái này, việc đánh giá phòng thủ cũng dễ nhầm giữa dịch vụ bị chặn và lỗi đã được sửa.</w:t>
       </w:r>
     </w:p>
     <w:p>
-      <w:pPr>
-        <w:spacing w:before="0" w:after="120" w:line="360" w:lineRule="auto"/>
-        <w:ind w:left="0" w:firstLine="709"/>
-        <w:jc w:val="both"/>
-      </w:pPr>
+      <w:pPr/>
       <w:r>
-        <w:rPr>
-          <w:rFonts w:ascii="Times New Roman" w:hAnsi="Times New Roman"/>
-          <w:color w:val="000000"/>
-          <w:sz w:val="26"/>
-        </w:rPr>
-        <w:t>Trong thực tế quản trị, nhiều tổ chức vẫn gặp khó khăn khi phân định ranh giới kỹ thuật. Một sai lầm phổ biến là đồng nhất trạng thái mở cổng mạng TCP 445 hoặc bật SMBv1 với việc hệ thống chắc chắn tồn tại lỗ hổng MS17-010 [4]. Đồng thời, các quy trình kiểm thử hiện nay thường thiếu khung kiểm soát rủi ro, dễ dẫn đến hiện tượng treo cứng máy chủ hoặc sập hệ điều hành (lỗi màn hình xanh BSOD) khi tương tác với bộ nhớ nhân. Ngoài ra, việc triển khai phòng vệ đa tầng cũng đặt ra bài toán xung đột gay gắt giữa yêu cầu siết chặt an ninh và nhu cầu duy trì tính tương thích nghiệp vụ [4].</w:t>
-      </w:r>
-    </w:p>
-    <w:p>
-      <w:pPr>
-        <w:spacing w:before="0" w:after="120" w:line="360" w:lineRule="auto"/>
-        <w:ind w:left="0" w:firstLine="709"/>
-        <w:jc w:val="both"/>
-      </w:pPr>
-      <w:r>
-        <w:rPr>
-          <w:rFonts w:ascii="Times New Roman" w:hAnsi="Times New Roman"/>
-          <w:color w:val="000000"/>
-          <w:sz w:val="26"/>
-        </w:rPr>
-        <w:t xml:space="preserve">Xuất phát từ những yêu cầu thực tiễn trên, đề tài </w:t>
-      </w:r>
-      <w:r>
-        <w:rPr>
-          <w:rFonts w:ascii="Times New Roman" w:hAnsi="Times New Roman"/>
-          <w:b/>
-          <w:color w:val="000000"/>
-          <w:sz w:val="26"/>
-        </w:rPr>
-        <w:t>“Xây dựng mô hình kiểm thử lỗ hổng SMB trên Windows bằng Kali Linux”</w:t>
-      </w:r>
-      <w:r>
-        <w:rPr>
-          <w:rFonts w:ascii="Times New Roman" w:hAnsi="Times New Roman"/>
-          <w:color w:val="000000"/>
-          <w:sz w:val="26"/>
-        </w:rPr>
-        <w:t xml:space="preserve"> được triển khai nghiên cứu. Đề tài tập trung hệ thống hóa kiến trúc giao thức, làm rõ bản chất kỹ thuật của lỗ hổng MS17-010, thiết lập quy trình kiểm thử an toàn trong lab cô lập và đề xuất chiến lược phòng thủ đa tầng có đối chứng.</w:t>
+        <w:t>Đề tài “Xây dựng mô hình kiểm thử lỗ hổng SMB trên Windows bằng Kali Linux” tập trung làm rõ quan hệ giữa cơ chế giao thức, điều kiện ảnh hưởng và bằng chứng kiểm thử để đánh giá đúng tác động của biện pháp phòng thủ.</w:t>
       </w:r>
     </w:p>
     <w:p>
       <w:pPr>
         <w:pStyle w:val="Heading1"/>
-        <w:keepNext/>
-        <w:pBdr>
-          <w:top w:val="none" w:color="auto" w:sz="0" w:space="0"/>
-          <w:left w:val="none" w:color="auto" w:sz="0" w:space="0"/>
-          <w:bottom w:val="none" w:color="auto" w:sz="0" w:space="0"/>
-          <w:right w:val="none" w:color="auto" w:sz="0" w:space="0"/>
-        </w:pBdr>
-        <w:spacing w:before="280" w:after="120"/>
       </w:pPr>
       <w:r>
         <w:t>2. Mục tiêu nghiên cứu</w:t>
@@ -229,2021 +59,159 @@
     <w:p>
       <w:pPr>
         <w:pStyle w:val="Heading2"/>
-        <w:keepNext/>
-        <w:pBdr>
-          <w:top w:val="none" w:color="auto" w:sz="0" w:space="0"/>
-          <w:left w:val="none" w:color="auto" w:sz="0" w:space="0"/>
-          <w:bottom w:val="none" w:color="auto" w:sz="0" w:space="0"/>
-          <w:right w:val="none" w:color="auto" w:sz="0" w:space="0"/>
-        </w:pBdr>
-        <w:spacing w:before="200" w:after="80"/>
       </w:pPr>
       <w:r>
         <w:t>2.1. Mục tiêu tổng quát</w:t>
       </w:r>
     </w:p>
     <w:p>
-      <w:pPr>
-        <w:spacing w:before="0" w:after="120" w:line="360" w:lineRule="auto"/>
-        <w:ind w:left="0" w:firstLine="709"/>
-        <w:jc w:val="both"/>
-      </w:pPr>
+      <w:pPr/>
       <w:r>
-        <w:rPr>
-          <w:rFonts w:ascii="Times New Roman" w:hAnsi="Times New Roman"/>
-          <w:color w:val="000000"/>
-          <w:sz w:val="26"/>
-        </w:rPr>
-        <w:t>Nghiên cứu cơ sở lý thuyết và kiến trúc phân tầng của giao thức SMB trên Windows. Phân tích nguyên nhân gốc rễ và cơ chế lỗi bộ nhớ nhân của nhóm lỗ hổng MS17-010 với trọng tâm là CVE-2017-0144. Thiết kế và xây dựng mô hình phòng thí nghiệm mạng ảo cô lập nhằm chuẩn hóa quy trình kiểm thử an ninh có kiểm soát rủi ro. Đề xuất và phân tích chiến lược phòng thủ đa tầng nhằm triệt tiêu nguy cơ khai thác mà vẫn bảo đảm tính tương thích nghiệp vụ của hệ thống.</w:t>
+        <w:t>Đề tài nghiên cứu cơ chế SMB trên Windows và nhóm lỗ hổng được xử lý trong MS17-010, lấy CVE-2017-0144 làm trọng tâm phân tích. Trên cơ sở đó, đồ án thiết kế mô hình kiểm thử bằng Kali Linux và phương pháp so sánh trước, sau phòng thủ. Mục tiêu là giải thích được điều kiện dẫn tới mỗi kết luận, thay vì chỉ ghi nhận kết quả của công cụ.</w:t>
       </w:r>
     </w:p>
     <w:p>
       <w:pPr>
         <w:pStyle w:val="Heading2"/>
-        <w:keepNext/>
-        <w:pBdr>
-          <w:top w:val="none" w:color="auto" w:sz="0" w:space="0"/>
-          <w:left w:val="none" w:color="auto" w:sz="0" w:space="0"/>
-          <w:bottom w:val="none" w:color="auto" w:sz="0" w:space="0"/>
-          <w:right w:val="none" w:color="auto" w:sz="0" w:space="0"/>
-        </w:pBdr>
-        <w:spacing w:before="200" w:after="80"/>
       </w:pPr>
       <w:r>
         <w:t>2.2. Mục tiêu kỹ thuật cụ thể</w:t>
       </w:r>
     </w:p>
     <w:p>
-      <w:pPr>
-        <w:keepNext/>
-        <w:spacing w:before="0" w:after="120" w:line="360" w:lineRule="auto"/>
-        <w:ind w:left="0" w:firstLine="709"/>
-        <w:jc w:val="both"/>
-      </w:pPr>
+      <w:pPr/>
       <w:r>
-        <w:rPr>
-          <w:rFonts w:ascii="Times New Roman" w:hAnsi="Times New Roman"/>
-          <w:color w:val="000000"/>
-          <w:sz w:val="26"/>
-        </w:rPr>
-        <w:t>Để đạt được mục tiêu tổng quát, đề tài xác lập 4 mục tiêu kỹ thuật cụ thể tương ứng với các câu hỏi nghiên cứu của đồ án:</w:t>
+        <w:t>Mục tiêu thứ nhất là giải thích vai trò Client, Server và trình tự thương lượng phiên bản, xác thực, thiết lập phiên, truy cập tài nguyên. Các đặc tính của SMBv1, SMBv2 và SMBv3 được so sánh theo chức năng.</w:t>
       </w:r>
     </w:p>
     <w:p>
-      <w:pPr>
-        <w:keepLines/>
-        <w:spacing w:before="0" w:after="80" w:line="360" w:lineRule="auto"/>
-        <w:ind w:left="709" w:hanging="357"/>
-        <w:jc w:val="both"/>
-      </w:pPr>
+      <w:pPr/>
       <w:r>
-        <w:rPr>
-          <w:rFonts w:ascii="Times New Roman" w:hAnsi="Times New Roman"/>
-          <w:b/>
-          <w:color w:val="000000"/>
-          <w:sz w:val="26"/>
-        </w:rPr>
-        <w:t xml:space="preserve">1. </w:t>
-      </w:r>
-      <w:r>
-        <w:rPr>
-          <w:rFonts w:ascii="Times New Roman" w:hAnsi="Times New Roman"/>
-          <w:b/>
-          <w:color w:val="000000"/>
-          <w:sz w:val="26"/>
-        </w:rPr>
-        <w:t>Mục tiêu 1 (O1):</w:t>
-      </w:r>
-      <w:r>
-        <w:rPr>
-          <w:rFonts w:ascii="Times New Roman" w:hAnsi="Times New Roman"/>
-          <w:color w:val="000000"/>
-          <w:sz w:val="26"/>
-        </w:rPr>
-        <w:t xml:space="preserve"> Hệ thống hóa kiến trúc giao thức SMB trên Windows. Phân định cơ chế truyền tải qua cổng TCP 445 (Direct-hosted SMB) và TCP 139 (NetBIOS over TCP/IP). Làm rõ chuỗi máy trạng thái giao thức gồm thương lượng dialect, thiết lập phiên và liên kết tài nguyên qua Named Pipes trên tài nguyên chia sẻ </w:t>
-      </w:r>
-      <w:r>
-        <w:rPr>
-          <w:rFonts w:ascii="Times New Roman" w:hAnsi="Times New Roman"/>
-          <w:i/>
-          <w:color w:val="000000"/>
-          <w:sz w:val="26"/>
-        </w:rPr>
-        <w:t>IPC$</w:t>
-      </w:r>
-      <w:r>
-        <w:rPr>
-          <w:rFonts w:ascii="Times New Roman" w:hAnsi="Times New Roman"/>
-          <w:color w:val="000000"/>
-          <w:sz w:val="26"/>
-        </w:rPr>
-        <w:t>. So sánh đối chiếu kiến trúc và đặc tính an ninh giữa SMBv1, SMBv2 và SMBv3.</w:t>
+        <w:t>Mục tiêu thứ hai là phân tích cơ chế lỗi, hệ điều hành bị ảnh hưởng và điều kiện liên quan đến CVE-2017-0144; phân biệt phạm vi MS17-010 với mã khai thác EternalBlue. Phân tích phải gắn tác động dự kiến với điều kiện kỹ thuật tương ứng.</w:t>
       </w:r>
     </w:p>
     <w:p>
-      <w:pPr>
-        <w:keepLines/>
-        <w:spacing w:before="0" w:after="80" w:line="360" w:lineRule="auto"/>
-        <w:ind w:left="709" w:hanging="357"/>
-        <w:jc w:val="both"/>
-      </w:pPr>
+      <w:pPr/>
       <w:r>
-        <w:rPr>
-          <w:rFonts w:ascii="Times New Roman" w:hAnsi="Times New Roman"/>
-          <w:b/>
-          <w:color w:val="000000"/>
-          <w:sz w:val="26"/>
-        </w:rPr>
-        <w:t xml:space="preserve">2. </w:t>
-      </w:r>
-      <w:r>
-        <w:rPr>
-          <w:rFonts w:ascii="Times New Roman" w:hAnsi="Times New Roman"/>
-          <w:b/>
-          <w:color w:val="000000"/>
-          <w:sz w:val="26"/>
-        </w:rPr>
-        <w:t>Mục tiêu 2 (O2):</w:t>
-      </w:r>
-      <w:r>
-        <w:rPr>
-          <w:rFonts w:ascii="Times New Roman" w:hAnsi="Times New Roman"/>
-          <w:color w:val="000000"/>
-          <w:sz w:val="26"/>
-        </w:rPr>
-        <w:t xml:space="preserve"> Làm rõ cơ chế kỹ thuật của nhóm lỗ hổng MS17-010 và mã khai thác EternalBlue. Phân tích lỗi cắt ngắn số nguyên khi xử lý thuộc tính mở rộng tệp tin (FEA) trong hàm </w:t>
-      </w:r>
-      <w:r>
-        <w:rPr>
-          <w:rFonts w:ascii="Times New Roman" w:hAnsi="Times New Roman"/>
-          <w:i/>
-          <w:color w:val="000000"/>
-          <w:sz w:val="26"/>
-        </w:rPr>
-        <w:t>SrvOs2FeaListSizeToNt</w:t>
-      </w:r>
-      <w:r>
-        <w:rPr>
-          <w:rFonts w:ascii="Times New Roman" w:hAnsi="Times New Roman"/>
-          <w:color w:val="000000"/>
-          <w:sz w:val="26"/>
-        </w:rPr>
-        <w:t xml:space="preserve">, dẫn tới tràn vùng đệm Non-Paged Pool trong hàm </w:t>
-      </w:r>
-      <w:r>
-        <w:rPr>
-          <w:rFonts w:ascii="Times New Roman" w:hAnsi="Times New Roman"/>
-          <w:i/>
-          <w:color w:val="000000"/>
-          <w:sz w:val="26"/>
-        </w:rPr>
-        <w:t>SrvOs2FeaToNt</w:t>
-      </w:r>
-      <w:r>
-        <w:rPr>
-          <w:rFonts w:ascii="Times New Roman" w:hAnsi="Times New Roman"/>
-          <w:color w:val="000000"/>
-          <w:sz w:val="26"/>
-        </w:rPr>
-        <w:t xml:space="preserve"> của trình điều khiển </w:t>
-      </w:r>
-      <w:r>
-        <w:rPr>
-          <w:rFonts w:ascii="Times New Roman" w:hAnsi="Times New Roman"/>
-          <w:i/>
-          <w:color w:val="000000"/>
-          <w:sz w:val="26"/>
-        </w:rPr>
-        <w:t>srv.sys</w:t>
-      </w:r>
-      <w:r>
-        <w:rPr>
-          <w:rFonts w:ascii="Times New Roman" w:hAnsi="Times New Roman"/>
-          <w:color w:val="000000"/>
-          <w:sz w:val="26"/>
-        </w:rPr>
-        <w:t>. Phân tích kỹ thuật dàn xếp bộ nhớ nhân (Kernel Pool Grooming) và nguy cơ gây sập hệ thống (BSOD).</w:t>
+        <w:t>Mục tiêu thứ ba là thiết kế mô hình thực nghiệm và bộ tiêu chí phân biệt bốn mức: phát hiện dịch vụ, nhận diện SMBv1, phát hiện dấu hiệu lỗ hổng và xác minh theo bằng chứng. Vai trò Nmap, bộ kịch bản kiểm tra của Nmap (Nmap Scripting Engine – NSE) và Metasploit Framework được xác định theo từng bước.</w:t>
       </w:r>
     </w:p>
     <w:p>
-      <w:pPr>
-        <w:keepLines/>
-        <w:spacing w:before="0" w:after="80" w:line="360" w:lineRule="auto"/>
-        <w:ind w:left="709" w:hanging="357"/>
-        <w:jc w:val="both"/>
-      </w:pPr>
+      <w:pPr/>
       <w:r>
-        <w:rPr>
-          <w:rFonts w:ascii="Times New Roman" w:hAnsi="Times New Roman"/>
-          <w:b/>
-          <w:color w:val="000000"/>
-          <w:sz w:val="26"/>
-        </w:rPr>
-        <w:t xml:space="preserve">3. </w:t>
-      </w:r>
-      <w:r>
-        <w:rPr>
-          <w:rFonts w:ascii="Times New Roman" w:hAnsi="Times New Roman"/>
-          <w:b/>
-          <w:color w:val="000000"/>
-          <w:sz w:val="26"/>
-        </w:rPr>
-        <w:t>Mục tiêu 3 (O3):</w:t>
-      </w:r>
-      <w:r>
-        <w:rPr>
-          <w:rFonts w:ascii="Times New Roman" w:hAnsi="Times New Roman"/>
-          <w:color w:val="000000"/>
-          <w:sz w:val="26"/>
-        </w:rPr>
-        <w:t xml:space="preserve"> Thiết kế kiến trúc phòng thí nghiệm mạng ảo cô lập gồm 3 phân vùng mạng (VLAN) định tuyến qua tường lửa. Xây dựng thang đo nhận thức luận 4 cấp độ thẩm định an ninh SMB. Chuẩn hóa quy trình kiểm thử có kiểm soát sử dụng Kali Linux, Nmap, kịch bản NSE và nền tảng Metasploit Framework.</w:t>
-      </w:r>
-    </w:p>
-    <w:p>
-      <w:pPr>
-        <w:keepLines/>
-        <w:spacing w:before="0" w:after="80" w:line="360" w:lineRule="auto"/>
-        <w:ind w:left="709" w:hanging="357"/>
-        <w:jc w:val="both"/>
-      </w:pPr>
-      <w:r>
-        <w:rPr>
-          <w:rFonts w:ascii="Times New Roman" w:hAnsi="Times New Roman"/>
-          <w:b/>
-          <w:color w:val="000000"/>
-          <w:sz w:val="26"/>
-        </w:rPr>
-        <w:t xml:space="preserve">4. </w:t>
-      </w:r>
-      <w:r>
-        <w:rPr>
-          <w:rFonts w:ascii="Times New Roman" w:hAnsi="Times New Roman"/>
-          <w:b/>
-          <w:color w:val="000000"/>
-          <w:sz w:val="26"/>
-        </w:rPr>
-        <w:t>Mục tiêu 4 (O4):</w:t>
-      </w:r>
-      <w:r>
-        <w:rPr>
-          <w:rFonts w:ascii="Times New Roman" w:hAnsi="Times New Roman"/>
-          <w:color w:val="000000"/>
-          <w:sz w:val="26"/>
-        </w:rPr>
-        <w:t xml:space="preserve"> Xây dựng và đánh giá chiến lược phòng thủ đa tầng gồm cập nhật bản vá nhị phân (KB), vô hiệu hóa hoàn toàn SMBv1, kiểm soát tường lửa và phân đoạn mạng. Phân tích bài toán cân bằng giữa bảo mật và tính tương thích nghiệp vụ đối với các thiết bị mạng đời cũ.</w:t>
+        <w:t>Mục tiêu thứ tư là đề xuất cập nhật bản vá, vô hiệu hóa SMBv1, giới hạn kết nối và phân đoạn mạng; xác định cách kiểm tra lại từng biện pháp. Việc đánh giá cần xét cả rủi ro còn lại và khả năng Client tiếp tục truy cập tài nguyên cần thiết.</w:t>
       </w:r>
     </w:p>
     <w:p>
       <w:pPr>
         <w:pStyle w:val="Heading1"/>
-        <w:keepNext/>
-        <w:pBdr>
-          <w:top w:val="none" w:color="auto" w:sz="0" w:space="0"/>
-          <w:left w:val="none" w:color="auto" w:sz="0" w:space="0"/>
-          <w:bottom w:val="none" w:color="auto" w:sz="0" w:space="0"/>
-          <w:right w:val="none" w:color="auto" w:sz="0" w:space="0"/>
-        </w:pBdr>
-        <w:spacing w:before="280" w:after="120"/>
       </w:pPr>
       <w:r>
         <w:t>3. Đối tượng và phạm vi nghiên cứu</w:t>
       </w:r>
     </w:p>
     <w:p>
-      <w:pPr>
-        <w:pStyle w:val="Heading2"/>
-        <w:keepNext/>
-        <w:pBdr>
-          <w:top w:val="none" w:color="auto" w:sz="0" w:space="0"/>
-          <w:left w:val="none" w:color="auto" w:sz="0" w:space="0"/>
-          <w:bottom w:val="none" w:color="auto" w:sz="0" w:space="0"/>
-          <w:right w:val="none" w:color="auto" w:sz="0" w:space="0"/>
-        </w:pBdr>
-        <w:spacing w:before="200" w:after="80"/>
-      </w:pPr>
+      <w:pPr/>
       <w:r>
-        <w:t>3.1. Đối tượng nghiên cứu</w:t>
+        <w:t>Đối tượng nghiên cứu gồm cơ chế SMB trên Windows, các lỗ hổng trong phạm vi MS17-010 và công cụ phục vụ kiểm thử. SMBv2, SMBv3 được dùng để đối chiếu đặc tính giao thức; phân tích lỗ hổng tập trung vào SMBv1 và CVE-2017-0144. Kali Linux là môi trường công cụ, Nmap/NSE phục vụ khảo sát và kiểm tra dấu hiệu, còn Metasploit Framework được xem xét trong bước xác minh.</w:t>
       </w:r>
     </w:p>
     <w:p>
-      <w:pPr>
-        <w:keepNext/>
-        <w:spacing w:before="0" w:after="120" w:line="360" w:lineRule="auto"/>
-        <w:ind w:left="0" w:firstLine="709"/>
-        <w:jc w:val="both"/>
-      </w:pPr>
+      <w:pPr/>
       <w:r>
-        <w:rPr>
-          <w:rFonts w:ascii="Times New Roman" w:hAnsi="Times New Roman"/>
-          <w:color w:val="000000"/>
-          <w:sz w:val="26"/>
-        </w:rPr>
-        <w:t>Đối tượng nghiên cứu của đề tài bao gồm các thành phần công nghệ và công cụ kỹ thuật sau:</w:t>
+        <w:t>Phạm vi thực nghiệm dự kiến là các máy ảo và thành phần mạng trong mô hình đồ án, xét trạng thái bản vá, cấu hình SMB và đường kết nối tới Server. Đề tài không khảo sát tỷ lệ máy dễ bị tấn công trong doanh nghiệp hoặc so sánh toàn bộ công cụ kiểm thử.</w:t>
       </w:r>
     </w:p>
     <w:p>
-      <w:pPr>
-        <w:keepLines/>
-        <w:spacing w:before="0" w:after="80" w:line="360" w:lineRule="auto"/>
-        <w:ind w:left="709" w:hanging="357"/>
-        <w:jc w:val="both"/>
-      </w:pPr>
+      <w:pPr/>
       <w:r>
-        <w:rPr>
-          <w:rFonts w:ascii="Times New Roman" w:hAnsi="Times New Roman"/>
-          <w:color w:val="000000"/>
-          <w:sz w:val="26"/>
-        </w:rPr>
-        <w:t xml:space="preserve">•  </w:t>
-      </w:r>
-      <w:r>
-        <w:rPr>
-          <w:rFonts w:ascii="Times New Roman" w:hAnsi="Times New Roman"/>
-          <w:color w:val="000000"/>
-          <w:sz w:val="26"/>
-        </w:rPr>
-        <w:t>Giao thức truyền thông Server Message Block (các thế hệ SMBv1/CIFS, SMBv2 và SMBv3) cùng các dịch vụ liên quan trên hệ điều hành Windows.</w:t>
-      </w:r>
-    </w:p>
-    <w:p>
-      <w:pPr>
-        <w:keepLines/>
-        <w:spacing w:before="0" w:after="80" w:line="360" w:lineRule="auto"/>
-        <w:ind w:left="709" w:hanging="357"/>
-        <w:jc w:val="both"/>
-      </w:pPr>
-      <w:r>
-        <w:rPr>
-          <w:rFonts w:ascii="Times New Roman" w:hAnsi="Times New Roman"/>
-          <w:color w:val="000000"/>
-          <w:sz w:val="26"/>
-        </w:rPr>
-        <w:t xml:space="preserve">•  </w:t>
-      </w:r>
-      <w:r>
-        <w:rPr>
-          <w:rFonts w:ascii="Times New Roman" w:hAnsi="Times New Roman"/>
-          <w:color w:val="000000"/>
-          <w:sz w:val="26"/>
-        </w:rPr>
-        <w:t xml:space="preserve">Nhóm lỗ hổng an ninh MS17-010 trong trình điều khiển nhân </w:t>
-      </w:r>
-      <w:r>
-        <w:rPr>
-          <w:rFonts w:ascii="Times New Roman" w:hAnsi="Times New Roman"/>
-          <w:i/>
-          <w:color w:val="000000"/>
-          <w:sz w:val="26"/>
-        </w:rPr>
-        <w:t>srv.sys</w:t>
-      </w:r>
-      <w:r>
-        <w:rPr>
-          <w:rFonts w:ascii="Times New Roman" w:hAnsi="Times New Roman"/>
-          <w:color w:val="000000"/>
-          <w:sz w:val="26"/>
-        </w:rPr>
-        <w:t>, trọng tâm là lỗ hổng thực thi mã từ xa CVE-2017-0144 và cơ chế hoạt động của mã khai thác EternalBlue.</w:t>
-      </w:r>
-    </w:p>
-    <w:p>
-      <w:pPr>
-        <w:keepLines/>
-        <w:spacing w:before="0" w:after="80" w:line="360" w:lineRule="auto"/>
-        <w:ind w:left="709" w:hanging="357"/>
-        <w:jc w:val="both"/>
-      </w:pPr>
-      <w:r>
-        <w:rPr>
-          <w:rFonts w:ascii="Times New Roman" w:hAnsi="Times New Roman"/>
-          <w:color w:val="000000"/>
-          <w:sz w:val="26"/>
-        </w:rPr>
-        <w:t xml:space="preserve">•  </w:t>
-      </w:r>
-      <w:r>
-        <w:rPr>
-          <w:rFonts w:ascii="Times New Roman" w:hAnsi="Times New Roman"/>
-          <w:color w:val="000000"/>
-          <w:sz w:val="26"/>
-        </w:rPr>
-        <w:t>Hệ thống công cụ trinh sát mạng và kiểm thử an ninh chuyên dụng: hệ điều hành Kali Linux, công cụ quét mạng Nmap, kịch bản Nmap Scripting Engine (</w:t>
-      </w:r>
-      <w:r>
-        <w:rPr>
-          <w:rFonts w:ascii="Times New Roman" w:hAnsi="Times New Roman"/>
-          <w:i/>
-          <w:color w:val="000000"/>
-          <w:sz w:val="26"/>
-        </w:rPr>
-        <w:t>smb-protocols.nse</w:t>
-      </w:r>
-      <w:r>
-        <w:rPr>
-          <w:rFonts w:ascii="Times New Roman" w:hAnsi="Times New Roman"/>
-          <w:color w:val="000000"/>
-          <w:sz w:val="26"/>
-        </w:rPr>
-        <w:t xml:space="preserve">, </w:t>
-      </w:r>
-      <w:r>
-        <w:rPr>
-          <w:rFonts w:ascii="Times New Roman" w:hAnsi="Times New Roman"/>
-          <w:i/>
-          <w:color w:val="000000"/>
-          <w:sz w:val="26"/>
-        </w:rPr>
-        <w:t>smb-vuln-ms17-010.nse</w:t>
-      </w:r>
-      <w:r>
-        <w:rPr>
-          <w:rFonts w:ascii="Times New Roman" w:hAnsi="Times New Roman"/>
-          <w:color w:val="000000"/>
-          <w:sz w:val="26"/>
-        </w:rPr>
-        <w:t>) và nền tảng kiểm thử xâm nhập Metasploit Framework.</w:t>
-      </w:r>
-    </w:p>
-    <w:p>
-      <w:pPr>
-        <w:keepLines/>
-        <w:spacing w:before="0" w:after="80" w:line="360" w:lineRule="auto"/>
-        <w:ind w:left="709" w:hanging="357"/>
-        <w:jc w:val="both"/>
-      </w:pPr>
-      <w:r>
-        <w:rPr>
-          <w:rFonts w:ascii="Times New Roman" w:hAnsi="Times New Roman"/>
-          <w:color w:val="000000"/>
-          <w:sz w:val="26"/>
-        </w:rPr>
-        <w:t xml:space="preserve">•  </w:t>
-      </w:r>
-      <w:r>
-        <w:rPr>
-          <w:rFonts w:ascii="Times New Roman" w:hAnsi="Times New Roman"/>
-          <w:color w:val="000000"/>
-          <w:sz w:val="26"/>
-        </w:rPr>
-        <w:t>Các cơ chế phòng thủ mạng và hệ điều hành: gói cập nhật bản vá nhị phân Microsoft Knowledge Base (KB), chính sách vô hiệu hóa SMBv1 qua PowerShell/Registry/GPO, cấu hình tường lửa Windows Firewall và giải pháp phân đoạn mạng (VLAN).</w:t>
-      </w:r>
-    </w:p>
-    <w:p>
-      <w:pPr>
-        <w:pStyle w:val="Heading2"/>
-        <w:keepNext/>
-        <w:pBdr>
-          <w:top w:val="none" w:color="auto" w:sz="0" w:space="0"/>
-          <w:left w:val="none" w:color="auto" w:sz="0" w:space="0"/>
-          <w:bottom w:val="none" w:color="auto" w:sz="0" w:space="0"/>
-          <w:right w:val="none" w:color="auto" w:sz="0" w:space="0"/>
-        </w:pBdr>
-        <w:spacing w:before="200" w:after="80"/>
-      </w:pPr>
-      <w:r>
-        <w:t>3.2. Phạm vi nghiên cứu</w:t>
-      </w:r>
-    </w:p>
-    <w:p>
-      <w:pPr>
-        <w:keepNext/>
-        <w:spacing w:before="0" w:after="120" w:line="360" w:lineRule="auto"/>
-        <w:ind w:left="0" w:firstLine="709"/>
-        <w:jc w:val="both"/>
-      </w:pPr>
-      <w:r>
-        <w:rPr>
-          <w:rFonts w:ascii="Times New Roman" w:hAnsi="Times New Roman"/>
-          <w:color w:val="000000"/>
-          <w:sz w:val="26"/>
-        </w:rPr>
-        <w:t>Phạm vi nghiên cứu của đề tài được giới hạn trong các điều kiện kỹ thuật sau:</w:t>
-      </w:r>
-    </w:p>
-    <w:p>
-      <w:pPr>
-        <w:keepLines/>
-        <w:spacing w:before="0" w:after="80" w:line="360" w:lineRule="auto"/>
-        <w:ind w:left="709" w:hanging="357"/>
-        <w:jc w:val="both"/>
-      </w:pPr>
-      <w:r>
-        <w:rPr>
-          <w:rFonts w:ascii="Times New Roman" w:hAnsi="Times New Roman"/>
-          <w:color w:val="000000"/>
-          <w:sz w:val="26"/>
-        </w:rPr>
-        <w:t xml:space="preserve">•  </w:t>
-      </w:r>
-      <w:r>
-        <w:rPr>
-          <w:rFonts w:ascii="Times New Roman" w:hAnsi="Times New Roman"/>
-          <w:b/>
-          <w:color w:val="000000"/>
-          <w:sz w:val="26"/>
-        </w:rPr>
-        <w:t>Phạm vi không gian thực nghiệm:</w:t>
-      </w:r>
-      <w:r>
-        <w:rPr>
-          <w:rFonts w:ascii="Times New Roman" w:hAnsi="Times New Roman"/>
-          <w:color w:val="000000"/>
-          <w:sz w:val="26"/>
-        </w:rPr>
-        <w:t xml:space="preserve"> Mọi hoạt động khảo sát, quét mạng, thăm dò dấu hiệu và kiểm thử xâm nhập chỉ triển khai trong phòng thí nghiệm ảo hóa cô lập (sử dụng VMware Workstation / VirtualBox). Môi trường lab được cấu hình mạng nội bộ không kết nối Internet. Máy chủ mục tiêu đại diện là Windows 7 SP1 x64 (phiên bản thuộc diện ảnh hưởng tiêu biểu của MS17-010) và máy trạm kiểm thử là Kali Linux.</w:t>
-      </w:r>
-    </w:p>
-    <w:p>
-      <w:pPr>
-        <w:keepLines/>
-        <w:spacing w:before="0" w:after="80" w:line="360" w:lineRule="auto"/>
-        <w:ind w:left="709" w:hanging="357"/>
-        <w:jc w:val="both"/>
-      </w:pPr>
-      <w:r>
-        <w:rPr>
-          <w:rFonts w:ascii="Times New Roman" w:hAnsi="Times New Roman"/>
-          <w:color w:val="000000"/>
-          <w:sz w:val="26"/>
-        </w:rPr>
-        <w:t xml:space="preserve">•  </w:t>
-      </w:r>
-      <w:r>
-        <w:rPr>
-          <w:rFonts w:ascii="Times New Roman" w:hAnsi="Times New Roman"/>
-          <w:b/>
-          <w:color w:val="000000"/>
-          <w:sz w:val="26"/>
-        </w:rPr>
-        <w:t>Phạm vi nội dung và phương pháp:</w:t>
-      </w:r>
-      <w:r>
-        <w:rPr>
-          <w:rFonts w:ascii="Times New Roman" w:hAnsi="Times New Roman"/>
-          <w:color w:val="000000"/>
-          <w:sz w:val="26"/>
-        </w:rPr>
-        <w:t xml:space="preserve"> Tập trung nghiên cứu cơ chế giao thức, nguyên nhân lỗ hổng ở cấp độ nhân, thiết kế kiến trúc lab an toàn, chuẩn hóa quy trình nhận diện dịch vụ và xây dựng ma trận đối chứng trước – sau phòng thủ.</w:t>
-      </w:r>
-    </w:p>
-    <w:p>
-      <w:pPr>
-        <w:keepLines/>
-        <w:spacing w:before="0" w:after="80" w:line="360" w:lineRule="auto"/>
-        <w:ind w:left="709" w:hanging="357"/>
-        <w:jc w:val="both"/>
-      </w:pPr>
-      <w:r>
-        <w:rPr>
-          <w:rFonts w:ascii="Times New Roman" w:hAnsi="Times New Roman"/>
-          <w:color w:val="000000"/>
-          <w:sz w:val="26"/>
-        </w:rPr>
-        <w:t xml:space="preserve">•  </w:t>
-      </w:r>
-      <w:r>
-        <w:rPr>
-          <w:rFonts w:ascii="Times New Roman" w:hAnsi="Times New Roman"/>
-          <w:b/>
-          <w:color w:val="000000"/>
-          <w:sz w:val="26"/>
-        </w:rPr>
-        <w:t>Ranh giới loại trừ (Out of Scope):</w:t>
-      </w:r>
-      <w:r>
-        <w:rPr>
-          <w:rFonts w:ascii="Times New Roman" w:hAnsi="Times New Roman"/>
-          <w:color w:val="000000"/>
-          <w:sz w:val="26"/>
-        </w:rPr>
-        <w:t xml:space="preserve"> Đề tài không thực hiện quét mạng, thăm dò hoặc khai thác trên các hệ thống thông tin thực tế ngoài phòng thí nghiệm. Không phát tán mã khai thác ra mạng thực. Đề tài tuân thủ chỉ thị chưa đưa kết quả demo, log hoặc ảnh chụp thực nghiệm thực tế vào giai đoạn báo cáo hiện tại; phần đo lường sẽ hoàn thiện ở các giai đoạn sau.</w:t>
+        <w:t>Ở giai đoạn hiện tại, phần thực nghiệm chưa được dùng làm căn cứ kết luận. Log, kết quả lệnh và đối chiếu trước, sau sẽ được bổ sung khi có dữ liệu thực tế. Phân tích tài liệu và thiết kế phương pháp không thay thế cho kết quả chạy mô hình.</w:t>
       </w:r>
     </w:p>
     <w:p>
       <w:pPr>
         <w:pStyle w:val="Heading1"/>
-        <w:keepNext/>
-        <w:pBdr>
-          <w:top w:val="none" w:color="auto" w:sz="0" w:space="0"/>
-          <w:left w:val="none" w:color="auto" w:sz="0" w:space="0"/>
-          <w:bottom w:val="none" w:color="auto" w:sz="0" w:space="0"/>
-          <w:right w:val="none" w:color="auto" w:sz="0" w:space="0"/>
-        </w:pBdr>
-        <w:spacing w:before="280" w:after="120"/>
       </w:pPr>
       <w:r>
         <w:t>4. Phương pháp tiếp cận và quy trình nghiên cứu</w:t>
       </w:r>
     </w:p>
     <w:p>
-      <w:pPr>
-        <w:pStyle w:val="Heading2"/>
-        <w:keepNext/>
-        <w:pBdr>
-          <w:top w:val="none" w:color="auto" w:sz="0" w:space="0"/>
-          <w:left w:val="none" w:color="auto" w:sz="0" w:space="0"/>
-          <w:bottom w:val="none" w:color="auto" w:sz="0" w:space="0"/>
-          <w:right w:val="none" w:color="auto" w:sz="0" w:space="0"/>
-        </w:pBdr>
-        <w:spacing w:before="200" w:after="80"/>
-      </w:pPr>
+      <w:pPr/>
       <w:r>
-        <w:t>4.1. Phương pháp tiếp cận</w:t>
+        <w:t>Đề tài kết hợp phân tích tài liệu với thiết kế mô hình và so sánh. Tài liệu Microsoft xác định hành vi giao thức, phạm vi cập nhật; tài liệu gốc của công cụ giải thích phép kiểm tra. Hướng dẫn NIST SP 800-115 cung cấp cơ sở tổ chức lập kế hoạch, kiểm tra, phân tích phát hiện và đề xuất giảm thiểu [7]. Đồ án cụ thể hóa quy trình theo câu hỏi nghiên cứu.</w:t>
       </w:r>
     </w:p>
     <w:p>
-      <w:pPr>
-        <w:keepNext/>
-        <w:spacing w:before="0" w:after="120" w:line="360" w:lineRule="auto"/>
-        <w:ind w:left="0" w:firstLine="709"/>
-        <w:jc w:val="both"/>
-      </w:pPr>
+      <w:pPr/>
       <w:r>
-        <w:rPr>
-          <w:rFonts w:ascii="Times New Roman" w:hAnsi="Times New Roman"/>
-          <w:color w:val="000000"/>
-          <w:sz w:val="26"/>
-        </w:rPr>
-        <w:t>Đề tài kết hợp đồng bộ các phương pháp tiếp cận kỹ thuật sau nhằm bảo đảm tính khoa học và chuẩn xác:</w:t>
+        <w:t>Trình tự nghiên cứu bắt đầu bằng xác định cơ chế và điều kiện ảnh hưởng, sau đó thiết kế mô hình cùng tiêu chí kết luận. Bước khảo sát xác định khả năng kết nối và giao thức; bước kiểm tra lỗ hổng đối chiếu phản hồi công cụ với cấu hình, bản vá. Khi bằng chứng không đủ, kết quả được giữ ở mức chưa xác định thay vì chuyển thành kết luận máy đã được vá.</w:t>
       </w:r>
     </w:p>
     <w:p>
-      <w:pPr>
-        <w:keepLines/>
-        <w:spacing w:before="0" w:after="80" w:line="360" w:lineRule="auto"/>
-        <w:ind w:left="709" w:hanging="357"/>
-        <w:jc w:val="both"/>
-      </w:pPr>
+      <w:pPr/>
       <w:r>
-        <w:rPr>
-          <w:rFonts w:ascii="Times New Roman" w:hAnsi="Times New Roman"/>
-          <w:color w:val="000000"/>
-          <w:sz w:val="26"/>
-        </w:rPr>
-        <w:t xml:space="preserve">•  </w:t>
-      </w:r>
-      <w:r>
-        <w:rPr>
-          <w:rFonts w:ascii="Times New Roman" w:hAnsi="Times New Roman"/>
-          <w:b/>
-          <w:color w:val="000000"/>
-          <w:sz w:val="26"/>
-        </w:rPr>
-        <w:t>Phương pháp phân tích tài liệu kỹ thuật chuẩn:</w:t>
-      </w:r>
-      <w:r>
-        <w:rPr>
-          <w:rFonts w:ascii="Times New Roman" w:hAnsi="Times New Roman"/>
-          <w:color w:val="000000"/>
-          <w:sz w:val="26"/>
-        </w:rPr>
-        <w:t xml:space="preserve"> Nghiên cứu các tài liệu đặc tả giao thức chính thức của Microsoft ([MS-SMB], [MS-SMB2], [MS-CIFS]), các bản tin an ninh (MS17-010), cơ sở dữ liệu NIST NVD (CVE-2017-0144) và hướng dẫn an ninh Microsoft Learn [1], [2], [4].</w:t>
-      </w:r>
-    </w:p>
-    <w:p>
-      <w:pPr>
-        <w:keepLines/>
-        <w:spacing w:before="0" w:after="80" w:line="360" w:lineRule="auto"/>
-        <w:ind w:left="709" w:hanging="357"/>
-        <w:jc w:val="both"/>
-      </w:pPr>
-      <w:r>
-        <w:rPr>
-          <w:rFonts w:ascii="Times New Roman" w:hAnsi="Times New Roman"/>
-          <w:color w:val="000000"/>
-          <w:sz w:val="26"/>
-        </w:rPr>
-        <w:t xml:space="preserve">•  </w:t>
-      </w:r>
-      <w:r>
-        <w:rPr>
-          <w:rFonts w:ascii="Times New Roman" w:hAnsi="Times New Roman"/>
-          <w:b/>
-          <w:color w:val="000000"/>
-          <w:sz w:val="26"/>
-        </w:rPr>
-        <w:t>Phương pháp mô phỏng thực nghiệm trên môi trường ảo hóa:</w:t>
-      </w:r>
-      <w:r>
-        <w:rPr>
-          <w:rFonts w:ascii="Times New Roman" w:hAnsi="Times New Roman"/>
-          <w:color w:val="000000"/>
-          <w:sz w:val="26"/>
-        </w:rPr>
-        <w:t xml:space="preserve"> Xây dựng mô hình lab mạng ảo độc lập nhằm quan sát trực quan các hành vi giao thức, bắt giữ lưu lượng mạng và đối chiếu các phản hồi kỹ thuật.</w:t>
-      </w:r>
-    </w:p>
-    <w:p>
-      <w:pPr>
-        <w:keepLines/>
-        <w:spacing w:before="0" w:after="80" w:line="360" w:lineRule="auto"/>
-        <w:ind w:left="709" w:hanging="357"/>
-        <w:jc w:val="both"/>
-      </w:pPr>
-      <w:r>
-        <w:rPr>
-          <w:rFonts w:ascii="Times New Roman" w:hAnsi="Times New Roman"/>
-          <w:color w:val="000000"/>
-          <w:sz w:val="26"/>
-        </w:rPr>
-        <w:t xml:space="preserve">•  </w:t>
-      </w:r>
-      <w:r>
-        <w:rPr>
-          <w:rFonts w:ascii="Times New Roman" w:hAnsi="Times New Roman"/>
-          <w:b/>
-          <w:color w:val="000000"/>
-          <w:sz w:val="26"/>
-        </w:rPr>
-        <w:t>Phương pháp kiểm thử an ninh mạng theo chuẩn có kiểm soát:</w:t>
-      </w:r>
-      <w:r>
-        <w:rPr>
-          <w:rFonts w:ascii="Times New Roman" w:hAnsi="Times New Roman"/>
-          <w:color w:val="000000"/>
-          <w:sz w:val="26"/>
-        </w:rPr>
-        <w:t xml:space="preserve"> Áp dụng phương pháp luận kiểm thử kỹ thuật theo tiêu chuẩn NIST SP 800-115 [5]. Phương pháp kết hợp quan sát mạng từ xa (Black-box) với việc kiểm tra đối chiếu cấu hình nội tại của hệ điều hành (White-box).</w:t>
-      </w:r>
-    </w:p>
-    <w:p>
-      <w:pPr>
-        <w:keepLines/>
-        <w:spacing w:before="0" w:after="80" w:line="360" w:lineRule="auto"/>
-        <w:ind w:left="709" w:hanging="357"/>
-        <w:jc w:val="both"/>
-      </w:pPr>
-      <w:r>
-        <w:rPr>
-          <w:rFonts w:ascii="Times New Roman" w:hAnsi="Times New Roman"/>
-          <w:color w:val="000000"/>
-          <w:sz w:val="26"/>
-        </w:rPr>
-        <w:t xml:space="preserve">•  </w:t>
-      </w:r>
-      <w:r>
-        <w:rPr>
-          <w:rFonts w:ascii="Times New Roman" w:hAnsi="Times New Roman"/>
-          <w:b/>
-          <w:color w:val="000000"/>
-          <w:sz w:val="26"/>
-        </w:rPr>
-        <w:t>Phương pháp so sánh và đối chứng kỹ thuật:</w:t>
-      </w:r>
-      <w:r>
-        <w:rPr>
-          <w:rFonts w:ascii="Times New Roman" w:hAnsi="Times New Roman"/>
-          <w:color w:val="000000"/>
-          <w:sz w:val="26"/>
-        </w:rPr>
-        <w:t xml:space="preserve"> Đánh giá hiệu lực của các biện pháp bảo vệ thông qua việc so sánh trạng thái an ninh của máy chủ mục tiêu trước và sau khi áp dụng từng lớp phòng thủ theo các tiêu chí chuẩn hóa [6].</w:t>
-      </w:r>
-    </w:p>
-    <w:p>
-      <w:pPr>
-        <w:pStyle w:val="Heading2"/>
-        <w:keepNext/>
-        <w:pBdr>
-          <w:top w:val="none" w:color="auto" w:sz="0" w:space="0"/>
-          <w:left w:val="none" w:color="auto" w:sz="0" w:space="0"/>
-          <w:bottom w:val="none" w:color="auto" w:sz="0" w:space="0"/>
-          <w:right w:val="none" w:color="auto" w:sz="0" w:space="0"/>
-        </w:pBdr>
-        <w:spacing w:before="200" w:after="80"/>
-      </w:pPr>
-      <w:r>
-        <w:t>4.2. Quy trình nghiên cứu</w:t>
-      </w:r>
-    </w:p>
-    <w:p>
-      <w:pPr>
-        <w:keepNext/>
-        <w:spacing w:before="0" w:after="120" w:line="360" w:lineRule="auto"/>
-        <w:ind w:left="0" w:firstLine="709"/>
-        <w:jc w:val="both"/>
-      </w:pPr>
-      <w:r>
-        <w:rPr>
-          <w:rFonts w:ascii="Times New Roman" w:hAnsi="Times New Roman"/>
-          <w:color w:val="000000"/>
-          <w:sz w:val="26"/>
-        </w:rPr>
-        <w:t>Đề tài được tổ chức thực hiện theo quy trình 5 bước tuần tự:</w:t>
-      </w:r>
-    </w:p>
-    <w:p>
-      <w:pPr>
-        <w:keepLines/>
-        <w:spacing w:before="0" w:after="80" w:line="360" w:lineRule="auto"/>
-        <w:ind w:left="709" w:hanging="357"/>
-        <w:jc w:val="both"/>
-      </w:pPr>
-      <w:r>
-        <w:rPr>
-          <w:rFonts w:ascii="Times New Roman" w:hAnsi="Times New Roman"/>
-          <w:color w:val="000000"/>
-          <w:sz w:val="26"/>
-        </w:rPr>
-        <w:t xml:space="preserve">•  </w:t>
-      </w:r>
-      <w:r>
-        <w:rPr>
-          <w:rFonts w:ascii="Times New Roman" w:hAnsi="Times New Roman"/>
-          <w:b/>
-          <w:color w:val="000000"/>
-          <w:sz w:val="26"/>
-        </w:rPr>
-        <w:t>Bước 1 – Khảo sát nền tảng lý thuyết và thu thập tài liệu:</w:t>
-      </w:r>
-      <w:r>
-        <w:rPr>
-          <w:rFonts w:ascii="Times New Roman" w:hAnsi="Times New Roman"/>
-          <w:color w:val="000000"/>
-          <w:sz w:val="26"/>
-        </w:rPr>
-        <w:t xml:space="preserve"> Thu thập và nghiên cứu các tài liệu chuẩn về giao thức SMB. Phân tích cơ chế truyền tải qua cổng TCP 445/139 và tổng hợp thông tin về nhóm lỗ hổng MS17-010.</w:t>
-      </w:r>
-    </w:p>
-    <w:p>
-      <w:pPr>
-        <w:keepLines/>
-        <w:spacing w:before="0" w:after="80" w:line="360" w:lineRule="auto"/>
-        <w:ind w:left="709" w:hanging="357"/>
-        <w:jc w:val="both"/>
-      </w:pPr>
-      <w:r>
-        <w:rPr>
-          <w:rFonts w:ascii="Times New Roman" w:hAnsi="Times New Roman"/>
-          <w:color w:val="000000"/>
-          <w:sz w:val="26"/>
-        </w:rPr>
-        <w:t xml:space="preserve">•  </w:t>
-      </w:r>
-      <w:r>
-        <w:rPr>
-          <w:rFonts w:ascii="Times New Roman" w:hAnsi="Times New Roman"/>
-          <w:b/>
-          <w:color w:val="000000"/>
-          <w:sz w:val="26"/>
-        </w:rPr>
-        <w:t>Bước 2 – Thiết kế kiến trúc lab và xây dựng tiêu chí thẩm định:</w:t>
-      </w:r>
-      <w:r>
-        <w:rPr>
-          <w:rFonts w:ascii="Times New Roman" w:hAnsi="Times New Roman"/>
-          <w:color w:val="000000"/>
-          <w:sz w:val="26"/>
-        </w:rPr>
-        <w:t xml:space="preserve"> Thiết lập sơ đồ mạng lab 3 VLAN cô lập, phân hoạch địa chỉ IP tĩnh, chuẩn bị máy ảo mục tiêu và máy kiểm thử, đồng thời xây dựng thang đo 4 cấp độ thẩm định an ninh.</w:t>
-      </w:r>
-    </w:p>
-    <w:p>
-      <w:pPr>
-        <w:keepLines/>
-        <w:spacing w:before="0" w:after="80" w:line="360" w:lineRule="auto"/>
-        <w:ind w:left="709" w:hanging="357"/>
-        <w:jc w:val="both"/>
-      </w:pPr>
-      <w:r>
-        <w:rPr>
-          <w:rFonts w:ascii="Times New Roman" w:hAnsi="Times New Roman"/>
-          <w:color w:val="000000"/>
-          <w:sz w:val="26"/>
-        </w:rPr>
-        <w:t xml:space="preserve">•  </w:t>
-      </w:r>
-      <w:r>
-        <w:rPr>
-          <w:rFonts w:ascii="Times New Roman" w:hAnsi="Times New Roman"/>
-          <w:b/>
-          <w:color w:val="000000"/>
-          <w:sz w:val="26"/>
-        </w:rPr>
-        <w:t>Bước 3 – Xây dựng kịch bản kiểm thử có kiểm soát:</w:t>
-      </w:r>
-      <w:r>
-        <w:rPr>
-          <w:rFonts w:ascii="Times New Roman" w:hAnsi="Times New Roman"/>
-          <w:color w:val="000000"/>
-          <w:sz w:val="26"/>
-        </w:rPr>
-        <w:t xml:space="preserve"> Chuẩn hóa quy trình kiểm thử 4 giai đoạn sử dụng Nmap, NSE script và Metasploit Framework. Mục tiêu là phân định rạch ròi giữa việc mở cổng, hỗ trợ SMBv1, dấu hiệu chưa vá và khả năng khai thác thực tế.</w:t>
-      </w:r>
-    </w:p>
-    <w:p>
-      <w:pPr>
-        <w:keepLines/>
-        <w:spacing w:before="0" w:after="80" w:line="360" w:lineRule="auto"/>
-        <w:ind w:left="709" w:hanging="357"/>
-        <w:jc w:val="both"/>
-      </w:pPr>
-      <w:r>
-        <w:rPr>
-          <w:rFonts w:ascii="Times New Roman" w:hAnsi="Times New Roman"/>
-          <w:color w:val="000000"/>
-          <w:sz w:val="26"/>
-        </w:rPr>
-        <w:t xml:space="preserve">•  </w:t>
-      </w:r>
-      <w:r>
-        <w:rPr>
-          <w:rFonts w:ascii="Times New Roman" w:hAnsi="Times New Roman"/>
-          <w:b/>
-          <w:color w:val="000000"/>
-          <w:sz w:val="26"/>
-        </w:rPr>
-        <w:t>Bước 4 – Thiết lập giải pháp phòng thủ đa tầng:</w:t>
-      </w:r>
-      <w:r>
-        <w:rPr>
-          <w:rFonts w:ascii="Times New Roman" w:hAnsi="Times New Roman"/>
-          <w:color w:val="000000"/>
-          <w:sz w:val="26"/>
-        </w:rPr>
-        <w:t xml:space="preserve"> Nghiên cứu và thử nghiệm quy trình cập nhật bản vá KB, vô hiệu hóa hoàn toàn SMBv1, cấu hình quy tắc tường lửa lọc cổng dịch vụ và thiết lập chính sách phân đoạn mạng cách ly.</w:t>
-      </w:r>
-    </w:p>
-    <w:p>
-      <w:pPr>
-        <w:keepLines/>
-        <w:spacing w:before="0" w:after="80" w:line="360" w:lineRule="auto"/>
-        <w:ind w:left="709" w:hanging="357"/>
-        <w:jc w:val="both"/>
-      </w:pPr>
-      <w:r>
-        <w:rPr>
-          <w:rFonts w:ascii="Times New Roman" w:hAnsi="Times New Roman"/>
-          <w:color w:val="000000"/>
-          <w:sz w:val="26"/>
-        </w:rPr>
-        <w:t xml:space="preserve">•  </w:t>
-      </w:r>
-      <w:r>
-        <w:rPr>
-          <w:rFonts w:ascii="Times New Roman" w:hAnsi="Times New Roman"/>
-          <w:b/>
-          <w:color w:val="000000"/>
-          <w:sz w:val="26"/>
-        </w:rPr>
-        <w:t>Bước 5 – Đánh giá rủi ro, phân tích tương thích và tổng kết:</w:t>
-      </w:r>
-      <w:r>
-        <w:rPr>
-          <w:rFonts w:ascii="Times New Roman" w:hAnsi="Times New Roman"/>
-          <w:color w:val="000000"/>
-          <w:sz w:val="26"/>
-        </w:rPr>
-        <w:t xml:space="preserve"> Đánh giá mức độ tổn hại an toàn thông tin theo tam giác CIA. Phân tích bài toán tương thích thiết bị ngoại vi và hoàn thiện toàn văn báo cáo đồ án.</w:t>
+        <w:t>Phương pháp so sánh sử dụng cùng tiêu chí trước và sau thay đổi. Bản vá tác động tới xử lý yêu cầu, còn tường lửa kiểm soát lưu lượng giữa máy hoặc mạng [2], [8]; hai biện pháp cần được đánh giá theo tác động khác nhau. Nếu máy kiểm thử không kết nối được sau thay đổi, cần xét đường kết nối trước khi kết luận về lỗ hổng. Khả năng truy cập từ Client cũng là tiêu chí đối chiếu để tránh xem việc mất chức năng chia sẻ là một kết quả phòng thủ đầy đủ.</w:t>
       </w:r>
     </w:p>
     <w:p>
       <w:pPr>
         <w:pStyle w:val="Heading1"/>
-        <w:keepNext/>
-        <w:pBdr>
-          <w:top w:val="none" w:color="auto" w:sz="0" w:space="0"/>
-          <w:left w:val="none" w:color="auto" w:sz="0" w:space="0"/>
-          <w:bottom w:val="none" w:color="auto" w:sz="0" w:space="0"/>
-          <w:right w:val="none" w:color="auto" w:sz="0" w:space="0"/>
-        </w:pBdr>
-        <w:spacing w:before="280" w:after="120"/>
       </w:pPr>
       <w:r>
         <w:t>5. Nguyên tắc an toàn và giới hạn kiểm thử</w:t>
       </w:r>
     </w:p>
     <w:p>
-      <w:pPr>
-        <w:pStyle w:val="Heading2"/>
-        <w:keepNext/>
-        <w:pBdr>
-          <w:top w:val="none" w:color="auto" w:sz="0" w:space="0"/>
-          <w:left w:val="none" w:color="auto" w:sz="0" w:space="0"/>
-          <w:bottom w:val="none" w:color="auto" w:sz="0" w:space="0"/>
-          <w:right w:val="none" w:color="auto" w:sz="0" w:space="0"/>
-        </w:pBdr>
-        <w:spacing w:before="200" w:after="80"/>
-      </w:pPr>
+      <w:pPr/>
       <w:r>
-        <w:t>5.1. Cam kết đạo đức nghề nghiệp và tuân thủ pháp lý</w:t>
+        <w:t>Mọi thao tác chỉ được thực hiện trên hệ thống thuộc quyền sở hữu hoặc được cho phép rõ ràng. Phạm vi máy, phương pháp và điều kiện dừng phải được xác định trước lượt kiểm tra, phù hợp với yêu cầu lập kế hoạch đánh giá của NIST [7]. Mạng thực nghiệm phải được cô lập; máy Windows chưa vá không được đưa ra mạng thật hoặc Internet. Kết nối mạng cầu nối (Bridged Adapter) không được dùng cho máy mục tiêu.</w:t>
       </w:r>
     </w:p>
     <w:p>
-      <w:pPr>
-        <w:spacing w:before="0" w:after="120" w:line="360" w:lineRule="auto"/>
-        <w:ind w:left="0" w:firstLine="709"/>
-        <w:jc w:val="both"/>
-      </w:pPr>
+      <w:pPr/>
       <w:r>
-        <w:rPr>
-          <w:rFonts w:ascii="Times New Roman" w:hAnsi="Times New Roman"/>
-          <w:color w:val="000000"/>
-          <w:sz w:val="26"/>
-        </w:rPr>
-        <w:t>Mọi hoạt động nghiên cứu và kiểm thử an ninh trong đề tài đều thực hiện trên tinh thần học thuật nghiêm túc, tuân thủ pháp luật hiện hành và chuẩn mực đạo đức:</w:t>
-      </w:r>
-    </w:p>
-    <w:p>
-      <w:pPr>
-        <w:keepLines/>
-        <w:spacing w:before="0" w:after="80" w:line="360" w:lineRule="auto"/>
-        <w:ind w:left="709" w:hanging="357"/>
-        <w:jc w:val="both"/>
-      </w:pPr>
-      <w:r>
-        <w:rPr>
-          <w:rFonts w:ascii="Times New Roman" w:hAnsi="Times New Roman"/>
-          <w:color w:val="000000"/>
-          <w:sz w:val="26"/>
-        </w:rPr>
-        <w:t xml:space="preserve">•  </w:t>
-      </w:r>
-      <w:r>
-        <w:rPr>
-          <w:rFonts w:ascii="Times New Roman" w:hAnsi="Times New Roman"/>
-          <w:color w:val="000000"/>
-          <w:sz w:val="26"/>
-        </w:rPr>
-        <w:t>Tuân thủ Luật An toàn thông tin mạng số 86/2015/QH13 của nước Cộng hòa Xã hội Chủ nghĩa Việt Nam. Nghiêm cấm phát tán mã độc, xâm nhập trái phép hoặc gây gián đoạn hệ thống thông tin.</w:t>
-      </w:r>
-    </w:p>
-    <w:p>
-      <w:pPr>
-        <w:keepLines/>
-        <w:spacing w:before="0" w:after="80" w:line="360" w:lineRule="auto"/>
-        <w:ind w:left="709" w:hanging="357"/>
-        <w:jc w:val="both"/>
-      </w:pPr>
-      <w:r>
-        <w:rPr>
-          <w:rFonts w:ascii="Times New Roman" w:hAnsi="Times New Roman"/>
-          <w:color w:val="000000"/>
-          <w:sz w:val="26"/>
-        </w:rPr>
-        <w:t xml:space="preserve">•  </w:t>
-      </w:r>
-      <w:r>
-        <w:rPr>
-          <w:rFonts w:ascii="Times New Roman" w:hAnsi="Times New Roman"/>
-          <w:color w:val="000000"/>
-          <w:sz w:val="26"/>
-        </w:rPr>
-        <w:t>Chấp hành đầy đủ quy chế đào tạo, nội quy phòng thực hành của Khoa Công nghệ Thông tin – Trường Đại học Công Thương TP. Hồ Chí Minh (HUIT) và đề cương đã được phê duyệt.</w:t>
-      </w:r>
-    </w:p>
-    <w:p>
-      <w:pPr>
-        <w:keepLines/>
-        <w:spacing w:before="0" w:after="80" w:line="360" w:lineRule="auto"/>
-        <w:ind w:left="709" w:hanging="357"/>
-        <w:jc w:val="both"/>
-      </w:pPr>
-      <w:r>
-        <w:rPr>
-          <w:rFonts w:ascii="Times New Roman" w:hAnsi="Times New Roman"/>
-          <w:color w:val="000000"/>
-          <w:sz w:val="26"/>
-        </w:rPr>
-        <w:t xml:space="preserve">•  </w:t>
-      </w:r>
-      <w:r>
-        <w:rPr>
-          <w:rFonts w:ascii="Times New Roman" w:hAnsi="Times New Roman"/>
-          <w:color w:val="000000"/>
-          <w:sz w:val="26"/>
-        </w:rPr>
-        <w:t>Mọi hoạt động kiểm thử chỉ nhằm nâng cao nhận thức và làm rõ cơ chế tấn công để xây dựng giải pháp phòng thủ. Tuyệt đối không sử dụng công cụ nghiên cứu vào các hành vi gây hại hay xâm phạm quyền riêng tư.</w:t>
-      </w:r>
-    </w:p>
-    <w:p>
-      <w:pPr>
-        <w:pStyle w:val="Heading2"/>
-        <w:keepNext/>
-        <w:pBdr>
-          <w:top w:val="none" w:color="auto" w:sz="0" w:space="0"/>
-          <w:left w:val="none" w:color="auto" w:sz="0" w:space="0"/>
-          <w:bottom w:val="none" w:color="auto" w:sz="0" w:space="0"/>
-          <w:right w:val="none" w:color="auto" w:sz="0" w:space="0"/>
-        </w:pBdr>
-        <w:spacing w:before="200" w:after="80"/>
-      </w:pPr>
-      <w:r>
-        <w:t>5.2. Nguyên tắc cô lập mạng tuyệt đối</w:t>
-      </w:r>
-    </w:p>
-    <w:p>
-      <w:pPr>
-        <w:keepNext/>
-        <w:spacing w:before="0" w:after="120" w:line="360" w:lineRule="auto"/>
-        <w:ind w:left="0" w:firstLine="709"/>
-        <w:jc w:val="both"/>
-      </w:pPr>
-      <w:r>
-        <w:rPr>
-          <w:rFonts w:ascii="Times New Roman" w:hAnsi="Times New Roman"/>
-          <w:color w:val="000000"/>
-          <w:sz w:val="26"/>
-        </w:rPr>
-        <w:t>Nhằm triệt tiêu rủi ro rò rỉ lưu lượng kiểm thử ra môi trường thực tế, hệ thống phòng thí nghiệm bắt buộc tuân thủ nguyên tắc cách ly mạng:</w:t>
-      </w:r>
-    </w:p>
-    <w:p>
-      <w:pPr>
-        <w:keepLines/>
-        <w:spacing w:before="0" w:after="80" w:line="360" w:lineRule="auto"/>
-        <w:ind w:left="709" w:hanging="357"/>
-        <w:jc w:val="both"/>
-      </w:pPr>
-      <w:r>
-        <w:rPr>
-          <w:rFonts w:ascii="Times New Roman" w:hAnsi="Times New Roman"/>
-          <w:color w:val="000000"/>
-          <w:sz w:val="26"/>
-        </w:rPr>
-        <w:t xml:space="preserve">•  </w:t>
-      </w:r>
-      <w:r>
-        <w:rPr>
-          <w:rFonts w:ascii="Times New Roman" w:hAnsi="Times New Roman"/>
-          <w:color w:val="000000"/>
-          <w:sz w:val="26"/>
-        </w:rPr>
-        <w:t>Toàn bộ máy ảo tham gia mô hình thực nghiệm (Kali Linux, Windows mục tiêu, máy trạm đối chứng) chỉ liên kết qua các phân vùng mạng ảo nội bộ (Host-only Network hoặc Internal Network).</w:t>
-      </w:r>
-    </w:p>
-    <w:p>
-      <w:pPr>
-        <w:keepLines/>
-        <w:spacing w:before="0" w:after="80" w:line="360" w:lineRule="auto"/>
-        <w:ind w:left="709" w:hanging="357"/>
-        <w:jc w:val="both"/>
-      </w:pPr>
-      <w:r>
-        <w:rPr>
-          <w:rFonts w:ascii="Times New Roman" w:hAnsi="Times New Roman"/>
-          <w:color w:val="000000"/>
-          <w:sz w:val="26"/>
-        </w:rPr>
-        <w:t xml:space="preserve">•  </w:t>
-      </w:r>
-      <w:r>
-        <w:rPr>
-          <w:rFonts w:ascii="Times New Roman" w:hAnsi="Times New Roman"/>
-          <w:color w:val="000000"/>
-          <w:sz w:val="26"/>
-        </w:rPr>
-        <w:t>Tuyệt đối không sử dụng chế độ card mạng cầu nối (Bridged Adapter) để tránh việc máy ảo nhận địa chỉ IP từ mạng thực của nhà trường hoặc nhà cung cấp dịch vụ mạng.</w:t>
-      </w:r>
-    </w:p>
-    <w:p>
-      <w:pPr>
-        <w:keepLines/>
-        <w:spacing w:before="0" w:after="80" w:line="360" w:lineRule="auto"/>
-        <w:ind w:left="709" w:hanging="357"/>
-        <w:jc w:val="both"/>
-      </w:pPr>
-      <w:r>
-        <w:rPr>
-          <w:rFonts w:ascii="Times New Roman" w:hAnsi="Times New Roman"/>
-          <w:color w:val="000000"/>
-          <w:sz w:val="26"/>
-        </w:rPr>
-        <w:t xml:space="preserve">•  </w:t>
-      </w:r>
-      <w:r>
-        <w:rPr>
-          <w:rFonts w:ascii="Times New Roman" w:hAnsi="Times New Roman"/>
-          <w:color w:val="000000"/>
-          <w:sz w:val="26"/>
-        </w:rPr>
-        <w:t>Ngắt hoàn toàn kết nối Internet và các cổng giao tiếp vật lý ra bên ngoài trên các máy ảo mục tiêu trong suốt quá trình kiểm thử.</w:t>
-      </w:r>
-    </w:p>
-    <w:p>
-      <w:pPr>
-        <w:pStyle w:val="Heading2"/>
-        <w:keepNext/>
-        <w:pBdr>
-          <w:top w:val="none" w:color="auto" w:sz="0" w:space="0"/>
-          <w:left w:val="none" w:color="auto" w:sz="0" w:space="0"/>
-          <w:bottom w:val="none" w:color="auto" w:sz="0" w:space="0"/>
-          <w:right w:val="none" w:color="auto" w:sz="0" w:space="0"/>
-        </w:pBdr>
-        <w:spacing w:before="200" w:after="80"/>
-      </w:pPr>
-      <w:r>
-        <w:t>5.3. Nguyên tắc kiểm soát tác động và sao lưu trạng thái tức thời (Snapshot)</w:t>
-      </w:r>
-    </w:p>
-    <w:p>
-      <w:pPr>
-        <w:spacing w:before="0" w:after="120" w:line="360" w:lineRule="auto"/>
-        <w:ind w:left="0" w:firstLine="709"/>
-        <w:jc w:val="both"/>
-      </w:pPr>
-      <w:r>
-        <w:rPr>
-          <w:rFonts w:ascii="Times New Roman" w:hAnsi="Times New Roman"/>
-          <w:color w:val="000000"/>
-          <w:sz w:val="26"/>
-        </w:rPr>
-        <w:t>Do cơ chế khai thác lỗ hổng CVE-2017-0144 can thiệp trực tiếp vào bộ nhớ nhân (Non-Paged Pool), quá trình kiểm thử tiềm ẩn nguy cơ cao gây lỗi hỏng bộ đệm và làm sập hệ điều hành:</w:t>
-      </w:r>
-    </w:p>
-    <w:p>
-      <w:pPr>
-        <w:keepLines/>
-        <w:spacing w:before="0" w:after="80" w:line="360" w:lineRule="auto"/>
-        <w:ind w:left="709" w:hanging="357"/>
-        <w:jc w:val="both"/>
-      </w:pPr>
-      <w:r>
-        <w:rPr>
-          <w:rFonts w:ascii="Times New Roman" w:hAnsi="Times New Roman"/>
-          <w:color w:val="000000"/>
-          <w:sz w:val="26"/>
-        </w:rPr>
-        <w:t xml:space="preserve">•  </w:t>
-      </w:r>
-      <w:r>
-        <w:rPr>
-          <w:rFonts w:ascii="Times New Roman" w:hAnsi="Times New Roman"/>
-          <w:color w:val="000000"/>
-          <w:sz w:val="26"/>
-        </w:rPr>
-        <w:t>Trước khi kích hoạt bất kỳ công cụ thăm dò hoặc mô-đun khai thác nào, người kiểm thử bắt buộc phải chụp lại ảnh nhanh trạng thái (snapshot) của toàn bộ máy ảo.</w:t>
-      </w:r>
-    </w:p>
-    <w:p>
-      <w:pPr>
-        <w:keepLines/>
-        <w:spacing w:before="0" w:after="80" w:line="360" w:lineRule="auto"/>
-        <w:ind w:left="709" w:hanging="357"/>
-        <w:jc w:val="both"/>
-      </w:pPr>
-      <w:r>
-        <w:rPr>
-          <w:rFonts w:ascii="Times New Roman" w:hAnsi="Times New Roman"/>
-          <w:color w:val="000000"/>
-          <w:sz w:val="26"/>
-        </w:rPr>
-        <w:t xml:space="preserve">•  </w:t>
-      </w:r>
-      <w:r>
-        <w:rPr>
-          <w:rFonts w:ascii="Times New Roman" w:hAnsi="Times New Roman"/>
-          <w:color w:val="000000"/>
-          <w:sz w:val="26"/>
-        </w:rPr>
-        <w:t>Khi xuất hiện sự cố dừng hệ thống (lỗi màn hình xanh BSOD), tiến trình kiểm thử phải tạm dừng ngay. Hệ thống được khôi phục về snapshot sạch đã lưu trước đó để đưa dịch vụ trở lại ổn định.</w:t>
-      </w:r>
-    </w:p>
-    <w:p>
-      <w:pPr>
-        <w:keepLines/>
-        <w:spacing w:before="0" w:after="80" w:line="360" w:lineRule="auto"/>
-        <w:ind w:left="709" w:hanging="357"/>
-        <w:jc w:val="both"/>
-      </w:pPr>
-      <w:r>
-        <w:rPr>
-          <w:rFonts w:ascii="Times New Roman" w:hAnsi="Times New Roman"/>
-          <w:color w:val="000000"/>
-          <w:sz w:val="26"/>
-        </w:rPr>
-        <w:t xml:space="preserve">•  </w:t>
-      </w:r>
-      <w:r>
-        <w:rPr>
-          <w:rFonts w:ascii="Times New Roman" w:hAnsi="Times New Roman"/>
-          <w:color w:val="000000"/>
-          <w:sz w:val="26"/>
-        </w:rPr>
-        <w:t>Không tiến hành lặp lại các phép thử can thiệp bộ nhớ khi chưa xác định rõ nguyên nhân sai lệch, nhằm bảo toàn tính toàn vẹn của môi trường thực nghiệm.</w:t>
-      </w:r>
-    </w:p>
-    <w:p>
-      <w:pPr>
-        <w:pStyle w:val="Heading2"/>
-        <w:keepNext/>
-        <w:pBdr>
-          <w:top w:val="none" w:color="auto" w:sz="0" w:space="0"/>
-          <w:left w:val="none" w:color="auto" w:sz="0" w:space="0"/>
-          <w:bottom w:val="none" w:color="auto" w:sz="0" w:space="0"/>
-          <w:right w:val="none" w:color="auto" w:sz="0" w:space="0"/>
-        </w:pBdr>
-        <w:spacing w:before="200" w:after="80"/>
-      </w:pPr>
-      <w:r>
-        <w:t>5.4. Nguyên tắc dừng kiểm thử khẩn cấp</w:t>
-      </w:r>
-    </w:p>
-    <w:p>
-      <w:pPr>
-        <w:keepNext/>
-        <w:spacing w:before="0" w:after="120" w:line="360" w:lineRule="auto"/>
-        <w:ind w:left="0" w:firstLine="709"/>
-        <w:jc w:val="both"/>
-      </w:pPr>
-      <w:r>
-        <w:rPr>
-          <w:rFonts w:ascii="Times New Roman" w:hAnsi="Times New Roman"/>
-          <w:color w:val="000000"/>
-          <w:sz w:val="26"/>
-        </w:rPr>
-        <w:t>Quy trình kiểm thử quy định các điều kiện kích hoạt việc dừng khẩn cấp:</w:t>
-      </w:r>
-    </w:p>
-    <w:p>
-      <w:pPr>
-        <w:keepLines/>
-        <w:spacing w:before="0" w:after="80" w:line="360" w:lineRule="auto"/>
-        <w:ind w:left="709" w:hanging="357"/>
-        <w:jc w:val="both"/>
-      </w:pPr>
-      <w:r>
-        <w:rPr>
-          <w:rFonts w:ascii="Times New Roman" w:hAnsi="Times New Roman"/>
-          <w:color w:val="000000"/>
-          <w:sz w:val="26"/>
-        </w:rPr>
-        <w:t xml:space="preserve">•  </w:t>
-      </w:r>
-      <w:r>
-        <w:rPr>
-          <w:rFonts w:ascii="Times New Roman" w:hAnsi="Times New Roman"/>
-          <w:color w:val="000000"/>
-          <w:sz w:val="26"/>
-        </w:rPr>
-        <w:t>Dừng ngay lập tức toàn bộ các tác vụ quét mạng và khai thác khi phát hiện lưu lượng mạng có dấu hiệu truyền nhận ra ngoài dải địa chỉ IP nội bộ của lab.</w:t>
-      </w:r>
-    </w:p>
-    <w:p>
-      <w:pPr>
-        <w:keepLines/>
-        <w:spacing w:before="0" w:after="80" w:line="360" w:lineRule="auto"/>
-        <w:ind w:left="709" w:hanging="357"/>
-        <w:jc w:val="both"/>
-      </w:pPr>
-      <w:r>
-        <w:rPr>
-          <w:rFonts w:ascii="Times New Roman" w:hAnsi="Times New Roman"/>
-          <w:color w:val="000000"/>
-          <w:sz w:val="26"/>
-        </w:rPr>
-        <w:t xml:space="preserve">•  </w:t>
-      </w:r>
-      <w:r>
-        <w:rPr>
-          <w:rFonts w:ascii="Times New Roman" w:hAnsi="Times New Roman"/>
-          <w:color w:val="000000"/>
-          <w:sz w:val="26"/>
-        </w:rPr>
-        <w:t>Dừng kiểm thử khi phát hiện hành vi bất thường của phần mềm ảo hóa hoặc hiện tượng quá tải phần cứng trên máy chủ vật lý.</w:t>
-      </w:r>
-    </w:p>
-    <w:p>
-      <w:pPr>
-        <w:keepLines/>
-        <w:spacing w:before="0" w:after="80" w:line="360" w:lineRule="auto"/>
-        <w:ind w:left="709" w:hanging="357"/>
-        <w:jc w:val="both"/>
-      </w:pPr>
-      <w:r>
-        <w:rPr>
-          <w:rFonts w:ascii="Times New Roman" w:hAnsi="Times New Roman"/>
-          <w:color w:val="000000"/>
-          <w:sz w:val="26"/>
-        </w:rPr>
-        <w:t xml:space="preserve">•  </w:t>
-      </w:r>
-      <w:r>
-        <w:rPr>
-          <w:rFonts w:ascii="Times New Roman" w:hAnsi="Times New Roman"/>
-          <w:color w:val="000000"/>
-          <w:sz w:val="26"/>
-        </w:rPr>
-        <w:t>Dừng kiểm thử và báo cáo kịp thời xin ý kiến hướng dẫn của Giảng viên khi xuất hiện bất kỳ tình huống kỹ thuật nào vượt ra ngoài phạm vi kịch bản đã phê duyệt.</w:t>
-      </w:r>
-    </w:p>
-    <w:p>
-      <w:pPr>
-        <w:pStyle w:val="Heading2"/>
-        <w:keepNext/>
-        <w:pBdr>
-          <w:top w:val="none" w:color="auto" w:sz="0" w:space="0"/>
-          <w:left w:val="none" w:color="auto" w:sz="0" w:space="0"/>
-          <w:bottom w:val="none" w:color="auto" w:sz="0" w:space="0"/>
-          <w:right w:val="none" w:color="auto" w:sz="0" w:space="0"/>
-        </w:pBdr>
-        <w:spacing w:before="200" w:after="80"/>
-      </w:pPr>
-      <w:r>
-        <w:t>5.5. Giới hạn kiểm thử</w:t>
-      </w:r>
-    </w:p>
-    <w:p>
-      <w:pPr>
-        <w:keepNext/>
-        <w:spacing w:before="0" w:after="120" w:line="360" w:lineRule="auto"/>
-        <w:ind w:left="0" w:firstLine="709"/>
-        <w:jc w:val="both"/>
-      </w:pPr>
-      <w:r>
-        <w:rPr>
-          <w:rFonts w:ascii="Times New Roman" w:hAnsi="Times New Roman"/>
-          <w:color w:val="000000"/>
-          <w:sz w:val="26"/>
-        </w:rPr>
-        <w:t>Đề tài xác lập các giới hạn kiểm thử khách quan sau:</w:t>
-      </w:r>
-    </w:p>
-    <w:p>
-      <w:pPr>
-        <w:keepLines/>
-        <w:spacing w:before="0" w:after="80" w:line="360" w:lineRule="auto"/>
-        <w:ind w:left="709" w:hanging="357"/>
-        <w:jc w:val="both"/>
-      </w:pPr>
-      <w:r>
-        <w:rPr>
-          <w:rFonts w:ascii="Times New Roman" w:hAnsi="Times New Roman"/>
-          <w:color w:val="000000"/>
-          <w:sz w:val="26"/>
-        </w:rPr>
-        <w:t xml:space="preserve">•  </w:t>
-      </w:r>
-      <w:r>
-        <w:rPr>
-          <w:rFonts w:ascii="Times New Roman" w:hAnsi="Times New Roman"/>
-          <w:color w:val="000000"/>
-          <w:sz w:val="26"/>
-        </w:rPr>
-        <w:t>Thử nghiệm chỉ tiến hành trên các phiên bản hệ điều hành máy ảo đại diện (Windows 7 SP1 x64) thuộc phạm vi cấp phép; không triển khai trên các hệ thống đang vận hành nghiệp vụ thực tế.</w:t>
-      </w:r>
-    </w:p>
-    <w:p>
-      <w:pPr>
-        <w:keepLines/>
-        <w:spacing w:before="0" w:after="80" w:line="360" w:lineRule="auto"/>
-        <w:ind w:left="709" w:hanging="357"/>
-        <w:jc w:val="both"/>
-      </w:pPr>
-      <w:r>
-        <w:rPr>
-          <w:rFonts w:ascii="Times New Roman" w:hAnsi="Times New Roman"/>
-          <w:color w:val="000000"/>
-          <w:sz w:val="26"/>
-        </w:rPr>
-        <w:t xml:space="preserve">•  </w:t>
-      </w:r>
-      <w:r>
-        <w:rPr>
-          <w:rFonts w:ascii="Times New Roman" w:hAnsi="Times New Roman"/>
-          <w:color w:val="000000"/>
-          <w:sz w:val="26"/>
-        </w:rPr>
-        <w:t>Đề tài không sáng tác hay giả mạo các dữ liệu log, số liệu đo lường hoặc kết quả khai thác. Các số liệu thực nghiệm thực tế sẽ được triển khai và ghi nhận đầy đủ, trung thực ở các giai đoạn tiếp theo.</w:t>
+        <w:t>Kiểm thử ưu tiên bước khảo sát và đối chiếu ít tác động trước khi xem xét khai thác. Rapid7 cảnh báo module EternalBlue có thể gây mất ổn định, khởi động lại hoặc lỗi màn hình xanh [3]. Phải chuẩn bị khả năng phục hồi và dừng khi có ảnh hưởng ngoài dự kiến; máy bị treo không được coi là bằng chứng khai thác thành công. Kết quả trong một mô hình chỉ có giá trị với cấu hình và điều kiện đã kiểm tra.</w:t>
       </w:r>
     </w:p>
     <w:p>
       <w:pPr>
         <w:pStyle w:val="Heading1"/>
-        <w:keepNext/>
-        <w:pBdr>
-          <w:top w:val="none" w:color="auto" w:sz="0" w:space="0"/>
-          <w:left w:val="none" w:color="auto" w:sz="0" w:space="0"/>
-          <w:bottom w:val="none" w:color="auto" w:sz="0" w:space="0"/>
-          <w:right w:val="none" w:color="auto" w:sz="0" w:space="0"/>
-        </w:pBdr>
-        <w:spacing w:before="280" w:after="120"/>
       </w:pPr>
       <w:r>
         <w:t>6. Ý nghĩa khoa học và giá trị thực tiễn</w:t>
       </w:r>
     </w:p>
     <w:p>
-      <w:pPr>
-        <w:pStyle w:val="Heading2"/>
-        <w:keepNext/>
-        <w:pBdr>
-          <w:top w:val="none" w:color="auto" w:sz="0" w:space="0"/>
-          <w:left w:val="none" w:color="auto" w:sz="0" w:space="0"/>
-          <w:bottom w:val="none" w:color="auto" w:sz="0" w:space="0"/>
-          <w:right w:val="none" w:color="auto" w:sz="0" w:space="0"/>
-        </w:pBdr>
-        <w:spacing w:before="200" w:after="80"/>
-      </w:pPr>
+      <w:pPr/>
       <w:r>
-        <w:t>6.1. Ý nghĩa khoa học</w:t>
+        <w:t>Giá trị dự kiến về mặt học thuật là cách tổ chức quan hệ giữa kiến thức giao thức, điều kiện lỗ hổng và tiêu chí bằng chứng. Việc phân biệt các mức kết luận giúp giải thích vì sao một phản hồi công cụ chưa đủ để chứng minh toàn bộ trạng thái Server. Đồ án vận dụng tài liệu đã công bố, không đặt mục tiêu phát hiện lỗ hổng mới.</w:t>
       </w:r>
     </w:p>
     <w:p>
-      <w:pPr>
-        <w:keepLines/>
-        <w:spacing w:before="0" w:after="80" w:line="360" w:lineRule="auto"/>
-        <w:ind w:left="709" w:hanging="357"/>
-        <w:jc w:val="both"/>
-      </w:pPr>
+      <w:pPr/>
       <w:r>
-        <w:rPr>
-          <w:rFonts w:ascii="Times New Roman" w:hAnsi="Times New Roman"/>
-          <w:color w:val="000000"/>
-          <w:sz w:val="26"/>
-        </w:rPr>
-        <w:t xml:space="preserve">•  </w:t>
-      </w:r>
-      <w:r>
-        <w:rPr>
-          <w:rFonts w:ascii="Times New Roman" w:hAnsi="Times New Roman"/>
-          <w:b/>
-          <w:color w:val="000000"/>
-          <w:sz w:val="26"/>
-        </w:rPr>
-        <w:t>Hệ thống hóa lý thuyết giao thức an ninh mạng:</w:t>
-      </w:r>
-      <w:r>
-        <w:rPr>
-          <w:rFonts w:ascii="Times New Roman" w:hAnsi="Times New Roman"/>
-          <w:color w:val="000000"/>
-          <w:sz w:val="26"/>
-        </w:rPr>
-        <w:t xml:space="preserve"> Đề tài làm sáng tỏ kiến trúc phân tầng, chuỗi máy trạng thái giao dịch và ranh giới an ninh giữa ba thế hệ giao thức SMBv1, SMBv2 và SMBv3. Nghiên cứu chỉ ra các điểm yếu cấu trúc cố hữu của giao thức legacy trong việc duy trì an toàn dữ liệu.</w:t>
-      </w:r>
-    </w:p>
-    <w:p>
-      <w:pPr>
-        <w:keepLines/>
-        <w:spacing w:before="0" w:after="80" w:line="360" w:lineRule="auto"/>
-        <w:ind w:left="709" w:hanging="357"/>
-        <w:jc w:val="both"/>
-      </w:pPr>
-      <w:r>
-        <w:rPr>
-          <w:rFonts w:ascii="Times New Roman" w:hAnsi="Times New Roman"/>
-          <w:color w:val="000000"/>
-          <w:sz w:val="26"/>
-        </w:rPr>
-        <w:t xml:space="preserve">•  </w:t>
-      </w:r>
-      <w:r>
-        <w:rPr>
-          <w:rFonts w:ascii="Times New Roman" w:hAnsi="Times New Roman"/>
-          <w:b/>
-          <w:color w:val="000000"/>
-          <w:sz w:val="26"/>
-        </w:rPr>
-        <w:t>Làm rõ cơ chế lỗi bộ nhớ cấp nhân:</w:t>
-      </w:r>
-      <w:r>
-        <w:rPr>
-          <w:rFonts w:ascii="Times New Roman" w:hAnsi="Times New Roman"/>
-          <w:color w:val="000000"/>
-          <w:sz w:val="26"/>
-        </w:rPr>
-        <w:t xml:space="preserve"> Đề tài phân tích nguyên nhân gốc rễ của lỗ hổng CVE-2017-0144 ở mức độ mã nguồn và bộ nhớ nhân. Nghiên cứu làm rõ mối liên hệ giữa lỗi cắt ngắn số nguyên trong chuyển đổi FEA với kỹ thuật dàn xếp Non-Paged Pool và chiếm quyền điều khiển luồng thực thi CPU.</w:t>
-      </w:r>
-    </w:p>
-    <w:p>
-      <w:pPr>
-        <w:keepLines/>
-        <w:spacing w:before="0" w:after="80" w:line="360" w:lineRule="auto"/>
-        <w:ind w:left="709" w:hanging="357"/>
-        <w:jc w:val="both"/>
-      </w:pPr>
-      <w:r>
-        <w:rPr>
-          <w:rFonts w:ascii="Times New Roman" w:hAnsi="Times New Roman"/>
-          <w:color w:val="000000"/>
-          <w:sz w:val="26"/>
-        </w:rPr>
-        <w:t xml:space="preserve">•  </w:t>
-      </w:r>
-      <w:r>
-        <w:rPr>
-          <w:rFonts w:ascii="Times New Roman" w:hAnsi="Times New Roman"/>
-          <w:b/>
-          <w:color w:val="000000"/>
-          <w:sz w:val="26"/>
-        </w:rPr>
-        <w:t>Đóng góp về phương pháp luận đánh giá an ninh:</w:t>
-      </w:r>
-      <w:r>
-        <w:rPr>
-          <w:rFonts w:ascii="Times New Roman" w:hAnsi="Times New Roman"/>
-          <w:color w:val="000000"/>
-          <w:sz w:val="26"/>
-        </w:rPr>
-        <w:t xml:space="preserve"> Đề tài xác lập khung thang đo nhận thức luận 4 cấp độ thẩm định trạng thái SMB. Khung này cung cấp cơ sở khoa học để phân định rạch ròi giữa việc mở cổng mạng, chấp thuận phương ngữ giao thức, dấu hiệu mã lỗi phản hồi từ nhân và khả năng thực thi mã thực tế, giúp loại bỏ các kết luận suy diễn thiếu căn cứ.</w:t>
-      </w:r>
-    </w:p>
-    <w:p>
-      <w:pPr>
-        <w:pStyle w:val="Heading2"/>
-        <w:keepNext/>
-        <w:pBdr>
-          <w:top w:val="none" w:color="auto" w:sz="0" w:space="0"/>
-          <w:left w:val="none" w:color="auto" w:sz="0" w:space="0"/>
-          <w:bottom w:val="none" w:color="auto" w:sz="0" w:space="0"/>
-          <w:right w:val="none" w:color="auto" w:sz="0" w:space="0"/>
-        </w:pBdr>
-        <w:spacing w:before="200" w:after="80"/>
-      </w:pPr>
-      <w:r>
-        <w:t>6.2. Giá trị thực tiễn</w:t>
-      </w:r>
-    </w:p>
-    <w:p>
-      <w:pPr>
-        <w:keepLines/>
-        <w:spacing w:before="0" w:after="80" w:line="360" w:lineRule="auto"/>
-        <w:ind w:left="709" w:hanging="357"/>
-        <w:jc w:val="both"/>
-      </w:pPr>
-      <w:r>
-        <w:rPr>
-          <w:rFonts w:ascii="Times New Roman" w:hAnsi="Times New Roman"/>
-          <w:color w:val="000000"/>
-          <w:sz w:val="26"/>
-        </w:rPr>
-        <w:t xml:space="preserve">•  </w:t>
-      </w:r>
-      <w:r>
-        <w:rPr>
-          <w:rFonts w:ascii="Times New Roman" w:hAnsi="Times New Roman"/>
-          <w:b/>
-          <w:color w:val="000000"/>
-          <w:sz w:val="26"/>
-        </w:rPr>
-        <w:t>Cung cấp quy trình kiểm thử an toàn cho quản trị viên:</w:t>
-      </w:r>
-      <w:r>
-        <w:rPr>
-          <w:rFonts w:ascii="Times New Roman" w:hAnsi="Times New Roman"/>
-          <w:color w:val="000000"/>
-          <w:sz w:val="26"/>
-        </w:rPr>
-        <w:t xml:space="preserve"> Tài liệu hóa quy trình trinh sát và thẩm định an ninh dịch vụ SMB chuẩn hóa, có thể lặp lại và kiểm soát rủi ro. Kết quả này hỗ trợ chuyên viên an toàn thông tin và quản trị viên mạng đánh giá chính xác bề mặt tấn công của hạ tầng Windows.</w:t>
-      </w:r>
-    </w:p>
-    <w:p>
-      <w:pPr>
-        <w:keepLines/>
-        <w:spacing w:before="0" w:after="80" w:line="360" w:lineRule="auto"/>
-        <w:ind w:left="709" w:hanging="357"/>
-        <w:jc w:val="both"/>
-      </w:pPr>
-      <w:r>
-        <w:rPr>
-          <w:rFonts w:ascii="Times New Roman" w:hAnsi="Times New Roman"/>
-          <w:color w:val="000000"/>
-          <w:sz w:val="26"/>
-        </w:rPr>
-        <w:t xml:space="preserve">•  </w:t>
-      </w:r>
-      <w:r>
-        <w:rPr>
-          <w:rFonts w:ascii="Times New Roman" w:hAnsi="Times New Roman"/>
-          <w:b/>
-          <w:color w:val="000000"/>
-          <w:sz w:val="26"/>
-        </w:rPr>
-        <w:t>Hướng dẫn nhận diện và giải mã dấu hiệu kỹ thuật:</w:t>
-      </w:r>
-      <w:r>
-        <w:rPr>
-          <w:rFonts w:ascii="Times New Roman" w:hAnsi="Times New Roman"/>
-          <w:color w:val="000000"/>
-          <w:sz w:val="26"/>
-        </w:rPr>
-        <w:t xml:space="preserve"> Làm rõ ý nghĩa của các mã trạng thái phản hồi NT Status trong kịch bản Nmap NSE và Metasploit. Tài liệu giúp người quản trị phân biệt chính xác giữa máy chủ đã được vá an toàn với các trường hợp bị chặn kết nối nặc danh tới tài nguyên </w:t>
-      </w:r>
-      <w:r>
-        <w:rPr>
-          <w:rFonts w:ascii="Times New Roman" w:hAnsi="Times New Roman"/>
-          <w:i/>
-          <w:color w:val="000000"/>
-          <w:sz w:val="26"/>
-        </w:rPr>
-        <w:t>IPC$</w:t>
-      </w:r>
-      <w:r>
-        <w:rPr>
-          <w:rFonts w:ascii="Times New Roman" w:hAnsi="Times New Roman"/>
-          <w:color w:val="000000"/>
-          <w:sz w:val="26"/>
-        </w:rPr>
-        <w:t>.</w:t>
-      </w:r>
-    </w:p>
-    <w:p>
-      <w:pPr>
-        <w:keepLines/>
-        <w:spacing w:before="0" w:after="80" w:line="360" w:lineRule="auto"/>
-        <w:ind w:left="709" w:hanging="357"/>
-        <w:jc w:val="both"/>
-      </w:pPr>
-      <w:r>
-        <w:rPr>
-          <w:rFonts w:ascii="Times New Roman" w:hAnsi="Times New Roman"/>
-          <w:color w:val="000000"/>
-          <w:sz w:val="26"/>
-        </w:rPr>
-        <w:t xml:space="preserve">•  </w:t>
-      </w:r>
-      <w:r>
-        <w:rPr>
-          <w:rFonts w:ascii="Times New Roman" w:hAnsi="Times New Roman"/>
-          <w:b/>
-          <w:color w:val="000000"/>
-          <w:sz w:val="26"/>
-        </w:rPr>
-        <w:t>Đề xuất chiến lược phòng thủ đa tầng khả thi:</w:t>
-      </w:r>
-      <w:r>
-        <w:rPr>
-          <w:rFonts w:ascii="Times New Roman" w:hAnsi="Times New Roman"/>
-          <w:color w:val="000000"/>
-          <w:sz w:val="26"/>
-        </w:rPr>
-        <w:t xml:space="preserve"> Đưa ra giải pháp phòng thủ theo chiều sâu ba tầng và phương án phân đoạn mạng cách ly (Legacy VLAN) thiết thực. Giải pháp này giải quyết hài hòa bài toán xung đột giữa việc nâng cao an toàn thông tin và việc bảo đảm tính liên tục của các dịch vụ nghiệp vụ sử dụng thiết bị cũ.</w:t>
+        <w:t>Về thực tiễn, mô hình kiểm thử, tiêu chí đối chiếu và khuyến nghị dự kiến hỗ trợ việc đọc kết quả kiểm tra, lựa chọn biện pháp phòng thủ. Hiệu quả và ảnh hưởng tương thích chỉ được đánh giá sau khi có dữ liệu thực tế.</w:t>
       </w:r>
     </w:p>
     <w:p>
       <w:pPr>
         <w:pStyle w:val="Heading1"/>
-        <w:keepNext/>
-        <w:pBdr>
-          <w:top w:val="none" w:color="auto" w:sz="0" w:space="0"/>
-          <w:left w:val="none" w:color="auto" w:sz="0" w:space="0"/>
-          <w:bottom w:val="none" w:color="auto" w:sz="0" w:space="0"/>
-          <w:right w:val="none" w:color="auto" w:sz="0" w:space="0"/>
-        </w:pBdr>
-        <w:spacing w:before="280" w:after="120"/>
       </w:pPr>
       <w:r>
         <w:t>7. Bố cục của báo cáo</w:t>
       </w:r>
     </w:p>
     <w:p>
-      <w:pPr>
-        <w:keepNext/>
-        <w:spacing w:before="0" w:after="120" w:line="360" w:lineRule="auto"/>
-        <w:ind w:left="0" w:firstLine="709"/>
-        <w:jc w:val="both"/>
-      </w:pPr>
+      <w:pPr/>
       <w:r>
-        <w:rPr>
-          <w:rFonts w:ascii="Times New Roman" w:hAnsi="Times New Roman"/>
-          <w:color w:val="000000"/>
-          <w:sz w:val="26"/>
-        </w:rPr>
-        <w:t>Báo cáo đồ án chuyên ngành được tổ chức kết cấu thành 4 chương nội dung chính cùng phần Mở đầu, Kết luận và Kiến nghị:</w:t>
-      </w:r>
-    </w:p>
-    <w:p>
-      <w:pPr>
-        <w:keepLines/>
-        <w:spacing w:before="0" w:after="80" w:line="360" w:lineRule="auto"/>
-        <w:ind w:left="709" w:hanging="357"/>
-        <w:jc w:val="both"/>
-      </w:pPr>
-      <w:r>
-        <w:rPr>
-          <w:rFonts w:ascii="Times New Roman" w:hAnsi="Times New Roman"/>
-          <w:color w:val="000000"/>
-          <w:sz w:val="26"/>
-        </w:rPr>
-        <w:t xml:space="preserve">•  </w:t>
-      </w:r>
-      <w:r>
-        <w:rPr>
-          <w:rFonts w:ascii="Times New Roman" w:hAnsi="Times New Roman"/>
-          <w:b/>
-          <w:color w:val="000000"/>
-          <w:sz w:val="26"/>
-        </w:rPr>
-        <w:t>Mở đầu:</w:t>
-      </w:r>
-      <w:r>
-        <w:rPr>
-          <w:rFonts w:ascii="Times New Roman" w:hAnsi="Times New Roman"/>
-          <w:color w:val="000000"/>
-          <w:sz w:val="26"/>
-        </w:rPr>
-        <w:t xml:space="preserve"> Trình bày lý do chọn đề tài, mục tiêu nghiên cứu, đối tượng và phạm vi nghiên cứu. Nội dung cũng bao gồm phương pháp tiếp cận, quy trình thực hiện, nguyên tắc an toàn, ý nghĩa khoa học, giá trị thực tiễn và bố cục tổng thể của báo cáo.</w:t>
-      </w:r>
-    </w:p>
-    <w:p>
-      <w:pPr>
-        <w:keepLines/>
-        <w:spacing w:before="0" w:after="80" w:line="360" w:lineRule="auto"/>
-        <w:ind w:left="709" w:hanging="357"/>
-        <w:jc w:val="both"/>
-      </w:pPr>
-      <w:r>
-        <w:rPr>
-          <w:rFonts w:ascii="Times New Roman" w:hAnsi="Times New Roman"/>
-          <w:color w:val="000000"/>
-          <w:sz w:val="26"/>
-        </w:rPr>
-        <w:t xml:space="preserve">•  </w:t>
-      </w:r>
-      <w:r>
-        <w:rPr>
-          <w:rFonts w:ascii="Times New Roman" w:hAnsi="Times New Roman"/>
-          <w:b/>
-          <w:color w:val="000000"/>
-          <w:sz w:val="26"/>
-        </w:rPr>
-        <w:t>Chương 1 – Cơ sở lý thuyết và công cụ kiểm thử SMB:</w:t>
-      </w:r>
-      <w:r>
-        <w:rPr>
-          <w:rFonts w:ascii="Times New Roman" w:hAnsi="Times New Roman"/>
-          <w:color w:val="000000"/>
-          <w:sz w:val="26"/>
-        </w:rPr>
-        <w:t xml:space="preserve"> Trình bày kiến trúc giao thức SMB, cơ chế truyền tải qua cổng TCP 139/445, chuỗi máy trạng thái giao dịch, so sánh đối chiếu SMBv1-v3. Giải phẫu bản chất kỹ thuật của nhóm lỗ hổng MS17-010 và lỗi nhân CVE-2017-0144. Giới thiệu bộ công cụ Kali Linux, Nmap, NSE, Metasploit. Thiết lập thang đo 4 cấp độ thẩm định và chiến lược phòng thủ đa tầng.</w:t>
-      </w:r>
-    </w:p>
-    <w:p>
-      <w:pPr>
-        <w:keepLines/>
-        <w:spacing w:before="0" w:after="80" w:line="360" w:lineRule="auto"/>
-        <w:ind w:left="709" w:hanging="357"/>
-        <w:jc w:val="both"/>
-      </w:pPr>
-      <w:r>
-        <w:rPr>
-          <w:rFonts w:ascii="Times New Roman" w:hAnsi="Times New Roman"/>
-          <w:color w:val="000000"/>
-          <w:sz w:val="26"/>
-        </w:rPr>
-        <w:t xml:space="preserve">•  </w:t>
-      </w:r>
-      <w:r>
-        <w:rPr>
-          <w:rFonts w:ascii="Times New Roman" w:hAnsi="Times New Roman"/>
-          <w:b/>
-          <w:color w:val="000000"/>
-          <w:sz w:val="26"/>
-        </w:rPr>
-        <w:t>Chương 2 – Thiết kế và triển khai mô hình thực nghiệm:</w:t>
-      </w:r>
-      <w:r>
-        <w:rPr>
-          <w:rFonts w:ascii="Times New Roman" w:hAnsi="Times New Roman"/>
-          <w:color w:val="000000"/>
-          <w:sz w:val="26"/>
-        </w:rPr>
-        <w:t xml:space="preserve"> Trình bày thiết kế kiến trúc lab ảo hóa cô lập (mô hình 3 phân vùng mạng VLAN định tuyến qua tường lửa). Trình bày thông số cấu hình các máy ảo (Kali Linux, Windows 7 Target, Client đối chứng), phân bổ dải địa chỉ IP tĩnh, cơ chế snapshot khôi phục, và kịch bản kiểm thử có kiểm soát theo 4 trạng thái đơn biến.</w:t>
-      </w:r>
-    </w:p>
-    <w:p>
-      <w:pPr>
-        <w:keepLines/>
-        <w:spacing w:before="0" w:after="80" w:line="360" w:lineRule="auto"/>
-        <w:ind w:left="709" w:hanging="357"/>
-        <w:jc w:val="both"/>
-      </w:pPr>
-      <w:r>
-        <w:rPr>
-          <w:rFonts w:ascii="Times New Roman" w:hAnsi="Times New Roman"/>
-          <w:color w:val="000000"/>
-          <w:sz w:val="26"/>
-        </w:rPr>
-        <w:t xml:space="preserve">•  </w:t>
-      </w:r>
-      <w:r>
-        <w:rPr>
-          <w:rFonts w:ascii="Times New Roman" w:hAnsi="Times New Roman"/>
-          <w:b/>
-          <w:color w:val="000000"/>
-          <w:sz w:val="26"/>
-        </w:rPr>
-        <w:t>Chương 3 – Thực nghiệm kiểm thử SMB:</w:t>
-      </w:r>
-      <w:r>
-        <w:rPr>
-          <w:rFonts w:ascii="Times New Roman" w:hAnsi="Times New Roman"/>
-          <w:color w:val="000000"/>
-          <w:sz w:val="26"/>
-        </w:rPr>
-        <w:t xml:space="preserve"> Trình bày quy trình và phương pháp luận triển khai thực nghiệm chi tiết theo từng bước. Các bước gồm quét cổng, nhận diện phương ngữ SMB, thăm dò dấu hiệu lỗi qua kịch bản NSE và thẩm định xâm nhập có kiểm soát trong lab cô lập.</w:t>
-      </w:r>
-    </w:p>
-    <w:p>
-      <w:pPr>
-        <w:keepLines/>
-        <w:spacing w:before="0" w:after="80" w:line="360" w:lineRule="auto"/>
-        <w:ind w:left="709" w:hanging="357"/>
-        <w:jc w:val="both"/>
-      </w:pPr>
-      <w:r>
-        <w:rPr>
-          <w:rFonts w:ascii="Times New Roman" w:hAnsi="Times New Roman"/>
-          <w:color w:val="000000"/>
-          <w:sz w:val="26"/>
-        </w:rPr>
-        <w:t xml:space="preserve">•  </w:t>
-      </w:r>
-      <w:r>
-        <w:rPr>
-          <w:rFonts w:ascii="Times New Roman" w:hAnsi="Times New Roman"/>
-          <w:b/>
-          <w:color w:val="000000"/>
-          <w:sz w:val="26"/>
-        </w:rPr>
-        <w:t>Chương 4 – Đánh giá kết quả, phân tích rủi ro và khuyến nghị:</w:t>
-      </w:r>
-      <w:r>
-        <w:rPr>
-          <w:rFonts w:ascii="Times New Roman" w:hAnsi="Times New Roman"/>
-          <w:color w:val="000000"/>
-          <w:sz w:val="26"/>
-        </w:rPr>
-        <w:t xml:space="preserve"> Phân tích, tổng hợp và đối chiếu kết quả trạng thái an ninh trước và sau khi áp dụng các biện pháp phòng vệ (vá lỗi KB, tắt SMBv1, cấu hình tường lửa và phân đoạn mạng). Đánh giá rủi ro theo tam giác CIA. Phân tích bài toán tương thích và đề xuất danh mục khuyến nghị bảo mật đa tầng cho hạ tầng doanh nghiệp.</w:t>
-      </w:r>
-    </w:p>
-    <w:p>
-      <w:pPr>
-        <w:keepLines/>
-        <w:spacing w:before="0" w:after="80" w:line="360" w:lineRule="auto"/>
-        <w:ind w:left="709" w:hanging="357"/>
-        <w:jc w:val="both"/>
-      </w:pPr>
-      <w:r>
-        <w:rPr>
-          <w:rFonts w:ascii="Times New Roman" w:hAnsi="Times New Roman"/>
-          <w:color w:val="000000"/>
-          <w:sz w:val="26"/>
-        </w:rPr>
-        <w:t xml:space="preserve">•  </w:t>
-      </w:r>
-      <w:r>
-        <w:rPr>
-          <w:rFonts w:ascii="Times New Roman" w:hAnsi="Times New Roman"/>
-          <w:b/>
-          <w:color w:val="000000"/>
-          <w:sz w:val="26"/>
-        </w:rPr>
-        <w:t>Kết luận và kiến nghị:</w:t>
-      </w:r>
-      <w:r>
-        <w:rPr>
-          <w:rFonts w:ascii="Times New Roman" w:hAnsi="Times New Roman"/>
-          <w:color w:val="000000"/>
-          <w:sz w:val="26"/>
-        </w:rPr>
-        <w:t xml:space="preserve"> Tổng kết các kết quả chính đã đạt được so với mục tiêu đề ra, chỉ rõ những mặt hạn chế của đề tài và vạch ra định hướng nghiên cứu, phát triển tiếp theo.</w:t>
-      </w:r>
-    </w:p>
-    <w:p>
-      <w:pPr>
-        <w:keepLines/>
-        <w:spacing w:before="0" w:after="80" w:line="360" w:lineRule="auto"/>
-        <w:ind w:left="709" w:hanging="357"/>
-        <w:jc w:val="both"/>
-      </w:pPr>
-      <w:r>
-        <w:rPr>
-          <w:rFonts w:ascii="Times New Roman" w:hAnsi="Times New Roman"/>
-          <w:color w:val="000000"/>
-          <w:sz w:val="26"/>
-        </w:rPr>
-        <w:t xml:space="preserve">•  </w:t>
-      </w:r>
-      <w:r>
-        <w:rPr>
-          <w:rFonts w:ascii="Times New Roman" w:hAnsi="Times New Roman"/>
-          <w:b/>
-          <w:color w:val="000000"/>
-          <w:sz w:val="26"/>
-        </w:rPr>
-        <w:t>Tài liệu tham khảo:</w:t>
-      </w:r>
-      <w:r>
-        <w:rPr>
-          <w:rFonts w:ascii="Times New Roman" w:hAnsi="Times New Roman"/>
-          <w:color w:val="000000"/>
-          <w:sz w:val="26"/>
-        </w:rPr>
-        <w:t xml:space="preserve"> Danh mục các tài liệu học thuật, tiêu chuẩn kỹ thuật quốc tế và tài liệu công cụ được trích dẫn theo chuẩn IEEE.</w:t>
+        <w:t>Chương 1 trình bày cơ sở lý thuyết SMB, MS17-010, công cụ và tiêu chí xác minh. Chương 2 trình bày thiết kế và triển khai mô hình thực nghiệm. Chương 3 dành cho thực nghiệm kiểm thử SMB theo quy trình đã xác định. Chương 4 đối chiếu kết quả, phân tích rủi ro và đưa ra khuyến nghị. Phần kết luận tổng hợp mức đạt mục tiêu, giới hạn và hướng phát triển dựa trên nội dung thực tế của báo cáo.</w:t>
       </w:r>
     </w:p>
     <w:p>
       <w:pPr>
         <w:pStyle w:val="Heading1"/>
-        <w:keepNext/>
         <w:pageBreakBefore/>
-        <w:pBdr>
-          <w:top w:val="none" w:color="auto" w:sz="0" w:space="0"/>
-          <w:left w:val="none" w:color="auto" w:sz="0" w:space="0"/>
-          <w:bottom w:val="none" w:color="auto" w:sz="0" w:space="0"/>
-          <w:right w:val="none" w:color="auto" w:sz="0" w:space="0"/>
-        </w:pBdr>
-        <w:spacing w:before="280" w:after="120"/>
       </w:pPr>
       <w:r>
         <w:t>TÀI LIỆU THAM KHẢO</w:t>
@@ -2251,104 +219,73 @@
     </w:p>
     <w:p>
       <w:pPr>
-        <w:keepLines/>
-        <w:spacing w:before="0" w:after="120" w:line="360" w:lineRule="auto"/>
-        <w:ind w:left="567" w:hanging="567"/>
-        <w:jc w:val="both"/>
+        <w:pStyle w:val="BibliographyHUIT"/>
       </w:pPr>
       <w:r>
-        <w:rPr>
-          <w:rFonts w:ascii="Times New Roman" w:hAnsi="Times New Roman"/>
-          <w:color w:val="000000"/>
-          <w:sz w:val="26"/>
-        </w:rPr>
-        <w:t>[1] Microsoft, "Microsoft Security Bulletin MS17-010 – Critical," Microsoft Learn / Security TechCenter, Mar. 2017. [Online]. Available: https://learn.microsoft.com/en-us/security-updates/securitybulletins/2017/ms17-010</w:t>
+        <w:t>[1] Microsoft, "What is SMB File Sharing for Windows and Windows Server?," Microsoft Learn, 2025. [Online]. Available: https://learn.microsoft.com/en-us/windows-server/storage/file-server/file-server-smb-overview. [Accessed: Oct. 4, 2026].</w:t>
       </w:r>
     </w:p>
     <w:p>
       <w:pPr>
-        <w:keepLines/>
-        <w:spacing w:before="0" w:after="120" w:line="360" w:lineRule="auto"/>
-        <w:ind w:left="567" w:hanging="567"/>
-        <w:jc w:val="both"/>
+        <w:pStyle w:val="BibliographyHUIT"/>
       </w:pPr>
       <w:r>
-        <w:rPr>
-          <w:rFonts w:ascii="Times New Roman" w:hAnsi="Times New Roman"/>
-          <w:color w:val="000000"/>
-          <w:sz w:val="26"/>
-        </w:rPr>
-        <w:t>[2] National Institute of Standards and Technology (NIST), "CVE-2017-0144 Detail," National Vulnerability Database (NVD), Mar. 2017. [Online]. Available: https://nvd.nist.gov/vuln/detail/CVE-2017-0144</w:t>
+        <w:t>[2] Microsoft, "Microsoft Security Bulletin MS17-010 – Critical," Microsoft Learn / Security TechCenter, Mar. 2017. [Online]. Available: https://learn.microsoft.com/en-us/security-updates/securitybulletins/2017/ms17-010. [Accessed: Oct. 4, 2026].</w:t>
       </w:r>
     </w:p>
     <w:p>
       <w:pPr>
-        <w:keepLines/>
-        <w:spacing w:before="0" w:after="120" w:line="360" w:lineRule="auto"/>
-        <w:ind w:left="567" w:hanging="567"/>
-        <w:jc w:val="both"/>
+        <w:pStyle w:val="BibliographyHUIT"/>
       </w:pPr>
       <w:r>
-        <w:rPr>
-          <w:rFonts w:ascii="Times New Roman" w:hAnsi="Times New Roman"/>
-          <w:color w:val="000000"/>
-          <w:sz w:val="26"/>
-        </w:rPr>
-        <w:t>[3] Microsoft Threat Intelligence, "WannaCrypt ransomware worm targets out-of-date systems," Microsoft Security Blog, May 2017. [Online]. Available: https://www.microsoft.com/en-us/security/blog/2017/05/12/wannacrypt-ransomware-worm-targets-out-of-date-systems/</w:t>
+        <w:t>[3] Rapid7, "MS17-010 EternalBlue SMB Remote Windows Kernel Pool Corruption," Rapid7 Exploit Database, 2017. [Online]. Available: https://www.rapid7.com/db/modules/exploit/windows/smb/ms17_010_eternalblue/. [Accessed: Oct. 4, 2026].</w:t>
       </w:r>
     </w:p>
     <w:p>
       <w:pPr>
-        <w:keepLines/>
-        <w:spacing w:before="0" w:after="120" w:line="360" w:lineRule="auto"/>
-        <w:ind w:left="567" w:hanging="567"/>
-        <w:jc w:val="both"/>
+        <w:pStyle w:val="BibliographyHUIT"/>
       </w:pPr>
       <w:r>
-        <w:rPr>
-          <w:rFonts w:ascii="Times New Roman" w:hAnsi="Times New Roman"/>
-          <w:color w:val="000000"/>
-          <w:sz w:val="26"/>
-        </w:rPr>
-        <w:t>[4] Microsoft Learn, "Detect, enable, and disable SMBv1, SMBv2, and SMBv3 in Windows," Microsoft Learn, 2025. [Online]. Available: https://learn.microsoft.com/en-us/windows-server/storage/file-server/troubleshoot/detect-enable-and-disable-smbv1-v2-v3</w:t>
+        <w:t>[4] Microsoft Threat Intelligence, "WannaCrypt ransomware worm targets out-of-date systems," Microsoft Security Blog, May 2017. [Online]. Available: https://www.microsoft.com/en-us/security/blog/2017/05/12/wannacrypt-ransomware-worm-targets-out-of-date-systems/. [Accessed: Oct. 4, 2026].</w:t>
       </w:r>
     </w:p>
     <w:p>
       <w:pPr>
-        <w:keepLines/>
-        <w:spacing w:before="0" w:after="120" w:line="360" w:lineRule="auto"/>
-        <w:ind w:left="567" w:hanging="567"/>
-        <w:jc w:val="both"/>
+        <w:pStyle w:val="BibliographyHUIT"/>
       </w:pPr>
       <w:r>
-        <w:rPr>
-          <w:rFonts w:ascii="Times New Roman" w:hAnsi="Times New Roman"/>
-          <w:color w:val="000000"/>
-          <w:sz w:val="26"/>
-        </w:rPr>
-        <w:t>[5] National Institute of Standards and Technology (NIST), "Technical Guide to Information Security Testing and Assessment," NIST Special Publication 800-115, 2008. [Online]. Available: https://csrc.nist.gov/pubs/sp/800/115/final</w:t>
+        <w:t>[5] Microsoft, "Direct hosting of SMB over TCP/IP," Microsoft Learn, 2026. [Online]. Available: https://learn.microsoft.com/en-us/troubleshoot/windows-server/networking/direct-hosting-of-smb-over-tcpip. [Accessed: Oct. 4, 2026].</w:t>
       </w:r>
     </w:p>
     <w:p>
       <w:pPr>
-        <w:keepLines/>
-        <w:spacing w:before="0" w:after="120" w:line="360" w:lineRule="auto"/>
-        <w:ind w:left="567" w:hanging="567"/>
-        <w:jc w:val="both"/>
+        <w:pStyle w:val="BibliographyHUIT"/>
       </w:pPr>
       <w:r>
-        <w:rPr>
-          <w:rFonts w:ascii="Times New Roman" w:hAnsi="Times New Roman"/>
-          <w:color w:val="000000"/>
-          <w:sz w:val="26"/>
-        </w:rPr>
-        <w:t>[6] National Institute of Standards and Technology (NIST), "Guidelines on Firewalls and Firewall Policy," NIST Special Publication 800-41 Rev. 1, 2009. [Online]. Available: https://csrc.nist.gov/pubs/sp/800/41/r1/final</w:t>
+        <w:t>[6] Microsoft, "Detect, enable, and disable SMBv1, SMBv2, and SMBv3 in Windows," Microsoft Learn, 2025. [Online]. Available: https://learn.microsoft.com/en-us/windows-server/storage/file-server/troubleshoot/detect-enable-and-disable-smbv1-v2-v3. [Accessed: Oct. 4, 2026].</w:t>
+      </w:r>
+    </w:p>
+    <w:p>
+      <w:pPr>
+        <w:pStyle w:val="BibliographyHUIT"/>
+      </w:pPr>
+      <w:r>
+        <w:t>[7] K. Scarfone, M. Souppaya, A. Cody, and A. Orebaugh, Technical Guide to Information Security Testing and Assessment, NIST SP 800-115, Sep. 2008. [Online]. Available: https://csrc.nist.gov/pubs/sp/800/115/final. [Accessed: Oct. 4, 2026].</w:t>
+      </w:r>
+    </w:p>
+    <w:p>
+      <w:pPr>
+        <w:pStyle w:val="BibliographyHUIT"/>
+      </w:pPr>
+      <w:r>
+        <w:t>[8] K. Scarfone and P. Hoffman, Guidelines on Firewalls and Firewall Policy, NIST SP 800-41 Rev. 1, Sep. 2009. [Online]. Available: https://csrc.nist.gov/pubs/sp/800/41/r1/final. [Accessed: Oct. 4, 2026].</w:t>
       </w:r>
     </w:p>
     <w:sectPr>
       <w:footerReference w:type="default" r:id="rId9"/>
       <w:pgSz w:w="11906" w:h="16838"/>
       <w:pgMar w:top="1984" w:right="1134" w:bottom="1701" w:left="1984" w:header="720" w:footer="850" w:gutter="0"/>
+      <w:pgNumType w:fmt="decimal" w:start="1"/>
       <w:cols w:space="720"/>
       <w:docGrid w:linePitch="360"/>
     </w:sectPr>
@@ -2361,21 +298,12 @@
   <w:p>
     <w:pPr>
       <w:pStyle w:val="Footer"/>
-      <w:jc w:val="center"/>
-    </w:pPr>
-    <w:r/>
-    <w:r>
-      <w:rPr>
-        <w:rFonts w:ascii="Times New Roman" w:hAnsi="Times New Roman"/>
-        <w:color w:val="000000"/>
-        <w:sz w:val="20"/>
-      </w:rPr>
-      <w:fldChar w:fldCharType="begin"/>
-      <w:instrText xml:space="preserve"> PAGE </w:instrText>
-      <w:fldChar w:fldCharType="separate"/>
-      <w:t>1</w:t>
-      <w:fldChar w:fldCharType="end"/>
-    </w:r>
+    </w:pPr>
+    <w:fldSimple w:instr=" PAGE ">
+      <w:r>
+        <w:t>1</w:t>
+      </w:r>
+    </w:fldSimple>
   </w:p>
 </w:ftr>
 </file>
@@ -2468,7 +396,7 @@
         <w:ind w:left="1440" w:hanging="360"/>
       </w:pPr>
       <w:rPr>
-        <w:rFonts w:hint="default" w:ascii="Symbol" w:hAnsi="Symbol"/>
+        <w:rFonts w:ascii="Symbol" w:hAnsi="Symbol" w:hint="default"/>
       </w:rPr>
     </w:lvl>
   </w:abstractNum>
@@ -2489,7 +417,7 @@
         <w:ind w:left="1080" w:hanging="360"/>
       </w:pPr>
       <w:rPr>
-        <w:rFonts w:hint="default" w:ascii="Symbol" w:hAnsi="Symbol"/>
+        <w:rFonts w:ascii="Symbol" w:hAnsi="Symbol" w:hint="default"/>
       </w:rPr>
     </w:lvl>
   </w:abstractNum>
@@ -2510,7 +438,7 @@
         <w:ind w:left="720" w:hanging="360"/>
       </w:pPr>
       <w:rPr>
-        <w:rFonts w:hint="default" w:ascii="Symbol" w:hAnsi="Symbol"/>
+        <w:rFonts w:ascii="Symbol" w:hAnsi="Symbol" w:hint="default"/>
       </w:rPr>
     </w:lvl>
   </w:abstractNum>
@@ -2549,7 +477,7 @@
         <w:ind w:left="360" w:hanging="360"/>
       </w:pPr>
       <w:rPr>
-        <w:rFonts w:hint="default" w:ascii="Symbol" w:hAnsi="Symbol"/>
+        <w:rFonts w:ascii="Symbol" w:hAnsi="Symbol" w:hint="default"/>
       </w:rPr>
     </w:lvl>
   </w:abstractNum>
@@ -2588,7 +516,7 @@
   <w:docDefaults>
     <w:rPrDefault>
       <w:rPr>
-        <w:rFonts w:asciiTheme="minorHAnsi" w:hAnsiTheme="minorHAnsi" w:eastAsiaTheme="minorEastAsia" w:cstheme="minorBidi"/>
+        <w:rFonts w:asciiTheme="minorHAnsi" w:eastAsiaTheme="minorEastAsia" w:hAnsiTheme="minorHAnsi" w:cstheme="minorBidi"/>
         <w:sz w:val="22"/>
         <w:szCs w:val="22"/>
         <w:lang w:val="en-US" w:eastAsia="en-US" w:bidi="ar-SA"/>
@@ -2601,8 +529,8 @@
     </w:pPrDefault>
   </w:docDefaults>
   <w:latentStyles w:defLockedState="0" w:defUIPriority="99" w:defSemiHidden="1" w:defUnhideWhenUsed="1" w:defQFormat="0" w:count="276">
-    <w:lsdException w:name="Normal" w:uiPriority="0" w:semiHidden="0" w:unhideWhenUsed="0" w:qFormat="1"/>
-    <w:lsdException w:name="heading 1" w:uiPriority="9" w:semiHidden="0" w:unhideWhenUsed="0" w:qFormat="1"/>
+    <w:lsdException w:name="Normal" w:semiHidden="0" w:uiPriority="0" w:unhideWhenUsed="0" w:qFormat="1"/>
+    <w:lsdException w:name="heading 1" w:semiHidden="0" w:uiPriority="9" w:unhideWhenUsed="0" w:qFormat="1"/>
     <w:lsdException w:name="heading 2" w:uiPriority="9" w:qFormat="1"/>
     <w:lsdException w:name="heading 3" w:uiPriority="9" w:qFormat="1"/>
     <w:lsdException w:name="heading 4" w:uiPriority="9" w:qFormat="1"/>
@@ -2621,134 +549,137 @@
     <w:lsdException w:name="toc 8" w:uiPriority="39"/>
     <w:lsdException w:name="toc 9" w:uiPriority="39"/>
     <w:lsdException w:name="caption" w:uiPriority="35" w:qFormat="1"/>
-    <w:lsdException w:name="Title" w:uiPriority="10" w:semiHidden="0" w:unhideWhenUsed="0" w:qFormat="1"/>
+    <w:lsdException w:name="Title" w:semiHidden="0" w:uiPriority="10" w:unhideWhenUsed="0" w:qFormat="1"/>
     <w:lsdException w:name="Default Paragraph Font" w:uiPriority="1"/>
-    <w:lsdException w:name="Subtitle" w:uiPriority="11" w:semiHidden="0" w:unhideWhenUsed="0" w:qFormat="1"/>
-    <w:lsdException w:name="Strong" w:uiPriority="22" w:semiHidden="0" w:unhideWhenUsed="0" w:qFormat="1"/>
-    <w:lsdException w:name="Emphasis" w:uiPriority="20" w:semiHidden="0" w:unhideWhenUsed="0" w:qFormat="1"/>
-    <w:lsdException w:name="Table Grid" w:uiPriority="59" w:semiHidden="0" w:unhideWhenUsed="0"/>
+    <w:lsdException w:name="Subtitle" w:semiHidden="0" w:uiPriority="11" w:unhideWhenUsed="0" w:qFormat="1"/>
+    <w:lsdException w:name="Strong" w:semiHidden="0" w:uiPriority="22" w:unhideWhenUsed="0" w:qFormat="1"/>
+    <w:lsdException w:name="Emphasis" w:semiHidden="0" w:uiPriority="20" w:unhideWhenUsed="0" w:qFormat="1"/>
+    <w:lsdException w:name="Table Grid" w:semiHidden="0" w:uiPriority="59" w:unhideWhenUsed="0"/>
     <w:lsdException w:name="Placeholder Text" w:unhideWhenUsed="0"/>
-    <w:lsdException w:name="No Spacing" w:uiPriority="1" w:semiHidden="0" w:unhideWhenUsed="0" w:qFormat="1"/>
-    <w:lsdException w:name="Light Shading" w:uiPriority="60" w:semiHidden="0" w:unhideWhenUsed="0"/>
-    <w:lsdException w:name="Light List" w:uiPriority="61" w:semiHidden="0" w:unhideWhenUsed="0"/>
-    <w:lsdException w:name="Light Grid" w:uiPriority="62" w:semiHidden="0" w:unhideWhenUsed="0"/>
-    <w:lsdException w:name="Medium Shading 1" w:uiPriority="63" w:semiHidden="0" w:unhideWhenUsed="0"/>
-    <w:lsdException w:name="Medium Shading 2" w:uiPriority="64" w:semiHidden="0" w:unhideWhenUsed="0"/>
-    <w:lsdException w:name="Medium List 1" w:uiPriority="65" w:semiHidden="0" w:unhideWhenUsed="0"/>
-    <w:lsdException w:name="Medium List 2" w:uiPriority="66" w:semiHidden="0" w:unhideWhenUsed="0"/>
-    <w:lsdException w:name="Medium Grid 1" w:uiPriority="67" w:semiHidden="0" w:unhideWhenUsed="0"/>
-    <w:lsdException w:name="Medium Grid 2" w:uiPriority="68" w:semiHidden="0" w:unhideWhenUsed="0"/>
-    <w:lsdException w:name="Medium Grid 3" w:uiPriority="69" w:semiHidden="0" w:unhideWhenUsed="0"/>
-    <w:lsdException w:name="Dark List" w:uiPriority="70" w:semiHidden="0" w:unhideWhenUsed="0"/>
-    <w:lsdException w:name="Colorful Shading" w:uiPriority="71" w:semiHidden="0" w:unhideWhenUsed="0"/>
-    <w:lsdException w:name="Colorful List" w:uiPriority="72" w:semiHidden="0" w:unhideWhenUsed="0"/>
-    <w:lsdException w:name="Colorful Grid" w:uiPriority="73" w:semiHidden="0" w:unhideWhenUsed="0"/>
-    <w:lsdException w:name="Light Shading Accent 1" w:uiPriority="60" w:semiHidden="0" w:unhideWhenUsed="0"/>
-    <w:lsdException w:name="Light List Accent 1" w:uiPriority="61" w:semiHidden="0" w:unhideWhenUsed="0"/>
-    <w:lsdException w:name="Light Grid Accent 1" w:uiPriority="62" w:semiHidden="0" w:unhideWhenUsed="0"/>
-    <w:lsdException w:name="Medium Shading 1 Accent 1" w:uiPriority="63" w:semiHidden="0" w:unhideWhenUsed="0"/>
-    <w:lsdException w:name="Medium Shading 2 Accent 1" w:uiPriority="64" w:semiHidden="0" w:unhideWhenUsed="0"/>
-    <w:lsdException w:name="Medium List 1 Accent 1" w:uiPriority="65" w:semiHidden="0" w:unhideWhenUsed="0"/>
+    <w:lsdException w:name="No Spacing" w:semiHidden="0" w:uiPriority="1" w:unhideWhenUsed="0" w:qFormat="1"/>
+    <w:lsdException w:name="Light Shading" w:semiHidden="0" w:uiPriority="60" w:unhideWhenUsed="0"/>
+    <w:lsdException w:name="Light List" w:semiHidden="0" w:uiPriority="61" w:unhideWhenUsed="0"/>
+    <w:lsdException w:name="Light Grid" w:semiHidden="0" w:uiPriority="62" w:unhideWhenUsed="0"/>
+    <w:lsdException w:name="Medium Shading 1" w:semiHidden="0" w:uiPriority="63" w:unhideWhenUsed="0"/>
+    <w:lsdException w:name="Medium Shading 2" w:semiHidden="0" w:uiPriority="64" w:unhideWhenUsed="0"/>
+    <w:lsdException w:name="Medium List 1" w:semiHidden="0" w:uiPriority="65" w:unhideWhenUsed="0"/>
+    <w:lsdException w:name="Medium List 2" w:semiHidden="0" w:uiPriority="66" w:unhideWhenUsed="0"/>
+    <w:lsdException w:name="Medium Grid 1" w:semiHidden="0" w:uiPriority="67" w:unhideWhenUsed="0"/>
+    <w:lsdException w:name="Medium Grid 2" w:semiHidden="0" w:uiPriority="68" w:unhideWhenUsed="0"/>
+    <w:lsdException w:name="Medium Grid 3" w:semiHidden="0" w:uiPriority="69" w:unhideWhenUsed="0"/>
+    <w:lsdException w:name="Dark List" w:semiHidden="0" w:uiPriority="70" w:unhideWhenUsed="0"/>
+    <w:lsdException w:name="Colorful Shading" w:semiHidden="0" w:uiPriority="71" w:unhideWhenUsed="0"/>
+    <w:lsdException w:name="Colorful List" w:semiHidden="0" w:uiPriority="72" w:unhideWhenUsed="0"/>
+    <w:lsdException w:name="Colorful Grid" w:semiHidden="0" w:uiPriority="73" w:unhideWhenUsed="0"/>
+    <w:lsdException w:name="Light Shading Accent 1" w:semiHidden="0" w:uiPriority="60" w:unhideWhenUsed="0"/>
+    <w:lsdException w:name="Light List Accent 1" w:semiHidden="0" w:uiPriority="61" w:unhideWhenUsed="0"/>
+    <w:lsdException w:name="Light Grid Accent 1" w:semiHidden="0" w:uiPriority="62" w:unhideWhenUsed="0"/>
+    <w:lsdException w:name="Medium Shading 1 Accent 1" w:semiHidden="0" w:uiPriority="63" w:unhideWhenUsed="0"/>
+    <w:lsdException w:name="Medium Shading 2 Accent 1" w:semiHidden="0" w:uiPriority="64" w:unhideWhenUsed="0"/>
+    <w:lsdException w:name="Medium List 1 Accent 1" w:semiHidden="0" w:uiPriority="65" w:unhideWhenUsed="0"/>
     <w:lsdException w:name="Revision" w:unhideWhenUsed="0"/>
-    <w:lsdException w:name="List Paragraph" w:uiPriority="34" w:semiHidden="0" w:unhideWhenUsed="0" w:qFormat="1"/>
-    <w:lsdException w:name="Quote" w:uiPriority="29" w:semiHidden="0" w:unhideWhenUsed="0" w:qFormat="1"/>
-    <w:lsdException w:name="Intense Quote" w:uiPriority="30" w:semiHidden="0" w:unhideWhenUsed="0" w:qFormat="1"/>
-    <w:lsdException w:name="Medium List 2 Accent 1" w:uiPriority="66" w:semiHidden="0" w:unhideWhenUsed="0"/>
-    <w:lsdException w:name="Medium Grid 1 Accent 1" w:uiPriority="67" w:semiHidden="0" w:unhideWhenUsed="0"/>
-    <w:lsdException w:name="Medium Grid 2 Accent 1" w:uiPriority="68" w:semiHidden="0" w:unhideWhenUsed="0"/>
-    <w:lsdException w:name="Medium Grid 3 Accent 1" w:uiPriority="69" w:semiHidden="0" w:unhideWhenUsed="0"/>
-    <w:lsdException w:name="Dark List Accent 1" w:uiPriority="70" w:semiHidden="0" w:unhideWhenUsed="0"/>
-    <w:lsdException w:name="Colorful Shading Accent 1" w:uiPriority="71" w:semiHidden="0" w:unhideWhenUsed="0"/>
-    <w:lsdException w:name="Colorful List Accent 1" w:uiPriority="72" w:semiHidden="0" w:unhideWhenUsed="0"/>
-    <w:lsdException w:name="Colorful Grid Accent 1" w:uiPriority="73" w:semiHidden="0" w:unhideWhenUsed="0"/>
-    <w:lsdException w:name="Light Shading Accent 2" w:uiPriority="60" w:semiHidden="0" w:unhideWhenUsed="0"/>
-    <w:lsdException w:name="Light List Accent 2" w:uiPriority="61" w:semiHidden="0" w:unhideWhenUsed="0"/>
-    <w:lsdException w:name="Light Grid Accent 2" w:uiPriority="62" w:semiHidden="0" w:unhideWhenUsed="0"/>
-    <w:lsdException w:name="Medium Shading 1 Accent 2" w:uiPriority="63" w:semiHidden="0" w:unhideWhenUsed="0"/>
-    <w:lsdException w:name="Medium Shading 2 Accent 2" w:uiPriority="64" w:semiHidden="0" w:unhideWhenUsed="0"/>
-    <w:lsdException w:name="Medium List 1 Accent 2" w:uiPriority="65" w:semiHidden="0" w:unhideWhenUsed="0"/>
-    <w:lsdException w:name="Medium List 2 Accent 2" w:uiPriority="66" w:semiHidden="0" w:unhideWhenUsed="0"/>
-    <w:lsdException w:name="Medium Grid 1 Accent 2" w:uiPriority="67" w:semiHidden="0" w:unhideWhenUsed="0"/>
-    <w:lsdException w:name="Medium Grid 2 Accent 2" w:uiPriority="68" w:semiHidden="0" w:unhideWhenUsed="0"/>
-    <w:lsdException w:name="Medium Grid 3 Accent 2" w:uiPriority="69" w:semiHidden="0" w:unhideWhenUsed="0"/>
-    <w:lsdException w:name="Dark List Accent 2" w:uiPriority="70" w:semiHidden="0" w:unhideWhenUsed="0"/>
-    <w:lsdException w:name="Colorful Shading Accent 2" w:uiPriority="71" w:semiHidden="0" w:unhideWhenUsed="0"/>
-    <w:lsdException w:name="Colorful List Accent 2" w:uiPriority="72" w:semiHidden="0" w:unhideWhenUsed="0"/>
-    <w:lsdException w:name="Colorful Grid Accent 2" w:uiPriority="73" w:semiHidden="0" w:unhideWhenUsed="0"/>
-    <w:lsdException w:name="Light Shading Accent 3" w:uiPriority="60" w:semiHidden="0" w:unhideWhenUsed="0"/>
-    <w:lsdException w:name="Light List Accent 3" w:uiPriority="61" w:semiHidden="0" w:unhideWhenUsed="0"/>
-    <w:lsdException w:name="Light Grid Accent 3" w:uiPriority="62" w:semiHidden="0" w:unhideWhenUsed="0"/>
-    <w:lsdException w:name="Medium Shading 1 Accent 3" w:uiPriority="63" w:semiHidden="0" w:unhideWhenUsed="0"/>
-    <w:lsdException w:name="Medium Shading 2 Accent 3" w:uiPriority="64" w:semiHidden="0" w:unhideWhenUsed="0"/>
-    <w:lsdException w:name="Medium List 1 Accent 3" w:uiPriority="65" w:semiHidden="0" w:unhideWhenUsed="0"/>
-    <w:lsdException w:name="Medium List 2 Accent 3" w:uiPriority="66" w:semiHidden="0" w:unhideWhenUsed="0"/>
-    <w:lsdException w:name="Medium Grid 1 Accent 3" w:uiPriority="67" w:semiHidden="0" w:unhideWhenUsed="0"/>
-    <w:lsdException w:name="Medium Grid 2 Accent 3" w:uiPriority="68" w:semiHidden="0" w:unhideWhenUsed="0"/>
-    <w:lsdException w:name="Medium Grid 3 Accent 3" w:uiPriority="69" w:semiHidden="0" w:unhideWhenUsed="0"/>
-    <w:lsdException w:name="Dark List Accent 3" w:uiPriority="70" w:semiHidden="0" w:unhideWhenUsed="0"/>
-    <w:lsdException w:name="Colorful Shading Accent 3" w:uiPriority="71" w:semiHidden="0" w:unhideWhenUsed="0"/>
-    <w:lsdException w:name="Colorful List Accent 3" w:uiPriority="72" w:semiHidden="0" w:unhideWhenUsed="0"/>
-    <w:lsdException w:name="Colorful Grid Accent 3" w:uiPriority="73" w:semiHidden="0" w:unhideWhenUsed="0"/>
-    <w:lsdException w:name="Light Shading Accent 4" w:uiPriority="60" w:semiHidden="0" w:unhideWhenUsed="0"/>
-    <w:lsdException w:name="Light List Accent 4" w:uiPriority="61" w:semiHidden="0" w:unhideWhenUsed="0"/>
-    <w:lsdException w:name="Light Grid Accent 4" w:uiPriority="62" w:semiHidden="0" w:unhideWhenUsed="0"/>
-    <w:lsdException w:name="Medium Shading 1 Accent 4" w:uiPriority="63" w:semiHidden="0" w:unhideWhenUsed="0"/>
-    <w:lsdException w:name="Medium Shading 2 Accent 4" w:uiPriority="64" w:semiHidden="0" w:unhideWhenUsed="0"/>
-    <w:lsdException w:name="Medium List 1 Accent 4" w:uiPriority="65" w:semiHidden="0" w:unhideWhenUsed="0"/>
-    <w:lsdException w:name="Medium List 2 Accent 4" w:uiPriority="66" w:semiHidden="0" w:unhideWhenUsed="0"/>
-    <w:lsdException w:name="Medium Grid 1 Accent 4" w:uiPriority="67" w:semiHidden="0" w:unhideWhenUsed="0"/>
-    <w:lsdException w:name="Medium Grid 2 Accent 4" w:uiPriority="68" w:semiHidden="0" w:unhideWhenUsed="0"/>
-    <w:lsdException w:name="Medium Grid 3 Accent 4" w:uiPriority="69" w:semiHidden="0" w:unhideWhenUsed="0"/>
-    <w:lsdException w:name="Dark List Accent 4" w:uiPriority="70" w:semiHidden="0" w:unhideWhenUsed="0"/>
-    <w:lsdException w:name="Colorful Shading Accent 4" w:uiPriority="71" w:semiHidden="0" w:unhideWhenUsed="0"/>
-    <w:lsdException w:name="Colorful List Accent 4" w:uiPriority="72" w:semiHidden="0" w:unhideWhenUsed="0"/>
-    <w:lsdException w:name="Colorful Grid Accent 4" w:uiPriority="73" w:semiHidden="0" w:unhideWhenUsed="0"/>
-    <w:lsdException w:name="Light Shading Accent 5" w:uiPriority="60" w:semiHidden="0" w:unhideWhenUsed="0"/>
-    <w:lsdException w:name="Light List Accent 5" w:uiPriority="61" w:semiHidden="0" w:unhideWhenUsed="0"/>
-    <w:lsdException w:name="Light Grid Accent 5" w:uiPriority="62" w:semiHidden="0" w:unhideWhenUsed="0"/>
-    <w:lsdException w:name="Medium Shading 1 Accent 5" w:uiPriority="63" w:semiHidden="0" w:unhideWhenUsed="0"/>
-    <w:lsdException w:name="Medium Shading 2 Accent 5" w:uiPriority="64" w:semiHidden="0" w:unhideWhenUsed="0"/>
-    <w:lsdException w:name="Medium List 1 Accent 5" w:uiPriority="65" w:semiHidden="0" w:unhideWhenUsed="0"/>
-    <w:lsdException w:name="Medium List 2 Accent 5" w:uiPriority="66" w:semiHidden="0" w:unhideWhenUsed="0"/>
-    <w:lsdException w:name="Medium Grid 1 Accent 5" w:uiPriority="67" w:semiHidden="0" w:unhideWhenUsed="0"/>
-    <w:lsdException w:name="Medium Grid 2 Accent 5" w:uiPriority="68" w:semiHidden="0" w:unhideWhenUsed="0"/>
-    <w:lsdException w:name="Medium Grid 3 Accent 5" w:uiPriority="69" w:semiHidden="0" w:unhideWhenUsed="0"/>
-    <w:lsdException w:name="Dark List Accent 5" w:uiPriority="70" w:semiHidden="0" w:unhideWhenUsed="0"/>
-    <w:lsdException w:name="Colorful Shading Accent 5" w:uiPriority="71" w:semiHidden="0" w:unhideWhenUsed="0"/>
-    <w:lsdException w:name="Colorful List Accent 5" w:uiPriority="72" w:semiHidden="0" w:unhideWhenUsed="0"/>
-    <w:lsdException w:name="Colorful Grid Accent 5" w:uiPriority="73" w:semiHidden="0" w:unhideWhenUsed="0"/>
-    <w:lsdException w:name="Light Shading Accent 6" w:uiPriority="60" w:semiHidden="0" w:unhideWhenUsed="0"/>
-    <w:lsdException w:name="Light List Accent 6" w:uiPriority="61" w:semiHidden="0" w:unhideWhenUsed="0"/>
-    <w:lsdException w:name="Light Grid Accent 6" w:uiPriority="62" w:semiHidden="0" w:unhideWhenUsed="0"/>
-    <w:lsdException w:name="Medium Shading 1 Accent 6" w:uiPriority="63" w:semiHidden="0" w:unhideWhenUsed="0"/>
-    <w:lsdException w:name="Medium Shading 2 Accent 6" w:uiPriority="64" w:semiHidden="0" w:unhideWhenUsed="0"/>
-    <w:lsdException w:name="Medium List 1 Accent 6" w:uiPriority="65" w:semiHidden="0" w:unhideWhenUsed="0"/>
-    <w:lsdException w:name="Medium List 2 Accent 6" w:uiPriority="66" w:semiHidden="0" w:unhideWhenUsed="0"/>
-    <w:lsdException w:name="Medium Grid 1 Accent 6" w:uiPriority="67" w:semiHidden="0" w:unhideWhenUsed="0"/>
-    <w:lsdException w:name="Medium Grid 2 Accent 6" w:uiPriority="68" w:semiHidden="0" w:unhideWhenUsed="0"/>
-    <w:lsdException w:name="Medium Grid 3 Accent 6" w:uiPriority="69" w:semiHidden="0" w:unhideWhenUsed="0"/>
-    <w:lsdException w:name="Dark List Accent 6" w:uiPriority="70" w:semiHidden="0" w:unhideWhenUsed="0"/>
-    <w:lsdException w:name="Colorful Shading Accent 6" w:uiPriority="71" w:semiHidden="0" w:unhideWhenUsed="0"/>
-    <w:lsdException w:name="Colorful List Accent 6" w:uiPriority="72" w:semiHidden="0" w:unhideWhenUsed="0"/>
-    <w:lsdException w:name="Colorful Grid Accent 6" w:uiPriority="73" w:semiHidden="0" w:unhideWhenUsed="0"/>
-    <w:lsdException w:name="Subtle Emphasis" w:uiPriority="19" w:semiHidden="0" w:unhideWhenUsed="0" w:qFormat="1"/>
-    <w:lsdException w:name="Intense Emphasis" w:uiPriority="21" w:semiHidden="0" w:unhideWhenUsed="0" w:qFormat="1"/>
-    <w:lsdException w:name="Subtle Reference" w:uiPriority="31" w:semiHidden="0" w:unhideWhenUsed="0" w:qFormat="1"/>
-    <w:lsdException w:name="Intense Reference" w:uiPriority="32" w:semiHidden="0" w:unhideWhenUsed="0" w:qFormat="1"/>
-    <w:lsdException w:name="Book Title" w:uiPriority="33" w:semiHidden="0" w:unhideWhenUsed="0" w:qFormat="1"/>
+    <w:lsdException w:name="List Paragraph" w:semiHidden="0" w:uiPriority="34" w:unhideWhenUsed="0" w:qFormat="1"/>
+    <w:lsdException w:name="Quote" w:semiHidden="0" w:uiPriority="29" w:unhideWhenUsed="0" w:qFormat="1"/>
+    <w:lsdException w:name="Intense Quote" w:semiHidden="0" w:uiPriority="30" w:unhideWhenUsed="0" w:qFormat="1"/>
+    <w:lsdException w:name="Medium List 2 Accent 1" w:semiHidden="0" w:uiPriority="66" w:unhideWhenUsed="0"/>
+    <w:lsdException w:name="Medium Grid 1 Accent 1" w:semiHidden="0" w:uiPriority="67" w:unhideWhenUsed="0"/>
+    <w:lsdException w:name="Medium Grid 2 Accent 1" w:semiHidden="0" w:uiPriority="68" w:unhideWhenUsed="0"/>
+    <w:lsdException w:name="Medium Grid 3 Accent 1" w:semiHidden="0" w:uiPriority="69" w:unhideWhenUsed="0"/>
+    <w:lsdException w:name="Dark List Accent 1" w:semiHidden="0" w:uiPriority="70" w:unhideWhenUsed="0"/>
+    <w:lsdException w:name="Colorful Shading Accent 1" w:semiHidden="0" w:uiPriority="71" w:unhideWhenUsed="0"/>
+    <w:lsdException w:name="Colorful List Accent 1" w:semiHidden="0" w:uiPriority="72" w:unhideWhenUsed="0"/>
+    <w:lsdException w:name="Colorful Grid Accent 1" w:semiHidden="0" w:uiPriority="73" w:unhideWhenUsed="0"/>
+    <w:lsdException w:name="Light Shading Accent 2" w:semiHidden="0" w:uiPriority="60" w:unhideWhenUsed="0"/>
+    <w:lsdException w:name="Light List Accent 2" w:semiHidden="0" w:uiPriority="61" w:unhideWhenUsed="0"/>
+    <w:lsdException w:name="Light Grid Accent 2" w:semiHidden="0" w:uiPriority="62" w:unhideWhenUsed="0"/>
+    <w:lsdException w:name="Medium Shading 1 Accent 2" w:semiHidden="0" w:uiPriority="63" w:unhideWhenUsed="0"/>
+    <w:lsdException w:name="Medium Shading 2 Accent 2" w:semiHidden="0" w:uiPriority="64" w:unhideWhenUsed="0"/>
+    <w:lsdException w:name="Medium List 1 Accent 2" w:semiHidden="0" w:uiPriority="65" w:unhideWhenUsed="0"/>
+    <w:lsdException w:name="Medium List 2 Accent 2" w:semiHidden="0" w:uiPriority="66" w:unhideWhenUsed="0"/>
+    <w:lsdException w:name="Medium Grid 1 Accent 2" w:semiHidden="0" w:uiPriority="67" w:unhideWhenUsed="0"/>
+    <w:lsdException w:name="Medium Grid 2 Accent 2" w:semiHidden="0" w:uiPriority="68" w:unhideWhenUsed="0"/>
+    <w:lsdException w:name="Medium Grid 3 Accent 2" w:semiHidden="0" w:uiPriority="69" w:unhideWhenUsed="0"/>
+    <w:lsdException w:name="Dark List Accent 2" w:semiHidden="0" w:uiPriority="70" w:unhideWhenUsed="0"/>
+    <w:lsdException w:name="Colorful Shading Accent 2" w:semiHidden="0" w:uiPriority="71" w:unhideWhenUsed="0"/>
+    <w:lsdException w:name="Colorful List Accent 2" w:semiHidden="0" w:uiPriority="72" w:unhideWhenUsed="0"/>
+    <w:lsdException w:name="Colorful Grid Accent 2" w:semiHidden="0" w:uiPriority="73" w:unhideWhenUsed="0"/>
+    <w:lsdException w:name="Light Shading Accent 3" w:semiHidden="0" w:uiPriority="60" w:unhideWhenUsed="0"/>
+    <w:lsdException w:name="Light List Accent 3" w:semiHidden="0" w:uiPriority="61" w:unhideWhenUsed="0"/>
+    <w:lsdException w:name="Light Grid Accent 3" w:semiHidden="0" w:uiPriority="62" w:unhideWhenUsed="0"/>
+    <w:lsdException w:name="Medium Shading 1 Accent 3" w:semiHidden="0" w:uiPriority="63" w:unhideWhenUsed="0"/>
+    <w:lsdException w:name="Medium Shading 2 Accent 3" w:semiHidden="0" w:uiPriority="64" w:unhideWhenUsed="0"/>
+    <w:lsdException w:name="Medium List 1 Accent 3" w:semiHidden="0" w:uiPriority="65" w:unhideWhenUsed="0"/>
+    <w:lsdException w:name="Medium List 2 Accent 3" w:semiHidden="0" w:uiPriority="66" w:unhideWhenUsed="0"/>
+    <w:lsdException w:name="Medium Grid 1 Accent 3" w:semiHidden="0" w:uiPriority="67" w:unhideWhenUsed="0"/>
+    <w:lsdException w:name="Medium Grid 2 Accent 3" w:semiHidden="0" w:uiPriority="68" w:unhideWhenUsed="0"/>
+    <w:lsdException w:name="Medium Grid 3 Accent 3" w:semiHidden="0" w:uiPriority="69" w:unhideWhenUsed="0"/>
+    <w:lsdException w:name="Dark List Accent 3" w:semiHidden="0" w:uiPriority="70" w:unhideWhenUsed="0"/>
+    <w:lsdException w:name="Colorful Shading Accent 3" w:semiHidden="0" w:uiPriority="71" w:unhideWhenUsed="0"/>
+    <w:lsdException w:name="Colorful List Accent 3" w:semiHidden="0" w:uiPriority="72" w:unhideWhenUsed="0"/>
+    <w:lsdException w:name="Colorful Grid Accent 3" w:semiHidden="0" w:uiPriority="73" w:unhideWhenUsed="0"/>
+    <w:lsdException w:name="Light Shading Accent 4" w:semiHidden="0" w:uiPriority="60" w:unhideWhenUsed="0"/>
+    <w:lsdException w:name="Light List Accent 4" w:semiHidden="0" w:uiPriority="61" w:unhideWhenUsed="0"/>
+    <w:lsdException w:name="Light Grid Accent 4" w:semiHidden="0" w:uiPriority="62" w:unhideWhenUsed="0"/>
+    <w:lsdException w:name="Medium Shading 1 Accent 4" w:semiHidden="0" w:uiPriority="63" w:unhideWhenUsed="0"/>
+    <w:lsdException w:name="Medium Shading 2 Accent 4" w:semiHidden="0" w:uiPriority="64" w:unhideWhenUsed="0"/>
+    <w:lsdException w:name="Medium List 1 Accent 4" w:semiHidden="0" w:uiPriority="65" w:unhideWhenUsed="0"/>
+    <w:lsdException w:name="Medium List 2 Accent 4" w:semiHidden="0" w:uiPriority="66" w:unhideWhenUsed="0"/>
+    <w:lsdException w:name="Medium Grid 1 Accent 4" w:semiHidden="0" w:uiPriority="67" w:unhideWhenUsed="0"/>
+    <w:lsdException w:name="Medium Grid 2 Accent 4" w:semiHidden="0" w:uiPriority="68" w:unhideWhenUsed="0"/>
+    <w:lsdException w:name="Medium Grid 3 Accent 4" w:semiHidden="0" w:uiPriority="69" w:unhideWhenUsed="0"/>
+    <w:lsdException w:name="Dark List Accent 4" w:semiHidden="0" w:uiPriority="70" w:unhideWhenUsed="0"/>
+    <w:lsdException w:name="Colorful Shading Accent 4" w:semiHidden="0" w:uiPriority="71" w:unhideWhenUsed="0"/>
+    <w:lsdException w:name="Colorful List Accent 4" w:semiHidden="0" w:uiPriority="72" w:unhideWhenUsed="0"/>
+    <w:lsdException w:name="Colorful Grid Accent 4" w:semiHidden="0" w:uiPriority="73" w:unhideWhenUsed="0"/>
+    <w:lsdException w:name="Light Shading Accent 5" w:semiHidden="0" w:uiPriority="60" w:unhideWhenUsed="0"/>
+    <w:lsdException w:name="Light List Accent 5" w:semiHidden="0" w:uiPriority="61" w:unhideWhenUsed="0"/>
+    <w:lsdException w:name="Light Grid Accent 5" w:semiHidden="0" w:uiPriority="62" w:unhideWhenUsed="0"/>
+    <w:lsdException w:name="Medium Shading 1 Accent 5" w:semiHidden="0" w:uiPriority="63" w:unhideWhenUsed="0"/>
+    <w:lsdException w:name="Medium Shading 2 Accent 5" w:semiHidden="0" w:uiPriority="64" w:unhideWhenUsed="0"/>
+    <w:lsdException w:name="Medium List 1 Accent 5" w:semiHidden="0" w:uiPriority="65" w:unhideWhenUsed="0"/>
+    <w:lsdException w:name="Medium List 2 Accent 5" w:semiHidden="0" w:uiPriority="66" w:unhideWhenUsed="0"/>
+    <w:lsdException w:name="Medium Grid 1 Accent 5" w:semiHidden="0" w:uiPriority="67" w:unhideWhenUsed="0"/>
+    <w:lsdException w:name="Medium Grid 2 Accent 5" w:semiHidden="0" w:uiPriority="68" w:unhideWhenUsed="0"/>
+    <w:lsdException w:name="Medium Grid 3 Accent 5" w:semiHidden="0" w:uiPriority="69" w:unhideWhenUsed="0"/>
+    <w:lsdException w:name="Dark List Accent 5" w:semiHidden="0" w:uiPriority="70" w:unhideWhenUsed="0"/>
+    <w:lsdException w:name="Colorful Shading Accent 5" w:semiHidden="0" w:uiPriority="71" w:unhideWhenUsed="0"/>
+    <w:lsdException w:name="Colorful List Accent 5" w:semiHidden="0" w:uiPriority="72" w:unhideWhenUsed="0"/>
+    <w:lsdException w:name="Colorful Grid Accent 5" w:semiHidden="0" w:uiPriority="73" w:unhideWhenUsed="0"/>
+    <w:lsdException w:name="Light Shading Accent 6" w:semiHidden="0" w:uiPriority="60" w:unhideWhenUsed="0"/>
+    <w:lsdException w:name="Light List Accent 6" w:semiHidden="0" w:uiPriority="61" w:unhideWhenUsed="0"/>
+    <w:lsdException w:name="Light Grid Accent 6" w:semiHidden="0" w:uiPriority="62" w:unhideWhenUsed="0"/>
+    <w:lsdException w:name="Medium Shading 1 Accent 6" w:semiHidden="0" w:uiPriority="63" w:unhideWhenUsed="0"/>
+    <w:lsdException w:name="Medium Shading 2 Accent 6" w:semiHidden="0" w:uiPriority="64" w:unhideWhenUsed="0"/>
+    <w:lsdException w:name="Medium List 1 Accent 6" w:semiHidden="0" w:uiPriority="65" w:unhideWhenUsed="0"/>
+    <w:lsdException w:name="Medium List 2 Accent 6" w:semiHidden="0" w:uiPriority="66" w:unhideWhenUsed="0"/>
+    <w:lsdException w:name="Medium Grid 1 Accent 6" w:semiHidden="0" w:uiPriority="67" w:unhideWhenUsed="0"/>
+    <w:lsdException w:name="Medium Grid 2 Accent 6" w:semiHidden="0" w:uiPriority="68" w:unhideWhenUsed="0"/>
+    <w:lsdException w:name="Medium Grid 3 Accent 6" w:semiHidden="0" w:uiPriority="69" w:unhideWhenUsed="0"/>
+    <w:lsdException w:name="Dark List Accent 6" w:semiHidden="0" w:uiPriority="70" w:unhideWhenUsed="0"/>
+    <w:lsdException w:name="Colorful Shading Accent 6" w:semiHidden="0" w:uiPriority="71" w:unhideWhenUsed="0"/>
+    <w:lsdException w:name="Colorful List Accent 6" w:semiHidden="0" w:uiPriority="72" w:unhideWhenUsed="0"/>
+    <w:lsdException w:name="Colorful Grid Accent 6" w:semiHidden="0" w:uiPriority="73" w:unhideWhenUsed="0"/>
+    <w:lsdException w:name="Subtle Emphasis" w:semiHidden="0" w:uiPriority="19" w:unhideWhenUsed="0" w:qFormat="1"/>
+    <w:lsdException w:name="Intense Emphasis" w:semiHidden="0" w:uiPriority="21" w:unhideWhenUsed="0" w:qFormat="1"/>
+    <w:lsdException w:name="Subtle Reference" w:semiHidden="0" w:uiPriority="31" w:unhideWhenUsed="0" w:qFormat="1"/>
+    <w:lsdException w:name="Intense Reference" w:semiHidden="0" w:uiPriority="32" w:unhideWhenUsed="0" w:qFormat="1"/>
+    <w:lsdException w:name="Book Title" w:semiHidden="0" w:uiPriority="33" w:unhideWhenUsed="0" w:qFormat="1"/>
     <w:lsdException w:name="Bibliography" w:uiPriority="37"/>
     <w:lsdException w:name="TOC Heading" w:uiPriority="39" w:qFormat="1"/>
   </w:latentStyles>
-  <w:style w:type="paragraph" w:styleId="Normal" w:default="1">
+  <w:style w:type="paragraph" w:default="1" w:styleId="Normal">
     <w:name w:val="Normal"/>
     <w:qFormat/>
     <w:rsid w:val="00FC693F"/>
     <w:pPr>
-      <w:spacing w:before="0" w:after="120" w:line="360" w:lineRule="auto"/>
+      <w:widowControl/>
+      <w:spacing w:line="360" w:lineRule="auto" w:before="0" w:after="120"/>
+      <w:ind w:firstLine="709"/>
       <w:jc w:val="both"/>
     </w:pPr>
     <w:rPr>
-      <w:rFonts w:ascii="Times New Roman" w:hAnsi="Times New Roman"/>
+      <w:rFonts w:ascii="Times New Roman" w:hAnsi="Times New Roman" w:eastAsia="Times New Roman" w:cs="Times New Roman"/>
+      <w:b w:val="0"/>
       <w:color w:val="000000"/>
       <w:sz w:val="26"/>
     </w:rPr>
@@ -2761,14 +692,21 @@
     <w:unhideWhenUsed/>
     <w:rsid w:val="00E618BF"/>
     <w:pPr>
+      <w:widowControl/>
       <w:tabs>
         <w:tab w:val="center" w:pos="4680"/>
         <w:tab w:val="right" w:pos="9360"/>
       </w:tabs>
-      <w:spacing w:after="0" w:line="240" w:lineRule="auto"/>
-    </w:pPr>
-  </w:style>
-  <w:style w:type="character" w:styleId="HeaderChar" w:customStyle="1">
+      <w:spacing w:after="120" w:line="360" w:lineRule="auto" w:before="0"/>
+    </w:pPr>
+    <w:rPr>
+      <w:rFonts w:ascii="Times New Roman" w:hAnsi="Times New Roman" w:eastAsia="Times New Roman" w:cs="Times New Roman"/>
+      <w:b w:val="0"/>
+      <w:color w:val="000000"/>
+      <w:sz w:val="26"/>
+    </w:rPr>
+  </w:style>
+  <w:style w:type="character" w:customStyle="1" w:styleId="HeaderChar">
     <w:name w:val="Header Char"/>
     <w:basedOn w:val="DefaultParagraphFont"/>
     <w:link w:val="Header"/>
@@ -2783,14 +721,23 @@
     <w:unhideWhenUsed/>
     <w:rsid w:val="00E618BF"/>
     <w:pPr>
+      <w:widowControl/>
       <w:tabs>
         <w:tab w:val="center" w:pos="4680"/>
         <w:tab w:val="right" w:pos="9360"/>
       </w:tabs>
-      <w:spacing w:after="0" w:line="240" w:lineRule="auto"/>
-    </w:pPr>
-  </w:style>
-  <w:style w:type="character" w:styleId="FooterChar" w:customStyle="1">
+      <w:spacing w:after="0" w:line="360" w:lineRule="auto" w:before="0"/>
+      <w:ind w:firstLine="0"/>
+      <w:jc w:val="center"/>
+    </w:pPr>
+    <w:rPr>
+      <w:rFonts w:ascii="Times New Roman" w:hAnsi="Times New Roman" w:eastAsia="Times New Roman" w:cs="Times New Roman"/>
+      <w:b w:val="0"/>
+      <w:color w:val="000000"/>
+      <w:sz w:val="26"/>
+    </w:rPr>
+  </w:style>
+  <w:style w:type="character" w:customStyle="1" w:styleId="FooterChar">
     <w:name w:val="Footer Char"/>
     <w:basedOn w:val="DefaultParagraphFont"/>
     <w:link w:val="Footer"/>
@@ -2808,13 +755,14 @@
     <w:pPr>
       <w:keepNext/>
       <w:keepLines/>
-      <w:spacing w:before="280" w:after="120" w:line="360" w:lineRule="auto"/>
+      <w:widowControl/>
+      <w:spacing w:before="180" w:after="120" w:line="360" w:lineRule="auto"/>
       <w:ind w:firstLine="0"/>
       <w:jc w:val="left"/>
       <w:outlineLvl w:val="0"/>
     </w:pPr>
     <w:rPr>
-      <w:rFonts w:ascii="Times New Roman" w:hAnsi="Times New Roman" w:asciiTheme="majorHAnsi" w:hAnsiTheme="majorHAnsi" w:eastAsiaTheme="majorEastAsia" w:cstheme="majorBidi"/>
+      <w:rFonts w:ascii="Times New Roman" w:hAnsi="Times New Roman" w:eastAsia="Times New Roman" w:cs="Times New Roman"/>
       <w:b/>
       <w:bCs/>
       <w:color w:val="000000"/>
@@ -2834,13 +782,14 @@
     <w:pPr>
       <w:keepNext/>
       <w:keepLines/>
-      <w:spacing w:before="200" w:after="80" w:line="360" w:lineRule="auto"/>
+      <w:widowControl/>
+      <w:spacing w:before="120" w:after="60" w:line="360" w:lineRule="auto"/>
       <w:ind w:firstLine="0"/>
       <w:jc w:val="left"/>
       <w:outlineLvl w:val="1"/>
     </w:pPr>
     <w:rPr>
-      <w:rFonts w:ascii="Times New Roman" w:hAnsi="Times New Roman" w:asciiTheme="majorHAnsi" w:hAnsiTheme="majorHAnsi" w:eastAsiaTheme="majorEastAsia" w:cstheme="majorBidi"/>
+      <w:rFonts w:ascii="Times New Roman" w:hAnsi="Times New Roman" w:eastAsia="Times New Roman" w:cs="Times New Roman"/>
       <w:b/>
       <w:bCs/>
       <w:color w:val="000000"/>
@@ -2860,14 +809,16 @@
     <w:pPr>
       <w:keepNext/>
       <w:keepLines/>
-      <w:spacing w:before="200" w:after="0"/>
+      <w:widowControl/>
+      <w:spacing w:before="0" w:after="120" w:line="360" w:lineRule="auto"/>
       <w:outlineLvl w:val="2"/>
     </w:pPr>
     <w:rPr>
-      <w:rFonts w:asciiTheme="majorHAnsi" w:hAnsiTheme="majorHAnsi" w:eastAsiaTheme="majorEastAsia" w:cstheme="majorBidi"/>
-      <w:b/>
+      <w:rFonts w:ascii="Times New Roman" w:hAnsi="Times New Roman" w:eastAsia="Times New Roman" w:cs="Times New Roman"/>
+      <w:b w:val="0"/>
       <w:bCs/>
-      <w:color w:val="4F81BD" w:themeColor="accent1"/>
+      <w:color w:val="000000"/>
+      <w:sz w:val="26"/>
     </w:rPr>
   </w:style>
   <w:style w:type="paragraph" w:styleId="Heading4">
@@ -2883,16 +834,18 @@
     <w:pPr>
       <w:keepNext/>
       <w:keepLines/>
-      <w:spacing w:before="200" w:after="0"/>
+      <w:widowControl/>
+      <w:spacing w:before="0" w:after="120" w:line="360" w:lineRule="auto"/>
       <w:outlineLvl w:val="3"/>
     </w:pPr>
     <w:rPr>
-      <w:rFonts w:asciiTheme="majorHAnsi" w:hAnsiTheme="majorHAnsi" w:eastAsiaTheme="majorEastAsia" w:cstheme="majorBidi"/>
-      <w:b/>
+      <w:rFonts w:ascii="Times New Roman" w:hAnsi="Times New Roman" w:eastAsia="Times New Roman" w:cs="Times New Roman"/>
+      <w:b w:val="0"/>
       <w:bCs/>
       <w:i/>
       <w:iCs/>
-      <w:color w:val="4F81BD" w:themeColor="accent1"/>
+      <w:color w:val="000000"/>
+      <w:sz w:val="26"/>
     </w:rPr>
   </w:style>
   <w:style w:type="paragraph" w:styleId="Heading5">
@@ -2908,12 +861,15 @@
     <w:pPr>
       <w:keepNext/>
       <w:keepLines/>
-      <w:spacing w:before="200" w:after="0"/>
+      <w:widowControl/>
+      <w:spacing w:before="0" w:after="120" w:line="360" w:lineRule="auto"/>
       <w:outlineLvl w:val="4"/>
     </w:pPr>
     <w:rPr>
-      <w:rFonts w:asciiTheme="majorHAnsi" w:hAnsiTheme="majorHAnsi" w:eastAsiaTheme="majorEastAsia" w:cstheme="majorBidi"/>
-      <w:color w:val="243F60" w:themeColor="accent1" w:themeShade="7F"/>
+      <w:rFonts w:ascii="Times New Roman" w:hAnsi="Times New Roman" w:eastAsia="Times New Roman" w:cs="Times New Roman"/>
+      <w:b w:val="0"/>
+      <w:color w:val="000000"/>
+      <w:sz w:val="26"/>
     </w:rPr>
   </w:style>
   <w:style w:type="paragraph" w:styleId="Heading6">
@@ -2929,14 +885,17 @@
     <w:pPr>
       <w:keepNext/>
       <w:keepLines/>
-      <w:spacing w:before="200" w:after="0"/>
+      <w:widowControl/>
+      <w:spacing w:before="0" w:after="120" w:line="360" w:lineRule="auto"/>
       <w:outlineLvl w:val="5"/>
     </w:pPr>
     <w:rPr>
-      <w:rFonts w:asciiTheme="majorHAnsi" w:hAnsiTheme="majorHAnsi" w:eastAsiaTheme="majorEastAsia" w:cstheme="majorBidi"/>
+      <w:rFonts w:ascii="Times New Roman" w:hAnsi="Times New Roman" w:eastAsia="Times New Roman" w:cs="Times New Roman"/>
+      <w:b w:val="0"/>
       <w:i/>
       <w:iCs/>
-      <w:color w:val="243F60" w:themeColor="accent1" w:themeShade="7F"/>
+      <w:color w:val="000000"/>
+      <w:sz w:val="26"/>
     </w:rPr>
   </w:style>
   <w:style w:type="paragraph" w:styleId="Heading7">
@@ -2952,14 +911,17 @@
     <w:pPr>
       <w:keepNext/>
       <w:keepLines/>
-      <w:spacing w:before="200" w:after="0"/>
+      <w:widowControl/>
+      <w:spacing w:before="0" w:after="120" w:line="360" w:lineRule="auto"/>
       <w:outlineLvl w:val="6"/>
     </w:pPr>
     <w:rPr>
-      <w:rFonts w:asciiTheme="majorHAnsi" w:hAnsiTheme="majorHAnsi" w:eastAsiaTheme="majorEastAsia" w:cstheme="majorBidi"/>
+      <w:rFonts w:ascii="Times New Roman" w:hAnsi="Times New Roman" w:eastAsia="Times New Roman" w:cs="Times New Roman"/>
+      <w:b w:val="0"/>
       <w:i/>
       <w:iCs/>
-      <w:color w:val="404040" w:themeColor="text1" w:themeTint="BF"/>
+      <w:color w:val="000000"/>
+      <w:sz w:val="26"/>
     </w:rPr>
   </w:style>
   <w:style w:type="paragraph" w:styleId="Heading8">
@@ -2975,13 +937,15 @@
     <w:pPr>
       <w:keepNext/>
       <w:keepLines/>
-      <w:spacing w:before="200" w:after="0"/>
+      <w:widowControl/>
+      <w:spacing w:before="0" w:after="120" w:line="360" w:lineRule="auto"/>
       <w:outlineLvl w:val="7"/>
     </w:pPr>
     <w:rPr>
-      <w:rFonts w:asciiTheme="majorHAnsi" w:hAnsiTheme="majorHAnsi" w:eastAsiaTheme="majorEastAsia" w:cstheme="majorBidi"/>
-      <w:color w:val="4F81BD" w:themeColor="accent1"/>
-      <w:sz w:val="20"/>
+      <w:rFonts w:ascii="Times New Roman" w:hAnsi="Times New Roman" w:eastAsia="Times New Roman" w:cs="Times New Roman"/>
+      <w:b w:val="0"/>
+      <w:color w:val="000000"/>
+      <w:sz w:val="26"/>
       <w:szCs w:val="20"/>
     </w:rPr>
   </w:style>
@@ -2998,25 +962,27 @@
     <w:pPr>
       <w:keepNext/>
       <w:keepLines/>
-      <w:spacing w:before="200" w:after="0"/>
+      <w:widowControl/>
+      <w:spacing w:before="0" w:after="120" w:line="360" w:lineRule="auto"/>
       <w:outlineLvl w:val="8"/>
     </w:pPr>
     <w:rPr>
-      <w:rFonts w:asciiTheme="majorHAnsi" w:hAnsiTheme="majorHAnsi" w:eastAsiaTheme="majorEastAsia" w:cstheme="majorBidi"/>
+      <w:rFonts w:ascii="Times New Roman" w:hAnsi="Times New Roman" w:eastAsia="Times New Roman" w:cs="Times New Roman"/>
+      <w:b w:val="0"/>
       <w:i/>
       <w:iCs/>
-      <w:color w:val="404040" w:themeColor="text1" w:themeTint="BF"/>
-      <w:sz w:val="20"/>
+      <w:color w:val="000000"/>
+      <w:sz w:val="26"/>
       <w:szCs w:val="20"/>
     </w:rPr>
   </w:style>
-  <w:style w:type="character" w:styleId="DefaultParagraphFont" w:default="1">
+  <w:style w:type="character" w:default="1" w:styleId="DefaultParagraphFont">
     <w:name w:val="Default Paragraph Font"/>
     <w:uiPriority w:val="1"/>
     <w:semiHidden/>
     <w:unhideWhenUsed/>
   </w:style>
-  <w:style w:type="table" w:styleId="TableNormal" w:default="1">
+  <w:style w:type="table" w:default="1" w:styleId="TableNormal">
     <w:name w:val="Normal Table"/>
     <w:uiPriority w:val="99"/>
     <w:semiHidden/>
@@ -3031,7 +997,7 @@
       </w:tblCellMar>
     </w:tblPr>
   </w:style>
-  <w:style w:type="numbering" w:styleId="NoList" w:default="1">
+  <w:style w:type="numbering" w:default="1" w:styleId="NoList">
     <w:name w:val="No List"/>
     <w:uiPriority w:val="99"/>
     <w:semiHidden/>
@@ -3043,17 +1009,24 @@
     <w:qFormat/>
     <w:rsid w:val="00FC693F"/>
     <w:pPr>
-      <w:spacing w:after="0" w:line="240" w:lineRule="auto"/>
-    </w:pPr>
-  </w:style>
-  <w:style w:type="character" w:styleId="Heading1Char" w:customStyle="1">
+      <w:widowControl/>
+      <w:spacing w:after="120" w:line="360" w:lineRule="auto" w:before="0"/>
+    </w:pPr>
+    <w:rPr>
+      <w:rFonts w:ascii="Times New Roman" w:hAnsi="Times New Roman" w:eastAsia="Times New Roman" w:cs="Times New Roman"/>
+      <w:b w:val="0"/>
+      <w:color w:val="000000"/>
+      <w:sz w:val="26"/>
+    </w:rPr>
+  </w:style>
+  <w:style w:type="character" w:customStyle="1" w:styleId="Heading1Char">
     <w:name w:val="Heading 1 Char"/>
     <w:basedOn w:val="DefaultParagraphFont"/>
     <w:link w:val="Heading1"/>
     <w:uiPriority w:val="9"/>
     <w:rsid w:val="00FC693F"/>
     <w:rPr>
-      <w:rFonts w:asciiTheme="majorHAnsi" w:hAnsiTheme="majorHAnsi" w:eastAsiaTheme="majorEastAsia" w:cstheme="majorBidi"/>
+      <w:rFonts w:asciiTheme="majorHAnsi" w:eastAsiaTheme="majorEastAsia" w:hAnsiTheme="majorHAnsi" w:cstheme="majorBidi"/>
       <w:b/>
       <w:bCs/>
       <w:color w:val="365F91" w:themeColor="accent1" w:themeShade="BF"/>
@@ -3061,14 +1034,14 @@
       <w:szCs w:val="28"/>
     </w:rPr>
   </w:style>
-  <w:style w:type="character" w:styleId="Heading2Char" w:customStyle="1">
+  <w:style w:type="character" w:customStyle="1" w:styleId="Heading2Char">
     <w:name w:val="Heading 2 Char"/>
     <w:basedOn w:val="DefaultParagraphFont"/>
     <w:link w:val="Heading2"/>
     <w:uiPriority w:val="9"/>
     <w:rsid w:val="00FC693F"/>
     <w:rPr>
-      <w:rFonts w:asciiTheme="majorHAnsi" w:hAnsiTheme="majorHAnsi" w:eastAsiaTheme="majorEastAsia" w:cstheme="majorBidi"/>
+      <w:rFonts w:asciiTheme="majorHAnsi" w:eastAsiaTheme="majorEastAsia" w:hAnsiTheme="majorHAnsi" w:cstheme="majorBidi"/>
       <w:b/>
       <w:bCs/>
       <w:color w:val="4F81BD" w:themeColor="accent1"/>
@@ -3076,14 +1049,14 @@
       <w:szCs w:val="26"/>
     </w:rPr>
   </w:style>
-  <w:style w:type="character" w:styleId="Heading3Char" w:customStyle="1">
+  <w:style w:type="character" w:customStyle="1" w:styleId="Heading3Char">
     <w:name w:val="Heading 3 Char"/>
     <w:basedOn w:val="DefaultParagraphFont"/>
     <w:link w:val="Heading3"/>
     <w:uiPriority w:val="9"/>
     <w:rsid w:val="00FC693F"/>
     <w:rPr>
-      <w:rFonts w:asciiTheme="majorHAnsi" w:hAnsiTheme="majorHAnsi" w:eastAsiaTheme="majorEastAsia" w:cstheme="majorBidi"/>
+      <w:rFonts w:asciiTheme="majorHAnsi" w:eastAsiaTheme="majorEastAsia" w:hAnsiTheme="majorHAnsi" w:cstheme="majorBidi"/>
       <w:b/>
       <w:bCs/>
       <w:color w:val="4F81BD" w:themeColor="accent1"/>
@@ -3099,29 +1072,31 @@
     <w:rsid w:val="00FC693F"/>
     <w:pPr>
       <w:keepNext/>
-      <w:spacing w:before="240" w:after="360" w:line="360" w:lineRule="auto"/>
+      <w:keepLines/>
+      <w:widowControl/>
+      <w:spacing w:after="180" w:line="360" w:lineRule="auto" w:before="0"/>
       <w:ind w:firstLine="0"/>
       <w:contextualSpacing/>
       <w:jc w:val="center"/>
     </w:pPr>
     <w:rPr>
-      <w:rFonts w:ascii="Times New Roman" w:hAnsi="Times New Roman" w:asciiTheme="majorHAnsi" w:hAnsiTheme="majorHAnsi" w:eastAsiaTheme="majorEastAsia" w:cstheme="majorBidi"/>
+      <w:rFonts w:ascii="Times New Roman" w:hAnsi="Times New Roman" w:eastAsia="Times New Roman" w:cs="Times New Roman"/>
       <w:b/>
       <w:color w:val="000000"/>
       <w:spacing w:val="5"/>
       <w:kern w:val="28"/>
-      <w:sz w:val="36"/>
+      <w:sz w:val="32"/>
       <w:szCs w:val="52"/>
     </w:rPr>
   </w:style>
-  <w:style w:type="character" w:styleId="TitleChar" w:customStyle="1">
+  <w:style w:type="character" w:customStyle="1" w:styleId="TitleChar">
     <w:name w:val="Title Char"/>
     <w:basedOn w:val="DefaultParagraphFont"/>
     <w:link w:val="Title"/>
     <w:uiPriority w:val="10"/>
     <w:rsid w:val="00FC693F"/>
     <w:rPr>
-      <w:rFonts w:asciiTheme="majorHAnsi" w:hAnsiTheme="majorHAnsi" w:eastAsiaTheme="majorEastAsia" w:cstheme="majorBidi"/>
+      <w:rFonts w:asciiTheme="majorHAnsi" w:eastAsiaTheme="majorEastAsia" w:hAnsiTheme="majorHAnsi" w:cstheme="majorBidi"/>
       <w:color w:val="17365D" w:themeColor="text2" w:themeShade="BF"/>
       <w:spacing w:val="5"/>
       <w:kern w:val="28"/>
@@ -3138,12 +1113,31 @@
     <w:qFormat/>
     <w:rsid w:val="00FC693F"/>
     <w:pPr>
+      <w:widowControl/>
       <w:numPr>
         <w:ilvl w:val="1"/>
       </w:numPr>
+      <w:spacing w:line="360" w:lineRule="auto" w:before="0" w:after="120"/>
     </w:pPr>
     <w:rPr>
-      <w:rFonts w:asciiTheme="majorHAnsi" w:hAnsiTheme="majorHAnsi" w:eastAsiaTheme="majorEastAsia" w:cstheme="majorBidi"/>
+      <w:rFonts w:ascii="Times New Roman" w:hAnsi="Times New Roman" w:eastAsia="Times New Roman" w:cs="Times New Roman"/>
+      <w:b w:val="0"/>
+      <w:i/>
+      <w:iCs/>
+      <w:color w:val="000000"/>
+      <w:spacing w:val="15"/>
+      <w:sz w:val="26"/>
+      <w:szCs w:val="24"/>
+    </w:rPr>
+  </w:style>
+  <w:style w:type="character" w:customStyle="1" w:styleId="SubtitleChar">
+    <w:name w:val="Subtitle Char"/>
+    <w:basedOn w:val="DefaultParagraphFont"/>
+    <w:link w:val="Subtitle"/>
+    <w:uiPriority w:val="11"/>
+    <w:rsid w:val="00FC693F"/>
+    <w:rPr>
+      <w:rFonts w:asciiTheme="majorHAnsi" w:eastAsiaTheme="majorEastAsia" w:hAnsiTheme="majorHAnsi" w:cstheme="majorBidi"/>
       <w:i/>
       <w:iCs/>
       <w:color w:val="4F81BD" w:themeColor="accent1"/>
@@ -3152,22 +1146,6 @@
       <w:szCs w:val="24"/>
     </w:rPr>
   </w:style>
-  <w:style w:type="character" w:styleId="SubtitleChar" w:customStyle="1">
-    <w:name w:val="Subtitle Char"/>
-    <w:basedOn w:val="DefaultParagraphFont"/>
-    <w:link w:val="Subtitle"/>
-    <w:uiPriority w:val="11"/>
-    <w:rsid w:val="00FC693F"/>
-    <w:rPr>
-      <w:rFonts w:asciiTheme="majorHAnsi" w:hAnsiTheme="majorHAnsi" w:eastAsiaTheme="majorEastAsia" w:cstheme="majorBidi"/>
-      <w:i/>
-      <w:iCs/>
-      <w:color w:val="4F81BD" w:themeColor="accent1"/>
-      <w:spacing w:val="15"/>
-      <w:sz w:val="24"/>
-      <w:szCs w:val="24"/>
-    </w:rPr>
-  </w:style>
   <w:style w:type="paragraph" w:styleId="ListParagraph">
     <w:name w:val="List Paragraph"/>
     <w:basedOn w:val="Normal"/>
@@ -3175,9 +1153,17 @@
     <w:qFormat/>
     <w:rsid w:val="00FC693F"/>
     <w:pPr>
+      <w:widowControl/>
+      <w:spacing w:line="360" w:lineRule="auto" w:before="0" w:after="120"/>
       <w:ind w:left="720"/>
       <w:contextualSpacing/>
     </w:pPr>
+    <w:rPr>
+      <w:rFonts w:ascii="Times New Roman" w:hAnsi="Times New Roman" w:eastAsia="Times New Roman" w:cs="Times New Roman"/>
+      <w:b w:val="0"/>
+      <w:color w:val="000000"/>
+      <w:sz w:val="26"/>
+    </w:rPr>
   </w:style>
   <w:style w:type="paragraph" w:styleId="BodyText">
     <w:name w:val="Body Text"/>
@@ -3187,10 +1173,17 @@
     <w:unhideWhenUsed/>
     <w:rsid w:val="00AA1D8D"/>
     <w:pPr>
-      <w:spacing w:after="120"/>
-    </w:pPr>
-  </w:style>
-  <w:style w:type="character" w:styleId="BodyTextChar" w:customStyle="1">
+      <w:widowControl/>
+      <w:spacing w:after="120" w:line="360" w:lineRule="auto" w:before="0"/>
+    </w:pPr>
+    <w:rPr>
+      <w:rFonts w:ascii="Times New Roman" w:hAnsi="Times New Roman" w:eastAsia="Times New Roman" w:cs="Times New Roman"/>
+      <w:b w:val="0"/>
+      <w:color w:val="000000"/>
+      <w:sz w:val="26"/>
+    </w:rPr>
+  </w:style>
+  <w:style w:type="character" w:customStyle="1" w:styleId="BodyTextChar">
     <w:name w:val="Body Text Char"/>
     <w:basedOn w:val="DefaultParagraphFont"/>
     <w:link w:val="BodyText"/>
@@ -3205,10 +1198,17 @@
     <w:unhideWhenUsed/>
     <w:rsid w:val="00AA1D8D"/>
     <w:pPr>
-      <w:spacing w:after="120" w:line="480" w:lineRule="auto"/>
-    </w:pPr>
-  </w:style>
-  <w:style w:type="character" w:styleId="BodyText2Char" w:customStyle="1">
+      <w:widowControl/>
+      <w:spacing w:after="120" w:line="360" w:lineRule="auto" w:before="0"/>
+    </w:pPr>
+    <w:rPr>
+      <w:rFonts w:ascii="Times New Roman" w:hAnsi="Times New Roman" w:eastAsia="Times New Roman" w:cs="Times New Roman"/>
+      <w:b w:val="0"/>
+      <w:color w:val="000000"/>
+      <w:sz w:val="26"/>
+    </w:rPr>
+  </w:style>
+  <w:style w:type="character" w:customStyle="1" w:styleId="BodyText2Char">
     <w:name w:val="Body Text 2 Char"/>
     <w:basedOn w:val="DefaultParagraphFont"/>
     <w:link w:val="BodyText2"/>
@@ -3223,14 +1223,18 @@
     <w:unhideWhenUsed/>
     <w:rsid w:val="00AA1D8D"/>
     <w:pPr>
-      <w:spacing w:after="120"/>
+      <w:widowControl/>
+      <w:spacing w:after="120" w:line="360" w:lineRule="auto" w:before="0"/>
     </w:pPr>
     <w:rPr>
-      <w:sz w:val="16"/>
+      <w:rFonts w:ascii="Times New Roman" w:hAnsi="Times New Roman" w:eastAsia="Times New Roman" w:cs="Times New Roman"/>
+      <w:b w:val="0"/>
+      <w:color w:val="000000"/>
+      <w:sz w:val="26"/>
       <w:szCs w:val="16"/>
     </w:rPr>
   </w:style>
-  <w:style w:type="character" w:styleId="BodyText3Char" w:customStyle="1">
+  <w:style w:type="character" w:customStyle="1" w:styleId="BodyText3Char">
     <w:name w:val="Body Text 3 Char"/>
     <w:basedOn w:val="DefaultParagraphFont"/>
     <w:link w:val="BodyText3"/>
@@ -3248,9 +1252,17 @@
     <w:unhideWhenUsed/>
     <w:rsid w:val="00AA1D8D"/>
     <w:pPr>
+      <w:widowControl/>
+      <w:spacing w:line="360" w:lineRule="auto" w:before="0" w:after="120"/>
       <w:ind w:left="360" w:hanging="360"/>
       <w:contextualSpacing/>
     </w:pPr>
+    <w:rPr>
+      <w:rFonts w:ascii="Times New Roman" w:hAnsi="Times New Roman" w:eastAsia="Times New Roman" w:cs="Times New Roman"/>
+      <w:b w:val="0"/>
+      <w:color w:val="000000"/>
+      <w:sz w:val="26"/>
+    </w:rPr>
   </w:style>
   <w:style w:type="paragraph" w:styleId="List2">
     <w:name w:val="List 2"/>
@@ -3259,9 +1271,17 @@
     <w:unhideWhenUsed/>
     <w:rsid w:val="00326F90"/>
     <w:pPr>
+      <w:widowControl/>
+      <w:spacing w:line="360" w:lineRule="auto" w:before="0" w:after="120"/>
       <w:ind w:left="720" w:hanging="360"/>
       <w:contextualSpacing/>
     </w:pPr>
+    <w:rPr>
+      <w:rFonts w:ascii="Times New Roman" w:hAnsi="Times New Roman" w:eastAsia="Times New Roman" w:cs="Times New Roman"/>
+      <w:b w:val="0"/>
+      <w:color w:val="000000"/>
+      <w:sz w:val="26"/>
+    </w:rPr>
   </w:style>
   <w:style w:type="paragraph" w:styleId="List3">
     <w:name w:val="List 3"/>
@@ -3270,9 +1290,17 @@
     <w:unhideWhenUsed/>
     <w:rsid w:val="00326F90"/>
     <w:pPr>
+      <w:widowControl/>
+      <w:spacing w:line="360" w:lineRule="auto" w:before="0" w:after="120"/>
       <w:ind w:left="1080" w:hanging="360"/>
       <w:contextualSpacing/>
     </w:pPr>
+    <w:rPr>
+      <w:rFonts w:ascii="Times New Roman" w:hAnsi="Times New Roman" w:eastAsia="Times New Roman" w:cs="Times New Roman"/>
+      <w:b w:val="0"/>
+      <w:color w:val="000000"/>
+      <w:sz w:val="26"/>
+    </w:rPr>
   </w:style>
   <w:style w:type="paragraph" w:styleId="ListBullet">
     <w:name w:val="List Bullet"/>
@@ -3281,11 +1309,19 @@
     <w:unhideWhenUsed/>
     <w:rsid w:val="00326F90"/>
     <w:pPr>
+      <w:widowControl/>
       <w:numPr>
         <w:numId w:val="1"/>
       </w:numPr>
+      <w:spacing w:line="360" w:lineRule="auto" w:before="0" w:after="120"/>
       <w:contextualSpacing/>
     </w:pPr>
+    <w:rPr>
+      <w:rFonts w:ascii="Times New Roman" w:hAnsi="Times New Roman" w:eastAsia="Times New Roman" w:cs="Times New Roman"/>
+      <w:b w:val="0"/>
+      <w:color w:val="000000"/>
+      <w:sz w:val="26"/>
+    </w:rPr>
   </w:style>
   <w:style w:type="paragraph" w:styleId="ListBullet2">
     <w:name w:val="List Bullet 2"/>
@@ -3294,11 +1330,19 @@
     <w:unhideWhenUsed/>
     <w:rsid w:val="00326F90"/>
     <w:pPr>
+      <w:widowControl/>
       <w:numPr>
         <w:numId w:val="2"/>
       </w:numPr>
+      <w:spacing w:line="360" w:lineRule="auto" w:before="0" w:after="120"/>
       <w:contextualSpacing/>
     </w:pPr>
+    <w:rPr>
+      <w:rFonts w:ascii="Times New Roman" w:hAnsi="Times New Roman" w:eastAsia="Times New Roman" w:cs="Times New Roman"/>
+      <w:b w:val="0"/>
+      <w:color w:val="000000"/>
+      <w:sz w:val="26"/>
+    </w:rPr>
   </w:style>
   <w:style w:type="paragraph" w:styleId="ListBullet3">
     <w:name w:val="List Bullet 3"/>
@@ -3307,11 +1351,19 @@
     <w:unhideWhenUsed/>
     <w:rsid w:val="00326F90"/>
     <w:pPr>
+      <w:widowControl/>
       <w:numPr>
         <w:numId w:val="3"/>
       </w:numPr>
+      <w:spacing w:line="360" w:lineRule="auto" w:before="0" w:after="120"/>
       <w:contextualSpacing/>
     </w:pPr>
+    <w:rPr>
+      <w:rFonts w:ascii="Times New Roman" w:hAnsi="Times New Roman" w:eastAsia="Times New Roman" w:cs="Times New Roman"/>
+      <w:b w:val="0"/>
+      <w:color w:val="000000"/>
+      <w:sz w:val="26"/>
+    </w:rPr>
   </w:style>
   <w:style w:type="paragraph" w:styleId="ListNumber">
     <w:name w:val="List Number"/>
@@ -3320,11 +1372,19 @@
     <w:unhideWhenUsed/>
     <w:rsid w:val="00326F90"/>
     <w:pPr>
+      <w:widowControl/>
       <w:numPr>
         <w:numId w:val="5"/>
       </w:numPr>
+      <w:spacing w:line="360" w:lineRule="auto" w:before="0" w:after="120"/>
       <w:contextualSpacing/>
     </w:pPr>
+    <w:rPr>
+      <w:rFonts w:ascii="Times New Roman" w:hAnsi="Times New Roman" w:eastAsia="Times New Roman" w:cs="Times New Roman"/>
+      <w:b w:val="0"/>
+      <w:color w:val="000000"/>
+      <w:sz w:val="26"/>
+    </w:rPr>
   </w:style>
   <w:style w:type="paragraph" w:styleId="ListNumber2">
     <w:name w:val="List Number 2"/>
@@ -3333,11 +1393,19 @@
     <w:unhideWhenUsed/>
     <w:rsid w:val="0029639D"/>
     <w:pPr>
+      <w:widowControl/>
       <w:numPr>
         <w:numId w:val="6"/>
       </w:numPr>
+      <w:spacing w:line="360" w:lineRule="auto" w:before="0" w:after="120"/>
       <w:contextualSpacing/>
     </w:pPr>
+    <w:rPr>
+      <w:rFonts w:ascii="Times New Roman" w:hAnsi="Times New Roman" w:eastAsia="Times New Roman" w:cs="Times New Roman"/>
+      <w:b w:val="0"/>
+      <w:color w:val="000000"/>
+      <w:sz w:val="26"/>
+    </w:rPr>
   </w:style>
   <w:style w:type="paragraph" w:styleId="ListNumber3">
     <w:name w:val="List Number 3"/>
@@ -3346,11 +1414,19 @@
     <w:unhideWhenUsed/>
     <w:rsid w:val="0029639D"/>
     <w:pPr>
+      <w:widowControl/>
       <w:numPr>
         <w:numId w:val="7"/>
       </w:numPr>
+      <w:spacing w:line="360" w:lineRule="auto" w:before="0" w:after="120"/>
       <w:contextualSpacing/>
     </w:pPr>
+    <w:rPr>
+      <w:rFonts w:ascii="Times New Roman" w:hAnsi="Times New Roman" w:eastAsia="Times New Roman" w:cs="Times New Roman"/>
+      <w:b w:val="0"/>
+      <w:color w:val="000000"/>
+      <w:sz w:val="26"/>
+    </w:rPr>
   </w:style>
   <w:style w:type="paragraph" w:styleId="ListContinue">
     <w:name w:val="List Continue"/>
@@ -3359,10 +1435,17 @@
     <w:unhideWhenUsed/>
     <w:rsid w:val="0029639D"/>
     <w:pPr>
-      <w:spacing w:after="120"/>
+      <w:widowControl/>
+      <w:spacing w:after="120" w:line="360" w:lineRule="auto" w:before="0"/>
       <w:ind w:left="360"/>
       <w:contextualSpacing/>
     </w:pPr>
+    <w:rPr>
+      <w:rFonts w:ascii="Times New Roman" w:hAnsi="Times New Roman" w:eastAsia="Times New Roman" w:cs="Times New Roman"/>
+      <w:b w:val="0"/>
+      <w:color w:val="000000"/>
+      <w:sz w:val="26"/>
+    </w:rPr>
   </w:style>
   <w:style w:type="paragraph" w:styleId="ListContinue2">
     <w:name w:val="List Continue 2"/>
@@ -3371,10 +1454,17 @@
     <w:unhideWhenUsed/>
     <w:rsid w:val="0029639D"/>
     <w:pPr>
-      <w:spacing w:after="120"/>
+      <w:widowControl/>
+      <w:spacing w:after="120" w:line="360" w:lineRule="auto" w:before="0"/>
       <w:ind w:left="720"/>
       <w:contextualSpacing/>
     </w:pPr>
+    <w:rPr>
+      <w:rFonts w:ascii="Times New Roman" w:hAnsi="Times New Roman" w:eastAsia="Times New Roman" w:cs="Times New Roman"/>
+      <w:b w:val="0"/>
+      <w:color w:val="000000"/>
+      <w:sz w:val="26"/>
+    </w:rPr>
   </w:style>
   <w:style w:type="paragraph" w:styleId="ListContinue3">
     <w:name w:val="List Continue 3"/>
@@ -3383,10 +1473,17 @@
     <w:unhideWhenUsed/>
     <w:rsid w:val="0029639D"/>
     <w:pPr>
-      <w:spacing w:after="120"/>
+      <w:widowControl/>
+      <w:spacing w:after="120" w:line="360" w:lineRule="auto" w:before="0"/>
       <w:ind w:left="1080"/>
       <w:contextualSpacing/>
     </w:pPr>
+    <w:rPr>
+      <w:rFonts w:ascii="Times New Roman" w:hAnsi="Times New Roman" w:eastAsia="Times New Roman" w:cs="Times New Roman"/>
+      <w:b w:val="0"/>
+      <w:color w:val="000000"/>
+      <w:sz w:val="26"/>
+    </w:rPr>
   </w:style>
   <w:style w:type="paragraph" w:styleId="MacroText">
     <w:name w:val="macro"/>
@@ -3395,6 +1492,7 @@
     <w:unhideWhenUsed/>
     <w:rsid w:val="0029639D"/>
     <w:pPr>
+      <w:widowControl/>
       <w:tabs>
         <w:tab w:val="left" w:pos="576"/>
         <w:tab w:val="left" w:pos="1152"/>
@@ -3404,14 +1502,17 @@
         <w:tab w:val="left" w:pos="3456"/>
         <w:tab w:val="left" w:pos="4032"/>
       </w:tabs>
+      <w:spacing w:line="360" w:lineRule="auto" w:before="0" w:after="120"/>
     </w:pPr>
     <w:rPr>
-      <w:rFonts w:ascii="Courier" w:hAnsi="Courier"/>
-      <w:sz w:val="20"/>
+      <w:rFonts w:ascii="Times New Roman" w:hAnsi="Times New Roman" w:eastAsia="Times New Roman" w:cs="Times New Roman"/>
+      <w:b w:val="0"/>
+      <w:color w:val="000000"/>
+      <w:sz w:val="26"/>
       <w:szCs w:val="20"/>
     </w:rPr>
   </w:style>
-  <w:style w:type="character" w:styleId="MacroTextChar" w:customStyle="1">
+  <w:style w:type="character" w:customStyle="1" w:styleId="MacroTextChar">
     <w:name w:val="Macro Text Char"/>
     <w:basedOn w:val="DefaultParagraphFont"/>
     <w:link w:val="MacroText"/>
@@ -3431,13 +1532,20 @@
     <w:uiPriority w:val="29"/>
     <w:qFormat/>
     <w:rsid w:val="00FC693F"/>
+    <w:pPr>
+      <w:widowControl/>
+      <w:spacing w:line="360" w:lineRule="auto" w:before="0" w:after="120"/>
+    </w:pPr>
     <w:rPr>
+      <w:rFonts w:ascii="Times New Roman" w:hAnsi="Times New Roman" w:eastAsia="Times New Roman" w:cs="Times New Roman"/>
+      <w:b w:val="0"/>
       <w:i/>
       <w:iCs/>
-      <w:color w:val="000000" w:themeColor="text1"/>
+      <w:color w:val="000000"/>
+      <w:sz w:val="26"/>
     </w:rPr>
   </w:style>
-  <w:style w:type="character" w:styleId="QuoteChar" w:customStyle="1">
+  <w:style w:type="character" w:customStyle="1" w:styleId="QuoteChar">
     <w:name w:val="Quote Char"/>
     <w:basedOn w:val="DefaultParagraphFont"/>
     <w:link w:val="Quote"/>
@@ -3449,7 +1557,7 @@
       <w:color w:val="000000" w:themeColor="text1"/>
     </w:rPr>
   </w:style>
-  <w:style w:type="character" w:styleId="Heading4Char" w:customStyle="1">
+  <w:style w:type="character" w:customStyle="1" w:styleId="Heading4Char">
     <w:name w:val="Heading 4 Char"/>
     <w:basedOn w:val="DefaultParagraphFont"/>
     <w:link w:val="Heading4"/>
@@ -3457,7 +1565,7 @@
     <w:semiHidden/>
     <w:rsid w:val="00FC693F"/>
     <w:rPr>
-      <w:rFonts w:asciiTheme="majorHAnsi" w:hAnsiTheme="majorHAnsi" w:eastAsiaTheme="majorEastAsia" w:cstheme="majorBidi"/>
+      <w:rFonts w:asciiTheme="majorHAnsi" w:eastAsiaTheme="majorEastAsia" w:hAnsiTheme="majorHAnsi" w:cstheme="majorBidi"/>
       <w:b/>
       <w:bCs/>
       <w:i/>
@@ -3465,7 +1573,7 @@
       <w:color w:val="4F81BD" w:themeColor="accent1"/>
     </w:rPr>
   </w:style>
-  <w:style w:type="character" w:styleId="Heading5Char" w:customStyle="1">
+  <w:style w:type="character" w:customStyle="1" w:styleId="Heading5Char">
     <w:name w:val="Heading 5 Char"/>
     <w:basedOn w:val="DefaultParagraphFont"/>
     <w:link w:val="Heading5"/>
@@ -3473,11 +1581,11 @@
     <w:semiHidden/>
     <w:rsid w:val="00FC693F"/>
     <w:rPr>
-      <w:rFonts w:asciiTheme="majorHAnsi" w:hAnsiTheme="majorHAnsi" w:eastAsiaTheme="majorEastAsia" w:cstheme="majorBidi"/>
+      <w:rFonts w:asciiTheme="majorHAnsi" w:eastAsiaTheme="majorEastAsia" w:hAnsiTheme="majorHAnsi" w:cstheme="majorBidi"/>
       <w:color w:val="243F60" w:themeColor="accent1" w:themeShade="7F"/>
     </w:rPr>
   </w:style>
-  <w:style w:type="character" w:styleId="Heading6Char" w:customStyle="1">
+  <w:style w:type="character" w:customStyle="1" w:styleId="Heading6Char">
     <w:name w:val="Heading 6 Char"/>
     <w:basedOn w:val="DefaultParagraphFont"/>
     <w:link w:val="Heading6"/>
@@ -3485,13 +1593,13 @@
     <w:semiHidden/>
     <w:rsid w:val="00FC693F"/>
     <w:rPr>
-      <w:rFonts w:asciiTheme="majorHAnsi" w:hAnsiTheme="majorHAnsi" w:eastAsiaTheme="majorEastAsia" w:cstheme="majorBidi"/>
+      <w:rFonts w:asciiTheme="majorHAnsi" w:eastAsiaTheme="majorEastAsia" w:hAnsiTheme="majorHAnsi" w:cstheme="majorBidi"/>
       <w:i/>
       <w:iCs/>
       <w:color w:val="243F60" w:themeColor="accent1" w:themeShade="7F"/>
     </w:rPr>
   </w:style>
-  <w:style w:type="character" w:styleId="Heading7Char" w:customStyle="1">
+  <w:style w:type="character" w:customStyle="1" w:styleId="Heading7Char">
     <w:name w:val="Heading 7 Char"/>
     <w:basedOn w:val="DefaultParagraphFont"/>
     <w:link w:val="Heading7"/>
@@ -3499,13 +1607,13 @@
     <w:semiHidden/>
     <w:rsid w:val="00FC693F"/>
     <w:rPr>
-      <w:rFonts w:asciiTheme="majorHAnsi" w:hAnsiTheme="majorHAnsi" w:eastAsiaTheme="majorEastAsia" w:cstheme="majorBidi"/>
+      <w:rFonts w:asciiTheme="majorHAnsi" w:eastAsiaTheme="majorEastAsia" w:hAnsiTheme="majorHAnsi" w:cstheme="majorBidi"/>
       <w:i/>
       <w:iCs/>
       <w:color w:val="404040" w:themeColor="text1" w:themeTint="BF"/>
     </w:rPr>
   </w:style>
-  <w:style w:type="character" w:styleId="Heading8Char" w:customStyle="1">
+  <w:style w:type="character" w:customStyle="1" w:styleId="Heading8Char">
     <w:name w:val="Heading 8 Char"/>
     <w:basedOn w:val="DefaultParagraphFont"/>
     <w:link w:val="Heading8"/>
@@ -3513,13 +1621,13 @@
     <w:semiHidden/>
     <w:rsid w:val="00FC693F"/>
     <w:rPr>
-      <w:rFonts w:asciiTheme="majorHAnsi" w:hAnsiTheme="majorHAnsi" w:eastAsiaTheme="majorEastAsia" w:cstheme="majorBidi"/>
+      <w:rFonts w:asciiTheme="majorHAnsi" w:eastAsiaTheme="majorEastAsia" w:hAnsiTheme="majorHAnsi" w:cstheme="majorBidi"/>
       <w:color w:val="4F81BD" w:themeColor="accent1"/>
       <w:sz w:val="20"/>
       <w:szCs w:val="20"/>
     </w:rPr>
   </w:style>
-  <w:style w:type="character" w:styleId="Heading9Char" w:customStyle="1">
+  <w:style w:type="character" w:customStyle="1" w:styleId="Heading9Char">
     <w:name w:val="Heading 9 Char"/>
     <w:basedOn w:val="DefaultParagraphFont"/>
     <w:link w:val="Heading9"/>
@@ -3527,7 +1635,7 @@
     <w:semiHidden/>
     <w:rsid w:val="00FC693F"/>
     <w:rPr>
-      <w:rFonts w:asciiTheme="majorHAnsi" w:hAnsiTheme="majorHAnsi" w:eastAsiaTheme="majorEastAsia" w:cstheme="majorBidi"/>
+      <w:rFonts w:asciiTheme="majorHAnsi" w:eastAsiaTheme="majorEastAsia" w:hAnsiTheme="majorHAnsi" w:cstheme="majorBidi"/>
       <w:i/>
       <w:iCs/>
       <w:color w:val="404040" w:themeColor="text1" w:themeTint="BF"/>
@@ -3545,13 +1653,15 @@
     <w:qFormat/>
     <w:rsid w:val="00FC693F"/>
     <w:pPr>
-      <w:spacing w:line="240" w:lineRule="auto"/>
+      <w:widowControl/>
+      <w:spacing w:line="360" w:lineRule="auto" w:before="0" w:after="120"/>
     </w:pPr>
     <w:rPr>
-      <w:b/>
+      <w:rFonts w:ascii="Times New Roman" w:hAnsi="Times New Roman" w:eastAsia="Times New Roman" w:cs="Times New Roman"/>
+      <w:b w:val="0"/>
       <w:bCs/>
-      <w:color w:val="4F81BD" w:themeColor="accent1"/>
-      <w:sz w:val="18"/>
+      <w:color w:val="000000"/>
+      <w:sz w:val="26"/>
       <w:szCs w:val="18"/>
     </w:rPr>
   </w:style>
@@ -3586,21 +1696,21 @@
     <w:qFormat/>
     <w:rsid w:val="00FC693F"/>
     <w:pPr>
-      <w:pBdr>
-        <w:bottom w:val="single" w:color="4F81BD" w:themeColor="accent1" w:sz="4" w:space="4"/>
-      </w:pBdr>
-      <w:spacing w:before="200" w:after="280"/>
+      <w:widowControl/>
+      <w:spacing w:before="0" w:after="120" w:line="360" w:lineRule="auto"/>
       <w:ind w:left="936" w:right="936"/>
     </w:pPr>
     <w:rPr>
-      <w:b/>
+      <w:rFonts w:ascii="Times New Roman" w:hAnsi="Times New Roman" w:eastAsia="Times New Roman" w:cs="Times New Roman"/>
+      <w:b w:val="0"/>
       <w:bCs/>
       <w:i/>
       <w:iCs/>
-      <w:color w:val="4F81BD" w:themeColor="accent1"/>
+      <w:color w:val="000000"/>
+      <w:sz w:val="26"/>
     </w:rPr>
   </w:style>
-  <w:style w:type="character" w:styleId="IntenseQuoteChar" w:customStyle="1">
+  <w:style w:type="character" w:customStyle="1" w:styleId="IntenseQuoteChar">
     <w:name w:val="Intense Quote Char"/>
     <w:basedOn w:val="DefaultParagraphFont"/>
     <w:link w:val="IntenseQuote"/>
@@ -3690,8 +1800,16 @@
     <w:qFormat/>
     <w:rsid w:val="00FC693F"/>
     <w:pPr>
+      <w:widowControl/>
+      <w:spacing w:line="360" w:lineRule="auto" w:before="0" w:after="120"/>
       <w:outlineLvl w:val="9"/>
     </w:pPr>
+    <w:rPr>
+      <w:rFonts w:ascii="Times New Roman" w:hAnsi="Times New Roman" w:eastAsia="Times New Roman" w:cs="Times New Roman"/>
+      <w:b w:val="0"/>
+      <w:color w:val="000000"/>
+      <w:sz w:val="26"/>
+    </w:rPr>
   </w:style>
   <w:style w:type="table" w:styleId="TableGrid">
     <w:name w:val="Table Grid"/>
@@ -3704,12 +1822,12 @@
     <w:tblPr>
       <w:tblInd w:w="0" w:type="dxa"/>
       <w:tblBorders>
-        <w:top w:val="single" w:color="auto" w:sz="4" w:space="0"/>
-        <w:left w:val="single" w:color="auto" w:sz="4" w:space="0"/>
-        <w:bottom w:val="single" w:color="auto" w:sz="4" w:space="0"/>
-        <w:right w:val="single" w:color="auto" w:sz="4" w:space="0"/>
-        <w:insideH w:val="single" w:color="auto" w:sz="4" w:space="0"/>
-        <w:insideV w:val="single" w:color="auto" w:sz="4" w:space="0"/>
+        <w:top w:val="single" w:sz="4" w:space="0" w:color="auto"/>
+        <w:left w:val="single" w:sz="4" w:space="0" w:color="auto"/>
+        <w:bottom w:val="single" w:sz="4" w:space="0" w:color="auto"/>
+        <w:right w:val="single" w:sz="4" w:space="0" w:color="auto"/>
+        <w:insideH w:val="single" w:sz="4" w:space="0" w:color="auto"/>
+        <w:insideV w:val="single" w:sz="4" w:space="0" w:color="auto"/>
       </w:tblBorders>
       <w:tblCellMar>
         <w:top w:w="0" w:type="dxa"/>
@@ -3735,8 +1853,8 @@
       <w:tblStyleColBandSize w:val="1"/>
       <w:tblInd w:w="0" w:type="dxa"/>
       <w:tblBorders>
-        <w:top w:val="single" w:color="000000" w:themeColor="text1" w:sz="8" w:space="0"/>
-        <w:bottom w:val="single" w:color="000000" w:themeColor="text1" w:sz="8" w:space="0"/>
+        <w:top w:val="single" w:sz="8" w:space="0" w:color="000000" w:themeColor="text1"/>
+        <w:bottom w:val="single" w:sz="8" w:space="0" w:color="000000" w:themeColor="text1"/>
       </w:tblBorders>
       <w:tblCellMar>
         <w:top w:w="0" w:type="dxa"/>
@@ -3756,9 +1874,9 @@
       <w:tblPr/>
       <w:tcPr>
         <w:tcBorders>
-          <w:top w:val="single" w:color="000000" w:themeColor="text1" w:sz="8" w:space="0"/>
-          <w:left w:val="nil"/>
-          <w:bottom w:val="single" w:color="000000" w:themeColor="text1" w:sz="8" w:space="0"/>
+          <w:top w:val="single" w:sz="8" w:space="0" w:color="000000" w:themeColor="text1"/>
+          <w:left w:val="nil"/>
+          <w:bottom w:val="single" w:sz="8" w:space="0" w:color="000000" w:themeColor="text1"/>
           <w:right w:val="nil"/>
           <w:insideH w:val="nil"/>
           <w:insideV w:val="nil"/>
@@ -3776,9 +1894,9 @@
       <w:tblPr/>
       <w:tcPr>
         <w:tcBorders>
-          <w:top w:val="single" w:color="000000" w:themeColor="text1" w:sz="8" w:space="0"/>
-          <w:left w:val="nil"/>
-          <w:bottom w:val="single" w:color="000000" w:themeColor="text1" w:sz="8" w:space="0"/>
+          <w:top w:val="single" w:sz="8" w:space="0" w:color="000000" w:themeColor="text1"/>
+          <w:left w:val="nil"/>
+          <w:bottom w:val="single" w:sz="8" w:space="0" w:color="000000" w:themeColor="text1"/>
           <w:right w:val="nil"/>
           <w:insideH w:val="nil"/>
           <w:insideV w:val="nil"/>
@@ -3838,8 +1956,8 @@
       <w:tblStyleColBandSize w:val="1"/>
       <w:tblInd w:w="0" w:type="dxa"/>
       <w:tblBorders>
-        <w:top w:val="single" w:color="4F81BD" w:themeColor="accent1" w:sz="8" w:space="0"/>
-        <w:bottom w:val="single" w:color="4F81BD" w:themeColor="accent1" w:sz="8" w:space="0"/>
+        <w:top w:val="single" w:sz="8" w:space="0" w:color="4F81BD" w:themeColor="accent1"/>
+        <w:bottom w:val="single" w:sz="8" w:space="0" w:color="4F81BD" w:themeColor="accent1"/>
       </w:tblBorders>
       <w:tblCellMar>
         <w:top w:w="0" w:type="dxa"/>
@@ -3859,9 +1977,9 @@
       <w:tblPr/>
       <w:tcPr>
         <w:tcBorders>
-          <w:top w:val="single" w:color="4F81BD" w:themeColor="accent1" w:sz="8" w:space="0"/>
-          <w:left w:val="nil"/>
-          <w:bottom w:val="single" w:color="4F81BD" w:themeColor="accent1" w:sz="8" w:space="0"/>
+          <w:top w:val="single" w:sz="8" w:space="0" w:color="4F81BD" w:themeColor="accent1"/>
+          <w:left w:val="nil"/>
+          <w:bottom w:val="single" w:sz="8" w:space="0" w:color="4F81BD" w:themeColor="accent1"/>
           <w:right w:val="nil"/>
           <w:insideH w:val="nil"/>
           <w:insideV w:val="nil"/>
@@ -3879,9 +1997,9 @@
       <w:tblPr/>
       <w:tcPr>
         <w:tcBorders>
-          <w:top w:val="single" w:color="4F81BD" w:themeColor="accent1" w:sz="8" w:space="0"/>
-          <w:left w:val="nil"/>
-          <w:bottom w:val="single" w:color="4F81BD" w:themeColor="accent1" w:sz="8" w:space="0"/>
+          <w:top w:val="single" w:sz="8" w:space="0" w:color="4F81BD" w:themeColor="accent1"/>
+          <w:left w:val="nil"/>
+          <w:bottom w:val="single" w:sz="8" w:space="0" w:color="4F81BD" w:themeColor="accent1"/>
           <w:right w:val="nil"/>
           <w:insideH w:val="nil"/>
           <w:insideV w:val="nil"/>
@@ -3941,8 +2059,8 @@
       <w:tblStyleColBandSize w:val="1"/>
       <w:tblInd w:w="0" w:type="dxa"/>
       <w:tblBorders>
-        <w:top w:val="single" w:color="C0504D" w:themeColor="accent2" w:sz="8" w:space="0"/>
-        <w:bottom w:val="single" w:color="C0504D" w:themeColor="accent2" w:sz="8" w:space="0"/>
+        <w:top w:val="single" w:sz="8" w:space="0" w:color="C0504D" w:themeColor="accent2"/>
+        <w:bottom w:val="single" w:sz="8" w:space="0" w:color="C0504D" w:themeColor="accent2"/>
       </w:tblBorders>
       <w:tblCellMar>
         <w:top w:w="0" w:type="dxa"/>
@@ -3962,9 +2080,9 @@
       <w:tblPr/>
       <w:tcPr>
         <w:tcBorders>
-          <w:top w:val="single" w:color="C0504D" w:themeColor="accent2" w:sz="8" w:space="0"/>
-          <w:left w:val="nil"/>
-          <w:bottom w:val="single" w:color="C0504D" w:themeColor="accent2" w:sz="8" w:space="0"/>
+          <w:top w:val="single" w:sz="8" w:space="0" w:color="C0504D" w:themeColor="accent2"/>
+          <w:left w:val="nil"/>
+          <w:bottom w:val="single" w:sz="8" w:space="0" w:color="C0504D" w:themeColor="accent2"/>
           <w:right w:val="nil"/>
           <w:insideH w:val="nil"/>
           <w:insideV w:val="nil"/>
@@ -3982,9 +2100,9 @@
       <w:tblPr/>
       <w:tcPr>
         <w:tcBorders>
-          <w:top w:val="single" w:color="C0504D" w:themeColor="accent2" w:sz="8" w:space="0"/>
-          <w:left w:val="nil"/>
-          <w:bottom w:val="single" w:color="C0504D" w:themeColor="accent2" w:sz="8" w:space="0"/>
+          <w:top w:val="single" w:sz="8" w:space="0" w:color="C0504D" w:themeColor="accent2"/>
+          <w:left w:val="nil"/>
+          <w:bottom w:val="single" w:sz="8" w:space="0" w:color="C0504D" w:themeColor="accent2"/>
           <w:right w:val="nil"/>
           <w:insideH w:val="nil"/>
           <w:insideV w:val="nil"/>
@@ -4044,8 +2162,8 @@
       <w:tblStyleColBandSize w:val="1"/>
       <w:tblInd w:w="0" w:type="dxa"/>
       <w:tblBorders>
-        <w:top w:val="single" w:color="9BBB59" w:themeColor="accent3" w:sz="8" w:space="0"/>
-        <w:bottom w:val="single" w:color="9BBB59" w:themeColor="accent3" w:sz="8" w:space="0"/>
+        <w:top w:val="single" w:sz="8" w:space="0" w:color="9BBB59" w:themeColor="accent3"/>
+        <w:bottom w:val="single" w:sz="8" w:space="0" w:color="9BBB59" w:themeColor="accent3"/>
       </w:tblBorders>
       <w:tblCellMar>
         <w:top w:w="0" w:type="dxa"/>
@@ -4065,9 +2183,9 @@
       <w:tblPr/>
       <w:tcPr>
         <w:tcBorders>
-          <w:top w:val="single" w:color="9BBB59" w:themeColor="accent3" w:sz="8" w:space="0"/>
-          <w:left w:val="nil"/>
-          <w:bottom w:val="single" w:color="9BBB59" w:themeColor="accent3" w:sz="8" w:space="0"/>
+          <w:top w:val="single" w:sz="8" w:space="0" w:color="9BBB59" w:themeColor="accent3"/>
+          <w:left w:val="nil"/>
+          <w:bottom w:val="single" w:sz="8" w:space="0" w:color="9BBB59" w:themeColor="accent3"/>
           <w:right w:val="nil"/>
           <w:insideH w:val="nil"/>
           <w:insideV w:val="nil"/>
@@ -4085,9 +2203,9 @@
       <w:tblPr/>
       <w:tcPr>
         <w:tcBorders>
-          <w:top w:val="single" w:color="9BBB59" w:themeColor="accent3" w:sz="8" w:space="0"/>
-          <w:left w:val="nil"/>
-          <w:bottom w:val="single" w:color="9BBB59" w:themeColor="accent3" w:sz="8" w:space="0"/>
+          <w:top w:val="single" w:sz="8" w:space="0" w:color="9BBB59" w:themeColor="accent3"/>
+          <w:left w:val="nil"/>
+          <w:bottom w:val="single" w:sz="8" w:space="0" w:color="9BBB59" w:themeColor="accent3"/>
           <w:right w:val="nil"/>
           <w:insideH w:val="nil"/>
           <w:insideV w:val="nil"/>
@@ -4147,8 +2265,8 @@
       <w:tblStyleColBandSize w:val="1"/>
       <w:tblInd w:w="0" w:type="dxa"/>
       <w:tblBorders>
-        <w:top w:val="single" w:color="8064A2" w:themeColor="accent4" w:sz="8" w:space="0"/>
-        <w:bottom w:val="single" w:color="8064A2" w:themeColor="accent4" w:sz="8" w:space="0"/>
+        <w:top w:val="single" w:sz="8" w:space="0" w:color="8064A2" w:themeColor="accent4"/>
+        <w:bottom w:val="single" w:sz="8" w:space="0" w:color="8064A2" w:themeColor="accent4"/>
       </w:tblBorders>
       <w:tblCellMar>
         <w:top w:w="0" w:type="dxa"/>
@@ -4168,9 +2286,9 @@
       <w:tblPr/>
       <w:tcPr>
         <w:tcBorders>
-          <w:top w:val="single" w:color="8064A2" w:themeColor="accent4" w:sz="8" w:space="0"/>
-          <w:left w:val="nil"/>
-          <w:bottom w:val="single" w:color="8064A2" w:themeColor="accent4" w:sz="8" w:space="0"/>
+          <w:top w:val="single" w:sz="8" w:space="0" w:color="8064A2" w:themeColor="accent4"/>
+          <w:left w:val="nil"/>
+          <w:bottom w:val="single" w:sz="8" w:space="0" w:color="8064A2" w:themeColor="accent4"/>
           <w:right w:val="nil"/>
           <w:insideH w:val="nil"/>
           <w:insideV w:val="nil"/>
@@ -4188,9 +2306,9 @@
       <w:tblPr/>
       <w:tcPr>
         <w:tcBorders>
-          <w:top w:val="single" w:color="8064A2" w:themeColor="accent4" w:sz="8" w:space="0"/>
-          <w:left w:val="nil"/>
-          <w:bottom w:val="single" w:color="8064A2" w:themeColor="accent4" w:sz="8" w:space="0"/>
+          <w:top w:val="single" w:sz="8" w:space="0" w:color="8064A2" w:themeColor="accent4"/>
+          <w:left w:val="nil"/>
+          <w:bottom w:val="single" w:sz="8" w:space="0" w:color="8064A2" w:themeColor="accent4"/>
           <w:right w:val="nil"/>
           <w:insideH w:val="nil"/>
           <w:insideV w:val="nil"/>
@@ -4250,8 +2368,8 @@
       <w:tblStyleColBandSize w:val="1"/>
       <w:tblInd w:w="0" w:type="dxa"/>
       <w:tblBorders>
-        <w:top w:val="single" w:color="4BACC6" w:themeColor="accent5" w:sz="8" w:space="0"/>
-        <w:bottom w:val="single" w:color="4BACC6" w:themeColor="accent5" w:sz="8" w:space="0"/>
+        <w:top w:val="single" w:sz="8" w:space="0" w:color="4BACC6" w:themeColor="accent5"/>
+        <w:bottom w:val="single" w:sz="8" w:space="0" w:color="4BACC6" w:themeColor="accent5"/>
       </w:tblBorders>
       <w:tblCellMar>
         <w:top w:w="0" w:type="dxa"/>
@@ -4271,9 +2389,9 @@
       <w:tblPr/>
       <w:tcPr>
         <w:tcBorders>
-          <w:top w:val="single" w:color="4BACC6" w:themeColor="accent5" w:sz="8" w:space="0"/>
-          <w:left w:val="nil"/>
-          <w:bottom w:val="single" w:color="4BACC6" w:themeColor="accent5" w:sz="8" w:space="0"/>
+          <w:top w:val="single" w:sz="8" w:space="0" w:color="4BACC6" w:themeColor="accent5"/>
+          <w:left w:val="nil"/>
+          <w:bottom w:val="single" w:sz="8" w:space="0" w:color="4BACC6" w:themeColor="accent5"/>
           <w:right w:val="nil"/>
           <w:insideH w:val="nil"/>
           <w:insideV w:val="nil"/>
@@ -4291,9 +2409,9 @@
       <w:tblPr/>
       <w:tcPr>
         <w:tcBorders>
-          <w:top w:val="single" w:color="4BACC6" w:themeColor="accent5" w:sz="8" w:space="0"/>
-          <w:left w:val="nil"/>
-          <w:bottom w:val="single" w:color="4BACC6" w:themeColor="accent5" w:sz="8" w:space="0"/>
+          <w:top w:val="single" w:sz="8" w:space="0" w:color="4BACC6" w:themeColor="accent5"/>
+          <w:left w:val="nil"/>
+          <w:bottom w:val="single" w:sz="8" w:space="0" w:color="4BACC6" w:themeColor="accent5"/>
           <w:right w:val="nil"/>
           <w:insideH w:val="nil"/>
           <w:insideV w:val="nil"/>
@@ -4353,8 +2471,8 @@
       <w:tblStyleColBandSize w:val="1"/>
       <w:tblInd w:w="0" w:type="dxa"/>
       <w:tblBorders>
-        <w:top w:val="single" w:color="F79646" w:themeColor="accent6" w:sz="8" w:space="0"/>
-        <w:bottom w:val="single" w:color="F79646" w:themeColor="accent6" w:sz="8" w:space="0"/>
+        <w:top w:val="single" w:sz="8" w:space="0" w:color="F79646" w:themeColor="accent6"/>
+        <w:bottom w:val="single" w:sz="8" w:space="0" w:color="F79646" w:themeColor="accent6"/>
       </w:tblBorders>
       <w:tblCellMar>
         <w:top w:w="0" w:type="dxa"/>
@@ -4374,9 +2492,9 @@
       <w:tblPr/>
       <w:tcPr>
         <w:tcBorders>
-          <w:top w:val="single" w:color="F79646" w:themeColor="accent6" w:sz="8" w:space="0"/>
-          <w:left w:val="nil"/>
-          <w:bottom w:val="single" w:color="F79646" w:themeColor="accent6" w:sz="8" w:space="0"/>
+          <w:top w:val="single" w:sz="8" w:space="0" w:color="F79646" w:themeColor="accent6"/>
+          <w:left w:val="nil"/>
+          <w:bottom w:val="single" w:sz="8" w:space="0" w:color="F79646" w:themeColor="accent6"/>
           <w:right w:val="nil"/>
           <w:insideH w:val="nil"/>
           <w:insideV w:val="nil"/>
@@ -4394,9 +2512,9 @@
       <w:tblPr/>
       <w:tcPr>
         <w:tcBorders>
-          <w:top w:val="single" w:color="F79646" w:themeColor="accent6" w:sz="8" w:space="0"/>
-          <w:left w:val="nil"/>
-          <w:bottom w:val="single" w:color="F79646" w:themeColor="accent6" w:sz="8" w:space="0"/>
+          <w:top w:val="single" w:sz="8" w:space="0" w:color="F79646" w:themeColor="accent6"/>
+          <w:left w:val="nil"/>
+          <w:bottom w:val="single" w:sz="8" w:space="0" w:color="F79646" w:themeColor="accent6"/>
           <w:right w:val="nil"/>
           <w:insideH w:val="nil"/>
           <w:insideV w:val="nil"/>
@@ -4453,10 +2571,10 @@
       <w:tblStyleColBandSize w:val="1"/>
       <w:tblInd w:w="0" w:type="dxa"/>
       <w:tblBorders>
-        <w:top w:val="single" w:color="000000" w:themeColor="text1" w:sz="8" w:space="0"/>
-        <w:left w:val="single" w:color="000000" w:themeColor="text1" w:sz="8" w:space="0"/>
-        <w:bottom w:val="single" w:color="000000" w:themeColor="text1" w:sz="8" w:space="0"/>
-        <w:right w:val="single" w:color="000000" w:themeColor="text1" w:sz="8" w:space="0"/>
+        <w:top w:val="single" w:sz="8" w:space="0" w:color="000000" w:themeColor="text1"/>
+        <w:left w:val="single" w:sz="8" w:space="0" w:color="000000" w:themeColor="text1"/>
+        <w:bottom w:val="single" w:sz="8" w:space="0" w:color="000000" w:themeColor="text1"/>
+        <w:right w:val="single" w:sz="8" w:space="0" w:color="000000" w:themeColor="text1"/>
       </w:tblBorders>
       <w:tblCellMar>
         <w:top w:w="0" w:type="dxa"/>
@@ -4490,10 +2608,10 @@
       <w:tblPr/>
       <w:tcPr>
         <w:tcBorders>
-          <w:top w:val="double" w:color="000000" w:themeColor="text1" w:sz="6" w:space="0"/>
-          <w:left w:val="single" w:color="000000" w:themeColor="text1" w:sz="8" w:space="0"/>
-          <w:bottom w:val="single" w:color="000000" w:themeColor="text1" w:sz="8" w:space="0"/>
-          <w:right w:val="single" w:color="000000" w:themeColor="text1" w:sz="8" w:space="0"/>
+          <w:top w:val="double" w:sz="6" w:space="0" w:color="000000" w:themeColor="text1"/>
+          <w:left w:val="single" w:sz="8" w:space="0" w:color="000000" w:themeColor="text1"/>
+          <w:bottom w:val="single" w:sz="8" w:space="0" w:color="000000" w:themeColor="text1"/>
+          <w:right w:val="single" w:sz="8" w:space="0" w:color="000000" w:themeColor="text1"/>
         </w:tcBorders>
       </w:tcPr>
     </w:tblStylePr>
@@ -4513,10 +2631,10 @@
       <w:tblPr/>
       <w:tcPr>
         <w:tcBorders>
-          <w:top w:val="single" w:color="000000" w:themeColor="text1" w:sz="8" w:space="0"/>
-          <w:left w:val="single" w:color="000000" w:themeColor="text1" w:sz="8" w:space="0"/>
-          <w:bottom w:val="single" w:color="000000" w:themeColor="text1" w:sz="8" w:space="0"/>
-          <w:right w:val="single" w:color="000000" w:themeColor="text1" w:sz="8" w:space="0"/>
+          <w:top w:val="single" w:sz="8" w:space="0" w:color="000000" w:themeColor="text1"/>
+          <w:left w:val="single" w:sz="8" w:space="0" w:color="000000" w:themeColor="text1"/>
+          <w:bottom w:val="single" w:sz="8" w:space="0" w:color="000000" w:themeColor="text1"/>
+          <w:right w:val="single" w:sz="8" w:space="0" w:color="000000" w:themeColor="text1"/>
         </w:tcBorders>
       </w:tcPr>
     </w:tblStylePr>
@@ -4524,10 +2642,10 @@
       <w:tblPr/>
       <w:tcPr>
         <w:tcBorders>
-          <w:top w:val="single" w:color="000000" w:themeColor="text1" w:sz="8" w:space="0"/>
-          <w:left w:val="single" w:color="000000" w:themeColor="text1" w:sz="8" w:space="0"/>
-          <w:bottom w:val="single" w:color="000000" w:themeColor="text1" w:sz="8" w:space="0"/>
-          <w:right w:val="single" w:color="000000" w:themeColor="text1" w:sz="8" w:space="0"/>
+          <w:top w:val="single" w:sz="8" w:space="0" w:color="000000" w:themeColor="text1"/>
+          <w:left w:val="single" w:sz="8" w:space="0" w:color="000000" w:themeColor="text1"/>
+          <w:bottom w:val="single" w:sz="8" w:space="0" w:color="000000" w:themeColor="text1"/>
+          <w:right w:val="single" w:sz="8" w:space="0" w:color="000000" w:themeColor="text1"/>
         </w:tcBorders>
       </w:tcPr>
     </w:tblStylePr>
@@ -4545,10 +2663,10 @@
       <w:tblStyleColBandSize w:val="1"/>
       <w:tblInd w:w="0" w:type="dxa"/>
       <w:tblBorders>
-        <w:top w:val="single" w:color="4F81BD" w:themeColor="accent1" w:sz="8" w:space="0"/>
-        <w:left w:val="single" w:color="4F81BD" w:themeColor="accent1" w:sz="8" w:space="0"/>
-        <w:bottom w:val="single" w:color="4F81BD" w:themeColor="accent1" w:sz="8" w:space="0"/>
-        <w:right w:val="single" w:color="4F81BD" w:themeColor="accent1" w:sz="8" w:space="0"/>
+        <w:top w:val="single" w:sz="8" w:space="0" w:color="4F81BD" w:themeColor="accent1"/>
+        <w:left w:val="single" w:sz="8" w:space="0" w:color="4F81BD" w:themeColor="accent1"/>
+        <w:bottom w:val="single" w:sz="8" w:space="0" w:color="4F81BD" w:themeColor="accent1"/>
+        <w:right w:val="single" w:sz="8" w:space="0" w:color="4F81BD" w:themeColor="accent1"/>
       </w:tblBorders>
       <w:tblCellMar>
         <w:top w:w="0" w:type="dxa"/>
@@ -4582,10 +2700,10 @@
       <w:tblPr/>
       <w:tcPr>
         <w:tcBorders>
-          <w:top w:val="double" w:color="4F81BD" w:themeColor="accent1" w:sz="6" w:space="0"/>
-          <w:left w:val="single" w:color="4F81BD" w:themeColor="accent1" w:sz="8" w:space="0"/>
-          <w:bottom w:val="single" w:color="4F81BD" w:themeColor="accent1" w:sz="8" w:space="0"/>
-          <w:right w:val="single" w:color="4F81BD" w:themeColor="accent1" w:sz="8" w:space="0"/>
+          <w:top w:val="double" w:sz="6" w:space="0" w:color="4F81BD" w:themeColor="accent1"/>
+          <w:left w:val="single" w:sz="8" w:space="0" w:color="4F81BD" w:themeColor="accent1"/>
+          <w:bottom w:val="single" w:sz="8" w:space="0" w:color="4F81BD" w:themeColor="accent1"/>
+          <w:right w:val="single" w:sz="8" w:space="0" w:color="4F81BD" w:themeColor="accent1"/>
         </w:tcBorders>
       </w:tcPr>
     </w:tblStylePr>
@@ -4605,10 +2723,10 @@
       <w:tblPr/>
       <w:tcPr>
         <w:tcBorders>
-          <w:top w:val="single" w:color="4F81BD" w:themeColor="accent1" w:sz="8" w:space="0"/>
-          <w:left w:val="single" w:color="4F81BD" w:themeColor="accent1" w:sz="8" w:space="0"/>
-          <w:bottom w:val="single" w:color="4F81BD" w:themeColor="accent1" w:sz="8" w:space="0"/>
-          <w:right w:val="single" w:color="4F81BD" w:themeColor="accent1" w:sz="8" w:space="0"/>
+          <w:top w:val="single" w:sz="8" w:space="0" w:color="4F81BD" w:themeColor="accent1"/>
+          <w:left w:val="single" w:sz="8" w:space="0" w:color="4F81BD" w:themeColor="accent1"/>
+          <w:bottom w:val="single" w:sz="8" w:space="0" w:color="4F81BD" w:themeColor="accent1"/>
+          <w:right w:val="single" w:sz="8" w:space="0" w:color="4F81BD" w:themeColor="accent1"/>
         </w:tcBorders>
       </w:tcPr>
     </w:tblStylePr>
@@ -4616,10 +2734,10 @@
       <w:tblPr/>
       <w:tcPr>
         <w:tcBorders>
-          <w:top w:val="single" w:color="4F81BD" w:themeColor="accent1" w:sz="8" w:space="0"/>
-          <w:left w:val="single" w:color="4F81BD" w:themeColor="accent1" w:sz="8" w:space="0"/>
-          <w:bottom w:val="single" w:color="4F81BD" w:themeColor="accent1" w:sz="8" w:space="0"/>
-          <w:right w:val="single" w:color="4F81BD" w:themeColor="accent1" w:sz="8" w:space="0"/>
+          <w:top w:val="single" w:sz="8" w:space="0" w:color="4F81BD" w:themeColor="accent1"/>
+          <w:left w:val="single" w:sz="8" w:space="0" w:color="4F81BD" w:themeColor="accent1"/>
+          <w:bottom w:val="single" w:sz="8" w:space="0" w:color="4F81BD" w:themeColor="accent1"/>
+          <w:right w:val="single" w:sz="8" w:space="0" w:color="4F81BD" w:themeColor="accent1"/>
         </w:tcBorders>
       </w:tcPr>
     </w:tblStylePr>
@@ -4637,10 +2755,10 @@
       <w:tblStyleColBandSize w:val="1"/>
       <w:tblInd w:w="0" w:type="dxa"/>
       <w:tblBorders>
-        <w:top w:val="single" w:color="C0504D" w:themeColor="accent2" w:sz="8" w:space="0"/>
-        <w:left w:val="single" w:color="C0504D" w:themeColor="accent2" w:sz="8" w:space="0"/>
-        <w:bottom w:val="single" w:color="C0504D" w:themeColor="accent2" w:sz="8" w:space="0"/>
-        <w:right w:val="single" w:color="C0504D" w:themeColor="accent2" w:sz="8" w:space="0"/>
+        <w:top w:val="single" w:sz="8" w:space="0" w:color="C0504D" w:themeColor="accent2"/>
+        <w:left w:val="single" w:sz="8" w:space="0" w:color="C0504D" w:themeColor="accent2"/>
+        <w:bottom w:val="single" w:sz="8" w:space="0" w:color="C0504D" w:themeColor="accent2"/>
+        <w:right w:val="single" w:sz="8" w:space="0" w:color="C0504D" w:themeColor="accent2"/>
       </w:tblBorders>
       <w:tblCellMar>
         <w:top w:w="0" w:type="dxa"/>
@@ -4674,10 +2792,10 @@
       <w:tblPr/>
       <w:tcPr>
         <w:tcBorders>
-          <w:top w:val="double" w:color="C0504D" w:themeColor="accent2" w:sz="6" w:space="0"/>
-          <w:left w:val="single" w:color="C0504D" w:themeColor="accent2" w:sz="8" w:space="0"/>
-          <w:bottom w:val="single" w:color="C0504D" w:themeColor="accent2" w:sz="8" w:space="0"/>
-          <w:right w:val="single" w:color="C0504D" w:themeColor="accent2" w:sz="8" w:space="0"/>
+          <w:top w:val="double" w:sz="6" w:space="0" w:color="C0504D" w:themeColor="accent2"/>
+          <w:left w:val="single" w:sz="8" w:space="0" w:color="C0504D" w:themeColor="accent2"/>
+          <w:bottom w:val="single" w:sz="8" w:space="0" w:color="C0504D" w:themeColor="accent2"/>
+          <w:right w:val="single" w:sz="8" w:space="0" w:color="C0504D" w:themeColor="accent2"/>
         </w:tcBorders>
       </w:tcPr>
     </w:tblStylePr>
@@ -4697,10 +2815,10 @@
       <w:tblPr/>
       <w:tcPr>
         <w:tcBorders>
-          <w:top w:val="single" w:color="C0504D" w:themeColor="accent2" w:sz="8" w:space="0"/>
-          <w:left w:val="single" w:color="C0504D" w:themeColor="accent2" w:sz="8" w:space="0"/>
-          <w:bottom w:val="single" w:color="C0504D" w:themeColor="accent2" w:sz="8" w:space="0"/>
-          <w:right w:val="single" w:color="C0504D" w:themeColor="accent2" w:sz="8" w:space="0"/>
+          <w:top w:val="single" w:sz="8" w:space="0" w:color="C0504D" w:themeColor="accent2"/>
+          <w:left w:val="single" w:sz="8" w:space="0" w:color="C0504D" w:themeColor="accent2"/>
+          <w:bottom w:val="single" w:sz="8" w:space="0" w:color="C0504D" w:themeColor="accent2"/>
+          <w:right w:val="single" w:sz="8" w:space="0" w:color="C0504D" w:themeColor="accent2"/>
         </w:tcBorders>
       </w:tcPr>
     </w:tblStylePr>
@@ -4708,10 +2826,10 @@
       <w:tblPr/>
       <w:tcPr>
         <w:tcBorders>
-          <w:top w:val="single" w:color="C0504D" w:themeColor="accent2" w:sz="8" w:space="0"/>
-          <w:left w:val="single" w:color="C0504D" w:themeColor="accent2" w:sz="8" w:space="0"/>
-          <w:bottom w:val="single" w:color="C0504D" w:themeColor="accent2" w:sz="8" w:space="0"/>
-          <w:right w:val="single" w:color="C0504D" w:themeColor="accent2" w:sz="8" w:space="0"/>
+          <w:top w:val="single" w:sz="8" w:space="0" w:color="C0504D" w:themeColor="accent2"/>
+          <w:left w:val="single" w:sz="8" w:space="0" w:color="C0504D" w:themeColor="accent2"/>
+          <w:bottom w:val="single" w:sz="8" w:space="0" w:color="C0504D" w:themeColor="accent2"/>
+          <w:right w:val="single" w:sz="8" w:space="0" w:color="C0504D" w:themeColor="accent2"/>
         </w:tcBorders>
       </w:tcPr>
     </w:tblStylePr>
@@ -4729,10 +2847,10 @@
       <w:tblStyleColBandSize w:val="1"/>
       <w:tblInd w:w="0" w:type="dxa"/>
       <w:tblBorders>
-        <w:top w:val="single" w:color="9BBB59" w:themeColor="accent3" w:sz="8" w:space="0"/>
-        <w:left w:val="single" w:color="9BBB59" w:themeColor="accent3" w:sz="8" w:space="0"/>
-        <w:bottom w:val="single" w:color="9BBB59" w:themeColor="accent3" w:sz="8" w:space="0"/>
-        <w:right w:val="single" w:color="9BBB59" w:themeColor="accent3" w:sz="8" w:space="0"/>
+        <w:top w:val="single" w:sz="8" w:space="0" w:color="9BBB59" w:themeColor="accent3"/>
+        <w:left w:val="single" w:sz="8" w:space="0" w:color="9BBB59" w:themeColor="accent3"/>
+        <w:bottom w:val="single" w:sz="8" w:space="0" w:color="9BBB59" w:themeColor="accent3"/>
+        <w:right w:val="single" w:sz="8" w:space="0" w:color="9BBB59" w:themeColor="accent3"/>
       </w:tblBorders>
       <w:tblCellMar>
         <w:top w:w="0" w:type="dxa"/>
@@ -4766,10 +2884,10 @@
       <w:tblPr/>
       <w:tcPr>
         <w:tcBorders>
-          <w:top w:val="double" w:color="9BBB59" w:themeColor="accent3" w:sz="6" w:space="0"/>
-          <w:left w:val="single" w:color="9BBB59" w:themeColor="accent3" w:sz="8" w:space="0"/>
-          <w:bottom w:val="single" w:color="9BBB59" w:themeColor="accent3" w:sz="8" w:space="0"/>
-          <w:right w:val="single" w:color="9BBB59" w:themeColor="accent3" w:sz="8" w:space="0"/>
+          <w:top w:val="double" w:sz="6" w:space="0" w:color="9BBB59" w:themeColor="accent3"/>
+          <w:left w:val="single" w:sz="8" w:space="0" w:color="9BBB59" w:themeColor="accent3"/>
+          <w:bottom w:val="single" w:sz="8" w:space="0" w:color="9BBB59" w:themeColor="accent3"/>
+          <w:right w:val="single" w:sz="8" w:space="0" w:color="9BBB59" w:themeColor="accent3"/>
         </w:tcBorders>
       </w:tcPr>
     </w:tblStylePr>
@@ -4789,10 +2907,10 @@
       <w:tblPr/>
       <w:tcPr>
         <w:tcBorders>
-          <w:top w:val="single" w:color="9BBB59" w:themeColor="accent3" w:sz="8" w:space="0"/>
-          <w:left w:val="single" w:color="9BBB59" w:themeColor="accent3" w:sz="8" w:space="0"/>
-          <w:bottom w:val="single" w:color="9BBB59" w:themeColor="accent3" w:sz="8" w:space="0"/>
-          <w:right w:val="single" w:color="9BBB59" w:themeColor="accent3" w:sz="8" w:space="0"/>
+          <w:top w:val="single" w:sz="8" w:space="0" w:color="9BBB59" w:themeColor="accent3"/>
+          <w:left w:val="single" w:sz="8" w:space="0" w:color="9BBB59" w:themeColor="accent3"/>
+          <w:bottom w:val="single" w:sz="8" w:space="0" w:color="9BBB59" w:themeColor="accent3"/>
+          <w:right w:val="single" w:sz="8" w:space="0" w:color="9BBB59" w:themeColor="accent3"/>
         </w:tcBorders>
       </w:tcPr>
     </w:tblStylePr>
@@ -4800,10 +2918,10 @@
       <w:tblPr/>
       <w:tcPr>
         <w:tcBorders>
-          <w:top w:val="single" w:color="9BBB59" w:themeColor="accent3" w:sz="8" w:space="0"/>
-          <w:left w:val="single" w:color="9BBB59" w:themeColor="accent3" w:sz="8" w:space="0"/>
-          <w:bottom w:val="single" w:color="9BBB59" w:themeColor="accent3" w:sz="8" w:space="0"/>
-          <w:right w:val="single" w:color="9BBB59" w:themeColor="accent3" w:sz="8" w:space="0"/>
+          <w:top w:val="single" w:sz="8" w:space="0" w:color="9BBB59" w:themeColor="accent3"/>
+          <w:left w:val="single" w:sz="8" w:space="0" w:color="9BBB59" w:themeColor="accent3"/>
+          <w:bottom w:val="single" w:sz="8" w:space="0" w:color="9BBB59" w:themeColor="accent3"/>
+          <w:right w:val="single" w:sz="8" w:space="0" w:color="9BBB59" w:themeColor="accent3"/>
         </w:tcBorders>
       </w:tcPr>
     </w:tblStylePr>
@@ -4821,10 +2939,10 @@
       <w:tblStyleColBandSize w:val="1"/>
       <w:tblInd w:w="0" w:type="dxa"/>
       <w:tblBorders>
-        <w:top w:val="single" w:color="8064A2" w:themeColor="accent4" w:sz="8" w:space="0"/>
-        <w:left w:val="single" w:color="8064A2" w:themeColor="accent4" w:sz="8" w:space="0"/>
-        <w:bottom w:val="single" w:color="8064A2" w:themeColor="accent4" w:sz="8" w:space="0"/>
-        <w:right w:val="single" w:color="8064A2" w:themeColor="accent4" w:sz="8" w:space="0"/>
+        <w:top w:val="single" w:sz="8" w:space="0" w:color="8064A2" w:themeColor="accent4"/>
+        <w:left w:val="single" w:sz="8" w:space="0" w:color="8064A2" w:themeColor="accent4"/>
+        <w:bottom w:val="single" w:sz="8" w:space="0" w:color="8064A2" w:themeColor="accent4"/>
+        <w:right w:val="single" w:sz="8" w:space="0" w:color="8064A2" w:themeColor="accent4"/>
       </w:tblBorders>
       <w:tblCellMar>
         <w:top w:w="0" w:type="dxa"/>
@@ -4858,10 +2976,10 @@
       <w:tblPr/>
       <w:tcPr>
         <w:tcBorders>
-          <w:top w:val="double" w:color="8064A2" w:themeColor="accent4" w:sz="6" w:space="0"/>
-          <w:left w:val="single" w:color="8064A2" w:themeColor="accent4" w:sz="8" w:space="0"/>
-          <w:bottom w:val="single" w:color="8064A2" w:themeColor="accent4" w:sz="8" w:space="0"/>
-          <w:right w:val="single" w:color="8064A2" w:themeColor="accent4" w:sz="8" w:space="0"/>
+          <w:top w:val="double" w:sz="6" w:space="0" w:color="8064A2" w:themeColor="accent4"/>
+          <w:left w:val="single" w:sz="8" w:space="0" w:color="8064A2" w:themeColor="accent4"/>
+          <w:bottom w:val="single" w:sz="8" w:space="0" w:color="8064A2" w:themeColor="accent4"/>
+          <w:right w:val="single" w:sz="8" w:space="0" w:color="8064A2" w:themeColor="accent4"/>
         </w:tcBorders>
       </w:tcPr>
     </w:tblStylePr>
@@ -4881,10 +2999,10 @@
       <w:tblPr/>
       <w:tcPr>
         <w:tcBorders>
-          <w:top w:val="single" w:color="8064A2" w:themeColor="accent4" w:sz="8" w:space="0"/>
-          <w:left w:val="single" w:color="8064A2" w:themeColor="accent4" w:sz="8" w:space="0"/>
-          <w:bottom w:val="single" w:color="8064A2" w:themeColor="accent4" w:sz="8" w:space="0"/>
-          <w:right w:val="single" w:color="8064A2" w:themeColor="accent4" w:sz="8" w:space="0"/>
+          <w:top w:val="single" w:sz="8" w:space="0" w:color="8064A2" w:themeColor="accent4"/>
+          <w:left w:val="single" w:sz="8" w:space="0" w:color="8064A2" w:themeColor="accent4"/>
+          <w:bottom w:val="single" w:sz="8" w:space="0" w:color="8064A2" w:themeColor="accent4"/>
+          <w:right w:val="single" w:sz="8" w:space="0" w:color="8064A2" w:themeColor="accent4"/>
         </w:tcBorders>
       </w:tcPr>
     </w:tblStylePr>
@@ -4892,10 +3010,10 @@
       <w:tblPr/>
       <w:tcPr>
         <w:tcBorders>
-          <w:top w:val="single" w:color="8064A2" w:themeColor="accent4" w:sz="8" w:space="0"/>
-          <w:left w:val="single" w:color="8064A2" w:themeColor="accent4" w:sz="8" w:space="0"/>
-          <w:bottom w:val="single" w:color="8064A2" w:themeColor="accent4" w:sz="8" w:space="0"/>
-          <w:right w:val="single" w:color="8064A2" w:themeColor="accent4" w:sz="8" w:space="0"/>
+          <w:top w:val="single" w:sz="8" w:space="0" w:color="8064A2" w:themeColor="accent4"/>
+          <w:left w:val="single" w:sz="8" w:space="0" w:color="8064A2" w:themeColor="accent4"/>
+          <w:bottom w:val="single" w:sz="8" w:space="0" w:color="8064A2" w:themeColor="accent4"/>
+          <w:right w:val="single" w:sz="8" w:space="0" w:color="8064A2" w:themeColor="accent4"/>
         </w:tcBorders>
       </w:tcPr>
     </w:tblStylePr>
@@ -4913,10 +3031,10 @@
       <w:tblStyleColBandSize w:val="1"/>
       <w:tblInd w:w="0" w:type="dxa"/>
       <w:tblBorders>
-        <w:top w:val="single" w:color="4BACC6" w:themeColor="accent5" w:sz="8" w:space="0"/>
-        <w:left w:val="single" w:color="4BACC6" w:themeColor="accent5" w:sz="8" w:space="0"/>
-        <w:bottom w:val="single" w:color="4BACC6" w:themeColor="accent5" w:sz="8" w:space="0"/>
-        <w:right w:val="single" w:color="4BACC6" w:themeColor="accent5" w:sz="8" w:space="0"/>
+        <w:top w:val="single" w:sz="8" w:space="0" w:color="4BACC6" w:themeColor="accent5"/>
+        <w:left w:val="single" w:sz="8" w:space="0" w:color="4BACC6" w:themeColor="accent5"/>
+        <w:bottom w:val="single" w:sz="8" w:space="0" w:color="4BACC6" w:themeColor="accent5"/>
+        <w:right w:val="single" w:sz="8" w:space="0" w:color="4BACC6" w:themeColor="accent5"/>
       </w:tblBorders>
       <w:tblCellMar>
         <w:top w:w="0" w:type="dxa"/>
@@ -4950,10 +3068,10 @@
       <w:tblPr/>
       <w:tcPr>
         <w:tcBorders>
-          <w:top w:val="double" w:color="4BACC6" w:themeColor="accent5" w:sz="6" w:space="0"/>
-          <w:left w:val="single" w:color="4BACC6" w:themeColor="accent5" w:sz="8" w:space="0"/>
-          <w:bottom w:val="single" w:color="4BACC6" w:themeColor="accent5" w:sz="8" w:space="0"/>
-          <w:right w:val="single" w:color="4BACC6" w:themeColor="accent5" w:sz="8" w:space="0"/>
+          <w:top w:val="double" w:sz="6" w:space="0" w:color="4BACC6" w:themeColor="accent5"/>
+          <w:left w:val="single" w:sz="8" w:space="0" w:color="4BACC6" w:themeColor="accent5"/>
+          <w:bottom w:val="single" w:sz="8" w:space="0" w:color="4BACC6" w:themeColor="accent5"/>
+          <w:right w:val="single" w:sz="8" w:space="0" w:color="4BACC6" w:themeColor="accent5"/>
         </w:tcBorders>
       </w:tcPr>
     </w:tblStylePr>
@@ -4973,10 +3091,10 @@
       <w:tblPr/>
       <w:tcPr>
         <w:tcBorders>
-          <w:top w:val="single" w:color="4BACC6" w:themeColor="accent5" w:sz="8" w:space="0"/>
-          <w:left w:val="single" w:color="4BACC6" w:themeColor="accent5" w:sz="8" w:space="0"/>
-          <w:bottom w:val="single" w:color="4BACC6" w:themeColor="accent5" w:sz="8" w:space="0"/>
-          <w:right w:val="single" w:color="4BACC6" w:themeColor="accent5" w:sz="8" w:space="0"/>
+          <w:top w:val="single" w:sz="8" w:space="0" w:color="4BACC6" w:themeColor="accent5"/>
+          <w:left w:val="single" w:sz="8" w:space="0" w:color="4BACC6" w:themeColor="accent5"/>
+          <w:bottom w:val="single" w:sz="8" w:space="0" w:color="4BACC6" w:themeColor="accent5"/>
+          <w:right w:val="single" w:sz="8" w:space="0" w:color="4BACC6" w:themeColor="accent5"/>
         </w:tcBorders>
       </w:tcPr>
     </w:tblStylePr>
@@ -4984,10 +3102,10 @@
       <w:tblPr/>
       <w:tcPr>
         <w:tcBorders>
-          <w:top w:val="single" w:color="4BACC6" w:themeColor="accent5" w:sz="8" w:space="0"/>
-          <w:left w:val="single" w:color="4BACC6" w:themeColor="accent5" w:sz="8" w:space="0"/>
-          <w:bottom w:val="single" w:color="4BACC6" w:themeColor="accent5" w:sz="8" w:space="0"/>
-          <w:right w:val="single" w:color="4BACC6" w:themeColor="accent5" w:sz="8" w:space="0"/>
+          <w:top w:val="single" w:sz="8" w:space="0" w:color="4BACC6" w:themeColor="accent5"/>
+          <w:left w:val="single" w:sz="8" w:space="0" w:color="4BACC6" w:themeColor="accent5"/>
+          <w:bottom w:val="single" w:sz="8" w:space="0" w:color="4BACC6" w:themeColor="accent5"/>
+          <w:right w:val="single" w:sz="8" w:space="0" w:color="4BACC6" w:themeColor="accent5"/>
         </w:tcBorders>
       </w:tcPr>
     </w:tblStylePr>
@@ -5005,10 +3123,10 @@
       <w:tblStyleColBandSize w:val="1"/>
       <w:tblInd w:w="0" w:type="dxa"/>
       <w:tblBorders>
-        <w:top w:val="single" w:color="F79646" w:themeColor="accent6" w:sz="8" w:space="0"/>
-        <w:left w:val="single" w:color="F79646" w:themeColor="accent6" w:sz="8" w:space="0"/>
-        <w:bottom w:val="single" w:color="F79646" w:themeColor="accent6" w:sz="8" w:space="0"/>
-        <w:right w:val="single" w:color="F79646" w:themeColor="accent6" w:sz="8" w:space="0"/>
+        <w:top w:val="single" w:sz="8" w:space="0" w:color="F79646" w:themeColor="accent6"/>
+        <w:left w:val="single" w:sz="8" w:space="0" w:color="F79646" w:themeColor="accent6"/>
+        <w:bottom w:val="single" w:sz="8" w:space="0" w:color="F79646" w:themeColor="accent6"/>
+        <w:right w:val="single" w:sz="8" w:space="0" w:color="F79646" w:themeColor="accent6"/>
       </w:tblBorders>
       <w:tblCellMar>
         <w:top w:w="0" w:type="dxa"/>
@@ -5042,10 +3160,10 @@
       <w:tblPr/>
       <w:tcPr>
         <w:tcBorders>
-          <w:top w:val="double" w:color="F79646" w:themeColor="accent6" w:sz="6" w:space="0"/>
-          <w:left w:val="single" w:color="F79646" w:themeColor="accent6" w:sz="8" w:space="0"/>
-          <w:bottom w:val="single" w:color="F79646" w:themeColor="accent6" w:sz="8" w:space="0"/>
-          <w:right w:val="single" w:color="F79646" w:themeColor="accent6" w:sz="8" w:space="0"/>
+          <w:top w:val="double" w:sz="6" w:space="0" w:color="F79646" w:themeColor="accent6"/>
+          <w:left w:val="single" w:sz="8" w:space="0" w:color="F79646" w:themeColor="accent6"/>
+          <w:bottom w:val="single" w:sz="8" w:space="0" w:color="F79646" w:themeColor="accent6"/>
+          <w:right w:val="single" w:sz="8" w:space="0" w:color="F79646" w:themeColor="accent6"/>
         </w:tcBorders>
       </w:tcPr>
     </w:tblStylePr>
@@ -5065,10 +3183,10 @@
       <w:tblPr/>
       <w:tcPr>
         <w:tcBorders>
-          <w:top w:val="single" w:color="F79646" w:themeColor="accent6" w:sz="8" w:space="0"/>
-          <w:left w:val="single" w:color="F79646" w:themeColor="accent6" w:sz="8" w:space="0"/>
-          <w:bottom w:val="single" w:color="F79646" w:themeColor="accent6" w:sz="8" w:space="0"/>
-          <w:right w:val="single" w:color="F79646" w:themeColor="accent6" w:sz="8" w:space="0"/>
+          <w:top w:val="single" w:sz="8" w:space="0" w:color="F79646" w:themeColor="accent6"/>
+          <w:left w:val="single" w:sz="8" w:space="0" w:color="F79646" w:themeColor="accent6"/>
+          <w:bottom w:val="single" w:sz="8" w:space="0" w:color="F79646" w:themeColor="accent6"/>
+          <w:right w:val="single" w:sz="8" w:space="0" w:color="F79646" w:themeColor="accent6"/>
         </w:tcBorders>
       </w:tcPr>
     </w:tblStylePr>
@@ -5076,10 +3194,10 @@
       <w:tblPr/>
       <w:tcPr>
         <w:tcBorders>
-          <w:top w:val="single" w:color="F79646" w:themeColor="accent6" w:sz="8" w:space="0"/>
-          <w:left w:val="single" w:color="F79646" w:themeColor="accent6" w:sz="8" w:space="0"/>
-          <w:bottom w:val="single" w:color="F79646" w:themeColor="accent6" w:sz="8" w:space="0"/>
-          <w:right w:val="single" w:color="F79646" w:themeColor="accent6" w:sz="8" w:space="0"/>
+          <w:top w:val="single" w:sz="8" w:space="0" w:color="F79646" w:themeColor="accent6"/>
+          <w:left w:val="single" w:sz="8" w:space="0" w:color="F79646" w:themeColor="accent6"/>
+          <w:bottom w:val="single" w:sz="8" w:space="0" w:color="F79646" w:themeColor="accent6"/>
+          <w:right w:val="single" w:sz="8" w:space="0" w:color="F79646" w:themeColor="accent6"/>
         </w:tcBorders>
       </w:tcPr>
     </w:tblStylePr>
@@ -5097,12 +3215,12 @@
       <w:tblStyleColBandSize w:val="1"/>
       <w:tblInd w:w="0" w:type="dxa"/>
       <w:tblBorders>
-        <w:top w:val="single" w:color="000000" w:themeColor="text1" w:sz="8" w:space="0"/>
-        <w:left w:val="single" w:color="000000" w:themeColor="text1" w:sz="8" w:space="0"/>
-        <w:bottom w:val="single" w:color="000000" w:themeColor="text1" w:sz="8" w:space="0"/>
-        <w:right w:val="single" w:color="000000" w:themeColor="text1" w:sz="8" w:space="0"/>
-        <w:insideH w:val="single" w:color="000000" w:themeColor="text1" w:sz="8" w:space="0"/>
-        <w:insideV w:val="single" w:color="000000" w:themeColor="text1" w:sz="8" w:space="0"/>
+        <w:top w:val="single" w:sz="8" w:space="0" w:color="000000" w:themeColor="text1"/>
+        <w:left w:val="single" w:sz="8" w:space="0" w:color="000000" w:themeColor="text1"/>
+        <w:bottom w:val="single" w:sz="8" w:space="0" w:color="000000" w:themeColor="text1"/>
+        <w:right w:val="single" w:sz="8" w:space="0" w:color="000000" w:themeColor="text1"/>
+        <w:insideH w:val="single" w:sz="8" w:space="0" w:color="000000" w:themeColor="text1"/>
+        <w:insideV w:val="single" w:sz="8" w:space="0" w:color="000000" w:themeColor="text1"/>
       </w:tblBorders>
       <w:tblCellMar>
         <w:top w:w="0" w:type="dxa"/>
@@ -5116,19 +3234,19 @@
         <w:spacing w:before="0" w:after="0" w:line="240" w:lineRule="auto"/>
       </w:pPr>
       <w:rPr>
-        <w:rFonts w:asciiTheme="majorHAnsi" w:hAnsiTheme="majorHAnsi" w:eastAsiaTheme="majorEastAsia" w:cstheme="majorBidi"/>
-        <w:b/>
-        <w:bCs/>
-      </w:rPr>
-      <w:tblPr/>
-      <w:tcPr>
-        <w:tcBorders>
-          <w:top w:val="single" w:color="000000" w:themeColor="text1" w:sz="8" w:space="0"/>
-          <w:left w:val="single" w:color="000000" w:themeColor="text1" w:sz="8" w:space="0"/>
-          <w:bottom w:val="single" w:color="000000" w:themeColor="text1" w:sz="18" w:space="0"/>
-          <w:right w:val="single" w:color="000000" w:themeColor="text1" w:sz="8" w:space="0"/>
-          <w:insideH w:val="nil"/>
-          <w:insideV w:val="single" w:color="000000" w:themeColor="text1" w:sz="8" w:space="0"/>
+        <w:rFonts w:asciiTheme="majorHAnsi" w:eastAsiaTheme="majorEastAsia" w:hAnsiTheme="majorHAnsi" w:cstheme="majorBidi"/>
+        <w:b/>
+        <w:bCs/>
+      </w:rPr>
+      <w:tblPr/>
+      <w:tcPr>
+        <w:tcBorders>
+          <w:top w:val="single" w:sz="8" w:space="0" w:color="000000" w:themeColor="text1"/>
+          <w:left w:val="single" w:sz="8" w:space="0" w:color="000000" w:themeColor="text1"/>
+          <w:bottom w:val="single" w:sz="18" w:space="0" w:color="000000" w:themeColor="text1"/>
+          <w:right w:val="single" w:sz="8" w:space="0" w:color="000000" w:themeColor="text1"/>
+          <w:insideH w:val="nil"/>
+          <w:insideV w:val="single" w:sz="8" w:space="0" w:color="000000" w:themeColor="text1"/>
         </w:tcBorders>
       </w:tcPr>
     </w:tblStylePr>
@@ -5137,42 +3255,42 @@
         <w:spacing w:before="0" w:after="0" w:line="240" w:lineRule="auto"/>
       </w:pPr>
       <w:rPr>
-        <w:rFonts w:asciiTheme="majorHAnsi" w:hAnsiTheme="majorHAnsi" w:eastAsiaTheme="majorEastAsia" w:cstheme="majorBidi"/>
-        <w:b/>
-        <w:bCs/>
-      </w:rPr>
-      <w:tblPr/>
-      <w:tcPr>
-        <w:tcBorders>
-          <w:top w:val="double" w:color="000000" w:themeColor="text1" w:sz="6" w:space="0"/>
-          <w:left w:val="single" w:color="000000" w:themeColor="text1" w:sz="8" w:space="0"/>
-          <w:bottom w:val="single" w:color="000000" w:themeColor="text1" w:sz="8" w:space="0"/>
-          <w:right w:val="single" w:color="000000" w:themeColor="text1" w:sz="8" w:space="0"/>
-          <w:insideH w:val="nil"/>
-          <w:insideV w:val="single" w:color="000000" w:themeColor="text1" w:sz="8" w:space="0"/>
+        <w:rFonts w:asciiTheme="majorHAnsi" w:eastAsiaTheme="majorEastAsia" w:hAnsiTheme="majorHAnsi" w:cstheme="majorBidi"/>
+        <w:b/>
+        <w:bCs/>
+      </w:rPr>
+      <w:tblPr/>
+      <w:tcPr>
+        <w:tcBorders>
+          <w:top w:val="double" w:sz="6" w:space="0" w:color="000000" w:themeColor="text1"/>
+          <w:left w:val="single" w:sz="8" w:space="0" w:color="000000" w:themeColor="text1"/>
+          <w:bottom w:val="single" w:sz="8" w:space="0" w:color="000000" w:themeColor="text1"/>
+          <w:right w:val="single" w:sz="8" w:space="0" w:color="000000" w:themeColor="text1"/>
+          <w:insideH w:val="nil"/>
+          <w:insideV w:val="single" w:sz="8" w:space="0" w:color="000000" w:themeColor="text1"/>
         </w:tcBorders>
       </w:tcPr>
     </w:tblStylePr>
     <w:tblStylePr w:type="firstCol">
       <w:rPr>
-        <w:rFonts w:asciiTheme="majorHAnsi" w:hAnsiTheme="majorHAnsi" w:eastAsiaTheme="majorEastAsia" w:cstheme="majorBidi"/>
+        <w:rFonts w:asciiTheme="majorHAnsi" w:eastAsiaTheme="majorEastAsia" w:hAnsiTheme="majorHAnsi" w:cstheme="majorBidi"/>
         <w:b/>
         <w:bCs/>
       </w:rPr>
     </w:tblStylePr>
     <w:tblStylePr w:type="lastCol">
       <w:rPr>
-        <w:rFonts w:asciiTheme="majorHAnsi" w:hAnsiTheme="majorHAnsi" w:eastAsiaTheme="majorEastAsia" w:cstheme="majorBidi"/>
-        <w:b/>
-        <w:bCs/>
-      </w:rPr>
-      <w:tblPr/>
-      <w:tcPr>
-        <w:tcBorders>
-          <w:top w:val="single" w:color="000000" w:themeColor="text1" w:sz="8" w:space="0"/>
-          <w:left w:val="single" w:color="000000" w:themeColor="text1" w:sz="8" w:space="0"/>
-          <w:bottom w:val="single" w:color="000000" w:themeColor="text1" w:sz="8" w:space="0"/>
-          <w:right w:val="single" w:color="000000" w:themeColor="text1" w:sz="8" w:space="0"/>
+        <w:rFonts w:asciiTheme="majorHAnsi" w:eastAsiaTheme="majorEastAsia" w:hAnsiTheme="majorHAnsi" w:cstheme="majorBidi"/>
+        <w:b/>
+        <w:bCs/>
+      </w:rPr>
+      <w:tblPr/>
+      <w:tcPr>
+        <w:tcBorders>
+          <w:top w:val="single" w:sz="8" w:space="0" w:color="000000" w:themeColor="text1"/>
+          <w:left w:val="single" w:sz="8" w:space="0" w:color="000000" w:themeColor="text1"/>
+          <w:bottom w:val="single" w:sz="8" w:space="0" w:color="000000" w:themeColor="text1"/>
+          <w:right w:val="single" w:sz="8" w:space="0" w:color="000000" w:themeColor="text1"/>
         </w:tcBorders>
       </w:tcPr>
     </w:tblStylePr>
@@ -5180,10 +3298,10 @@
       <w:tblPr/>
       <w:tcPr>
         <w:tcBorders>
-          <w:top w:val="single" w:color="000000" w:themeColor="text1" w:sz="8" w:space="0"/>
-          <w:left w:val="single" w:color="000000" w:themeColor="text1" w:sz="8" w:space="0"/>
-          <w:bottom w:val="single" w:color="000000" w:themeColor="text1" w:sz="8" w:space="0"/>
-          <w:right w:val="single" w:color="000000" w:themeColor="text1" w:sz="8" w:space="0"/>
+          <w:top w:val="single" w:sz="8" w:space="0" w:color="000000" w:themeColor="text1"/>
+          <w:left w:val="single" w:sz="8" w:space="0" w:color="000000" w:themeColor="text1"/>
+          <w:bottom w:val="single" w:sz="8" w:space="0" w:color="000000" w:themeColor="text1"/>
+          <w:right w:val="single" w:sz="8" w:space="0" w:color="000000" w:themeColor="text1"/>
         </w:tcBorders>
         <w:shd w:val="clear" w:color="auto" w:fill="C0C0C0" w:themeFill="text1" w:themeFillTint="3F"/>
       </w:tcPr>
@@ -5192,11 +3310,11 @@
       <w:tblPr/>
       <w:tcPr>
         <w:tcBorders>
-          <w:top w:val="single" w:color="000000" w:themeColor="text1" w:sz="8" w:space="0"/>
-          <w:left w:val="single" w:color="000000" w:themeColor="text1" w:sz="8" w:space="0"/>
-          <w:bottom w:val="single" w:color="000000" w:themeColor="text1" w:sz="8" w:space="0"/>
-          <w:right w:val="single" w:color="000000" w:themeColor="text1" w:sz="8" w:space="0"/>
-          <w:insideV w:val="single" w:color="000000" w:themeColor="text1" w:sz="8" w:space="0"/>
+          <w:top w:val="single" w:sz="8" w:space="0" w:color="000000" w:themeColor="text1"/>
+          <w:left w:val="single" w:sz="8" w:space="0" w:color="000000" w:themeColor="text1"/>
+          <w:bottom w:val="single" w:sz="8" w:space="0" w:color="000000" w:themeColor="text1"/>
+          <w:right w:val="single" w:sz="8" w:space="0" w:color="000000" w:themeColor="text1"/>
+          <w:insideV w:val="single" w:sz="8" w:space="0" w:color="000000" w:themeColor="text1"/>
         </w:tcBorders>
         <w:shd w:val="clear" w:color="auto" w:fill="C0C0C0" w:themeFill="text1" w:themeFillTint="3F"/>
       </w:tcPr>
@@ -5205,11 +3323,11 @@
       <w:tblPr/>
       <w:tcPr>
         <w:tcBorders>
-          <w:top w:val="single" w:color="000000" w:themeColor="text1" w:sz="8" w:space="0"/>
-          <w:left w:val="single" w:color="000000" w:themeColor="text1" w:sz="8" w:space="0"/>
-          <w:bottom w:val="single" w:color="000000" w:themeColor="text1" w:sz="8" w:space="0"/>
-          <w:right w:val="single" w:color="000000" w:themeColor="text1" w:sz="8" w:space="0"/>
-          <w:insideV w:val="single" w:color="000000" w:themeColor="text1" w:sz="8" w:space="0"/>
+          <w:top w:val="single" w:sz="8" w:space="0" w:color="000000" w:themeColor="text1"/>
+          <w:left w:val="single" w:sz="8" w:space="0" w:color="000000" w:themeColor="text1"/>
+          <w:bottom w:val="single" w:sz="8" w:space="0" w:color="000000" w:themeColor="text1"/>
+          <w:right w:val="single" w:sz="8" w:space="0" w:color="000000" w:themeColor="text1"/>
+          <w:insideV w:val="single" w:sz="8" w:space="0" w:color="000000" w:themeColor="text1"/>
         </w:tcBorders>
       </w:tcPr>
     </w:tblStylePr>
@@ -5227,12 +3345,12 @@
       <w:tblStyleColBandSize w:val="1"/>
       <w:tblInd w:w="0" w:type="dxa"/>
       <w:tblBorders>
-        <w:top w:val="single" w:color="4F81BD" w:themeColor="accent1" w:sz="8" w:space="0"/>
-        <w:left w:val="single" w:color="4F81BD" w:themeColor="accent1" w:sz="8" w:space="0"/>
-        <w:bottom w:val="single" w:color="4F81BD" w:themeColor="accent1" w:sz="8" w:space="0"/>
-        <w:right w:val="single" w:color="4F81BD" w:themeColor="accent1" w:sz="8" w:space="0"/>
-        <w:insideH w:val="single" w:color="4F81BD" w:themeColor="accent1" w:sz="8" w:space="0"/>
-        <w:insideV w:val="single" w:color="4F81BD" w:themeColor="accent1" w:sz="8" w:space="0"/>
+        <w:top w:val="single" w:sz="8" w:space="0" w:color="4F81BD" w:themeColor="accent1"/>
+        <w:left w:val="single" w:sz="8" w:space="0" w:color="4F81BD" w:themeColor="accent1"/>
+        <w:bottom w:val="single" w:sz="8" w:space="0" w:color="4F81BD" w:themeColor="accent1"/>
+        <w:right w:val="single" w:sz="8" w:space="0" w:color="4F81BD" w:themeColor="accent1"/>
+        <w:insideH w:val="single" w:sz="8" w:space="0" w:color="4F81BD" w:themeColor="accent1"/>
+        <w:insideV w:val="single" w:sz="8" w:space="0" w:color="4F81BD" w:themeColor="accent1"/>
       </w:tblBorders>
       <w:tblCellMar>
         <w:top w:w="0" w:type="dxa"/>
@@ -5246,19 +3364,19 @@
         <w:spacing w:before="0" w:after="0" w:line="240" w:lineRule="auto"/>
       </w:pPr>
       <w:rPr>
-        <w:rFonts w:asciiTheme="majorHAnsi" w:hAnsiTheme="majorHAnsi" w:eastAsiaTheme="majorEastAsia" w:cstheme="majorBidi"/>
-        <w:b/>
-        <w:bCs/>
-      </w:rPr>
-      <w:tblPr/>
-      <w:tcPr>
-        <w:tcBorders>
-          <w:top w:val="single" w:color="4F81BD" w:themeColor="accent1" w:sz="8" w:space="0"/>
-          <w:left w:val="single" w:color="4F81BD" w:themeColor="accent1" w:sz="8" w:space="0"/>
-          <w:bottom w:val="single" w:color="4F81BD" w:themeColor="accent1" w:sz="18" w:space="0"/>
-          <w:right w:val="single" w:color="4F81BD" w:themeColor="accent1" w:sz="8" w:space="0"/>
-          <w:insideH w:val="nil"/>
-          <w:insideV w:val="single" w:color="4F81BD" w:themeColor="accent1" w:sz="8" w:space="0"/>
+        <w:rFonts w:asciiTheme="majorHAnsi" w:eastAsiaTheme="majorEastAsia" w:hAnsiTheme="majorHAnsi" w:cstheme="majorBidi"/>
+        <w:b/>
+        <w:bCs/>
+      </w:rPr>
+      <w:tblPr/>
+      <w:tcPr>
+        <w:tcBorders>
+          <w:top w:val="single" w:sz="8" w:space="0" w:color="4F81BD" w:themeColor="accent1"/>
+          <w:left w:val="single" w:sz="8" w:space="0" w:color="4F81BD" w:themeColor="accent1"/>
+          <w:bottom w:val="single" w:sz="18" w:space="0" w:color="4F81BD" w:themeColor="accent1"/>
+          <w:right w:val="single" w:sz="8" w:space="0" w:color="4F81BD" w:themeColor="accent1"/>
+          <w:insideH w:val="nil"/>
+          <w:insideV w:val="single" w:sz="8" w:space="0" w:color="4F81BD" w:themeColor="accent1"/>
         </w:tcBorders>
       </w:tcPr>
     </w:tblStylePr>
@@ -5267,42 +3385,42 @@
         <w:spacing w:before="0" w:after="0" w:line="240" w:lineRule="auto"/>
       </w:pPr>
       <w:rPr>
-        <w:rFonts w:asciiTheme="majorHAnsi" w:hAnsiTheme="majorHAnsi" w:eastAsiaTheme="majorEastAsia" w:cstheme="majorBidi"/>
-        <w:b/>
-        <w:bCs/>
-      </w:rPr>
-      <w:tblPr/>
-      <w:tcPr>
-        <w:tcBorders>
-          <w:top w:val="double" w:color="4F81BD" w:themeColor="accent1" w:sz="6" w:space="0"/>
-          <w:left w:val="single" w:color="4F81BD" w:themeColor="accent1" w:sz="8" w:space="0"/>
-          <w:bottom w:val="single" w:color="4F81BD" w:themeColor="accent1" w:sz="8" w:space="0"/>
-          <w:right w:val="single" w:color="4F81BD" w:themeColor="accent1" w:sz="8" w:space="0"/>
-          <w:insideH w:val="nil"/>
-          <w:insideV w:val="single" w:color="4F81BD" w:themeColor="accent1" w:sz="8" w:space="0"/>
+        <w:rFonts w:asciiTheme="majorHAnsi" w:eastAsiaTheme="majorEastAsia" w:hAnsiTheme="majorHAnsi" w:cstheme="majorBidi"/>
+        <w:b/>
+        <w:bCs/>
+      </w:rPr>
+      <w:tblPr/>
+      <w:tcPr>
+        <w:tcBorders>
+          <w:top w:val="double" w:sz="6" w:space="0" w:color="4F81BD" w:themeColor="accent1"/>
+          <w:left w:val="single" w:sz="8" w:space="0" w:color="4F81BD" w:themeColor="accent1"/>
+          <w:bottom w:val="single" w:sz="8" w:space="0" w:color="4F81BD" w:themeColor="accent1"/>
+          <w:right w:val="single" w:sz="8" w:space="0" w:color="4F81BD" w:themeColor="accent1"/>
+          <w:insideH w:val="nil"/>
+          <w:insideV w:val="single" w:sz="8" w:space="0" w:color="4F81BD" w:themeColor="accent1"/>
         </w:tcBorders>
       </w:tcPr>
     </w:tblStylePr>
     <w:tblStylePr w:type="firstCol">
       <w:rPr>
-        <w:rFonts w:asciiTheme="majorHAnsi" w:hAnsiTheme="majorHAnsi" w:eastAsiaTheme="majorEastAsia" w:cstheme="majorBidi"/>
+        <w:rFonts w:asciiTheme="majorHAnsi" w:eastAsiaTheme="majorEastAsia" w:hAnsiTheme="majorHAnsi" w:cstheme="majorBidi"/>
         <w:b/>
         <w:bCs/>
       </w:rPr>
     </w:tblStylePr>
     <w:tblStylePr w:type="lastCol">
       <w:rPr>
-        <w:rFonts w:asciiTheme="majorHAnsi" w:hAnsiTheme="majorHAnsi" w:eastAsiaTheme="majorEastAsia" w:cstheme="majorBidi"/>
-        <w:b/>
-        <w:bCs/>
-      </w:rPr>
-      <w:tblPr/>
-      <w:tcPr>
-        <w:tcBorders>
-          <w:top w:val="single" w:color="4F81BD" w:themeColor="accent1" w:sz="8" w:space="0"/>
-          <w:left w:val="single" w:color="4F81BD" w:themeColor="accent1" w:sz="8" w:space="0"/>
-          <w:bottom w:val="single" w:color="4F81BD" w:themeColor="accent1" w:sz="8" w:space="0"/>
-          <w:right w:val="single" w:color="4F81BD" w:themeColor="accent1" w:sz="8" w:space="0"/>
+        <w:rFonts w:asciiTheme="majorHAnsi" w:eastAsiaTheme="majorEastAsia" w:hAnsiTheme="majorHAnsi" w:cstheme="majorBidi"/>
+        <w:b/>
+        <w:bCs/>
+      </w:rPr>
+      <w:tblPr/>
+      <w:tcPr>
+        <w:tcBorders>
+          <w:top w:val="single" w:sz="8" w:space="0" w:color="4F81BD" w:themeColor="accent1"/>
+          <w:left w:val="single" w:sz="8" w:space="0" w:color="4F81BD" w:themeColor="accent1"/>
+          <w:bottom w:val="single" w:sz="8" w:space="0" w:color="4F81BD" w:themeColor="accent1"/>
+          <w:right w:val="single" w:sz="8" w:space="0" w:color="4F81BD" w:themeColor="accent1"/>
         </w:tcBorders>
       </w:tcPr>
     </w:tblStylePr>
@@ -5310,10 +3428,10 @@
       <w:tblPr/>
       <w:tcPr>
         <w:tcBorders>
-          <w:top w:val="single" w:color="4F81BD" w:themeColor="accent1" w:sz="8" w:space="0"/>
-          <w:left w:val="single" w:color="4F81BD" w:themeColor="accent1" w:sz="8" w:space="0"/>
-          <w:bottom w:val="single" w:color="4F81BD" w:themeColor="accent1" w:sz="8" w:space="0"/>
-          <w:right w:val="single" w:color="4F81BD" w:themeColor="accent1" w:sz="8" w:space="0"/>
+          <w:top w:val="single" w:sz="8" w:space="0" w:color="4F81BD" w:themeColor="accent1"/>
+          <w:left w:val="single" w:sz="8" w:space="0" w:color="4F81BD" w:themeColor="accent1"/>
+          <w:bottom w:val="single" w:sz="8" w:space="0" w:color="4F81BD" w:themeColor="accent1"/>
+          <w:right w:val="single" w:sz="8" w:space="0" w:color="4F81BD" w:themeColor="accent1"/>
         </w:tcBorders>
         <w:shd w:val="clear" w:color="auto" w:fill="D3DFEE" w:themeFill="accent1" w:themeFillTint="3F"/>
       </w:tcPr>
@@ -5322,11 +3440,11 @@
       <w:tblPr/>
       <w:tcPr>
         <w:tcBorders>
-          <w:top w:val="single" w:color="4F81BD" w:themeColor="accent1" w:sz="8" w:space="0"/>
-          <w:left w:val="single" w:color="4F81BD" w:themeColor="accent1" w:sz="8" w:space="0"/>
-          <w:bottom w:val="single" w:color="4F81BD" w:themeColor="accent1" w:sz="8" w:space="0"/>
-          <w:right w:val="single" w:color="4F81BD" w:themeColor="accent1" w:sz="8" w:space="0"/>
-          <w:insideV w:val="single" w:color="4F81BD" w:themeColor="accent1" w:sz="8" w:space="0"/>
+          <w:top w:val="single" w:sz="8" w:space="0" w:color="4F81BD" w:themeColor="accent1"/>
+          <w:left w:val="single" w:sz="8" w:space="0" w:color="4F81BD" w:themeColor="accent1"/>
+          <w:bottom w:val="single" w:sz="8" w:space="0" w:color="4F81BD" w:themeColor="accent1"/>
+          <w:right w:val="single" w:sz="8" w:space="0" w:color="4F81BD" w:themeColor="accent1"/>
+          <w:insideV w:val="single" w:sz="8" w:space="0" w:color="4F81BD" w:themeColor="accent1"/>
         </w:tcBorders>
         <w:shd w:val="clear" w:color="auto" w:fill="D3DFEE" w:themeFill="accent1" w:themeFillTint="3F"/>
       </w:tcPr>
@@ -5335,11 +3453,11 @@
       <w:tblPr/>
       <w:tcPr>
         <w:tcBorders>
-          <w:top w:val="single" w:color="4F81BD" w:themeColor="accent1" w:sz="8" w:space="0"/>
-          <w:left w:val="single" w:color="4F81BD" w:themeColor="accent1" w:sz="8" w:space="0"/>
-          <w:bottom w:val="single" w:color="4F81BD" w:themeColor="accent1" w:sz="8" w:space="0"/>
-          <w:right w:val="single" w:color="4F81BD" w:themeColor="accent1" w:sz="8" w:space="0"/>
-          <w:insideV w:val="single" w:color="4F81BD" w:themeColor="accent1" w:sz="8" w:space="0"/>
+          <w:top w:val="single" w:sz="8" w:space="0" w:color="4F81BD" w:themeColor="accent1"/>
+          <w:left w:val="single" w:sz="8" w:space="0" w:color="4F81BD" w:themeColor="accent1"/>
+          <w:bottom w:val="single" w:sz="8" w:space="0" w:color="4F81BD" w:themeColor="accent1"/>
+          <w:right w:val="single" w:sz="8" w:space="0" w:color="4F81BD" w:themeColor="accent1"/>
+          <w:insideV w:val="single" w:sz="8" w:space="0" w:color="4F81BD" w:themeColor="accent1"/>
         </w:tcBorders>
       </w:tcPr>
     </w:tblStylePr>
@@ -5357,12 +3475,12 @@
       <w:tblStyleColBandSize w:val="1"/>
       <w:tblInd w:w="0" w:type="dxa"/>
       <w:tblBorders>
-        <w:top w:val="single" w:color="C0504D" w:themeColor="accent2" w:sz="8" w:space="0"/>
-        <w:left w:val="single" w:color="C0504D" w:themeColor="accent2" w:sz="8" w:space="0"/>
-        <w:bottom w:val="single" w:color="C0504D" w:themeColor="accent2" w:sz="8" w:space="0"/>
-        <w:right w:val="single" w:color="C0504D" w:themeColor="accent2" w:sz="8" w:space="0"/>
-        <w:insideH w:val="single" w:color="C0504D" w:themeColor="accent2" w:sz="8" w:space="0"/>
-        <w:insideV w:val="single" w:color="C0504D" w:themeColor="accent2" w:sz="8" w:space="0"/>
+        <w:top w:val="single" w:sz="8" w:space="0" w:color="C0504D" w:themeColor="accent2"/>
+        <w:left w:val="single" w:sz="8" w:space="0" w:color="C0504D" w:themeColor="accent2"/>
+        <w:bottom w:val="single" w:sz="8" w:space="0" w:color="C0504D" w:themeColor="accent2"/>
+        <w:right w:val="single" w:sz="8" w:space="0" w:color="C0504D" w:themeColor="accent2"/>
+        <w:insideH w:val="single" w:sz="8" w:space="0" w:color="C0504D" w:themeColor="accent2"/>
+        <w:insideV w:val="single" w:sz="8" w:space="0" w:color="C0504D" w:themeColor="accent2"/>
       </w:tblBorders>
       <w:tblCellMar>
         <w:top w:w="0" w:type="dxa"/>
@@ -5376,19 +3494,19 @@
         <w:spacing w:before="0" w:after="0" w:line="240" w:lineRule="auto"/>
       </w:pPr>
       <w:rPr>
-        <w:rFonts w:asciiTheme="majorHAnsi" w:hAnsiTheme="majorHAnsi" w:eastAsiaTheme="majorEastAsia" w:cstheme="majorBidi"/>
-        <w:b/>
-        <w:bCs/>
-      </w:rPr>
-      <w:tblPr/>
-      <w:tcPr>
-        <w:tcBorders>
-          <w:top w:val="single" w:color="C0504D" w:themeColor="accent2" w:sz="8" w:space="0"/>
-          <w:left w:val="single" w:color="C0504D" w:themeColor="accent2" w:sz="8" w:space="0"/>
-          <w:bottom w:val="single" w:color="C0504D" w:themeColor="accent2" w:sz="18" w:space="0"/>
-          <w:right w:val="single" w:color="C0504D" w:themeColor="accent2" w:sz="8" w:space="0"/>
-          <w:insideH w:val="nil"/>
-          <w:insideV w:val="single" w:color="C0504D" w:themeColor="accent2" w:sz="8" w:space="0"/>
+        <w:rFonts w:asciiTheme="majorHAnsi" w:eastAsiaTheme="majorEastAsia" w:hAnsiTheme="majorHAnsi" w:cstheme="majorBidi"/>
+        <w:b/>
+        <w:bCs/>
+      </w:rPr>
+      <w:tblPr/>
+      <w:tcPr>
+        <w:tcBorders>
+          <w:top w:val="single" w:sz="8" w:space="0" w:color="C0504D" w:themeColor="accent2"/>
+          <w:left w:val="single" w:sz="8" w:space="0" w:color="C0504D" w:themeColor="accent2"/>
+          <w:bottom w:val="single" w:sz="18" w:space="0" w:color="C0504D" w:themeColor="accent2"/>
+          <w:right w:val="single" w:sz="8" w:space="0" w:color="C0504D" w:themeColor="accent2"/>
+          <w:insideH w:val="nil"/>
+          <w:insideV w:val="single" w:sz="8" w:space="0" w:color="C0504D" w:themeColor="accent2"/>
         </w:tcBorders>
       </w:tcPr>
     </w:tblStylePr>
@@ -5397,42 +3515,42 @@
         <w:spacing w:before="0" w:after="0" w:line="240" w:lineRule="auto"/>
       </w:pPr>
       <w:rPr>
-        <w:rFonts w:asciiTheme="majorHAnsi" w:hAnsiTheme="majorHAnsi" w:eastAsiaTheme="majorEastAsia" w:cstheme="majorBidi"/>
-        <w:b/>
-        <w:bCs/>
-      </w:rPr>
-      <w:tblPr/>
-      <w:tcPr>
-        <w:tcBorders>
-          <w:top w:val="double" w:color="C0504D" w:themeColor="accent2" w:sz="6" w:space="0"/>
-          <w:left w:val="single" w:color="C0504D" w:themeColor="accent2" w:sz="8" w:space="0"/>
-          <w:bottom w:val="single" w:color="C0504D" w:themeColor="accent2" w:sz="8" w:space="0"/>
-          <w:right w:val="single" w:color="C0504D" w:themeColor="accent2" w:sz="8" w:space="0"/>
-          <w:insideH w:val="nil"/>
-          <w:insideV w:val="single" w:color="C0504D" w:themeColor="accent2" w:sz="8" w:space="0"/>
+        <w:rFonts w:asciiTheme="majorHAnsi" w:eastAsiaTheme="majorEastAsia" w:hAnsiTheme="majorHAnsi" w:cstheme="majorBidi"/>
+        <w:b/>
+        <w:bCs/>
+      </w:rPr>
+      <w:tblPr/>
+      <w:tcPr>
+        <w:tcBorders>
+          <w:top w:val="double" w:sz="6" w:space="0" w:color="C0504D" w:themeColor="accent2"/>
+          <w:left w:val="single" w:sz="8" w:space="0" w:color="C0504D" w:themeColor="accent2"/>
+          <w:bottom w:val="single" w:sz="8" w:space="0" w:color="C0504D" w:themeColor="accent2"/>
+          <w:right w:val="single" w:sz="8" w:space="0" w:color="C0504D" w:themeColor="accent2"/>
+          <w:insideH w:val="nil"/>
+          <w:insideV w:val="single" w:sz="8" w:space="0" w:color="C0504D" w:themeColor="accent2"/>
         </w:tcBorders>
       </w:tcPr>
     </w:tblStylePr>
     <w:tblStylePr w:type="firstCol">
       <w:rPr>
-        <w:rFonts w:asciiTheme="majorHAnsi" w:hAnsiTheme="majorHAnsi" w:eastAsiaTheme="majorEastAsia" w:cstheme="majorBidi"/>
+        <w:rFonts w:asciiTheme="majorHAnsi" w:eastAsiaTheme="majorEastAsia" w:hAnsiTheme="majorHAnsi" w:cstheme="majorBidi"/>
         <w:b/>
         <w:bCs/>
       </w:rPr>
     </w:tblStylePr>
     <w:tblStylePr w:type="lastCol">
       <w:rPr>
-        <w:rFonts w:asciiTheme="majorHAnsi" w:hAnsiTheme="majorHAnsi" w:eastAsiaTheme="majorEastAsia" w:cstheme="majorBidi"/>
-        <w:b/>
-        <w:bCs/>
-      </w:rPr>
-      <w:tblPr/>
-      <w:tcPr>
-        <w:tcBorders>
-          <w:top w:val="single" w:color="C0504D" w:themeColor="accent2" w:sz="8" w:space="0"/>
-          <w:left w:val="single" w:color="C0504D" w:themeColor="accent2" w:sz="8" w:space="0"/>
-          <w:bottom w:val="single" w:color="C0504D" w:themeColor="accent2" w:sz="8" w:space="0"/>
-          <w:right w:val="single" w:color="C0504D" w:themeColor="accent2" w:sz="8" w:space="0"/>
+        <w:rFonts w:asciiTheme="majorHAnsi" w:eastAsiaTheme="majorEastAsia" w:hAnsiTheme="majorHAnsi" w:cstheme="majorBidi"/>
+        <w:b/>
+        <w:bCs/>
+      </w:rPr>
+      <w:tblPr/>
+      <w:tcPr>
+        <w:tcBorders>
+          <w:top w:val="single" w:sz="8" w:space="0" w:color="C0504D" w:themeColor="accent2"/>
+          <w:left w:val="single" w:sz="8" w:space="0" w:color="C0504D" w:themeColor="accent2"/>
+          <w:bottom w:val="single" w:sz="8" w:space="0" w:color="C0504D" w:themeColor="accent2"/>
+          <w:right w:val="single" w:sz="8" w:space="0" w:color="C0504D" w:themeColor="accent2"/>
         </w:tcBorders>
       </w:tcPr>
     </w:tblStylePr>
@@ -5440,10 +3558,10 @@
       <w:tblPr/>
       <w:tcPr>
         <w:tcBorders>
-          <w:top w:val="single" w:color="C0504D" w:themeColor="accent2" w:sz="8" w:space="0"/>
-          <w:left w:val="single" w:color="C0504D" w:themeColor="accent2" w:sz="8" w:space="0"/>
-          <w:bottom w:val="single" w:color="C0504D" w:themeColor="accent2" w:sz="8" w:space="0"/>
-          <w:right w:val="single" w:color="C0504D" w:themeColor="accent2" w:sz="8" w:space="0"/>
+          <w:top w:val="single" w:sz="8" w:space="0" w:color="C0504D" w:themeColor="accent2"/>
+          <w:left w:val="single" w:sz="8" w:space="0" w:color="C0504D" w:themeColor="accent2"/>
+          <w:bottom w:val="single" w:sz="8" w:space="0" w:color="C0504D" w:themeColor="accent2"/>
+          <w:right w:val="single" w:sz="8" w:space="0" w:color="C0504D" w:themeColor="accent2"/>
         </w:tcBorders>
         <w:shd w:val="clear" w:color="auto" w:fill="EFD3D2" w:themeFill="accent2" w:themeFillTint="3F"/>
       </w:tcPr>
@@ -5452,11 +3570,11 @@
       <w:tblPr/>
       <w:tcPr>
         <w:tcBorders>
-          <w:top w:val="single" w:color="C0504D" w:themeColor="accent2" w:sz="8" w:space="0"/>
-          <w:left w:val="single" w:color="C0504D" w:themeColor="accent2" w:sz="8" w:space="0"/>
-          <w:bottom w:val="single" w:color="C0504D" w:themeColor="accent2" w:sz="8" w:space="0"/>
-          <w:right w:val="single" w:color="C0504D" w:themeColor="accent2" w:sz="8" w:space="0"/>
-          <w:insideV w:val="single" w:color="C0504D" w:themeColor="accent2" w:sz="8" w:space="0"/>
+          <w:top w:val="single" w:sz="8" w:space="0" w:color="C0504D" w:themeColor="accent2"/>
+          <w:left w:val="single" w:sz="8" w:space="0" w:color="C0504D" w:themeColor="accent2"/>
+          <w:bottom w:val="single" w:sz="8" w:space="0" w:color="C0504D" w:themeColor="accent2"/>
+          <w:right w:val="single" w:sz="8" w:space="0" w:color="C0504D" w:themeColor="accent2"/>
+          <w:insideV w:val="single" w:sz="8" w:space="0" w:color="C0504D" w:themeColor="accent2"/>
         </w:tcBorders>
         <w:shd w:val="clear" w:color="auto" w:fill="EFD3D2" w:themeFill="accent2" w:themeFillTint="3F"/>
       </w:tcPr>
@@ -5465,11 +3583,11 @@
       <w:tblPr/>
       <w:tcPr>
         <w:tcBorders>
-          <w:top w:val="single" w:color="C0504D" w:themeColor="accent2" w:sz="8" w:space="0"/>
-          <w:left w:val="single" w:color="C0504D" w:themeColor="accent2" w:sz="8" w:space="0"/>
-          <w:bottom w:val="single" w:color="C0504D" w:themeColor="accent2" w:sz="8" w:space="0"/>
-          <w:right w:val="single" w:color="C0504D" w:themeColor="accent2" w:sz="8" w:space="0"/>
-          <w:insideV w:val="single" w:color="C0504D" w:themeColor="accent2" w:sz="8" w:space="0"/>
+          <w:top w:val="single" w:sz="8" w:space="0" w:color="C0504D" w:themeColor="accent2"/>
+          <w:left w:val="single" w:sz="8" w:space="0" w:color="C0504D" w:themeColor="accent2"/>
+          <w:bottom w:val="single" w:sz="8" w:space="0" w:color="C0504D" w:themeColor="accent2"/>
+          <w:right w:val="single" w:sz="8" w:space="0" w:color="C0504D" w:themeColor="accent2"/>
+          <w:insideV w:val="single" w:sz="8" w:space="0" w:color="C0504D" w:themeColor="accent2"/>
         </w:tcBorders>
       </w:tcPr>
     </w:tblStylePr>
@@ -5487,12 +3605,12 @@
       <w:tblStyleColBandSize w:val="1"/>
       <w:tblInd w:w="0" w:type="dxa"/>
       <w:tblBorders>
-        <w:top w:val="single" w:color="9BBB59" w:themeColor="accent3" w:sz="8" w:space="0"/>
-        <w:left w:val="single" w:color="9BBB59" w:themeColor="accent3" w:sz="8" w:space="0"/>
-        <w:bottom w:val="single" w:color="9BBB59" w:themeColor="accent3" w:sz="8" w:space="0"/>
-        <w:right w:val="single" w:color="9BBB59" w:themeColor="accent3" w:sz="8" w:space="0"/>
-        <w:insideH w:val="single" w:color="9BBB59" w:themeColor="accent3" w:sz="8" w:space="0"/>
-        <w:insideV w:val="single" w:color="9BBB59" w:themeColor="accent3" w:sz="8" w:space="0"/>
+        <w:top w:val="single" w:sz="8" w:space="0" w:color="9BBB59" w:themeColor="accent3"/>
+        <w:left w:val="single" w:sz="8" w:space="0" w:color="9BBB59" w:themeColor="accent3"/>
+        <w:bottom w:val="single" w:sz="8" w:space="0" w:color="9BBB59" w:themeColor="accent3"/>
+        <w:right w:val="single" w:sz="8" w:space="0" w:color="9BBB59" w:themeColor="accent3"/>
+        <w:insideH w:val="single" w:sz="8" w:space="0" w:color="9BBB59" w:themeColor="accent3"/>
+        <w:insideV w:val="single" w:sz="8" w:space="0" w:color="9BBB59" w:themeColor="accent3"/>
       </w:tblBorders>
       <w:tblCellMar>
         <w:top w:w="0" w:type="dxa"/>
@@ -5506,19 +3624,19 @@
         <w:spacing w:before="0" w:after="0" w:line="240" w:lineRule="auto"/>
       </w:pPr>
       <w:rPr>
-        <w:rFonts w:asciiTheme="majorHAnsi" w:hAnsiTheme="majorHAnsi" w:eastAsiaTheme="majorEastAsia" w:cstheme="majorBidi"/>
-        <w:b/>
-        <w:bCs/>
-      </w:rPr>
-      <w:tblPr/>
-      <w:tcPr>
-        <w:tcBorders>
-          <w:top w:val="single" w:color="9BBB59" w:themeColor="accent3" w:sz="8" w:space="0"/>
-          <w:left w:val="single" w:color="9BBB59" w:themeColor="accent3" w:sz="8" w:space="0"/>
-          <w:bottom w:val="single" w:color="9BBB59" w:themeColor="accent3" w:sz="18" w:space="0"/>
-          <w:right w:val="single" w:color="9BBB59" w:themeColor="accent3" w:sz="8" w:space="0"/>
-          <w:insideH w:val="nil"/>
-          <w:insideV w:val="single" w:color="9BBB59" w:themeColor="accent3" w:sz="8" w:space="0"/>
+        <w:rFonts w:asciiTheme="majorHAnsi" w:eastAsiaTheme="majorEastAsia" w:hAnsiTheme="majorHAnsi" w:cstheme="majorBidi"/>
+        <w:b/>
+        <w:bCs/>
+      </w:rPr>
+      <w:tblPr/>
+      <w:tcPr>
+        <w:tcBorders>
+          <w:top w:val="single" w:sz="8" w:space="0" w:color="9BBB59" w:themeColor="accent3"/>
+          <w:left w:val="single" w:sz="8" w:space="0" w:color="9BBB59" w:themeColor="accent3"/>
+          <w:bottom w:val="single" w:sz="18" w:space="0" w:color="9BBB59" w:themeColor="accent3"/>
+          <w:right w:val="single" w:sz="8" w:space="0" w:color="9BBB59" w:themeColor="accent3"/>
+          <w:insideH w:val="nil"/>
+          <w:insideV w:val="single" w:sz="8" w:space="0" w:color="9BBB59" w:themeColor="accent3"/>
         </w:tcBorders>
       </w:tcPr>
     </w:tblStylePr>
@@ -5527,42 +3645,42 @@
         <w:spacing w:before="0" w:after="0" w:line="240" w:lineRule="auto"/>
       </w:pPr>
       <w:rPr>
-        <w:rFonts w:asciiTheme="majorHAnsi" w:hAnsiTheme="majorHAnsi" w:eastAsiaTheme="majorEastAsia" w:cstheme="majorBidi"/>
-        <w:b/>
-        <w:bCs/>
-      </w:rPr>
-      <w:tblPr/>
-      <w:tcPr>
-        <w:tcBorders>
-          <w:top w:val="double" w:color="9BBB59" w:themeColor="accent3" w:sz="6" w:space="0"/>
-          <w:left w:val="single" w:color="9BBB59" w:themeColor="accent3" w:sz="8" w:space="0"/>
-          <w:bottom w:val="single" w:color="9BBB59" w:themeColor="accent3" w:sz="8" w:space="0"/>
-          <w:right w:val="single" w:color="9BBB59" w:themeColor="accent3" w:sz="8" w:space="0"/>
-          <w:insideH w:val="nil"/>
-          <w:insideV w:val="single" w:color="9BBB59" w:themeColor="accent3" w:sz="8" w:space="0"/>
+        <w:rFonts w:asciiTheme="majorHAnsi" w:eastAsiaTheme="majorEastAsia" w:hAnsiTheme="majorHAnsi" w:cstheme="majorBidi"/>
+        <w:b/>
+        <w:bCs/>
+      </w:rPr>
+      <w:tblPr/>
+      <w:tcPr>
+        <w:tcBorders>
+          <w:top w:val="double" w:sz="6" w:space="0" w:color="9BBB59" w:themeColor="accent3"/>
+          <w:left w:val="single" w:sz="8" w:space="0" w:color="9BBB59" w:themeColor="accent3"/>
+          <w:bottom w:val="single" w:sz="8" w:space="0" w:color="9BBB59" w:themeColor="accent3"/>
+          <w:right w:val="single" w:sz="8" w:space="0" w:color="9BBB59" w:themeColor="accent3"/>
+          <w:insideH w:val="nil"/>
+          <w:insideV w:val="single" w:sz="8" w:space="0" w:color="9BBB59" w:themeColor="accent3"/>
         </w:tcBorders>
       </w:tcPr>
     </w:tblStylePr>
     <w:tblStylePr w:type="firstCol">
       <w:rPr>
-        <w:rFonts w:asciiTheme="majorHAnsi" w:hAnsiTheme="majorHAnsi" w:eastAsiaTheme="majorEastAsia" w:cstheme="majorBidi"/>
+        <w:rFonts w:asciiTheme="majorHAnsi" w:eastAsiaTheme="majorEastAsia" w:hAnsiTheme="majorHAnsi" w:cstheme="majorBidi"/>
         <w:b/>
         <w:bCs/>
       </w:rPr>
     </w:tblStylePr>
     <w:tblStylePr w:type="lastCol">
       <w:rPr>
-        <w:rFonts w:asciiTheme="majorHAnsi" w:hAnsiTheme="majorHAnsi" w:eastAsiaTheme="majorEastAsia" w:cstheme="majorBidi"/>
-        <w:b/>
-        <w:bCs/>
-      </w:rPr>
-      <w:tblPr/>
-      <w:tcPr>
-        <w:tcBorders>
-          <w:top w:val="single" w:color="9BBB59" w:themeColor="accent3" w:sz="8" w:space="0"/>
-          <w:left w:val="single" w:color="9BBB59" w:themeColor="accent3" w:sz="8" w:space="0"/>
-          <w:bottom w:val="single" w:color="9BBB59" w:themeColor="accent3" w:sz="8" w:space="0"/>
-          <w:right w:val="single" w:color="9BBB59" w:themeColor="accent3" w:sz="8" w:space="0"/>
+        <w:rFonts w:asciiTheme="majorHAnsi" w:eastAsiaTheme="majorEastAsia" w:hAnsiTheme="majorHAnsi" w:cstheme="majorBidi"/>
+        <w:b/>
+        <w:bCs/>
+      </w:rPr>
+      <w:tblPr/>
+      <w:tcPr>
+        <w:tcBorders>
+          <w:top w:val="single" w:sz="8" w:space="0" w:color="9BBB59" w:themeColor="accent3"/>
+          <w:left w:val="single" w:sz="8" w:space="0" w:color="9BBB59" w:themeColor="accent3"/>
+          <w:bottom w:val="single" w:sz="8" w:space="0" w:color="9BBB59" w:themeColor="accent3"/>
+          <w:right w:val="single" w:sz="8" w:space="0" w:color="9BBB59" w:themeColor="accent3"/>
         </w:tcBorders>
       </w:tcPr>
     </w:tblStylePr>
@@ -5570,10 +3688,10 @@
       <w:tblPr/>
       <w:tcPr>
         <w:tcBorders>
-          <w:top w:val="single" w:color="9BBB59" w:themeColor="accent3" w:sz="8" w:space="0"/>
-          <w:left w:val="single" w:color="9BBB59" w:themeColor="accent3" w:sz="8" w:space="0"/>
-          <w:bottom w:val="single" w:color="9BBB59" w:themeColor="accent3" w:sz="8" w:space="0"/>
-          <w:right w:val="single" w:color="9BBB59" w:themeColor="accent3" w:sz="8" w:space="0"/>
+          <w:top w:val="single" w:sz="8" w:space="0" w:color="9BBB59" w:themeColor="accent3"/>
+          <w:left w:val="single" w:sz="8" w:space="0" w:color="9BBB59" w:themeColor="accent3"/>
+          <w:bottom w:val="single" w:sz="8" w:space="0" w:color="9BBB59" w:themeColor="accent3"/>
+          <w:right w:val="single" w:sz="8" w:space="0" w:color="9BBB59" w:themeColor="accent3"/>
         </w:tcBorders>
         <w:shd w:val="clear" w:color="auto" w:fill="E6EED5" w:themeFill="accent3" w:themeFillTint="3F"/>
       </w:tcPr>
@@ -5582,11 +3700,11 @@
       <w:tblPr/>
       <w:tcPr>
         <w:tcBorders>
-          <w:top w:val="single" w:color="9BBB59" w:themeColor="accent3" w:sz="8" w:space="0"/>
-          <w:left w:val="single" w:color="9BBB59" w:themeColor="accent3" w:sz="8" w:space="0"/>
-          <w:bottom w:val="single" w:color="9BBB59" w:themeColor="accent3" w:sz="8" w:space="0"/>
-          <w:right w:val="single" w:color="9BBB59" w:themeColor="accent3" w:sz="8" w:space="0"/>
-          <w:insideV w:val="single" w:color="9BBB59" w:themeColor="accent3" w:sz="8" w:space="0"/>
+          <w:top w:val="single" w:sz="8" w:space="0" w:color="9BBB59" w:themeColor="accent3"/>
+          <w:left w:val="single" w:sz="8" w:space="0" w:color="9BBB59" w:themeColor="accent3"/>
+          <w:bottom w:val="single" w:sz="8" w:space="0" w:color="9BBB59" w:themeColor="accent3"/>
+          <w:right w:val="single" w:sz="8" w:space="0" w:color="9BBB59" w:themeColor="accent3"/>
+          <w:insideV w:val="single" w:sz="8" w:space="0" w:color="9BBB59" w:themeColor="accent3"/>
         </w:tcBorders>
         <w:shd w:val="clear" w:color="auto" w:fill="E6EED5" w:themeFill="accent3" w:themeFillTint="3F"/>
       </w:tcPr>
@@ -5595,11 +3713,11 @@
       <w:tblPr/>
       <w:tcPr>
         <w:tcBorders>
-          <w:top w:val="single" w:color="9BBB59" w:themeColor="accent3" w:sz="8" w:space="0"/>
-          <w:left w:val="single" w:color="9BBB59" w:themeColor="accent3" w:sz="8" w:space="0"/>
-          <w:bottom w:val="single" w:color="9BBB59" w:themeColor="accent3" w:sz="8" w:space="0"/>
-          <w:right w:val="single" w:color="9BBB59" w:themeColor="accent3" w:sz="8" w:space="0"/>
-          <w:insideV w:val="single" w:color="9BBB59" w:themeColor="accent3" w:sz="8" w:space="0"/>
+          <w:top w:val="single" w:sz="8" w:space="0" w:color="9BBB59" w:themeColor="accent3"/>
+          <w:left w:val="single" w:sz="8" w:space="0" w:color="9BBB59" w:themeColor="accent3"/>
+          <w:bottom w:val="single" w:sz="8" w:space="0" w:color="9BBB59" w:themeColor="accent3"/>
+          <w:right w:val="single" w:sz="8" w:space="0" w:color="9BBB59" w:themeColor="accent3"/>
+          <w:insideV w:val="single" w:sz="8" w:space="0" w:color="9BBB59" w:themeColor="accent3"/>
         </w:tcBorders>
       </w:tcPr>
     </w:tblStylePr>
@@ -5617,12 +3735,12 @@
       <w:tblStyleColBandSize w:val="1"/>
       <w:tblInd w:w="0" w:type="dxa"/>
       <w:tblBorders>
-        <w:top w:val="single" w:color="8064A2" w:themeColor="accent4" w:sz="8" w:space="0"/>
-        <w:left w:val="single" w:color="8064A2" w:themeColor="accent4" w:sz="8" w:space="0"/>
-        <w:bottom w:val="single" w:color="8064A2" w:themeColor="accent4" w:sz="8" w:space="0"/>
-        <w:right w:val="single" w:color="8064A2" w:themeColor="accent4" w:sz="8" w:space="0"/>
-        <w:insideH w:val="single" w:color="8064A2" w:themeColor="accent4" w:sz="8" w:space="0"/>
-        <w:insideV w:val="single" w:color="8064A2" w:themeColor="accent4" w:sz="8" w:space="0"/>
+        <w:top w:val="single" w:sz="8" w:space="0" w:color="8064A2" w:themeColor="accent4"/>
+        <w:left w:val="single" w:sz="8" w:space="0" w:color="8064A2" w:themeColor="accent4"/>
+        <w:bottom w:val="single" w:sz="8" w:space="0" w:color="8064A2" w:themeColor="accent4"/>
+        <w:right w:val="single" w:sz="8" w:space="0" w:color="8064A2" w:themeColor="accent4"/>
+        <w:insideH w:val="single" w:sz="8" w:space="0" w:color="8064A2" w:themeColor="accent4"/>
+        <w:insideV w:val="single" w:sz="8" w:space="0" w:color="8064A2" w:themeColor="accent4"/>
       </w:tblBorders>
       <w:tblCellMar>
         <w:top w:w="0" w:type="dxa"/>
@@ -5636,19 +3754,19 @@
         <w:spacing w:before="0" w:after="0" w:line="240" w:lineRule="auto"/>
       </w:pPr>
       <w:rPr>
-        <w:rFonts w:asciiTheme="majorHAnsi" w:hAnsiTheme="majorHAnsi" w:eastAsiaTheme="majorEastAsia" w:cstheme="majorBidi"/>
-        <w:b/>
-        <w:bCs/>
-      </w:rPr>
-      <w:tblPr/>
-      <w:tcPr>
-        <w:tcBorders>
-          <w:top w:val="single" w:color="8064A2" w:themeColor="accent4" w:sz="8" w:space="0"/>
-          <w:left w:val="single" w:color="8064A2" w:themeColor="accent4" w:sz="8" w:space="0"/>
-          <w:bottom w:val="single" w:color="8064A2" w:themeColor="accent4" w:sz="18" w:space="0"/>
-          <w:right w:val="single" w:color="8064A2" w:themeColor="accent4" w:sz="8" w:space="0"/>
-          <w:insideH w:val="nil"/>
-          <w:insideV w:val="single" w:color="8064A2" w:themeColor="accent4" w:sz="8" w:space="0"/>
+        <w:rFonts w:asciiTheme="majorHAnsi" w:eastAsiaTheme="majorEastAsia" w:hAnsiTheme="majorHAnsi" w:cstheme="majorBidi"/>
+        <w:b/>
+        <w:bCs/>
+      </w:rPr>
+      <w:tblPr/>
+      <w:tcPr>
+        <w:tcBorders>
+          <w:top w:val="single" w:sz="8" w:space="0" w:color="8064A2" w:themeColor="accent4"/>
+          <w:left w:val="single" w:sz="8" w:space="0" w:color="8064A2" w:themeColor="accent4"/>
+          <w:bottom w:val="single" w:sz="18" w:space="0" w:color="8064A2" w:themeColor="accent4"/>
+          <w:right w:val="single" w:sz="8" w:space="0" w:color="8064A2" w:themeColor="accent4"/>
+          <w:insideH w:val="nil"/>
+          <w:insideV w:val="single" w:sz="8" w:space="0" w:color="8064A2" w:themeColor="accent4"/>
         </w:tcBorders>
       </w:tcPr>
     </w:tblStylePr>
@@ -5657,42 +3775,42 @@
         <w:spacing w:before="0" w:after="0" w:line="240" w:lineRule="auto"/>
       </w:pPr>
       <w:rPr>
-        <w:rFonts w:asciiTheme="majorHAnsi" w:hAnsiTheme="majorHAnsi" w:eastAsiaTheme="majorEastAsia" w:cstheme="majorBidi"/>
-        <w:b/>
-        <w:bCs/>
-      </w:rPr>
-      <w:tblPr/>
-      <w:tcPr>
-        <w:tcBorders>
-          <w:top w:val="double" w:color="8064A2" w:themeColor="accent4" w:sz="6" w:space="0"/>
-          <w:left w:val="single" w:color="8064A2" w:themeColor="accent4" w:sz="8" w:space="0"/>
-          <w:bottom w:val="single" w:color="8064A2" w:themeColor="accent4" w:sz="8" w:space="0"/>
-          <w:right w:val="single" w:color="8064A2" w:themeColor="accent4" w:sz="8" w:space="0"/>
-          <w:insideH w:val="nil"/>
-          <w:insideV w:val="single" w:color="8064A2" w:themeColor="accent4" w:sz="8" w:space="0"/>
+        <w:rFonts w:asciiTheme="majorHAnsi" w:eastAsiaTheme="majorEastAsia" w:hAnsiTheme="majorHAnsi" w:cstheme="majorBidi"/>
+        <w:b/>
+        <w:bCs/>
+      </w:rPr>
+      <w:tblPr/>
+      <w:tcPr>
+        <w:tcBorders>
+          <w:top w:val="double" w:sz="6" w:space="0" w:color="8064A2" w:themeColor="accent4"/>
+          <w:left w:val="single" w:sz="8" w:space="0" w:color="8064A2" w:themeColor="accent4"/>
+          <w:bottom w:val="single" w:sz="8" w:space="0" w:color="8064A2" w:themeColor="accent4"/>
+          <w:right w:val="single" w:sz="8" w:space="0" w:color="8064A2" w:themeColor="accent4"/>
+          <w:insideH w:val="nil"/>
+          <w:insideV w:val="single" w:sz="8" w:space="0" w:color="8064A2" w:themeColor="accent4"/>
         </w:tcBorders>
       </w:tcPr>
     </w:tblStylePr>
     <w:tblStylePr w:type="firstCol">
       <w:rPr>
-        <w:rFonts w:asciiTheme="majorHAnsi" w:hAnsiTheme="majorHAnsi" w:eastAsiaTheme="majorEastAsia" w:cstheme="majorBidi"/>
+        <w:rFonts w:asciiTheme="majorHAnsi" w:eastAsiaTheme="majorEastAsia" w:hAnsiTheme="majorHAnsi" w:cstheme="majorBidi"/>
         <w:b/>
         <w:bCs/>
       </w:rPr>
     </w:tblStylePr>
     <w:tblStylePr w:type="lastCol">
       <w:rPr>
-        <w:rFonts w:asciiTheme="majorHAnsi" w:hAnsiTheme="majorHAnsi" w:eastAsiaTheme="majorEastAsia" w:cstheme="majorBidi"/>
-        <w:b/>
-        <w:bCs/>
-      </w:rPr>
-      <w:tblPr/>
-      <w:tcPr>
-        <w:tcBorders>
-          <w:top w:val="single" w:color="8064A2" w:themeColor="accent4" w:sz="8" w:space="0"/>
-          <w:left w:val="single" w:color="8064A2" w:themeColor="accent4" w:sz="8" w:space="0"/>
-          <w:bottom w:val="single" w:color="8064A2" w:themeColor="accent4" w:sz="8" w:space="0"/>
-          <w:right w:val="single" w:color="8064A2" w:themeColor="accent4" w:sz="8" w:space="0"/>
+        <w:rFonts w:asciiTheme="majorHAnsi" w:eastAsiaTheme="majorEastAsia" w:hAnsiTheme="majorHAnsi" w:cstheme="majorBidi"/>
+        <w:b/>
+        <w:bCs/>
+      </w:rPr>
+      <w:tblPr/>
+      <w:tcPr>
+        <w:tcBorders>
+          <w:top w:val="single" w:sz="8" w:space="0" w:color="8064A2" w:themeColor="accent4"/>
+          <w:left w:val="single" w:sz="8" w:space="0" w:color="8064A2" w:themeColor="accent4"/>
+          <w:bottom w:val="single" w:sz="8" w:space="0" w:color="8064A2" w:themeColor="accent4"/>
+          <w:right w:val="single" w:sz="8" w:space="0" w:color="8064A2" w:themeColor="accent4"/>
         </w:tcBorders>
       </w:tcPr>
     </w:tblStylePr>
@@ -5700,10 +3818,10 @@
       <w:tblPr/>
       <w:tcPr>
         <w:tcBorders>
-          <w:top w:val="single" w:color="8064A2" w:themeColor="accent4" w:sz="8" w:space="0"/>
-          <w:left w:val="single" w:color="8064A2" w:themeColor="accent4" w:sz="8" w:space="0"/>
-          <w:bottom w:val="single" w:color="8064A2" w:themeColor="accent4" w:sz="8" w:space="0"/>
-          <w:right w:val="single" w:color="8064A2" w:themeColor="accent4" w:sz="8" w:space="0"/>
+          <w:top w:val="single" w:sz="8" w:space="0" w:color="8064A2" w:themeColor="accent4"/>
+          <w:left w:val="single" w:sz="8" w:space="0" w:color="8064A2" w:themeColor="accent4"/>
+          <w:bottom w:val="single" w:sz="8" w:space="0" w:color="8064A2" w:themeColor="accent4"/>
+          <w:right w:val="single" w:sz="8" w:space="0" w:color="8064A2" w:themeColor="accent4"/>
         </w:tcBorders>
         <w:shd w:val="clear" w:color="auto" w:fill="DFD8E8" w:themeFill="accent4" w:themeFillTint="3F"/>
       </w:tcPr>
@@ -5712,11 +3830,11 @@
       <w:tblPr/>
       <w:tcPr>
         <w:tcBorders>
-          <w:top w:val="single" w:color="8064A2" w:themeColor="accent4" w:sz="8" w:space="0"/>
-          <w:left w:val="single" w:color="8064A2" w:themeColor="accent4" w:sz="8" w:space="0"/>
-          <w:bottom w:val="single" w:color="8064A2" w:themeColor="accent4" w:sz="8" w:space="0"/>
-          <w:right w:val="single" w:color="8064A2" w:themeColor="accent4" w:sz="8" w:space="0"/>
-          <w:insideV w:val="single" w:color="8064A2" w:themeColor="accent4" w:sz="8" w:space="0"/>
+          <w:top w:val="single" w:sz="8" w:space="0" w:color="8064A2" w:themeColor="accent4"/>
+          <w:left w:val="single" w:sz="8" w:space="0" w:color="8064A2" w:themeColor="accent4"/>
+          <w:bottom w:val="single" w:sz="8" w:space="0" w:color="8064A2" w:themeColor="accent4"/>
+          <w:right w:val="single" w:sz="8" w:space="0" w:color="8064A2" w:themeColor="accent4"/>
+          <w:insideV w:val="single" w:sz="8" w:space="0" w:color="8064A2" w:themeColor="accent4"/>
         </w:tcBorders>
         <w:shd w:val="clear" w:color="auto" w:fill="DFD8E8" w:themeFill="accent4" w:themeFillTint="3F"/>
       </w:tcPr>
@@ -5725,11 +3843,11 @@
       <w:tblPr/>
       <w:tcPr>
         <w:tcBorders>
-          <w:top w:val="single" w:color="8064A2" w:themeColor="accent4" w:sz="8" w:space="0"/>
-          <w:left w:val="single" w:color="8064A2" w:themeColor="accent4" w:sz="8" w:space="0"/>
-          <w:bottom w:val="single" w:color="8064A2" w:themeColor="accent4" w:sz="8" w:space="0"/>
-          <w:right w:val="single" w:color="8064A2" w:themeColor="accent4" w:sz="8" w:space="0"/>
-          <w:insideV w:val="single" w:color="8064A2" w:themeColor="accent4" w:sz="8" w:space="0"/>
+          <w:top w:val="single" w:sz="8" w:space="0" w:color="8064A2" w:themeColor="accent4"/>
+          <w:left w:val="single" w:sz="8" w:space="0" w:color="8064A2" w:themeColor="accent4"/>
+          <w:bottom w:val="single" w:sz="8" w:space="0" w:color="8064A2" w:themeColor="accent4"/>
+          <w:right w:val="single" w:sz="8" w:space="0" w:color="8064A2" w:themeColor="accent4"/>
+          <w:insideV w:val="single" w:sz="8" w:space="0" w:color="8064A2" w:themeColor="accent4"/>
         </w:tcBorders>
       </w:tcPr>
     </w:tblStylePr>
@@ -5747,12 +3865,12 @@
       <w:tblStyleColBandSize w:val="1"/>
       <w:tblInd w:w="0" w:type="dxa"/>
       <w:tblBorders>
-        <w:top w:val="single" w:color="4BACC6" w:themeColor="accent5" w:sz="8" w:space="0"/>
-        <w:left w:val="single" w:color="4BACC6" w:themeColor="accent5" w:sz="8" w:space="0"/>
-        <w:bottom w:val="single" w:color="4BACC6" w:themeColor="accent5" w:sz="8" w:space="0"/>
-        <w:right w:val="single" w:color="4BACC6" w:themeColor="accent5" w:sz="8" w:space="0"/>
-        <w:insideH w:val="single" w:color="4BACC6" w:themeColor="accent5" w:sz="8" w:space="0"/>
-        <w:insideV w:val="single" w:color="4BACC6" w:themeColor="accent5" w:sz="8" w:space="0"/>
+        <w:top w:val="single" w:sz="8" w:space="0" w:color="4BACC6" w:themeColor="accent5"/>
+        <w:left w:val="single" w:sz="8" w:space="0" w:color="4BACC6" w:themeColor="accent5"/>
+        <w:bottom w:val="single" w:sz="8" w:space="0" w:color="4BACC6" w:themeColor="accent5"/>
+        <w:right w:val="single" w:sz="8" w:space="0" w:color="4BACC6" w:themeColor="accent5"/>
+        <w:insideH w:val="single" w:sz="8" w:space="0" w:color="4BACC6" w:themeColor="accent5"/>
+        <w:insideV w:val="single" w:sz="8" w:space="0" w:color="4BACC6" w:themeColor="accent5"/>
       </w:tblBorders>
       <w:tblCellMar>
         <w:top w:w="0" w:type="dxa"/>
@@ -5766,19 +3884,19 @@
         <w:spacing w:before="0" w:after="0" w:line="240" w:lineRule="auto"/>
       </w:pPr>
       <w:rPr>
-        <w:rFonts w:asciiTheme="majorHAnsi" w:hAnsiTheme="majorHAnsi" w:eastAsiaTheme="majorEastAsia" w:cstheme="majorBidi"/>
-        <w:b/>
-        <w:bCs/>
-      </w:rPr>
-      <w:tblPr/>
-      <w:tcPr>
-        <w:tcBorders>
-          <w:top w:val="single" w:color="4BACC6" w:themeColor="accent5" w:sz="8" w:space="0"/>
-          <w:left w:val="single" w:color="4BACC6" w:themeColor="accent5" w:sz="8" w:space="0"/>
-          <w:bottom w:val="single" w:color="4BACC6" w:themeColor="accent5" w:sz="18" w:space="0"/>
-          <w:right w:val="single" w:color="4BACC6" w:themeColor="accent5" w:sz="8" w:space="0"/>
-          <w:insideH w:val="nil"/>
-          <w:insideV w:val="single" w:color="4BACC6" w:themeColor="accent5" w:sz="8" w:space="0"/>
+        <w:rFonts w:asciiTheme="majorHAnsi" w:eastAsiaTheme="majorEastAsia" w:hAnsiTheme="majorHAnsi" w:cstheme="majorBidi"/>
+        <w:b/>
+        <w:bCs/>
+      </w:rPr>
+      <w:tblPr/>
+      <w:tcPr>
+        <w:tcBorders>
+          <w:top w:val="single" w:sz="8" w:space="0" w:color="4BACC6" w:themeColor="accent5"/>
+          <w:left w:val="single" w:sz="8" w:space="0" w:color="4BACC6" w:themeColor="accent5"/>
+          <w:bottom w:val="single" w:sz="18" w:space="0" w:color="4BACC6" w:themeColor="accent5"/>
+          <w:right w:val="single" w:sz="8" w:space="0" w:color="4BACC6" w:themeColor="accent5"/>
+          <w:insideH w:val="nil"/>
+          <w:insideV w:val="single" w:sz="8" w:space="0" w:color="4BACC6" w:themeColor="accent5"/>
         </w:tcBorders>
       </w:tcPr>
     </w:tblStylePr>
@@ -5787,42 +3905,42 @@
         <w:spacing w:before="0" w:after="0" w:line="240" w:lineRule="auto"/>
       </w:pPr>
       <w:rPr>
-        <w:rFonts w:asciiTheme="majorHAnsi" w:hAnsiTheme="majorHAnsi" w:eastAsiaTheme="majorEastAsia" w:cstheme="majorBidi"/>
-        <w:b/>
-        <w:bCs/>
-      </w:rPr>
-      <w:tblPr/>
-      <w:tcPr>
-        <w:tcBorders>
-          <w:top w:val="double" w:color="4BACC6" w:themeColor="accent5" w:sz="6" w:space="0"/>
-          <w:left w:val="single" w:color="4BACC6" w:themeColor="accent5" w:sz="8" w:space="0"/>
-          <w:bottom w:val="single" w:color="4BACC6" w:themeColor="accent5" w:sz="8" w:space="0"/>
-          <w:right w:val="single" w:color="4BACC6" w:themeColor="accent5" w:sz="8" w:space="0"/>
-          <w:insideH w:val="nil"/>
-          <w:insideV w:val="single" w:color="4BACC6" w:themeColor="accent5" w:sz="8" w:space="0"/>
+        <w:rFonts w:asciiTheme="majorHAnsi" w:eastAsiaTheme="majorEastAsia" w:hAnsiTheme="majorHAnsi" w:cstheme="majorBidi"/>
+        <w:b/>
+        <w:bCs/>
+      </w:rPr>
+      <w:tblPr/>
+      <w:tcPr>
+        <w:tcBorders>
+          <w:top w:val="double" w:sz="6" w:space="0" w:color="4BACC6" w:themeColor="accent5"/>
+          <w:left w:val="single" w:sz="8" w:space="0" w:color="4BACC6" w:themeColor="accent5"/>
+          <w:bottom w:val="single" w:sz="8" w:space="0" w:color="4BACC6" w:themeColor="accent5"/>
+          <w:right w:val="single" w:sz="8" w:space="0" w:color="4BACC6" w:themeColor="accent5"/>
+          <w:insideH w:val="nil"/>
+          <w:insideV w:val="single" w:sz="8" w:space="0" w:color="4BACC6" w:themeColor="accent5"/>
         </w:tcBorders>
       </w:tcPr>
     </w:tblStylePr>
     <w:tblStylePr w:type="firstCol">
       <w:rPr>
-        <w:rFonts w:asciiTheme="majorHAnsi" w:hAnsiTheme="majorHAnsi" w:eastAsiaTheme="majorEastAsia" w:cstheme="majorBidi"/>
+        <w:rFonts w:asciiTheme="majorHAnsi" w:eastAsiaTheme="majorEastAsia" w:hAnsiTheme="majorHAnsi" w:cstheme="majorBidi"/>
         <w:b/>
         <w:bCs/>
       </w:rPr>
     </w:tblStylePr>
     <w:tblStylePr w:type="lastCol">
       <w:rPr>
-        <w:rFonts w:asciiTheme="majorHAnsi" w:hAnsiTheme="majorHAnsi" w:eastAsiaTheme="majorEastAsia" w:cstheme="majorBidi"/>
-        <w:b/>
-        <w:bCs/>
-      </w:rPr>
-      <w:tblPr/>
-      <w:tcPr>
-        <w:tcBorders>
-          <w:top w:val="single" w:color="4BACC6" w:themeColor="accent5" w:sz="8" w:space="0"/>
-          <w:left w:val="single" w:color="4BACC6" w:themeColor="accent5" w:sz="8" w:space="0"/>
-          <w:bottom w:val="single" w:color="4BACC6" w:themeColor="accent5" w:sz="8" w:space="0"/>
-          <w:right w:val="single" w:color="4BACC6" w:themeColor="accent5" w:sz="8" w:space="0"/>
+        <w:rFonts w:asciiTheme="majorHAnsi" w:eastAsiaTheme="majorEastAsia" w:hAnsiTheme="majorHAnsi" w:cstheme="majorBidi"/>
+        <w:b/>
+        <w:bCs/>
+      </w:rPr>
+      <w:tblPr/>
+      <w:tcPr>
+        <w:tcBorders>
+          <w:top w:val="single" w:sz="8" w:space="0" w:color="4BACC6" w:themeColor="accent5"/>
+          <w:left w:val="single" w:sz="8" w:space="0" w:color="4BACC6" w:themeColor="accent5"/>
+          <w:bottom w:val="single" w:sz="8" w:space="0" w:color="4BACC6" w:themeColor="accent5"/>
+          <w:right w:val="single" w:sz="8" w:space="0" w:color="4BACC6" w:themeColor="accent5"/>
         </w:tcBorders>
       </w:tcPr>
     </w:tblStylePr>
@@ -5830,10 +3948,10 @@
       <w:tblPr/>
       <w:tcPr>
         <w:tcBorders>
-          <w:top w:val="single" w:color="4BACC6" w:themeColor="accent5" w:sz="8" w:space="0"/>
-          <w:left w:val="single" w:color="4BACC6" w:themeColor="accent5" w:sz="8" w:space="0"/>
-          <w:bottom w:val="single" w:color="4BACC6" w:themeColor="accent5" w:sz="8" w:space="0"/>
-          <w:right w:val="single" w:color="4BACC6" w:themeColor="accent5" w:sz="8" w:space="0"/>
+          <w:top w:val="single" w:sz="8" w:space="0" w:color="4BACC6" w:themeColor="accent5"/>
+          <w:left w:val="single" w:sz="8" w:space="0" w:color="4BACC6" w:themeColor="accent5"/>
+          <w:bottom w:val="single" w:sz="8" w:space="0" w:color="4BACC6" w:themeColor="accent5"/>
+          <w:right w:val="single" w:sz="8" w:space="0" w:color="4BACC6" w:themeColor="accent5"/>
         </w:tcBorders>
         <w:shd w:val="clear" w:color="auto" w:fill="D2EAF1" w:themeFill="accent5" w:themeFillTint="3F"/>
       </w:tcPr>
@@ -5842,11 +3960,11 @@
       <w:tblPr/>
       <w:tcPr>
         <w:tcBorders>
-          <w:top w:val="single" w:color="4BACC6" w:themeColor="accent5" w:sz="8" w:space="0"/>
-          <w:left w:val="single" w:color="4BACC6" w:themeColor="accent5" w:sz="8" w:space="0"/>
-          <w:bottom w:val="single" w:color="4BACC6" w:themeColor="accent5" w:sz="8" w:space="0"/>
-          <w:right w:val="single" w:color="4BACC6" w:themeColor="accent5" w:sz="8" w:space="0"/>
-          <w:insideV w:val="single" w:color="4BACC6" w:themeColor="accent5" w:sz="8" w:space="0"/>
+          <w:top w:val="single" w:sz="8" w:space="0" w:color="4BACC6" w:themeColor="accent5"/>
+          <w:left w:val="single" w:sz="8" w:space="0" w:color="4BACC6" w:themeColor="accent5"/>
+          <w:bottom w:val="single" w:sz="8" w:space="0" w:color="4BACC6" w:themeColor="accent5"/>
+          <w:right w:val="single" w:sz="8" w:space="0" w:color="4BACC6" w:themeColor="accent5"/>
+          <w:insideV w:val="single" w:sz="8" w:space="0" w:color="4BACC6" w:themeColor="accent5"/>
         </w:tcBorders>
         <w:shd w:val="clear" w:color="auto" w:fill="D2EAF1" w:themeFill="accent5" w:themeFillTint="3F"/>
       </w:tcPr>
@@ -5855,11 +3973,11 @@
       <w:tblPr/>
       <w:tcPr>
         <w:tcBorders>
-          <w:top w:val="single" w:color="4BACC6" w:themeColor="accent5" w:sz="8" w:space="0"/>
-          <w:left w:val="single" w:color="4BACC6" w:themeColor="accent5" w:sz="8" w:space="0"/>
-          <w:bottom w:val="single" w:color="4BACC6" w:themeColor="accent5" w:sz="8" w:space="0"/>
-          <w:right w:val="single" w:color="4BACC6" w:themeColor="accent5" w:sz="8" w:space="0"/>
-          <w:insideV w:val="single" w:color="4BACC6" w:themeColor="accent5" w:sz="8" w:space="0"/>
+          <w:top w:val="single" w:sz="8" w:space="0" w:color="4BACC6" w:themeColor="accent5"/>
+          <w:left w:val="single" w:sz="8" w:space="0" w:color="4BACC6" w:themeColor="accent5"/>
+          <w:bottom w:val="single" w:sz="8" w:space="0" w:color="4BACC6" w:themeColor="accent5"/>
+          <w:right w:val="single" w:sz="8" w:space="0" w:color="4BACC6" w:themeColor="accent5"/>
+          <w:insideV w:val="single" w:sz="8" w:space="0" w:color="4BACC6" w:themeColor="accent5"/>
         </w:tcBorders>
       </w:tcPr>
     </w:tblStylePr>
@@ -5877,12 +3995,12 @@
       <w:tblStyleColBandSize w:val="1"/>
       <w:tblInd w:w="0" w:type="dxa"/>
       <w:tblBorders>
-        <w:top w:val="single" w:color="F79646" w:themeColor="accent6" w:sz="8" w:space="0"/>
-        <w:left w:val="single" w:color="F79646" w:themeColor="accent6" w:sz="8" w:space="0"/>
-        <w:bottom w:val="single" w:color="F79646" w:themeColor="accent6" w:sz="8" w:space="0"/>
-        <w:right w:val="single" w:color="F79646" w:themeColor="accent6" w:sz="8" w:space="0"/>
-        <w:insideH w:val="single" w:color="F79646" w:themeColor="accent6" w:sz="8" w:space="0"/>
-        <w:insideV w:val="single" w:color="F79646" w:themeColor="accent6" w:sz="8" w:space="0"/>
+        <w:top w:val="single" w:sz="8" w:space="0" w:color="F79646" w:themeColor="accent6"/>
+        <w:left w:val="single" w:sz="8" w:space="0" w:color="F79646" w:themeColor="accent6"/>
+        <w:bottom w:val="single" w:sz="8" w:space="0" w:color="F79646" w:themeColor="accent6"/>
+        <w:right w:val="single" w:sz="8" w:space="0" w:color="F79646" w:themeColor="accent6"/>
+        <w:insideH w:val="single" w:sz="8" w:space="0" w:color="F79646" w:themeColor="accent6"/>
+        <w:insideV w:val="single" w:sz="8" w:space="0" w:color="F79646" w:themeColor="accent6"/>
       </w:tblBorders>
       <w:tblCellMar>
         <w:top w:w="0" w:type="dxa"/>
@@ -5896,19 +4014,19 @@
         <w:spacing w:before="0" w:after="0" w:line="240" w:lineRule="auto"/>
       </w:pPr>
       <w:rPr>
-        <w:rFonts w:asciiTheme="majorHAnsi" w:hAnsiTheme="majorHAnsi" w:eastAsiaTheme="majorEastAsia" w:cstheme="majorBidi"/>
-        <w:b/>
-        <w:bCs/>
-      </w:rPr>
-      <w:tblPr/>
-      <w:tcPr>
-        <w:tcBorders>
-          <w:top w:val="single" w:color="F79646" w:themeColor="accent6" w:sz="8" w:space="0"/>
-          <w:left w:val="single" w:color="F79646" w:themeColor="accent6" w:sz="8" w:space="0"/>
-          <w:bottom w:val="single" w:color="F79646" w:themeColor="accent6" w:sz="18" w:space="0"/>
-          <w:right w:val="single" w:color="F79646" w:themeColor="accent6" w:sz="8" w:space="0"/>
-          <w:insideH w:val="nil"/>
-          <w:insideV w:val="single" w:color="F79646" w:themeColor="accent6" w:sz="8" w:space="0"/>
+        <w:rFonts w:asciiTheme="majorHAnsi" w:eastAsiaTheme="majorEastAsia" w:hAnsiTheme="majorHAnsi" w:cstheme="majorBidi"/>
+        <w:b/>
+        <w:bCs/>
+      </w:rPr>
+      <w:tblPr/>
+      <w:tcPr>
+        <w:tcBorders>
+          <w:top w:val="single" w:sz="8" w:space="0" w:color="F79646" w:themeColor="accent6"/>
+          <w:left w:val="single" w:sz="8" w:space="0" w:color="F79646" w:themeColor="accent6"/>
+          <w:bottom w:val="single" w:sz="18" w:space="0" w:color="F79646" w:themeColor="accent6"/>
+          <w:right w:val="single" w:sz="8" w:space="0" w:color="F79646" w:themeColor="accent6"/>
+          <w:insideH w:val="nil"/>
+          <w:insideV w:val="single" w:sz="8" w:space="0" w:color="F79646" w:themeColor="accent6"/>
         </w:tcBorders>
       </w:tcPr>
     </w:tblStylePr>
@@ -5917,42 +4035,42 @@
         <w:spacing w:before="0" w:after="0" w:line="240" w:lineRule="auto"/>
       </w:pPr>
       <w:rPr>
-        <w:rFonts w:asciiTheme="majorHAnsi" w:hAnsiTheme="majorHAnsi" w:eastAsiaTheme="majorEastAsia" w:cstheme="majorBidi"/>
-        <w:b/>
-        <w:bCs/>
-      </w:rPr>
-      <w:tblPr/>
-      <w:tcPr>
-        <w:tcBorders>
-          <w:top w:val="double" w:color="F79646" w:themeColor="accent6" w:sz="6" w:space="0"/>
-          <w:left w:val="single" w:color="F79646" w:themeColor="accent6" w:sz="8" w:space="0"/>
-          <w:bottom w:val="single" w:color="F79646" w:themeColor="accent6" w:sz="8" w:space="0"/>
-          <w:right w:val="single" w:color="F79646" w:themeColor="accent6" w:sz="8" w:space="0"/>
-          <w:insideH w:val="nil"/>
-          <w:insideV w:val="single" w:color="F79646" w:themeColor="accent6" w:sz="8" w:space="0"/>
+        <w:rFonts w:asciiTheme="majorHAnsi" w:eastAsiaTheme="majorEastAsia" w:hAnsiTheme="majorHAnsi" w:cstheme="majorBidi"/>
+        <w:b/>
+        <w:bCs/>
+      </w:rPr>
+      <w:tblPr/>
+      <w:tcPr>
+        <w:tcBorders>
+          <w:top w:val="double" w:sz="6" w:space="0" w:color="F79646" w:themeColor="accent6"/>
+          <w:left w:val="single" w:sz="8" w:space="0" w:color="F79646" w:themeColor="accent6"/>
+          <w:bottom w:val="single" w:sz="8" w:space="0" w:color="F79646" w:themeColor="accent6"/>
+          <w:right w:val="single" w:sz="8" w:space="0" w:color="F79646" w:themeColor="accent6"/>
+          <w:insideH w:val="nil"/>
+          <w:insideV w:val="single" w:sz="8" w:space="0" w:color="F79646" w:themeColor="accent6"/>
         </w:tcBorders>
       </w:tcPr>
     </w:tblStylePr>
     <w:tblStylePr w:type="firstCol">
       <w:rPr>
-        <w:rFonts w:asciiTheme="majorHAnsi" w:hAnsiTheme="majorHAnsi" w:eastAsiaTheme="majorEastAsia" w:cstheme="majorBidi"/>
+        <w:rFonts w:asciiTheme="majorHAnsi" w:eastAsiaTheme="majorEastAsia" w:hAnsiTheme="majorHAnsi" w:cstheme="majorBidi"/>
         <w:b/>
         <w:bCs/>
       </w:rPr>
     </w:tblStylePr>
     <w:tblStylePr w:type="lastCol">
       <w:rPr>
-        <w:rFonts w:asciiTheme="majorHAnsi" w:hAnsiTheme="majorHAnsi" w:eastAsiaTheme="majorEastAsia" w:cstheme="majorBidi"/>
-        <w:b/>
-        <w:bCs/>
-      </w:rPr>
-      <w:tblPr/>
-      <w:tcPr>
-        <w:tcBorders>
-          <w:top w:val="single" w:color="F79646" w:themeColor="accent6" w:sz="8" w:space="0"/>
-          <w:left w:val="single" w:color="F79646" w:themeColor="accent6" w:sz="8" w:space="0"/>
-          <w:bottom w:val="single" w:color="F79646" w:themeColor="accent6" w:sz="8" w:space="0"/>
-          <w:right w:val="single" w:color="F79646" w:themeColor="accent6" w:sz="8" w:space="0"/>
+        <w:rFonts w:asciiTheme="majorHAnsi" w:eastAsiaTheme="majorEastAsia" w:hAnsiTheme="majorHAnsi" w:cstheme="majorBidi"/>
+        <w:b/>
+        <w:bCs/>
+      </w:rPr>
+      <w:tblPr/>
+      <w:tcPr>
+        <w:tcBorders>
+          <w:top w:val="single" w:sz="8" w:space="0" w:color="F79646" w:themeColor="accent6"/>
+          <w:left w:val="single" w:sz="8" w:space="0" w:color="F79646" w:themeColor="accent6"/>
+          <w:bottom w:val="single" w:sz="8" w:space="0" w:color="F79646" w:themeColor="accent6"/>
+          <w:right w:val="single" w:sz="8" w:space="0" w:color="F79646" w:themeColor="accent6"/>
         </w:tcBorders>
       </w:tcPr>
     </w:tblStylePr>
@@ -5960,10 +4078,10 @@
       <w:tblPr/>
       <w:tcPr>
         <w:tcBorders>
-          <w:top w:val="single" w:color="F79646" w:themeColor="accent6" w:sz="8" w:space="0"/>
-          <w:left w:val="single" w:color="F79646" w:themeColor="accent6" w:sz="8" w:space="0"/>
-          <w:bottom w:val="single" w:color="F79646" w:themeColor="accent6" w:sz="8" w:space="0"/>
-          <w:right w:val="single" w:color="F79646" w:themeColor="accent6" w:sz="8" w:space="0"/>
+          <w:top w:val="single" w:sz="8" w:space="0" w:color="F79646" w:themeColor="accent6"/>
+          <w:left w:val="single" w:sz="8" w:space="0" w:color="F79646" w:themeColor="accent6"/>
+          <w:bottom w:val="single" w:sz="8" w:space="0" w:color="F79646" w:themeColor="accent6"/>
+          <w:right w:val="single" w:sz="8" w:space="0" w:color="F79646" w:themeColor="accent6"/>
         </w:tcBorders>
         <w:shd w:val="clear" w:color="auto" w:fill="FDE4D0" w:themeFill="accent6" w:themeFillTint="3F"/>
       </w:tcPr>
@@ -5972,11 +4090,11 @@
       <w:tblPr/>
       <w:tcPr>
         <w:tcBorders>
-          <w:top w:val="single" w:color="F79646" w:themeColor="accent6" w:sz="8" w:space="0"/>
-          <w:left w:val="single" w:color="F79646" w:themeColor="accent6" w:sz="8" w:space="0"/>
-          <w:bottom w:val="single" w:color="F79646" w:themeColor="accent6" w:sz="8" w:space="0"/>
-          <w:right w:val="single" w:color="F79646" w:themeColor="accent6" w:sz="8" w:space="0"/>
-          <w:insideV w:val="single" w:color="F79646" w:themeColor="accent6" w:sz="8" w:space="0"/>
+          <w:top w:val="single" w:sz="8" w:space="0" w:color="F79646" w:themeColor="accent6"/>
+          <w:left w:val="single" w:sz="8" w:space="0" w:color="F79646" w:themeColor="accent6"/>
+          <w:bottom w:val="single" w:sz="8" w:space="0" w:color="F79646" w:themeColor="accent6"/>
+          <w:right w:val="single" w:sz="8" w:space="0" w:color="F79646" w:themeColor="accent6"/>
+          <w:insideV w:val="single" w:sz="8" w:space="0" w:color="F79646" w:themeColor="accent6"/>
         </w:tcBorders>
         <w:shd w:val="clear" w:color="auto" w:fill="FDE4D0" w:themeFill="accent6" w:themeFillTint="3F"/>
       </w:tcPr>
@@ -5985,11 +4103,11 @@
       <w:tblPr/>
       <w:tcPr>
         <w:tcBorders>
-          <w:top w:val="single" w:color="F79646" w:themeColor="accent6" w:sz="8" w:space="0"/>
-          <w:left w:val="single" w:color="F79646" w:themeColor="accent6" w:sz="8" w:space="0"/>
-          <w:bottom w:val="single" w:color="F79646" w:themeColor="accent6" w:sz="8" w:space="0"/>
-          <w:right w:val="single" w:color="F79646" w:themeColor="accent6" w:sz="8" w:space="0"/>
-          <w:insideV w:val="single" w:color="F79646" w:themeColor="accent6" w:sz="8" w:space="0"/>
+          <w:top w:val="single" w:sz="8" w:space="0" w:color="F79646" w:themeColor="accent6"/>
+          <w:left w:val="single" w:sz="8" w:space="0" w:color="F79646" w:themeColor="accent6"/>
+          <w:bottom w:val="single" w:sz="8" w:space="0" w:color="F79646" w:themeColor="accent6"/>
+          <w:right w:val="single" w:sz="8" w:space="0" w:color="F79646" w:themeColor="accent6"/>
+          <w:insideV w:val="single" w:sz="8" w:space="0" w:color="F79646" w:themeColor="accent6"/>
         </w:tcBorders>
       </w:tcPr>
     </w:tblStylePr>
@@ -6007,11 +4125,11 @@
       <w:tblStyleColBandSize w:val="1"/>
       <w:tblInd w:w="0" w:type="dxa"/>
       <w:tblBorders>
-        <w:top w:val="single" w:color="404040" w:themeColor="text1" w:themeTint="BF" w:sz="8" w:space="0"/>
-        <w:left w:val="single" w:color="404040" w:themeColor="text1" w:themeTint="BF" w:sz="8" w:space="0"/>
-        <w:bottom w:val="single" w:color="404040" w:themeColor="text1" w:themeTint="BF" w:sz="8" w:space="0"/>
-        <w:right w:val="single" w:color="404040" w:themeColor="text1" w:themeTint="BF" w:sz="8" w:space="0"/>
-        <w:insideH w:val="single" w:color="404040" w:themeColor="text1" w:themeTint="BF" w:sz="8" w:space="0"/>
+        <w:top w:val="single" w:sz="8" w:space="0" w:color="404040" w:themeColor="text1" w:themeTint="BF"/>
+        <w:left w:val="single" w:sz="8" w:space="0" w:color="404040" w:themeColor="text1" w:themeTint="BF"/>
+        <w:bottom w:val="single" w:sz="8" w:space="0" w:color="404040" w:themeColor="text1" w:themeTint="BF"/>
+        <w:right w:val="single" w:sz="8" w:space="0" w:color="404040" w:themeColor="text1" w:themeTint="BF"/>
+        <w:insideH w:val="single" w:sz="8" w:space="0" w:color="404040" w:themeColor="text1" w:themeTint="BF"/>
       </w:tblBorders>
       <w:tblCellMar>
         <w:top w:w="0" w:type="dxa"/>
@@ -6032,10 +4150,10 @@
       <w:tblPr/>
       <w:tcPr>
         <w:tcBorders>
-          <w:top w:val="single" w:color="404040" w:themeColor="text1" w:themeTint="BF" w:sz="8" w:space="0"/>
-          <w:left w:val="single" w:color="404040" w:themeColor="text1" w:themeTint="BF" w:sz="8" w:space="0"/>
-          <w:bottom w:val="single" w:color="404040" w:themeColor="text1" w:themeTint="BF" w:sz="8" w:space="0"/>
-          <w:right w:val="single" w:color="404040" w:themeColor="text1" w:themeTint="BF" w:sz="8" w:space="0"/>
+          <w:top w:val="single" w:sz="8" w:space="0" w:color="404040" w:themeColor="text1" w:themeTint="BF"/>
+          <w:left w:val="single" w:sz="8" w:space="0" w:color="404040" w:themeColor="text1" w:themeTint="BF"/>
+          <w:bottom w:val="single" w:sz="8" w:space="0" w:color="404040" w:themeColor="text1" w:themeTint="BF"/>
+          <w:right w:val="single" w:sz="8" w:space="0" w:color="404040" w:themeColor="text1" w:themeTint="BF"/>
           <w:insideH w:val="nil"/>
           <w:insideV w:val="nil"/>
         </w:tcBorders>
@@ -6053,10 +4171,10 @@
       <w:tblPr/>
       <w:tcPr>
         <w:tcBorders>
-          <w:top w:val="double" w:color="404040" w:themeColor="text1" w:themeTint="BF" w:sz="6" w:space="0"/>
-          <w:left w:val="single" w:color="404040" w:themeColor="text1" w:themeTint="BF" w:sz="8" w:space="0"/>
-          <w:bottom w:val="single" w:color="404040" w:themeColor="text1" w:themeTint="BF" w:sz="8" w:space="0"/>
-          <w:right w:val="single" w:color="404040" w:themeColor="text1" w:themeTint="BF" w:sz="8" w:space="0"/>
+          <w:top w:val="double" w:sz="6" w:space="0" w:color="404040" w:themeColor="text1" w:themeTint="BF"/>
+          <w:left w:val="single" w:sz="8" w:space="0" w:color="404040" w:themeColor="text1" w:themeTint="BF"/>
+          <w:bottom w:val="single" w:sz="8" w:space="0" w:color="404040" w:themeColor="text1" w:themeTint="BF"/>
+          <w:right w:val="single" w:sz="8" w:space="0" w:color="404040" w:themeColor="text1" w:themeTint="BF"/>
           <w:insideH w:val="nil"/>
           <w:insideV w:val="nil"/>
         </w:tcBorders>
@@ -6113,11 +4231,11 @@
       <w:tblStyleColBandSize w:val="1"/>
       <w:tblInd w:w="0" w:type="dxa"/>
       <w:tblBorders>
-        <w:top w:val="single" w:color="7BA0CD" w:themeColor="accent1" w:themeTint="BF" w:sz="8" w:space="0"/>
-        <w:left w:val="single" w:color="7BA0CD" w:themeColor="accent1" w:themeTint="BF" w:sz="8" w:space="0"/>
-        <w:bottom w:val="single" w:color="7BA0CD" w:themeColor="accent1" w:themeTint="BF" w:sz="8" w:space="0"/>
-        <w:right w:val="single" w:color="7BA0CD" w:themeColor="accent1" w:themeTint="BF" w:sz="8" w:space="0"/>
-        <w:insideH w:val="single" w:color="7BA0CD" w:themeColor="accent1" w:themeTint="BF" w:sz="8" w:space="0"/>
+        <w:top w:val="single" w:sz="8" w:space="0" w:color="7BA0CD" w:themeColor="accent1" w:themeTint="BF"/>
+        <w:left w:val="single" w:sz="8" w:space="0" w:color="7BA0CD" w:themeColor="accent1" w:themeTint="BF"/>
+        <w:bottom w:val="single" w:sz="8" w:space="0" w:color="7BA0CD" w:themeColor="accent1" w:themeTint="BF"/>
+        <w:right w:val="single" w:sz="8" w:space="0" w:color="7BA0CD" w:themeColor="accent1" w:themeTint="BF"/>
+        <w:insideH w:val="single" w:sz="8" w:space="0" w:color="7BA0CD" w:themeColor="accent1" w:themeTint="BF"/>
       </w:tblBorders>
       <w:tblCellMar>
         <w:top w:w="0" w:type="dxa"/>
@@ -6138,10 +4256,10 @@
       <w:tblPr/>
       <w:tcPr>
         <w:tcBorders>
-          <w:top w:val="single" w:color="7BA0CD" w:themeColor="accent1" w:themeTint="BF" w:sz="8" w:space="0"/>
-          <w:left w:val="single" w:color="7BA0CD" w:themeColor="accent1" w:themeTint="BF" w:sz="8" w:space="0"/>
-          <w:bottom w:val="single" w:color="7BA0CD" w:themeColor="accent1" w:themeTint="BF" w:sz="8" w:space="0"/>
-          <w:right w:val="single" w:color="7BA0CD" w:themeColor="accent1" w:themeTint="BF" w:sz="8" w:space="0"/>
+          <w:top w:val="single" w:sz="8" w:space="0" w:color="7BA0CD" w:themeColor="accent1" w:themeTint="BF"/>
+          <w:left w:val="single" w:sz="8" w:space="0" w:color="7BA0CD" w:themeColor="accent1" w:themeTint="BF"/>
+          <w:bottom w:val="single" w:sz="8" w:space="0" w:color="7BA0CD" w:themeColor="accent1" w:themeTint="BF"/>
+          <w:right w:val="single" w:sz="8" w:space="0" w:color="7BA0CD" w:themeColor="accent1" w:themeTint="BF"/>
           <w:insideH w:val="nil"/>
           <w:insideV w:val="nil"/>
         </w:tcBorders>
@@ -6159,10 +4277,10 @@
       <w:tblPr/>
       <w:tcPr>
         <w:tcBorders>
-          <w:top w:val="double" w:color="7BA0CD" w:themeColor="accent1" w:themeTint="BF" w:sz="6" w:space="0"/>
-          <w:left w:val="single" w:color="7BA0CD" w:themeColor="accent1" w:themeTint="BF" w:sz="8" w:space="0"/>
-          <w:bottom w:val="single" w:color="7BA0CD" w:themeColor="accent1" w:themeTint="BF" w:sz="8" w:space="0"/>
-          <w:right w:val="single" w:color="7BA0CD" w:themeColor="accent1" w:themeTint="BF" w:sz="8" w:space="0"/>
+          <w:top w:val="double" w:sz="6" w:space="0" w:color="7BA0CD" w:themeColor="accent1" w:themeTint="BF"/>
+          <w:left w:val="single" w:sz="8" w:space="0" w:color="7BA0CD" w:themeColor="accent1" w:themeTint="BF"/>
+          <w:bottom w:val="single" w:sz="8" w:space="0" w:color="7BA0CD" w:themeColor="accent1" w:themeTint="BF"/>
+          <w:right w:val="single" w:sz="8" w:space="0" w:color="7BA0CD" w:themeColor="accent1" w:themeTint="BF"/>
           <w:insideH w:val="nil"/>
           <w:insideV w:val="nil"/>
         </w:tcBorders>
@@ -6219,11 +4337,11 @@
       <w:tblStyleColBandSize w:val="1"/>
       <w:tblInd w:w="0" w:type="dxa"/>
       <w:tblBorders>
-        <w:top w:val="single" w:color="CF7B79" w:themeColor="accent2" w:themeTint="BF" w:sz="8" w:space="0"/>
-        <w:left w:val="single" w:color="CF7B79" w:themeColor="accent2" w:themeTint="BF" w:sz="8" w:space="0"/>
-        <w:bottom w:val="single" w:color="CF7B79" w:themeColor="accent2" w:themeTint="BF" w:sz="8" w:space="0"/>
-        <w:right w:val="single" w:color="CF7B79" w:themeColor="accent2" w:themeTint="BF" w:sz="8" w:space="0"/>
-        <w:insideH w:val="single" w:color="CF7B79" w:themeColor="accent2" w:themeTint="BF" w:sz="8" w:space="0"/>
+        <w:top w:val="single" w:sz="8" w:space="0" w:color="CF7B79" w:themeColor="accent2" w:themeTint="BF"/>
+        <w:left w:val="single" w:sz="8" w:space="0" w:color="CF7B79" w:themeColor="accent2" w:themeTint="BF"/>
+        <w:bottom w:val="single" w:sz="8" w:space="0" w:color="CF7B79" w:themeColor="accent2" w:themeTint="BF"/>
+        <w:right w:val="single" w:sz="8" w:space="0" w:color="CF7B79" w:themeColor="accent2" w:themeTint="BF"/>
+        <w:insideH w:val="single" w:sz="8" w:space="0" w:color="CF7B79" w:themeColor="accent2" w:themeTint="BF"/>
       </w:tblBorders>
       <w:tblCellMar>
         <w:top w:w="0" w:type="dxa"/>
@@ -6244,10 +4362,10 @@
       <w:tblPr/>
       <w:tcPr>
         <w:tcBorders>
-          <w:top w:val="single" w:color="CF7B79" w:themeColor="accent2" w:themeTint="BF" w:sz="8" w:space="0"/>
-          <w:left w:val="single" w:color="CF7B79" w:themeColor="accent2" w:themeTint="BF" w:sz="8" w:space="0"/>
-          <w:bottom w:val="single" w:color="CF7B79" w:themeColor="accent2" w:themeTint="BF" w:sz="8" w:space="0"/>
-          <w:right w:val="single" w:color="CF7B79" w:themeColor="accent2" w:themeTint="BF" w:sz="8" w:space="0"/>
+          <w:top w:val="single" w:sz="8" w:space="0" w:color="CF7B79" w:themeColor="accent2" w:themeTint="BF"/>
+          <w:left w:val="single" w:sz="8" w:space="0" w:color="CF7B79" w:themeColor="accent2" w:themeTint="BF"/>
+          <w:bottom w:val="single" w:sz="8" w:space="0" w:color="CF7B79" w:themeColor="accent2" w:themeTint="BF"/>
+          <w:right w:val="single" w:sz="8" w:space="0" w:color="CF7B79" w:themeColor="accent2" w:themeTint="BF"/>
           <w:insideH w:val="nil"/>
           <w:insideV w:val="nil"/>
         </w:tcBorders>
@@ -6265,10 +4383,10 @@
       <w:tblPr/>
       <w:tcPr>
         <w:tcBorders>
-          <w:top w:val="double" w:color="CF7B79" w:themeColor="accent2" w:themeTint="BF" w:sz="6" w:space="0"/>
-          <w:left w:val="single" w:color="CF7B79" w:themeColor="accent2" w:themeTint="BF" w:sz="8" w:space="0"/>
-          <w:bottom w:val="single" w:color="CF7B79" w:themeColor="accent2" w:themeTint="BF" w:sz="8" w:space="0"/>
-          <w:right w:val="single" w:color="CF7B79" w:themeColor="accent2" w:themeTint="BF" w:sz="8" w:space="0"/>
+          <w:top w:val="double" w:sz="6" w:space="0" w:color="CF7B79" w:themeColor="accent2" w:themeTint="BF"/>
+          <w:left w:val="single" w:sz="8" w:space="0" w:color="CF7B79" w:themeColor="accent2" w:themeTint="BF"/>
+          <w:bottom w:val="single" w:sz="8" w:space="0" w:color="CF7B79" w:themeColor="accent2" w:themeTint="BF"/>
+          <w:right w:val="single" w:sz="8" w:space="0" w:color="CF7B79" w:themeColor="accent2" w:themeTint="BF"/>
           <w:insideH w:val="nil"/>
           <w:insideV w:val="nil"/>
         </w:tcBorders>
@@ -6325,11 +4443,11 @@
       <w:tblStyleColBandSize w:val="1"/>
       <w:tblInd w:w="0" w:type="dxa"/>
       <w:tblBorders>
-        <w:top w:val="single" w:color="B3CC82" w:themeColor="accent3" w:themeTint="BF" w:sz="8" w:space="0"/>
-        <w:left w:val="single" w:color="B3CC82" w:themeColor="accent3" w:themeTint="BF" w:sz="8" w:space="0"/>
-        <w:bottom w:val="single" w:color="B3CC82" w:themeColor="accent3" w:themeTint="BF" w:sz="8" w:space="0"/>
-        <w:right w:val="single" w:color="B3CC82" w:themeColor="accent3" w:themeTint="BF" w:sz="8" w:space="0"/>
-        <w:insideH w:val="single" w:color="B3CC82" w:themeColor="accent3" w:themeTint="BF" w:sz="8" w:space="0"/>
+        <w:top w:val="single" w:sz="8" w:space="0" w:color="B3CC82" w:themeColor="accent3" w:themeTint="BF"/>
+        <w:left w:val="single" w:sz="8" w:space="0" w:color="B3CC82" w:themeColor="accent3" w:themeTint="BF"/>
+        <w:bottom w:val="single" w:sz="8" w:space="0" w:color="B3CC82" w:themeColor="accent3" w:themeTint="BF"/>
+        <w:right w:val="single" w:sz="8" w:space="0" w:color="B3CC82" w:themeColor="accent3" w:themeTint="BF"/>
+        <w:insideH w:val="single" w:sz="8" w:space="0" w:color="B3CC82" w:themeColor="accent3" w:themeTint="BF"/>
       </w:tblBorders>
       <w:tblCellMar>
         <w:top w:w="0" w:type="dxa"/>
@@ -6350,10 +4468,10 @@
       <w:tblPr/>
       <w:tcPr>
         <w:tcBorders>
-          <w:top w:val="single" w:color="B3CC82" w:themeColor="accent3" w:themeTint="BF" w:sz="8" w:space="0"/>
-          <w:left w:val="single" w:color="B3CC82" w:themeColor="accent3" w:themeTint="BF" w:sz="8" w:space="0"/>
-          <w:bottom w:val="single" w:color="B3CC82" w:themeColor="accent3" w:themeTint="BF" w:sz="8" w:space="0"/>
-          <w:right w:val="single" w:color="B3CC82" w:themeColor="accent3" w:themeTint="BF" w:sz="8" w:space="0"/>
+          <w:top w:val="single" w:sz="8" w:space="0" w:color="B3CC82" w:themeColor="accent3" w:themeTint="BF"/>
+          <w:left w:val="single" w:sz="8" w:space="0" w:color="B3CC82" w:themeColor="accent3" w:themeTint="BF"/>
+          <w:bottom w:val="single" w:sz="8" w:space="0" w:color="B3CC82" w:themeColor="accent3" w:themeTint="BF"/>
+          <w:right w:val="single" w:sz="8" w:space="0" w:color="B3CC82" w:themeColor="accent3" w:themeTint="BF"/>
           <w:insideH w:val="nil"/>
           <w:insideV w:val="nil"/>
         </w:tcBorders>
@@ -6371,10 +4489,10 @@
       <w:tblPr/>
       <w:tcPr>
         <w:tcBorders>
-          <w:top w:val="double" w:color="B3CC82" w:themeColor="accent3" w:themeTint="BF" w:sz="6" w:space="0"/>
-          <w:left w:val="single" w:color="B3CC82" w:themeColor="accent3" w:themeTint="BF" w:sz="8" w:space="0"/>
-          <w:bottom w:val="single" w:color="B3CC82" w:themeColor="accent3" w:themeTint="BF" w:sz="8" w:space="0"/>
-          <w:right w:val="single" w:color="B3CC82" w:themeColor="accent3" w:themeTint="BF" w:sz="8" w:space="0"/>
+          <w:top w:val="double" w:sz="6" w:space="0" w:color="B3CC82" w:themeColor="accent3" w:themeTint="BF"/>
+          <w:left w:val="single" w:sz="8" w:space="0" w:color="B3CC82" w:themeColor="accent3" w:themeTint="BF"/>
+          <w:bottom w:val="single" w:sz="8" w:space="0" w:color="B3CC82" w:themeColor="accent3" w:themeTint="BF"/>
+          <w:right w:val="single" w:sz="8" w:space="0" w:color="B3CC82" w:themeColor="accent3" w:themeTint="BF"/>
           <w:insideH w:val="nil"/>
           <w:insideV w:val="nil"/>
         </w:tcBorders>
@@ -6431,11 +4549,11 @@
       <w:tblStyleColBandSize w:val="1"/>
       <w:tblInd w:w="0" w:type="dxa"/>
       <w:tblBorders>
-        <w:top w:val="single" w:color="9F8AB9" w:themeColor="accent4" w:themeTint="BF" w:sz="8" w:space="0"/>
-        <w:left w:val="single" w:color="9F8AB9" w:themeColor="accent4" w:themeTint="BF" w:sz="8" w:space="0"/>
-        <w:bottom w:val="single" w:color="9F8AB9" w:themeColor="accent4" w:themeTint="BF" w:sz="8" w:space="0"/>
-        <w:right w:val="single" w:color="9F8AB9" w:themeColor="accent4" w:themeTint="BF" w:sz="8" w:space="0"/>
-        <w:insideH w:val="single" w:color="9F8AB9" w:themeColor="accent4" w:themeTint="BF" w:sz="8" w:space="0"/>
+        <w:top w:val="single" w:sz="8" w:space="0" w:color="9F8AB9" w:themeColor="accent4" w:themeTint="BF"/>
+        <w:left w:val="single" w:sz="8" w:space="0" w:color="9F8AB9" w:themeColor="accent4" w:themeTint="BF"/>
+        <w:bottom w:val="single" w:sz="8" w:space="0" w:color="9F8AB9" w:themeColor="accent4" w:themeTint="BF"/>
+        <w:right w:val="single" w:sz="8" w:space="0" w:color="9F8AB9" w:themeColor="accent4" w:themeTint="BF"/>
+        <w:insideH w:val="single" w:sz="8" w:space="0" w:color="9F8AB9" w:themeColor="accent4" w:themeTint="BF"/>
       </w:tblBorders>
       <w:tblCellMar>
         <w:top w:w="0" w:type="dxa"/>
@@ -6456,10 +4574,10 @@
       <w:tblPr/>
       <w:tcPr>
         <w:tcBorders>
-          <w:top w:val="single" w:color="9F8AB9" w:themeColor="accent4" w:themeTint="BF" w:sz="8" w:space="0"/>
-          <w:left w:val="single" w:color="9F8AB9" w:themeColor="accent4" w:themeTint="BF" w:sz="8" w:space="0"/>
-          <w:bottom w:val="single" w:color="9F8AB9" w:themeColor="accent4" w:themeTint="BF" w:sz="8" w:space="0"/>
-          <w:right w:val="single" w:color="9F8AB9" w:themeColor="accent4" w:themeTint="BF" w:sz="8" w:space="0"/>
+          <w:top w:val="single" w:sz="8" w:space="0" w:color="9F8AB9" w:themeColor="accent4" w:themeTint="BF"/>
+          <w:left w:val="single" w:sz="8" w:space="0" w:color="9F8AB9" w:themeColor="accent4" w:themeTint="BF"/>
+          <w:bottom w:val="single" w:sz="8" w:space="0" w:color="9F8AB9" w:themeColor="accent4" w:themeTint="BF"/>
+          <w:right w:val="single" w:sz="8" w:space="0" w:color="9F8AB9" w:themeColor="accent4" w:themeTint="BF"/>
           <w:insideH w:val="nil"/>
           <w:insideV w:val="nil"/>
         </w:tcBorders>
@@ -6477,10 +4595,10 @@
       <w:tblPr/>
       <w:tcPr>
         <w:tcBorders>
-          <w:top w:val="double" w:color="9F8AB9" w:themeColor="accent4" w:themeTint="BF" w:sz="6" w:space="0"/>
-          <w:left w:val="single" w:color="9F8AB9" w:themeColor="accent4" w:themeTint="BF" w:sz="8" w:space="0"/>
-          <w:bottom w:val="single" w:color="9F8AB9" w:themeColor="accent4" w:themeTint="BF" w:sz="8" w:space="0"/>
-          <w:right w:val="single" w:color="9F8AB9" w:themeColor="accent4" w:themeTint="BF" w:sz="8" w:space="0"/>
+          <w:top w:val="double" w:sz="6" w:space="0" w:color="9F8AB9" w:themeColor="accent4" w:themeTint="BF"/>
+          <w:left w:val="single" w:sz="8" w:space="0" w:color="9F8AB9" w:themeColor="accent4" w:themeTint="BF"/>
+          <w:bottom w:val="single" w:sz="8" w:space="0" w:color="9F8AB9" w:themeColor="accent4" w:themeTint="BF"/>
+          <w:right w:val="single" w:sz="8" w:space="0" w:color="9F8AB9" w:themeColor="accent4" w:themeTint="BF"/>
           <w:insideH w:val="nil"/>
           <w:insideV w:val="nil"/>
         </w:tcBorders>
@@ -6537,11 +4655,11 @@
       <w:tblStyleColBandSize w:val="1"/>
       <w:tblInd w:w="0" w:type="dxa"/>
       <w:tblBorders>
-        <w:top w:val="single" w:color="78C0D4" w:themeColor="accent5" w:themeTint="BF" w:sz="8" w:space="0"/>
-        <w:left w:val="single" w:color="78C0D4" w:themeColor="accent5" w:themeTint="BF" w:sz="8" w:space="0"/>
-        <w:bottom w:val="single" w:color="78C0D4" w:themeColor="accent5" w:themeTint="BF" w:sz="8" w:space="0"/>
-        <w:right w:val="single" w:color="78C0D4" w:themeColor="accent5" w:themeTint="BF" w:sz="8" w:space="0"/>
-        <w:insideH w:val="single" w:color="78C0D4" w:themeColor="accent5" w:themeTint="BF" w:sz="8" w:space="0"/>
+        <w:top w:val="single" w:sz="8" w:space="0" w:color="78C0D4" w:themeColor="accent5" w:themeTint="BF"/>
+        <w:left w:val="single" w:sz="8" w:space="0" w:color="78C0D4" w:themeColor="accent5" w:themeTint="BF"/>
+        <w:bottom w:val="single" w:sz="8" w:space="0" w:color="78C0D4" w:themeColor="accent5" w:themeTint="BF"/>
+        <w:right w:val="single" w:sz="8" w:space="0" w:color="78C0D4" w:themeColor="accent5" w:themeTint="BF"/>
+        <w:insideH w:val="single" w:sz="8" w:space="0" w:color="78C0D4" w:themeColor="accent5" w:themeTint="BF"/>
       </w:tblBorders>
       <w:tblCellMar>
         <w:top w:w="0" w:type="dxa"/>
@@ -6562,10 +4680,10 @@
       <w:tblPr/>
       <w:tcPr>
         <w:tcBorders>
-          <w:top w:val="single" w:color="78C0D4" w:themeColor="accent5" w:themeTint="BF" w:sz="8" w:space="0"/>
-          <w:left w:val="single" w:color="78C0D4" w:themeColor="accent5" w:themeTint="BF" w:sz="8" w:space="0"/>
-          <w:bottom w:val="single" w:color="78C0D4" w:themeColor="accent5" w:themeTint="BF" w:sz="8" w:space="0"/>
-          <w:right w:val="single" w:color="78C0D4" w:themeColor="accent5" w:themeTint="BF" w:sz="8" w:space="0"/>
+          <w:top w:val="single" w:sz="8" w:space="0" w:color="78C0D4" w:themeColor="accent5" w:themeTint="BF"/>
+          <w:left w:val="single" w:sz="8" w:space="0" w:color="78C0D4" w:themeColor="accent5" w:themeTint="BF"/>
+          <w:bottom w:val="single" w:sz="8" w:space="0" w:color="78C0D4" w:themeColor="accent5" w:themeTint="BF"/>
+          <w:right w:val="single" w:sz="8" w:space="0" w:color="78C0D4" w:themeColor="accent5" w:themeTint="BF"/>
           <w:insideH w:val="nil"/>
           <w:insideV w:val="nil"/>
         </w:tcBorders>
@@ -6583,10 +4701,10 @@
       <w:tblPr/>
       <w:tcPr>
         <w:tcBorders>
-          <w:top w:val="double" w:color="78C0D4" w:themeColor="accent5" w:themeTint="BF" w:sz="6" w:space="0"/>
-          <w:left w:val="single" w:color="78C0D4" w:themeColor="accent5" w:themeTint="BF" w:sz="8" w:space="0"/>
-          <w:bottom w:val="single" w:color="78C0D4" w:themeColor="accent5" w:themeTint="BF" w:sz="8" w:space="0"/>
-          <w:right w:val="single" w:color="78C0D4" w:themeColor="accent5" w:themeTint="BF" w:sz="8" w:space="0"/>
+          <w:top w:val="double" w:sz="6" w:space="0" w:color="78C0D4" w:themeColor="accent5" w:themeTint="BF"/>
+          <w:left w:val="single" w:sz="8" w:space="0" w:color="78C0D4" w:themeColor="accent5" w:themeTint="BF"/>
+          <w:bottom w:val="single" w:sz="8" w:space="0" w:color="78C0D4" w:themeColor="accent5" w:themeTint="BF"/>
+          <w:right w:val="single" w:sz="8" w:space="0" w:color="78C0D4" w:themeColor="accent5" w:themeTint="BF"/>
           <w:insideH w:val="nil"/>
           <w:insideV w:val="nil"/>
         </w:tcBorders>
@@ -6643,11 +4761,11 @@
       <w:tblStyleColBandSize w:val="1"/>
       <w:tblInd w:w="0" w:type="dxa"/>
       <w:tblBorders>
-        <w:top w:val="single" w:color="F9B074" w:themeColor="accent6" w:themeTint="BF" w:sz="8" w:space="0"/>
-        <w:left w:val="single" w:color="F9B074" w:themeColor="accent6" w:themeTint="BF" w:sz="8" w:space="0"/>
-        <w:bottom w:val="single" w:color="F9B074" w:themeColor="accent6" w:themeTint="BF" w:sz="8" w:space="0"/>
-        <w:right w:val="single" w:color="F9B074" w:themeColor="accent6" w:themeTint="BF" w:sz="8" w:space="0"/>
-        <w:insideH w:val="single" w:color="F9B074" w:themeColor="accent6" w:themeTint="BF" w:sz="8" w:space="0"/>
+        <w:top w:val="single" w:sz="8" w:space="0" w:color="F9B074" w:themeColor="accent6" w:themeTint="BF"/>
+        <w:left w:val="single" w:sz="8" w:space="0" w:color="F9B074" w:themeColor="accent6" w:themeTint="BF"/>
+        <w:bottom w:val="single" w:sz="8" w:space="0" w:color="F9B074" w:themeColor="accent6" w:themeTint="BF"/>
+        <w:right w:val="single" w:sz="8" w:space="0" w:color="F9B074" w:themeColor="accent6" w:themeTint="BF"/>
+        <w:insideH w:val="single" w:sz="8" w:space="0" w:color="F9B074" w:themeColor="accent6" w:themeTint="BF"/>
       </w:tblBorders>
       <w:tblCellMar>
         <w:top w:w="0" w:type="dxa"/>
@@ -6668,10 +4786,10 @@
       <w:tblPr/>
       <w:tcPr>
         <w:tcBorders>
-          <w:top w:val="single" w:color="F9B074" w:themeColor="accent6" w:themeTint="BF" w:sz="8" w:space="0"/>
-          <w:left w:val="single" w:color="F9B074" w:themeColor="accent6" w:themeTint="BF" w:sz="8" w:space="0"/>
-          <w:bottom w:val="single" w:color="F9B074" w:themeColor="accent6" w:themeTint="BF" w:sz="8" w:space="0"/>
-          <w:right w:val="single" w:color="F9B074" w:themeColor="accent6" w:themeTint="BF" w:sz="8" w:space="0"/>
+          <w:top w:val="single" w:sz="8" w:space="0" w:color="F9B074" w:themeColor="accent6" w:themeTint="BF"/>
+          <w:left w:val="single" w:sz="8" w:space="0" w:color="F9B074" w:themeColor="accent6" w:themeTint="BF"/>
+          <w:bottom w:val="single" w:sz="8" w:space="0" w:color="F9B074" w:themeColor="accent6" w:themeTint="BF"/>
+          <w:right w:val="single" w:sz="8" w:space="0" w:color="F9B074" w:themeColor="accent6" w:themeTint="BF"/>
           <w:insideH w:val="nil"/>
           <w:insideV w:val="nil"/>
         </w:tcBorders>
@@ -6689,10 +4807,10 @@
       <w:tblPr/>
       <w:tcPr>
         <w:tcBorders>
-          <w:top w:val="double" w:color="F9B074" w:themeColor="accent6" w:themeTint="BF" w:sz="6" w:space="0"/>
-          <w:left w:val="single" w:color="F9B074" w:themeColor="accent6" w:themeTint="BF" w:sz="8" w:space="0"/>
-          <w:bottom w:val="single" w:color="F9B074" w:themeColor="accent6" w:themeTint="BF" w:sz="8" w:space="0"/>
-          <w:right w:val="single" w:color="F9B074" w:themeColor="accent6" w:themeTint="BF" w:sz="8" w:space="0"/>
+          <w:top w:val="double" w:sz="6" w:space="0" w:color="F9B074" w:themeColor="accent6" w:themeTint="BF"/>
+          <w:left w:val="single" w:sz="8" w:space="0" w:color="F9B074" w:themeColor="accent6" w:themeTint="BF"/>
+          <w:bottom w:val="single" w:sz="8" w:space="0" w:color="F9B074" w:themeColor="accent6" w:themeTint="BF"/>
+          <w:right w:val="single" w:sz="8" w:space="0" w:color="F9B074" w:themeColor="accent6" w:themeTint="BF"/>
           <w:insideH w:val="nil"/>
           <w:insideV w:val="nil"/>
         </w:tcBorders>
@@ -6749,8 +4867,8 @@
       <w:tblStyleColBandSize w:val="1"/>
       <w:tblInd w:w="0" w:type="dxa"/>
       <w:tblBorders>
-        <w:top w:val="single" w:color="auto" w:sz="18" w:space="0"/>
-        <w:bottom w:val="single" w:color="auto" w:sz="18" w:space="0"/>
+        <w:top w:val="single" w:sz="18" w:space="0" w:color="auto"/>
+        <w:bottom w:val="single" w:sz="18" w:space="0" w:color="auto"/>
       </w:tblBorders>
       <w:tblCellMar>
         <w:top w:w="0" w:type="dxa"/>
@@ -6771,9 +4889,9 @@
       <w:tblPr/>
       <w:tcPr>
         <w:tcBorders>
-          <w:top w:val="single" w:color="auto" w:sz="18" w:space="0"/>
-          <w:left w:val="nil"/>
-          <w:bottom w:val="single" w:color="auto" w:sz="18" w:space="0"/>
+          <w:top w:val="single" w:sz="18" w:space="0" w:color="auto"/>
+          <w:left w:val="nil"/>
+          <w:bottom w:val="single" w:sz="18" w:space="0" w:color="auto"/>
           <w:right w:val="nil"/>
           <w:insideH w:val="nil"/>
           <w:insideV w:val="nil"/>
@@ -6791,9 +4909,9 @@
       <w:tblPr/>
       <w:tcPr>
         <w:tcBorders>
-          <w:top w:val="double" w:color="auto" w:sz="6" w:space="0"/>
-          <w:left w:val="nil"/>
-          <w:bottom w:val="single" w:color="auto" w:sz="18" w:space="0"/>
+          <w:top w:val="double" w:sz="6" w:space="0" w:color="auto"/>
+          <w:left w:val="nil"/>
+          <w:bottom w:val="single" w:sz="18" w:space="0" w:color="auto"/>
           <w:right w:val="nil"/>
           <w:insideH w:val="nil"/>
           <w:insideV w:val="nil"/>
@@ -6812,7 +4930,7 @@
         <w:tcBorders>
           <w:top w:val="nil"/>
           <w:left w:val="nil"/>
-          <w:bottom w:val="single" w:color="auto" w:sz="18" w:space="0"/>
+          <w:bottom w:val="single" w:sz="18" w:space="0" w:color="auto"/>
           <w:right w:val="nil"/>
           <w:insideH w:val="nil"/>
           <w:insideV w:val="nil"/>
@@ -6859,9 +4977,9 @@
       <w:tblPr/>
       <w:tcPr>
         <w:tcBorders>
-          <w:top w:val="single" w:color="auto" w:sz="18" w:space="0"/>
-          <w:left w:val="nil"/>
-          <w:bottom w:val="single" w:color="auto" w:sz="18" w:space="0"/>
+          <w:top w:val="single" w:sz="18" w:space="0" w:color="auto"/>
+          <w:left w:val="nil"/>
+          <w:bottom w:val="single" w:sz="18" w:space="0" w:color="auto"/>
           <w:right w:val="nil"/>
           <w:insideH w:val="nil"/>
           <w:insideV w:val="nil"/>
@@ -6875,9 +4993,9 @@
       <w:tblPr/>
       <w:tcPr>
         <w:tcBorders>
-          <w:top w:val="single" w:color="auto" w:sz="18" w:space="0"/>
-          <w:left w:val="nil"/>
-          <w:bottom w:val="single" w:color="auto" w:sz="18" w:space="0"/>
+          <w:top w:val="single" w:sz="18" w:space="0" w:color="auto"/>
+          <w:left w:val="nil"/>
+          <w:bottom w:val="single" w:sz="18" w:space="0" w:color="auto"/>
           <w:right w:val="nil"/>
           <w:insideH w:val="nil"/>
           <w:insideV w:val="nil"/>
@@ -6898,8 +5016,8 @@
       <w:tblStyleColBandSize w:val="1"/>
       <w:tblInd w:w="0" w:type="dxa"/>
       <w:tblBorders>
-        <w:top w:val="single" w:color="auto" w:sz="18" w:space="0"/>
-        <w:bottom w:val="single" w:color="auto" w:sz="18" w:space="0"/>
+        <w:top w:val="single" w:sz="18" w:space="0" w:color="auto"/>
+        <w:bottom w:val="single" w:sz="18" w:space="0" w:color="auto"/>
       </w:tblBorders>
       <w:tblCellMar>
         <w:top w:w="0" w:type="dxa"/>
@@ -6920,9 +5038,9 @@
       <w:tblPr/>
       <w:tcPr>
         <w:tcBorders>
-          <w:top w:val="single" w:color="auto" w:sz="18" w:space="0"/>
-          <w:left w:val="nil"/>
-          <w:bottom w:val="single" w:color="auto" w:sz="18" w:space="0"/>
+          <w:top w:val="single" w:sz="18" w:space="0" w:color="auto"/>
+          <w:left w:val="nil"/>
+          <w:bottom w:val="single" w:sz="18" w:space="0" w:color="auto"/>
           <w:right w:val="nil"/>
           <w:insideH w:val="nil"/>
           <w:insideV w:val="nil"/>
@@ -6940,9 +5058,9 @@
       <w:tblPr/>
       <w:tcPr>
         <w:tcBorders>
-          <w:top w:val="double" w:color="auto" w:sz="6" w:space="0"/>
-          <w:left w:val="nil"/>
-          <w:bottom w:val="single" w:color="auto" w:sz="18" w:space="0"/>
+          <w:top w:val="double" w:sz="6" w:space="0" w:color="auto"/>
+          <w:left w:val="nil"/>
+          <w:bottom w:val="single" w:sz="18" w:space="0" w:color="auto"/>
           <w:right w:val="nil"/>
           <w:insideH w:val="nil"/>
           <w:insideV w:val="nil"/>
@@ -6961,7 +5079,7 @@
         <w:tcBorders>
           <w:top w:val="nil"/>
           <w:left w:val="nil"/>
-          <w:bottom w:val="single" w:color="auto" w:sz="18" w:space="0"/>
+          <w:bottom w:val="single" w:sz="18" w:space="0" w:color="auto"/>
           <w:right w:val="nil"/>
           <w:insideH w:val="nil"/>
           <w:insideV w:val="nil"/>
@@ -7008,9 +5126,9 @@
       <w:tblPr/>
       <w:tcPr>
         <w:tcBorders>
-          <w:top w:val="single" w:color="auto" w:sz="18" w:space="0"/>
-          <w:left w:val="nil"/>
-          <w:bottom w:val="single" w:color="auto" w:sz="18" w:space="0"/>
+          <w:top w:val="single" w:sz="18" w:space="0" w:color="auto"/>
+          <w:left w:val="nil"/>
+          <w:bottom w:val="single" w:sz="18" w:space="0" w:color="auto"/>
           <w:right w:val="nil"/>
           <w:insideH w:val="nil"/>
           <w:insideV w:val="nil"/>
@@ -7024,9 +5142,9 @@
       <w:tblPr/>
       <w:tcPr>
         <w:tcBorders>
-          <w:top w:val="single" w:color="auto" w:sz="18" w:space="0"/>
-          <w:left w:val="nil"/>
-          <w:bottom w:val="single" w:color="auto" w:sz="18" w:space="0"/>
+          <w:top w:val="single" w:sz="18" w:space="0" w:color="auto"/>
+          <w:left w:val="nil"/>
+          <w:bottom w:val="single" w:sz="18" w:space="0" w:color="auto"/>
           <w:right w:val="nil"/>
           <w:insideH w:val="nil"/>
           <w:insideV w:val="nil"/>
@@ -7047,8 +5165,8 @@
       <w:tblStyleColBandSize w:val="1"/>
       <w:tblInd w:w="0" w:type="dxa"/>
       <w:tblBorders>
-        <w:top w:val="single" w:color="auto" w:sz="18" w:space="0"/>
-        <w:bottom w:val="single" w:color="auto" w:sz="18" w:space="0"/>
+        <w:top w:val="single" w:sz="18" w:space="0" w:color="auto"/>
+        <w:bottom w:val="single" w:sz="18" w:space="0" w:color="auto"/>
       </w:tblBorders>
       <w:tblCellMar>
         <w:top w:w="0" w:type="dxa"/>
@@ -7069,9 +5187,9 @@
       <w:tblPr/>
       <w:tcPr>
         <w:tcBorders>
-          <w:top w:val="single" w:color="auto" w:sz="18" w:space="0"/>
-          <w:left w:val="nil"/>
-          <w:bottom w:val="single" w:color="auto" w:sz="18" w:space="0"/>
+          <w:top w:val="single" w:sz="18" w:space="0" w:color="auto"/>
+          <w:left w:val="nil"/>
+          <w:bottom w:val="single" w:sz="18" w:space="0" w:color="auto"/>
           <w:right w:val="nil"/>
           <w:insideH w:val="nil"/>
           <w:insideV w:val="nil"/>
@@ -7089,9 +5207,9 @@
       <w:tblPr/>
       <w:tcPr>
         <w:tcBorders>
-          <w:top w:val="double" w:color="auto" w:sz="6" w:space="0"/>
-          <w:left w:val="nil"/>
-          <w:bottom w:val="single" w:color="auto" w:sz="18" w:space="0"/>
+          <w:top w:val="double" w:sz="6" w:space="0" w:color="auto"/>
+          <w:left w:val="nil"/>
+          <w:bottom w:val="single" w:sz="18" w:space="0" w:color="auto"/>
           <w:right w:val="nil"/>
           <w:insideH w:val="nil"/>
           <w:insideV w:val="nil"/>
@@ -7110,7 +5228,7 @@
         <w:tcBorders>
           <w:top w:val="nil"/>
           <w:left w:val="nil"/>
-          <w:bottom w:val="single" w:color="auto" w:sz="18" w:space="0"/>
+          <w:bottom w:val="single" w:sz="18" w:space="0" w:color="auto"/>
           <w:right w:val="nil"/>
           <w:insideH w:val="nil"/>
           <w:insideV w:val="nil"/>
@@ -7157,9 +5275,9 @@
       <w:tblPr/>
       <w:tcPr>
         <w:tcBorders>
-          <w:top w:val="single" w:color="auto" w:sz="18" w:space="0"/>
-          <w:left w:val="nil"/>
-          <w:bottom w:val="single" w:color="auto" w:sz="18" w:space="0"/>
+          <w:top w:val="single" w:sz="18" w:space="0" w:color="auto"/>
+          <w:left w:val="nil"/>
+          <w:bottom w:val="single" w:sz="18" w:space="0" w:color="auto"/>
           <w:right w:val="nil"/>
           <w:insideH w:val="nil"/>
           <w:insideV w:val="nil"/>
@@ -7173,9 +5291,9 @@
       <w:tblPr/>
       <w:tcPr>
         <w:tcBorders>
-          <w:top w:val="single" w:color="auto" w:sz="18" w:space="0"/>
-          <w:left w:val="nil"/>
-          <w:bottom w:val="single" w:color="auto" w:sz="18" w:space="0"/>
+          <w:top w:val="single" w:sz="18" w:space="0" w:color="auto"/>
+          <w:left w:val="nil"/>
+          <w:bottom w:val="single" w:sz="18" w:space="0" w:color="auto"/>
           <w:right w:val="nil"/>
           <w:insideH w:val="nil"/>
           <w:insideV w:val="nil"/>
@@ -7196,8 +5314,8 @@
       <w:tblStyleColBandSize w:val="1"/>
       <w:tblInd w:w="0" w:type="dxa"/>
       <w:tblBorders>
-        <w:top w:val="single" w:color="auto" w:sz="18" w:space="0"/>
-        <w:bottom w:val="single" w:color="auto" w:sz="18" w:space="0"/>
+        <w:top w:val="single" w:sz="18" w:space="0" w:color="auto"/>
+        <w:bottom w:val="single" w:sz="18" w:space="0" w:color="auto"/>
       </w:tblBorders>
       <w:tblCellMar>
         <w:top w:w="0" w:type="dxa"/>
@@ -7218,9 +5336,9 @@
       <w:tblPr/>
       <w:tcPr>
         <w:tcBorders>
-          <w:top w:val="single" w:color="auto" w:sz="18" w:space="0"/>
-          <w:left w:val="nil"/>
-          <w:bottom w:val="single" w:color="auto" w:sz="18" w:space="0"/>
+          <w:top w:val="single" w:sz="18" w:space="0" w:color="auto"/>
+          <w:left w:val="nil"/>
+          <w:bottom w:val="single" w:sz="18" w:space="0" w:color="auto"/>
           <w:right w:val="nil"/>
           <w:insideH w:val="nil"/>
           <w:insideV w:val="nil"/>
@@ -7238,9 +5356,9 @@
       <w:tblPr/>
       <w:tcPr>
         <w:tcBorders>
-          <w:top w:val="double" w:color="auto" w:sz="6" w:space="0"/>
-          <w:left w:val="nil"/>
-          <w:bottom w:val="single" w:color="auto" w:sz="18" w:space="0"/>
+          <w:top w:val="double" w:sz="6" w:space="0" w:color="auto"/>
+          <w:left w:val="nil"/>
+          <w:bottom w:val="single" w:sz="18" w:space="0" w:color="auto"/>
           <w:right w:val="nil"/>
           <w:insideH w:val="nil"/>
           <w:insideV w:val="nil"/>
@@ -7259,7 +5377,7 @@
         <w:tcBorders>
           <w:top w:val="nil"/>
           <w:left w:val="nil"/>
-          <w:bottom w:val="single" w:color="auto" w:sz="18" w:space="0"/>
+          <w:bottom w:val="single" w:sz="18" w:space="0" w:color="auto"/>
           <w:right w:val="nil"/>
           <w:insideH w:val="nil"/>
           <w:insideV w:val="nil"/>
@@ -7306,9 +5424,9 @@
       <w:tblPr/>
       <w:tcPr>
         <w:tcBorders>
-          <w:top w:val="single" w:color="auto" w:sz="18" w:space="0"/>
-          <w:left w:val="nil"/>
-          <w:bottom w:val="single" w:color="auto" w:sz="18" w:space="0"/>
+          <w:top w:val="single" w:sz="18" w:space="0" w:color="auto"/>
+          <w:left w:val="nil"/>
+          <w:bottom w:val="single" w:sz="18" w:space="0" w:color="auto"/>
           <w:right w:val="nil"/>
           <w:insideH w:val="nil"/>
           <w:insideV w:val="nil"/>
@@ -7322,9 +5440,9 @@
       <w:tblPr/>
       <w:tcPr>
         <w:tcBorders>
-          <w:top w:val="single" w:color="auto" w:sz="18" w:space="0"/>
-          <w:left w:val="nil"/>
-          <w:bottom w:val="single" w:color="auto" w:sz="18" w:space="0"/>
+          <w:top w:val="single" w:sz="18" w:space="0" w:color="auto"/>
+          <w:left w:val="nil"/>
+          <w:bottom w:val="single" w:sz="18" w:space="0" w:color="auto"/>
           <w:right w:val="nil"/>
           <w:insideH w:val="nil"/>
           <w:insideV w:val="nil"/>
@@ -7345,8 +5463,8 @@
       <w:tblStyleColBandSize w:val="1"/>
       <w:tblInd w:w="0" w:type="dxa"/>
       <w:tblBorders>
-        <w:top w:val="single" w:color="auto" w:sz="18" w:space="0"/>
-        <w:bottom w:val="single" w:color="auto" w:sz="18" w:space="0"/>
+        <w:top w:val="single" w:sz="18" w:space="0" w:color="auto"/>
+        <w:bottom w:val="single" w:sz="18" w:space="0" w:color="auto"/>
       </w:tblBorders>
       <w:tblCellMar>
         <w:top w:w="0" w:type="dxa"/>
@@ -7367,9 +5485,9 @@
       <w:tblPr/>
       <w:tcPr>
         <w:tcBorders>
-          <w:top w:val="single" w:color="auto" w:sz="18" w:space="0"/>
-          <w:left w:val="nil"/>
-          <w:bottom w:val="single" w:color="auto" w:sz="18" w:space="0"/>
+          <w:top w:val="single" w:sz="18" w:space="0" w:color="auto"/>
+          <w:left w:val="nil"/>
+          <w:bottom w:val="single" w:sz="18" w:space="0" w:color="auto"/>
           <w:right w:val="nil"/>
           <w:insideH w:val="nil"/>
           <w:insideV w:val="nil"/>
@@ -7387,9 +5505,9 @@
       <w:tblPr/>
       <w:tcPr>
         <w:tcBorders>
-          <w:top w:val="double" w:color="auto" w:sz="6" w:space="0"/>
-          <w:left w:val="nil"/>
-          <w:bottom w:val="single" w:color="auto" w:sz="18" w:space="0"/>
+          <w:top w:val="double" w:sz="6" w:space="0" w:color="auto"/>
+          <w:left w:val="nil"/>
+          <w:bottom w:val="single" w:sz="18" w:space="0" w:color="auto"/>
           <w:right w:val="nil"/>
           <w:insideH w:val="nil"/>
           <w:insideV w:val="nil"/>
@@ -7408,7 +5526,7 @@
         <w:tcBorders>
           <w:top w:val="nil"/>
           <w:left w:val="nil"/>
-          <w:bottom w:val="single" w:color="auto" w:sz="18" w:space="0"/>
+          <w:bottom w:val="single" w:sz="18" w:space="0" w:color="auto"/>
           <w:right w:val="nil"/>
           <w:insideH w:val="nil"/>
           <w:insideV w:val="nil"/>
@@ -7455,9 +5573,9 @@
       <w:tblPr/>
       <w:tcPr>
         <w:tcBorders>
-          <w:top w:val="single" w:color="auto" w:sz="18" w:space="0"/>
-          <w:left w:val="nil"/>
-          <w:bottom w:val="single" w:color="auto" w:sz="18" w:space="0"/>
+          <w:top w:val="single" w:sz="18" w:space="0" w:color="auto"/>
+          <w:left w:val="nil"/>
+          <w:bottom w:val="single" w:sz="18" w:space="0" w:color="auto"/>
           <w:right w:val="nil"/>
           <w:insideH w:val="nil"/>
           <w:insideV w:val="nil"/>
@@ -7471,9 +5589,9 @@
       <w:tblPr/>
       <w:tcPr>
         <w:tcBorders>
-          <w:top w:val="single" w:color="auto" w:sz="18" w:space="0"/>
-          <w:left w:val="nil"/>
-          <w:bottom w:val="single" w:color="auto" w:sz="18" w:space="0"/>
+          <w:top w:val="single" w:sz="18" w:space="0" w:color="auto"/>
+          <w:left w:val="nil"/>
+          <w:bottom w:val="single" w:sz="18" w:space="0" w:color="auto"/>
           <w:right w:val="nil"/>
           <w:insideH w:val="nil"/>
           <w:insideV w:val="nil"/>
@@ -7494,8 +5612,8 @@
       <w:tblStyleColBandSize w:val="1"/>
       <w:tblInd w:w="0" w:type="dxa"/>
       <w:tblBorders>
-        <w:top w:val="single" w:color="auto" w:sz="18" w:space="0"/>
-        <w:bottom w:val="single" w:color="auto" w:sz="18" w:space="0"/>
+        <w:top w:val="single" w:sz="18" w:space="0" w:color="auto"/>
+        <w:bottom w:val="single" w:sz="18" w:space="0" w:color="auto"/>
       </w:tblBorders>
       <w:tblCellMar>
         <w:top w:w="0" w:type="dxa"/>
@@ -7516,9 +5634,9 @@
       <w:tblPr/>
       <w:tcPr>
         <w:tcBorders>
-          <w:top w:val="single" w:color="auto" w:sz="18" w:space="0"/>
-          <w:left w:val="nil"/>
-          <w:bottom w:val="single" w:color="auto" w:sz="18" w:space="0"/>
+          <w:top w:val="single" w:sz="18" w:space="0" w:color="auto"/>
+          <w:left w:val="nil"/>
+          <w:bottom w:val="single" w:sz="18" w:space="0" w:color="auto"/>
           <w:right w:val="nil"/>
           <w:insideH w:val="nil"/>
           <w:insideV w:val="nil"/>
@@ -7536,9 +5654,9 @@
       <w:tblPr/>
       <w:tcPr>
         <w:tcBorders>
-          <w:top w:val="double" w:color="auto" w:sz="6" w:space="0"/>
-          <w:left w:val="nil"/>
-          <w:bottom w:val="single" w:color="auto" w:sz="18" w:space="0"/>
+          <w:top w:val="double" w:sz="6" w:space="0" w:color="auto"/>
+          <w:left w:val="nil"/>
+          <w:bottom w:val="single" w:sz="18" w:space="0" w:color="auto"/>
           <w:right w:val="nil"/>
           <w:insideH w:val="nil"/>
           <w:insideV w:val="nil"/>
@@ -7557,7 +5675,7 @@
         <w:tcBorders>
           <w:top w:val="nil"/>
           <w:left w:val="nil"/>
-          <w:bottom w:val="single" w:color="auto" w:sz="18" w:space="0"/>
+          <w:bottom w:val="single" w:sz="18" w:space="0" w:color="auto"/>
           <w:right w:val="nil"/>
           <w:insideH w:val="nil"/>
           <w:insideV w:val="nil"/>
@@ -7604,9 +5722,9 @@
       <w:tblPr/>
       <w:tcPr>
         <w:tcBorders>
-          <w:top w:val="single" w:color="auto" w:sz="18" w:space="0"/>
-          <w:left w:val="nil"/>
-          <w:bottom w:val="single" w:color="auto" w:sz="18" w:space="0"/>
+          <w:top w:val="single" w:sz="18" w:space="0" w:color="auto"/>
+          <w:left w:val="nil"/>
+          <w:bottom w:val="single" w:sz="18" w:space="0" w:color="auto"/>
           <w:right w:val="nil"/>
           <w:insideH w:val="nil"/>
           <w:insideV w:val="nil"/>
@@ -7620,9 +5738,9 @@
       <w:tblPr/>
       <w:tcPr>
         <w:tcBorders>
-          <w:top w:val="single" w:color="auto" w:sz="18" w:space="0"/>
-          <w:left w:val="nil"/>
-          <w:bottom w:val="single" w:color="auto" w:sz="18" w:space="0"/>
+          <w:top w:val="single" w:sz="18" w:space="0" w:color="auto"/>
+          <w:left w:val="nil"/>
+          <w:bottom w:val="single" w:sz="18" w:space="0" w:color="auto"/>
           <w:right w:val="nil"/>
           <w:insideH w:val="nil"/>
           <w:insideV w:val="nil"/>
@@ -7643,8 +5761,8 @@
       <w:tblStyleColBandSize w:val="1"/>
       <w:tblInd w:w="0" w:type="dxa"/>
       <w:tblBorders>
-        <w:top w:val="single" w:color="auto" w:sz="18" w:space="0"/>
-        <w:bottom w:val="single" w:color="auto" w:sz="18" w:space="0"/>
+        <w:top w:val="single" w:sz="18" w:space="0" w:color="auto"/>
+        <w:bottom w:val="single" w:sz="18" w:space="0" w:color="auto"/>
       </w:tblBorders>
       <w:tblCellMar>
         <w:top w:w="0" w:type="dxa"/>
@@ -7665,9 +5783,9 @@
       <w:tblPr/>
       <w:tcPr>
         <w:tcBorders>
-          <w:top w:val="single" w:color="auto" w:sz="18" w:space="0"/>
-          <w:left w:val="nil"/>
-          <w:bottom w:val="single" w:color="auto" w:sz="18" w:space="0"/>
+          <w:top w:val="single" w:sz="18" w:space="0" w:color="auto"/>
+          <w:left w:val="nil"/>
+          <w:bottom w:val="single" w:sz="18" w:space="0" w:color="auto"/>
           <w:right w:val="nil"/>
           <w:insideH w:val="nil"/>
           <w:insideV w:val="nil"/>
@@ -7685,9 +5803,9 @@
       <w:tblPr/>
       <w:tcPr>
         <w:tcBorders>
-          <w:top w:val="double" w:color="auto" w:sz="6" w:space="0"/>
-          <w:left w:val="nil"/>
-          <w:bottom w:val="single" w:color="auto" w:sz="18" w:space="0"/>
+          <w:top w:val="double" w:sz="6" w:space="0" w:color="auto"/>
+          <w:left w:val="nil"/>
+          <w:bottom w:val="single" w:sz="18" w:space="0" w:color="auto"/>
           <w:right w:val="nil"/>
           <w:insideH w:val="nil"/>
           <w:insideV w:val="nil"/>
@@ -7706,7 +5824,7 @@
         <w:tcBorders>
           <w:top w:val="nil"/>
           <w:left w:val="nil"/>
-          <w:bottom w:val="single" w:color="auto" w:sz="18" w:space="0"/>
+          <w:bottom w:val="single" w:sz="18" w:space="0" w:color="auto"/>
           <w:right w:val="nil"/>
           <w:insideH w:val="nil"/>
           <w:insideV w:val="nil"/>
@@ -7753,9 +5871,9 @@
       <w:tblPr/>
       <w:tcPr>
         <w:tcBorders>
-          <w:top w:val="single" w:color="auto" w:sz="18" w:space="0"/>
-          <w:left w:val="nil"/>
-          <w:bottom w:val="single" w:color="auto" w:sz="18" w:space="0"/>
+          <w:top w:val="single" w:sz="18" w:space="0" w:color="auto"/>
+          <w:left w:val="nil"/>
+          <w:bottom w:val="single" w:sz="18" w:space="0" w:color="auto"/>
           <w:right w:val="nil"/>
           <w:insideH w:val="nil"/>
           <w:insideV w:val="nil"/>
@@ -7769,9 +5887,9 @@
       <w:tblPr/>
       <w:tcPr>
         <w:tcBorders>
-          <w:top w:val="single" w:color="auto" w:sz="18" w:space="0"/>
-          <w:left w:val="nil"/>
-          <w:bottom w:val="single" w:color="auto" w:sz="18" w:space="0"/>
+          <w:top w:val="single" w:sz="18" w:space="0" w:color="auto"/>
+          <w:left w:val="nil"/>
+          <w:bottom w:val="single" w:sz="18" w:space="0" w:color="auto"/>
           <w:right w:val="nil"/>
           <w:insideH w:val="nil"/>
           <w:insideV w:val="nil"/>
@@ -7795,8 +5913,8 @@
       <w:tblStyleColBandSize w:val="1"/>
       <w:tblInd w:w="0" w:type="dxa"/>
       <w:tblBorders>
-        <w:top w:val="single" w:color="000000" w:themeColor="text1" w:sz="8" w:space="0"/>
-        <w:bottom w:val="single" w:color="000000" w:themeColor="text1" w:sz="8" w:space="0"/>
+        <w:top w:val="single" w:sz="8" w:space="0" w:color="000000" w:themeColor="text1"/>
+        <w:bottom w:val="single" w:sz="8" w:space="0" w:color="000000" w:themeColor="text1"/>
       </w:tblBorders>
       <w:tblCellMar>
         <w:top w:w="0" w:type="dxa"/>
@@ -7807,13 +5925,13 @@
     </w:tblPr>
     <w:tblStylePr w:type="firstRow">
       <w:rPr>
-        <w:rFonts w:asciiTheme="majorHAnsi" w:hAnsiTheme="majorHAnsi" w:eastAsiaTheme="majorEastAsia" w:cstheme="majorBidi"/>
-      </w:rPr>
-      <w:tblPr/>
-      <w:tcPr>
-        <w:tcBorders>
-          <w:top w:val="nil"/>
-          <w:bottom w:val="single" w:color="000000" w:themeColor="text1" w:sz="8" w:space="0"/>
+        <w:rFonts w:asciiTheme="majorHAnsi" w:eastAsiaTheme="majorEastAsia" w:hAnsiTheme="majorHAnsi" w:cstheme="majorBidi"/>
+      </w:rPr>
+      <w:tblPr/>
+      <w:tcPr>
+        <w:tcBorders>
+          <w:top w:val="nil"/>
+          <w:bottom w:val="single" w:sz="8" w:space="0" w:color="000000" w:themeColor="text1"/>
         </w:tcBorders>
       </w:tcPr>
     </w:tblStylePr>
@@ -7826,8 +5944,8 @@
       <w:tblPr/>
       <w:tcPr>
         <w:tcBorders>
-          <w:top w:val="single" w:color="000000" w:themeColor="text1" w:sz="8" w:space="0"/>
-          <w:bottom w:val="single" w:color="000000" w:themeColor="text1" w:sz="8" w:space="0"/>
+          <w:top w:val="single" w:sz="8" w:space="0" w:color="000000" w:themeColor="text1"/>
+          <w:bottom w:val="single" w:sz="8" w:space="0" w:color="000000" w:themeColor="text1"/>
         </w:tcBorders>
       </w:tcPr>
     </w:tblStylePr>
@@ -7845,8 +5963,8 @@
       <w:tblPr/>
       <w:tcPr>
         <w:tcBorders>
-          <w:top w:val="single" w:color="000000" w:themeColor="text1" w:sz="8" w:space="0"/>
-          <w:bottom w:val="single" w:color="000000" w:themeColor="text1" w:sz="8" w:space="0"/>
+          <w:top w:val="single" w:sz="8" w:space="0" w:color="000000" w:themeColor="text1"/>
+          <w:bottom w:val="single" w:sz="8" w:space="0" w:color="000000" w:themeColor="text1"/>
         </w:tcBorders>
       </w:tcPr>
     </w:tblStylePr>
@@ -7879,8 +5997,8 @@
       <w:tblStyleColBandSize w:val="1"/>
       <w:tblInd w:w="0" w:type="dxa"/>
       <w:tblBorders>
-        <w:top w:val="single" w:color="4F81BD" w:themeColor="accent1" w:sz="8" w:space="0"/>
-        <w:bottom w:val="single" w:color="4F81BD" w:themeColor="accent1" w:sz="8" w:space="0"/>
+        <w:top w:val="single" w:sz="8" w:space="0" w:color="4F81BD" w:themeColor="accent1"/>
+        <w:bottom w:val="single" w:sz="8" w:space="0" w:color="4F81BD" w:themeColor="accent1"/>
       </w:tblBorders>
       <w:tblCellMar>
         <w:top w:w="0" w:type="dxa"/>
@@ -7891,13 +6009,13 @@
     </w:tblPr>
     <w:tblStylePr w:type="firstRow">
       <w:rPr>
-        <w:rFonts w:asciiTheme="majorHAnsi" w:hAnsiTheme="majorHAnsi" w:eastAsiaTheme="majorEastAsia" w:cstheme="majorBidi"/>
-      </w:rPr>
-      <w:tblPr/>
-      <w:tcPr>
-        <w:tcBorders>
-          <w:top w:val="nil"/>
-          <w:bottom w:val="single" w:color="4F81BD" w:themeColor="accent1" w:sz="8" w:space="0"/>
+        <w:rFonts w:asciiTheme="majorHAnsi" w:eastAsiaTheme="majorEastAsia" w:hAnsiTheme="majorHAnsi" w:cstheme="majorBidi"/>
+      </w:rPr>
+      <w:tblPr/>
+      <w:tcPr>
+        <w:tcBorders>
+          <w:top w:val="nil"/>
+          <w:bottom w:val="single" w:sz="8" w:space="0" w:color="4F81BD" w:themeColor="accent1"/>
         </w:tcBorders>
       </w:tcPr>
     </w:tblStylePr>
@@ -7910,8 +6028,8 @@
       <w:tblPr/>
       <w:tcPr>
         <w:tcBorders>
-          <w:top w:val="single" w:color="4F81BD" w:themeColor="accent1" w:sz="8" w:space="0"/>
-          <w:bottom w:val="single" w:color="4F81BD" w:themeColor="accent1" w:sz="8" w:space="0"/>
+          <w:top w:val="single" w:sz="8" w:space="0" w:color="4F81BD" w:themeColor="accent1"/>
+          <w:bottom w:val="single" w:sz="8" w:space="0" w:color="4F81BD" w:themeColor="accent1"/>
         </w:tcBorders>
       </w:tcPr>
     </w:tblStylePr>
@@ -7929,8 +6047,8 @@
       <w:tblPr/>
       <w:tcPr>
         <w:tcBorders>
-          <w:top w:val="single" w:color="4F81BD" w:themeColor="accent1" w:sz="8" w:space="0"/>
-          <w:bottom w:val="single" w:color="4F81BD" w:themeColor="accent1" w:sz="8" w:space="0"/>
+          <w:top w:val="single" w:sz="8" w:space="0" w:color="4F81BD" w:themeColor="accent1"/>
+          <w:bottom w:val="single" w:sz="8" w:space="0" w:color="4F81BD" w:themeColor="accent1"/>
         </w:tcBorders>
       </w:tcPr>
     </w:tblStylePr>
@@ -7963,8 +6081,8 @@
       <w:tblStyleColBandSize w:val="1"/>
       <w:tblInd w:w="0" w:type="dxa"/>
       <w:tblBorders>
-        <w:top w:val="single" w:color="C0504D" w:themeColor="accent2" w:sz="8" w:space="0"/>
-        <w:bottom w:val="single" w:color="C0504D" w:themeColor="accent2" w:sz="8" w:space="0"/>
+        <w:top w:val="single" w:sz="8" w:space="0" w:color="C0504D" w:themeColor="accent2"/>
+        <w:bottom w:val="single" w:sz="8" w:space="0" w:color="C0504D" w:themeColor="accent2"/>
       </w:tblBorders>
       <w:tblCellMar>
         <w:top w:w="0" w:type="dxa"/>
@@ -7975,13 +6093,13 @@
     </w:tblPr>
     <w:tblStylePr w:type="firstRow">
       <w:rPr>
-        <w:rFonts w:asciiTheme="majorHAnsi" w:hAnsiTheme="majorHAnsi" w:eastAsiaTheme="majorEastAsia" w:cstheme="majorBidi"/>
-      </w:rPr>
-      <w:tblPr/>
-      <w:tcPr>
-        <w:tcBorders>
-          <w:top w:val="nil"/>
-          <w:bottom w:val="single" w:color="C0504D" w:themeColor="accent2" w:sz="8" w:space="0"/>
+        <w:rFonts w:asciiTheme="majorHAnsi" w:eastAsiaTheme="majorEastAsia" w:hAnsiTheme="majorHAnsi" w:cstheme="majorBidi"/>
+      </w:rPr>
+      <w:tblPr/>
+      <w:tcPr>
+        <w:tcBorders>
+          <w:top w:val="nil"/>
+          <w:bottom w:val="single" w:sz="8" w:space="0" w:color="C0504D" w:themeColor="accent2"/>
         </w:tcBorders>
       </w:tcPr>
     </w:tblStylePr>
@@ -7994,8 +6112,8 @@
       <w:tblPr/>
       <w:tcPr>
         <w:tcBorders>
-          <w:top w:val="single" w:color="C0504D" w:themeColor="accent2" w:sz="8" w:space="0"/>
-          <w:bottom w:val="single" w:color="C0504D" w:themeColor="accent2" w:sz="8" w:space="0"/>
+          <w:top w:val="single" w:sz="8" w:space="0" w:color="C0504D" w:themeColor="accent2"/>
+          <w:bottom w:val="single" w:sz="8" w:space="0" w:color="C0504D" w:themeColor="accent2"/>
         </w:tcBorders>
       </w:tcPr>
     </w:tblStylePr>
@@ -8013,8 +6131,8 @@
       <w:tblPr/>
       <w:tcPr>
         <w:tcBorders>
-          <w:top w:val="single" w:color="C0504D" w:themeColor="accent2" w:sz="8" w:space="0"/>
-          <w:bottom w:val="single" w:color="C0504D" w:themeColor="accent2" w:sz="8" w:space="0"/>
+          <w:top w:val="single" w:sz="8" w:space="0" w:color="C0504D" w:themeColor="accent2"/>
+          <w:bottom w:val="single" w:sz="8" w:space="0" w:color="C0504D" w:themeColor="accent2"/>
         </w:tcBorders>
       </w:tcPr>
     </w:tblStylePr>
@@ -8047,8 +6165,8 @@
       <w:tblStyleColBandSize w:val="1"/>
       <w:tblInd w:w="0" w:type="dxa"/>
       <w:tblBorders>
-        <w:top w:val="single" w:color="9BBB59" w:themeColor="accent3" w:sz="8" w:space="0"/>
-        <w:bottom w:val="single" w:color="9BBB59" w:themeColor="accent3" w:sz="8" w:space="0"/>
+        <w:top w:val="single" w:sz="8" w:space="0" w:color="9BBB59" w:themeColor="accent3"/>
+        <w:bottom w:val="single" w:sz="8" w:space="0" w:color="9BBB59" w:themeColor="accent3"/>
       </w:tblBorders>
       <w:tblCellMar>
         <w:top w:w="0" w:type="dxa"/>
@@ -8059,13 +6177,13 @@
     </w:tblPr>
     <w:tblStylePr w:type="firstRow">
       <w:rPr>
-        <w:rFonts w:asciiTheme="majorHAnsi" w:hAnsiTheme="majorHAnsi" w:eastAsiaTheme="majorEastAsia" w:cstheme="majorBidi"/>
-      </w:rPr>
-      <w:tblPr/>
-      <w:tcPr>
-        <w:tcBorders>
-          <w:top w:val="nil"/>
-          <w:bottom w:val="single" w:color="9BBB59" w:themeColor="accent3" w:sz="8" w:space="0"/>
+        <w:rFonts w:asciiTheme="majorHAnsi" w:eastAsiaTheme="majorEastAsia" w:hAnsiTheme="majorHAnsi" w:cstheme="majorBidi"/>
+      </w:rPr>
+      <w:tblPr/>
+      <w:tcPr>
+        <w:tcBorders>
+          <w:top w:val="nil"/>
+          <w:bottom w:val="single" w:sz="8" w:space="0" w:color="9BBB59" w:themeColor="accent3"/>
         </w:tcBorders>
       </w:tcPr>
     </w:tblStylePr>
@@ -8078,8 +6196,8 @@
       <w:tblPr/>
       <w:tcPr>
         <w:tcBorders>
-          <w:top w:val="single" w:color="9BBB59" w:themeColor="accent3" w:sz="8" w:space="0"/>
-          <w:bottom w:val="single" w:color="9BBB59" w:themeColor="accent3" w:sz="8" w:space="0"/>
+          <w:top w:val="single" w:sz="8" w:space="0" w:color="9BBB59" w:themeColor="accent3"/>
+          <w:bottom w:val="single" w:sz="8" w:space="0" w:color="9BBB59" w:themeColor="accent3"/>
         </w:tcBorders>
       </w:tcPr>
     </w:tblStylePr>
@@ -8097,8 +6215,8 @@
       <w:tblPr/>
       <w:tcPr>
         <w:tcBorders>
-          <w:top w:val="single" w:color="9BBB59" w:themeColor="accent3" w:sz="8" w:space="0"/>
-          <w:bottom w:val="single" w:color="9BBB59" w:themeColor="accent3" w:sz="8" w:space="0"/>
+          <w:top w:val="single" w:sz="8" w:space="0" w:color="9BBB59" w:themeColor="accent3"/>
+          <w:bottom w:val="single" w:sz="8" w:space="0" w:color="9BBB59" w:themeColor="accent3"/>
         </w:tcBorders>
       </w:tcPr>
     </w:tblStylePr>
@@ -8131,8 +6249,8 @@
       <w:tblStyleColBandSize w:val="1"/>
       <w:tblInd w:w="0" w:type="dxa"/>
       <w:tblBorders>
-        <w:top w:val="single" w:color="8064A2" w:themeColor="accent4" w:sz="8" w:space="0"/>
-        <w:bottom w:val="single" w:color="8064A2" w:themeColor="accent4" w:sz="8" w:space="0"/>
+        <w:top w:val="single" w:sz="8" w:space="0" w:color="8064A2" w:themeColor="accent4"/>
+        <w:bottom w:val="single" w:sz="8" w:space="0" w:color="8064A2" w:themeColor="accent4"/>
       </w:tblBorders>
       <w:tblCellMar>
         <w:top w:w="0" w:type="dxa"/>
@@ -8143,13 +6261,13 @@
     </w:tblPr>
     <w:tblStylePr w:type="firstRow">
       <w:rPr>
-        <w:rFonts w:asciiTheme="majorHAnsi" w:hAnsiTheme="majorHAnsi" w:eastAsiaTheme="majorEastAsia" w:cstheme="majorBidi"/>
-      </w:rPr>
-      <w:tblPr/>
-      <w:tcPr>
-        <w:tcBorders>
-          <w:top w:val="nil"/>
-          <w:bottom w:val="single" w:color="8064A2" w:themeColor="accent4" w:sz="8" w:space="0"/>
+        <w:rFonts w:asciiTheme="majorHAnsi" w:eastAsiaTheme="majorEastAsia" w:hAnsiTheme="majorHAnsi" w:cstheme="majorBidi"/>
+      </w:rPr>
+      <w:tblPr/>
+      <w:tcPr>
+        <w:tcBorders>
+          <w:top w:val="nil"/>
+          <w:bottom w:val="single" w:sz="8" w:space="0" w:color="8064A2" w:themeColor="accent4"/>
         </w:tcBorders>
       </w:tcPr>
     </w:tblStylePr>
@@ -8162,8 +6280,8 @@
       <w:tblPr/>
       <w:tcPr>
         <w:tcBorders>
-          <w:top w:val="single" w:color="8064A2" w:themeColor="accent4" w:sz="8" w:space="0"/>
-          <w:bottom w:val="single" w:color="8064A2" w:themeColor="accent4" w:sz="8" w:space="0"/>
+          <w:top w:val="single" w:sz="8" w:space="0" w:color="8064A2" w:themeColor="accent4"/>
+          <w:bottom w:val="single" w:sz="8" w:space="0" w:color="8064A2" w:themeColor="accent4"/>
         </w:tcBorders>
       </w:tcPr>
     </w:tblStylePr>
@@ -8181,8 +6299,8 @@
       <w:tblPr/>
       <w:tcPr>
         <w:tcBorders>
-          <w:top w:val="single" w:color="8064A2" w:themeColor="accent4" w:sz="8" w:space="0"/>
-          <w:bottom w:val="single" w:color="8064A2" w:themeColor="accent4" w:sz="8" w:space="0"/>
+          <w:top w:val="single" w:sz="8" w:space="0" w:color="8064A2" w:themeColor="accent4"/>
+          <w:bottom w:val="single" w:sz="8" w:space="0" w:color="8064A2" w:themeColor="accent4"/>
         </w:tcBorders>
       </w:tcPr>
     </w:tblStylePr>
@@ -8215,8 +6333,8 @@
       <w:tblStyleColBandSize w:val="1"/>
       <w:tblInd w:w="0" w:type="dxa"/>
       <w:tblBorders>
-        <w:top w:val="single" w:color="4BACC6" w:themeColor="accent5" w:sz="8" w:space="0"/>
-        <w:bottom w:val="single" w:color="4BACC6" w:themeColor="accent5" w:sz="8" w:space="0"/>
+        <w:top w:val="single" w:sz="8" w:space="0" w:color="4BACC6" w:themeColor="accent5"/>
+        <w:bottom w:val="single" w:sz="8" w:space="0" w:color="4BACC6" w:themeColor="accent5"/>
       </w:tblBorders>
       <w:tblCellMar>
         <w:top w:w="0" w:type="dxa"/>
@@ -8227,13 +6345,13 @@
     </w:tblPr>
     <w:tblStylePr w:type="firstRow">
       <w:rPr>
-        <w:rFonts w:asciiTheme="majorHAnsi" w:hAnsiTheme="majorHAnsi" w:eastAsiaTheme="majorEastAsia" w:cstheme="majorBidi"/>
-      </w:rPr>
-      <w:tblPr/>
-      <w:tcPr>
-        <w:tcBorders>
-          <w:top w:val="nil"/>
-          <w:bottom w:val="single" w:color="4BACC6" w:themeColor="accent5" w:sz="8" w:space="0"/>
+        <w:rFonts w:asciiTheme="majorHAnsi" w:eastAsiaTheme="majorEastAsia" w:hAnsiTheme="majorHAnsi" w:cstheme="majorBidi"/>
+      </w:rPr>
+      <w:tblPr/>
+      <w:tcPr>
+        <w:tcBorders>
+          <w:top w:val="nil"/>
+          <w:bottom w:val="single" w:sz="8" w:space="0" w:color="4BACC6" w:themeColor="accent5"/>
         </w:tcBorders>
       </w:tcPr>
     </w:tblStylePr>
@@ -8246,8 +6364,8 @@
       <w:tblPr/>
       <w:tcPr>
         <w:tcBorders>
-          <w:top w:val="single" w:color="4BACC6" w:themeColor="accent5" w:sz="8" w:space="0"/>
-          <w:bottom w:val="single" w:color="4BACC6" w:themeColor="accent5" w:sz="8" w:space="0"/>
+          <w:top w:val="single" w:sz="8" w:space="0" w:color="4BACC6" w:themeColor="accent5"/>
+          <w:bottom w:val="single" w:sz="8" w:space="0" w:color="4BACC6" w:themeColor="accent5"/>
         </w:tcBorders>
       </w:tcPr>
     </w:tblStylePr>
@@ -8265,8 +6383,8 @@
       <w:tblPr/>
       <w:tcPr>
         <w:tcBorders>
-          <w:top w:val="single" w:color="4BACC6" w:themeColor="accent5" w:sz="8" w:space="0"/>
-          <w:bottom w:val="single" w:color="4BACC6" w:themeColor="accent5" w:sz="8" w:space="0"/>
+          <w:top w:val="single" w:sz="8" w:space="0" w:color="4BACC6" w:themeColor="accent5"/>
+          <w:bottom w:val="single" w:sz="8" w:space="0" w:color="4BACC6" w:themeColor="accent5"/>
         </w:tcBorders>
       </w:tcPr>
     </w:tblStylePr>
@@ -8299,8 +6417,8 @@
       <w:tblStyleColBandSize w:val="1"/>
       <w:tblInd w:w="0" w:type="dxa"/>
       <w:tblBorders>
-        <w:top w:val="single" w:color="F79646" w:themeColor="accent6" w:sz="8" w:space="0"/>
-        <w:bottom w:val="single" w:color="F79646" w:themeColor="accent6" w:sz="8" w:space="0"/>
+        <w:top w:val="single" w:sz="8" w:space="0" w:color="F79646" w:themeColor="accent6"/>
+        <w:bottom w:val="single" w:sz="8" w:space="0" w:color="F79646" w:themeColor="accent6"/>
       </w:tblBorders>
       <w:tblCellMar>
         <w:top w:w="0" w:type="dxa"/>
@@ -8311,13 +6429,13 @@
     </w:tblPr>
     <w:tblStylePr w:type="firstRow">
       <w:rPr>
-        <w:rFonts w:asciiTheme="majorHAnsi" w:hAnsiTheme="majorHAnsi" w:eastAsiaTheme="majorEastAsia" w:cstheme="majorBidi"/>
-      </w:rPr>
-      <w:tblPr/>
-      <w:tcPr>
-        <w:tcBorders>
-          <w:top w:val="nil"/>
-          <w:bottom w:val="single" w:color="F79646" w:themeColor="accent6" w:sz="8" w:space="0"/>
+        <w:rFonts w:asciiTheme="majorHAnsi" w:eastAsiaTheme="majorEastAsia" w:hAnsiTheme="majorHAnsi" w:cstheme="majorBidi"/>
+      </w:rPr>
+      <w:tblPr/>
+      <w:tcPr>
+        <w:tcBorders>
+          <w:top w:val="nil"/>
+          <w:bottom w:val="single" w:sz="8" w:space="0" w:color="F79646" w:themeColor="accent6"/>
         </w:tcBorders>
       </w:tcPr>
     </w:tblStylePr>
@@ -8330,8 +6448,8 @@
       <w:tblPr/>
       <w:tcPr>
         <w:tcBorders>
-          <w:top w:val="single" w:color="F79646" w:themeColor="accent6" w:sz="8" w:space="0"/>
-          <w:bottom w:val="single" w:color="F79646" w:themeColor="accent6" w:sz="8" w:space="0"/>
+          <w:top w:val="single" w:sz="8" w:space="0" w:color="F79646" w:themeColor="accent6"/>
+          <w:bottom w:val="single" w:sz="8" w:space="0" w:color="F79646" w:themeColor="accent6"/>
         </w:tcBorders>
       </w:tcPr>
     </w:tblStylePr>
@@ -8349,8 +6467,8 @@
       <w:tblPr/>
       <w:tcPr>
         <w:tcBorders>
-          <w:top w:val="single" w:color="F79646" w:themeColor="accent6" w:sz="8" w:space="0"/>
-          <w:bottom w:val="single" w:color="F79646" w:themeColor="accent6" w:sz="8" w:space="0"/>
+          <w:top w:val="single" w:sz="8" w:space="0" w:color="F79646" w:themeColor="accent6"/>
+          <w:bottom w:val="single" w:sz="8" w:space="0" w:color="F79646" w:themeColor="accent6"/>
         </w:tcBorders>
       </w:tcPr>
     </w:tblStylePr>
@@ -8376,7 +6494,7 @@
       <w:spacing w:after="0" w:line="240" w:lineRule="auto"/>
     </w:pPr>
     <w:rPr>
-      <w:rFonts w:asciiTheme="majorHAnsi" w:hAnsiTheme="majorHAnsi" w:eastAsiaTheme="majorEastAsia" w:cstheme="majorBidi"/>
+      <w:rFonts w:asciiTheme="majorHAnsi" w:eastAsiaTheme="majorEastAsia" w:hAnsiTheme="majorHAnsi" w:cstheme="majorBidi"/>
       <w:color w:val="000000" w:themeColor="text1"/>
     </w:rPr>
     <w:tblPr>
@@ -8384,10 +6502,10 @@
       <w:tblStyleColBandSize w:val="1"/>
       <w:tblInd w:w="0" w:type="dxa"/>
       <w:tblBorders>
-        <w:top w:val="single" w:color="000000" w:themeColor="text1" w:sz="8" w:space="0"/>
-        <w:left w:val="single" w:color="000000" w:themeColor="text1" w:sz="8" w:space="0"/>
-        <w:bottom w:val="single" w:color="000000" w:themeColor="text1" w:sz="8" w:space="0"/>
-        <w:right w:val="single" w:color="000000" w:themeColor="text1" w:sz="8" w:space="0"/>
+        <w:top w:val="single" w:sz="8" w:space="0" w:color="000000" w:themeColor="text1"/>
+        <w:left w:val="single" w:sz="8" w:space="0" w:color="000000" w:themeColor="text1"/>
+        <w:bottom w:val="single" w:sz="8" w:space="0" w:color="000000" w:themeColor="text1"/>
+        <w:right w:val="single" w:sz="8" w:space="0" w:color="000000" w:themeColor="text1"/>
       </w:tblBorders>
       <w:tblCellMar>
         <w:top w:w="0" w:type="dxa"/>
@@ -8406,7 +6524,7 @@
         <w:tcBorders>
           <w:top w:val="nil"/>
           <w:left w:val="nil"/>
-          <w:bottom w:val="single" w:color="000000" w:themeColor="text1" w:sz="24" w:space="0"/>
+          <w:bottom w:val="single" w:sz="24" w:space="0" w:color="000000" w:themeColor="text1"/>
           <w:right w:val="nil"/>
           <w:insideH w:val="nil"/>
           <w:insideV w:val="nil"/>
@@ -8418,7 +6536,7 @@
       <w:tblPr/>
       <w:tcPr>
         <w:tcBorders>
-          <w:top w:val="single" w:color="000000" w:themeColor="text1" w:sz="8" w:space="0"/>
+          <w:top w:val="single" w:sz="8" w:space="0" w:color="000000" w:themeColor="text1"/>
           <w:left w:val="nil"/>
           <w:bottom w:val="nil"/>
           <w:right w:val="nil"/>
@@ -8435,7 +6553,7 @@
           <w:top w:val="nil"/>
           <w:left w:val="nil"/>
           <w:bottom w:val="nil"/>
-          <w:right w:val="single" w:color="000000" w:themeColor="text1" w:sz="8" w:space="0"/>
+          <w:right w:val="single" w:sz="8" w:space="0" w:color="000000" w:themeColor="text1"/>
           <w:insideH w:val="nil"/>
           <w:insideV w:val="nil"/>
         </w:tcBorders>
@@ -8447,7 +6565,7 @@
       <w:tcPr>
         <w:tcBorders>
           <w:top w:val="nil"/>
-          <w:left w:val="single" w:color="000000" w:themeColor="text1" w:sz="8" w:space="0"/>
+          <w:left w:val="single" w:sz="8" w:space="0" w:color="000000" w:themeColor="text1"/>
           <w:bottom w:val="nil"/>
           <w:right w:val="nil"/>
           <w:insideH w:val="nil"/>
@@ -8504,7 +6622,7 @@
       <w:spacing w:after="0" w:line="240" w:lineRule="auto"/>
     </w:pPr>
     <w:rPr>
-      <w:rFonts w:asciiTheme="majorHAnsi" w:hAnsiTheme="majorHAnsi" w:eastAsiaTheme="majorEastAsia" w:cstheme="majorBidi"/>
+      <w:rFonts w:asciiTheme="majorHAnsi" w:eastAsiaTheme="majorEastAsia" w:hAnsiTheme="majorHAnsi" w:cstheme="majorBidi"/>
       <w:color w:val="000000" w:themeColor="text1"/>
     </w:rPr>
     <w:tblPr>
@@ -8512,10 +6630,10 @@
       <w:tblStyleColBandSize w:val="1"/>
       <w:tblInd w:w="0" w:type="dxa"/>
       <w:tblBorders>
-        <w:top w:val="single" w:color="4F81BD" w:themeColor="accent1" w:sz="8" w:space="0"/>
-        <w:left w:val="single" w:color="4F81BD" w:themeColor="accent1" w:sz="8" w:space="0"/>
-        <w:bottom w:val="single" w:color="4F81BD" w:themeColor="accent1" w:sz="8" w:space="0"/>
-        <w:right w:val="single" w:color="4F81BD" w:themeColor="accent1" w:sz="8" w:space="0"/>
+        <w:top w:val="single" w:sz="8" w:space="0" w:color="4F81BD" w:themeColor="accent1"/>
+        <w:left w:val="single" w:sz="8" w:space="0" w:color="4F81BD" w:themeColor="accent1"/>
+        <w:bottom w:val="single" w:sz="8" w:space="0" w:color="4F81BD" w:themeColor="accent1"/>
+        <w:right w:val="single" w:sz="8" w:space="0" w:color="4F81BD" w:themeColor="accent1"/>
       </w:tblBorders>
       <w:tblCellMar>
         <w:top w:w="0" w:type="dxa"/>
@@ -8534,7 +6652,7 @@
         <w:tcBorders>
           <w:top w:val="nil"/>
           <w:left w:val="nil"/>
-          <w:bottom w:val="single" w:color="4F81BD" w:themeColor="accent1" w:sz="24" w:space="0"/>
+          <w:bottom w:val="single" w:sz="24" w:space="0" w:color="4F81BD" w:themeColor="accent1"/>
           <w:right w:val="nil"/>
           <w:insideH w:val="nil"/>
           <w:insideV w:val="nil"/>
@@ -8546,7 +6664,7 @@
       <w:tblPr/>
       <w:tcPr>
         <w:tcBorders>
-          <w:top w:val="single" w:color="4F81BD" w:themeColor="accent1" w:sz="8" w:space="0"/>
+          <w:top w:val="single" w:sz="8" w:space="0" w:color="4F81BD" w:themeColor="accent1"/>
           <w:left w:val="nil"/>
           <w:bottom w:val="nil"/>
           <w:right w:val="nil"/>
@@ -8563,7 +6681,7 @@
           <w:top w:val="nil"/>
           <w:left w:val="nil"/>
           <w:bottom w:val="nil"/>
-          <w:right w:val="single" w:color="4F81BD" w:themeColor="accent1" w:sz="8" w:space="0"/>
+          <w:right w:val="single" w:sz="8" w:space="0" w:color="4F81BD" w:themeColor="accent1"/>
           <w:insideH w:val="nil"/>
           <w:insideV w:val="nil"/>
         </w:tcBorders>
@@ -8575,7 +6693,7 @@
       <w:tcPr>
         <w:tcBorders>
           <w:top w:val="nil"/>
-          <w:left w:val="single" w:color="4F81BD" w:themeColor="accent1" w:sz="8" w:space="0"/>
+          <w:left w:val="single" w:sz="8" w:space="0" w:color="4F81BD" w:themeColor="accent1"/>
           <w:bottom w:val="nil"/>
           <w:right w:val="nil"/>
           <w:insideH w:val="nil"/>
@@ -8632,7 +6750,7 @@
       <w:spacing w:after="0" w:line="240" w:lineRule="auto"/>
     </w:pPr>
     <w:rPr>
-      <w:rFonts w:asciiTheme="majorHAnsi" w:hAnsiTheme="majorHAnsi" w:eastAsiaTheme="majorEastAsia" w:cstheme="majorBidi"/>
+      <w:rFonts w:asciiTheme="majorHAnsi" w:eastAsiaTheme="majorEastAsia" w:hAnsiTheme="majorHAnsi" w:cstheme="majorBidi"/>
       <w:color w:val="000000" w:themeColor="text1"/>
     </w:rPr>
     <w:tblPr>
@@ -8640,10 +6758,10 @@
       <w:tblStyleColBandSize w:val="1"/>
       <w:tblInd w:w="0" w:type="dxa"/>
       <w:tblBorders>
-        <w:top w:val="single" w:color="C0504D" w:themeColor="accent2" w:sz="8" w:space="0"/>
-        <w:left w:val="single" w:color="C0504D" w:themeColor="accent2" w:sz="8" w:space="0"/>
-        <w:bottom w:val="single" w:color="C0504D" w:themeColor="accent2" w:sz="8" w:space="0"/>
-        <w:right w:val="single" w:color="C0504D" w:themeColor="accent2" w:sz="8" w:space="0"/>
+        <w:top w:val="single" w:sz="8" w:space="0" w:color="C0504D" w:themeColor="accent2"/>
+        <w:left w:val="single" w:sz="8" w:space="0" w:color="C0504D" w:themeColor="accent2"/>
+        <w:bottom w:val="single" w:sz="8" w:space="0" w:color="C0504D" w:themeColor="accent2"/>
+        <w:right w:val="single" w:sz="8" w:space="0" w:color="C0504D" w:themeColor="accent2"/>
       </w:tblBorders>
       <w:tblCellMar>
         <w:top w:w="0" w:type="dxa"/>
@@ -8662,7 +6780,7 @@
         <w:tcBorders>
           <w:top w:val="nil"/>
           <w:left w:val="nil"/>
-          <w:bottom w:val="single" w:color="C0504D" w:themeColor="accent2" w:sz="24" w:space="0"/>
+          <w:bottom w:val="single" w:sz="24" w:space="0" w:color="C0504D" w:themeColor="accent2"/>
           <w:right w:val="nil"/>
           <w:insideH w:val="nil"/>
           <w:insideV w:val="nil"/>
@@ -8674,7 +6792,7 @@
       <w:tblPr/>
       <w:tcPr>
         <w:tcBorders>
-          <w:top w:val="single" w:color="C0504D" w:themeColor="accent2" w:sz="8" w:space="0"/>
+          <w:top w:val="single" w:sz="8" w:space="0" w:color="C0504D" w:themeColor="accent2"/>
           <w:left w:val="nil"/>
           <w:bottom w:val="nil"/>
           <w:right w:val="nil"/>
@@ -8691,7 +6809,7 @@
           <w:top w:val="nil"/>
           <w:left w:val="nil"/>
           <w:bottom w:val="nil"/>
-          <w:right w:val="single" w:color="C0504D" w:themeColor="accent2" w:sz="8" w:space="0"/>
+          <w:right w:val="single" w:sz="8" w:space="0" w:color="C0504D" w:themeColor="accent2"/>
           <w:insideH w:val="nil"/>
           <w:insideV w:val="nil"/>
         </w:tcBorders>
@@ -8703,7 +6821,7 @@
       <w:tcPr>
         <w:tcBorders>
           <w:top w:val="nil"/>
-          <w:left w:val="single" w:color="C0504D" w:themeColor="accent2" w:sz="8" w:space="0"/>
+          <w:left w:val="single" w:sz="8" w:space="0" w:color="C0504D" w:themeColor="accent2"/>
           <w:bottom w:val="nil"/>
           <w:right w:val="nil"/>
           <w:insideH w:val="nil"/>
@@ -8760,7 +6878,7 @@
       <w:spacing w:after="0" w:line="240" w:lineRule="auto"/>
     </w:pPr>
     <w:rPr>
-      <w:rFonts w:asciiTheme="majorHAnsi" w:hAnsiTheme="majorHAnsi" w:eastAsiaTheme="majorEastAsia" w:cstheme="majorBidi"/>
+      <w:rFonts w:asciiTheme="majorHAnsi" w:eastAsiaTheme="majorEastAsia" w:hAnsiTheme="majorHAnsi" w:cstheme="majorBidi"/>
       <w:color w:val="000000" w:themeColor="text1"/>
     </w:rPr>
     <w:tblPr>
@@ -8768,10 +6886,10 @@
       <w:tblStyleColBandSize w:val="1"/>
       <w:tblInd w:w="0" w:type="dxa"/>
       <w:tblBorders>
-        <w:top w:val="single" w:color="9BBB59" w:themeColor="accent3" w:sz="8" w:space="0"/>
-        <w:left w:val="single" w:color="9BBB59" w:themeColor="accent3" w:sz="8" w:space="0"/>
-        <w:bottom w:val="single" w:color="9BBB59" w:themeColor="accent3" w:sz="8" w:space="0"/>
-        <w:right w:val="single" w:color="9BBB59" w:themeColor="accent3" w:sz="8" w:space="0"/>
+        <w:top w:val="single" w:sz="8" w:space="0" w:color="9BBB59" w:themeColor="accent3"/>
+        <w:left w:val="single" w:sz="8" w:space="0" w:color="9BBB59" w:themeColor="accent3"/>
+        <w:bottom w:val="single" w:sz="8" w:space="0" w:color="9BBB59" w:themeColor="accent3"/>
+        <w:right w:val="single" w:sz="8" w:space="0" w:color="9BBB59" w:themeColor="accent3"/>
       </w:tblBorders>
       <w:tblCellMar>
         <w:top w:w="0" w:type="dxa"/>
@@ -8790,7 +6908,7 @@
         <w:tcBorders>
           <w:top w:val="nil"/>
           <w:left w:val="nil"/>
-          <w:bottom w:val="single" w:color="9BBB59" w:themeColor="accent3" w:sz="24" w:space="0"/>
+          <w:bottom w:val="single" w:sz="24" w:space="0" w:color="9BBB59" w:themeColor="accent3"/>
           <w:right w:val="nil"/>
           <w:insideH w:val="nil"/>
           <w:insideV w:val="nil"/>
@@ -8802,7 +6920,7 @@
       <w:tblPr/>
       <w:tcPr>
         <w:tcBorders>
-          <w:top w:val="single" w:color="9BBB59" w:themeColor="accent3" w:sz="8" w:space="0"/>
+          <w:top w:val="single" w:sz="8" w:space="0" w:color="9BBB59" w:themeColor="accent3"/>
           <w:left w:val="nil"/>
           <w:bottom w:val="nil"/>
           <w:right w:val="nil"/>
@@ -8819,7 +6937,7 @@
           <w:top w:val="nil"/>
           <w:left w:val="nil"/>
           <w:bottom w:val="nil"/>
-          <w:right w:val="single" w:color="9BBB59" w:themeColor="accent3" w:sz="8" w:space="0"/>
+          <w:right w:val="single" w:sz="8" w:space="0" w:color="9BBB59" w:themeColor="accent3"/>
           <w:insideH w:val="nil"/>
           <w:insideV w:val="nil"/>
         </w:tcBorders>
@@ -8831,7 +6949,7 @@
       <w:tcPr>
         <w:tcBorders>
           <w:top w:val="nil"/>
-          <w:left w:val="single" w:color="9BBB59" w:themeColor="accent3" w:sz="8" w:space="0"/>
+          <w:left w:val="single" w:sz="8" w:space="0" w:color="9BBB59" w:themeColor="accent3"/>
           <w:bottom w:val="nil"/>
           <w:right w:val="nil"/>
           <w:insideH w:val="nil"/>
@@ -8888,7 +7006,7 @@
       <w:spacing w:after="0" w:line="240" w:lineRule="auto"/>
     </w:pPr>
     <w:rPr>
-      <w:rFonts w:asciiTheme="majorHAnsi" w:hAnsiTheme="majorHAnsi" w:eastAsiaTheme="majorEastAsia" w:cstheme="majorBidi"/>
+      <w:rFonts w:asciiTheme="majorHAnsi" w:eastAsiaTheme="majorEastAsia" w:hAnsiTheme="majorHAnsi" w:cstheme="majorBidi"/>
       <w:color w:val="000000" w:themeColor="text1"/>
     </w:rPr>
     <w:tblPr>
@@ -8896,10 +7014,10 @@
       <w:tblStyleColBandSize w:val="1"/>
       <w:tblInd w:w="0" w:type="dxa"/>
       <w:tblBorders>
-        <w:top w:val="single" w:color="8064A2" w:themeColor="accent4" w:sz="8" w:space="0"/>
-        <w:left w:val="single" w:color="8064A2" w:themeColor="accent4" w:sz="8" w:space="0"/>
-        <w:bottom w:val="single" w:color="8064A2" w:themeColor="accent4" w:sz="8" w:space="0"/>
-        <w:right w:val="single" w:color="8064A2" w:themeColor="accent4" w:sz="8" w:space="0"/>
+        <w:top w:val="single" w:sz="8" w:space="0" w:color="8064A2" w:themeColor="accent4"/>
+        <w:left w:val="single" w:sz="8" w:space="0" w:color="8064A2" w:themeColor="accent4"/>
+        <w:bottom w:val="single" w:sz="8" w:space="0" w:color="8064A2" w:themeColor="accent4"/>
+        <w:right w:val="single" w:sz="8" w:space="0" w:color="8064A2" w:themeColor="accent4"/>
       </w:tblBorders>
       <w:tblCellMar>
         <w:top w:w="0" w:type="dxa"/>
@@ -8918,7 +7036,7 @@
         <w:tcBorders>
           <w:top w:val="nil"/>
           <w:left w:val="nil"/>
-          <w:bottom w:val="single" w:color="8064A2" w:themeColor="accent4" w:sz="24" w:space="0"/>
+          <w:bottom w:val="single" w:sz="24" w:space="0" w:color="8064A2" w:themeColor="accent4"/>
           <w:right w:val="nil"/>
           <w:insideH w:val="nil"/>
           <w:insideV w:val="nil"/>
@@ -8930,7 +7048,7 @@
       <w:tblPr/>
       <w:tcPr>
         <w:tcBorders>
-          <w:top w:val="single" w:color="8064A2" w:themeColor="accent4" w:sz="8" w:space="0"/>
+          <w:top w:val="single" w:sz="8" w:space="0" w:color="8064A2" w:themeColor="accent4"/>
           <w:left w:val="nil"/>
           <w:bottom w:val="nil"/>
           <w:right w:val="nil"/>
@@ -8947,7 +7065,7 @@
           <w:top w:val="nil"/>
           <w:left w:val="nil"/>
           <w:bottom w:val="nil"/>
-          <w:right w:val="single" w:color="8064A2" w:themeColor="accent4" w:sz="8" w:space="0"/>
+          <w:right w:val="single" w:sz="8" w:space="0" w:color="8064A2" w:themeColor="accent4"/>
           <w:insideH w:val="nil"/>
           <w:insideV w:val="nil"/>
         </w:tcBorders>
@@ -8959,7 +7077,7 @@
       <w:tcPr>
         <w:tcBorders>
           <w:top w:val="nil"/>
-          <w:left w:val="single" w:color="8064A2" w:themeColor="accent4" w:sz="8" w:space="0"/>
+          <w:left w:val="single" w:sz="8" w:space="0" w:color="8064A2" w:themeColor="accent4"/>
           <w:bottom w:val="nil"/>
           <w:right w:val="nil"/>
           <w:insideH w:val="nil"/>
@@ -9016,7 +7134,7 @@
       <w:spacing w:after="0" w:line="240" w:lineRule="auto"/>
     </w:pPr>
     <w:rPr>
-      <w:rFonts w:asciiTheme="majorHAnsi" w:hAnsiTheme="majorHAnsi" w:eastAsiaTheme="majorEastAsia" w:cstheme="majorBidi"/>
+      <w:rFonts w:asciiTheme="majorHAnsi" w:eastAsiaTheme="majorEastAsia" w:hAnsiTheme="majorHAnsi" w:cstheme="majorBidi"/>
       <w:color w:val="000000" w:themeColor="text1"/>
     </w:rPr>
     <w:tblPr>
@@ -9024,10 +7142,10 @@
       <w:tblStyleColBandSize w:val="1"/>
       <w:tblInd w:w="0" w:type="dxa"/>
       <w:tblBorders>
-        <w:top w:val="single" w:color="4BACC6" w:themeColor="accent5" w:sz="8" w:space="0"/>
-        <w:left w:val="single" w:color="4BACC6" w:themeColor="accent5" w:sz="8" w:space="0"/>
-        <w:bottom w:val="single" w:color="4BACC6" w:themeColor="accent5" w:sz="8" w:space="0"/>
-        <w:right w:val="single" w:color="4BACC6" w:themeColor="accent5" w:sz="8" w:space="0"/>
+        <w:top w:val="single" w:sz="8" w:space="0" w:color="4BACC6" w:themeColor="accent5"/>
+        <w:left w:val="single" w:sz="8" w:space="0" w:color="4BACC6" w:themeColor="accent5"/>
+        <w:bottom w:val="single" w:sz="8" w:space="0" w:color="4BACC6" w:themeColor="accent5"/>
+        <w:right w:val="single" w:sz="8" w:space="0" w:color="4BACC6" w:themeColor="accent5"/>
       </w:tblBorders>
       <w:tblCellMar>
         <w:top w:w="0" w:type="dxa"/>
@@ -9046,7 +7164,7 @@
         <w:tcBorders>
           <w:top w:val="nil"/>
           <w:left w:val="nil"/>
-          <w:bottom w:val="single" w:color="4BACC6" w:themeColor="accent5" w:sz="24" w:space="0"/>
+          <w:bottom w:val="single" w:sz="24" w:space="0" w:color="4BACC6" w:themeColor="accent5"/>
           <w:right w:val="nil"/>
           <w:insideH w:val="nil"/>
           <w:insideV w:val="nil"/>
@@ -9058,7 +7176,7 @@
       <w:tblPr/>
       <w:tcPr>
         <w:tcBorders>
-          <w:top w:val="single" w:color="4BACC6" w:themeColor="accent5" w:sz="8" w:space="0"/>
+          <w:top w:val="single" w:sz="8" w:space="0" w:color="4BACC6" w:themeColor="accent5"/>
           <w:left w:val="nil"/>
           <w:bottom w:val="nil"/>
           <w:right w:val="nil"/>
@@ -9075,7 +7193,7 @@
           <w:top w:val="nil"/>
           <w:left w:val="nil"/>
           <w:bottom w:val="nil"/>
-          <w:right w:val="single" w:color="4BACC6" w:themeColor="accent5" w:sz="8" w:space="0"/>
+          <w:right w:val="single" w:sz="8" w:space="0" w:color="4BACC6" w:themeColor="accent5"/>
           <w:insideH w:val="nil"/>
           <w:insideV w:val="nil"/>
         </w:tcBorders>
@@ -9087,7 +7205,7 @@
       <w:tcPr>
         <w:tcBorders>
           <w:top w:val="nil"/>
-          <w:left w:val="single" w:color="4BACC6" w:themeColor="accent5" w:sz="8" w:space="0"/>
+          <w:left w:val="single" w:sz="8" w:space="0" w:color="4BACC6" w:themeColor="accent5"/>
           <w:bottom w:val="nil"/>
           <w:right w:val="nil"/>
           <w:insideH w:val="nil"/>
@@ -9144,7 +7262,7 @@
       <w:spacing w:after="0" w:line="240" w:lineRule="auto"/>
     </w:pPr>
     <w:rPr>
-      <w:rFonts w:asciiTheme="majorHAnsi" w:hAnsiTheme="majorHAnsi" w:eastAsiaTheme="majorEastAsia" w:cstheme="majorBidi"/>
+      <w:rFonts w:asciiTheme="majorHAnsi" w:eastAsiaTheme="majorEastAsia" w:hAnsiTheme="majorHAnsi" w:cstheme="majorBidi"/>
       <w:color w:val="000000" w:themeColor="text1"/>
     </w:rPr>
     <w:tblPr>
@@ -9152,10 +7270,10 @@
       <w:tblStyleColBandSize w:val="1"/>
       <w:tblInd w:w="0" w:type="dxa"/>
       <w:tblBorders>
-        <w:top w:val="single" w:color="F79646" w:themeColor="accent6" w:sz="8" w:space="0"/>
-        <w:left w:val="single" w:color="F79646" w:themeColor="accent6" w:sz="8" w:space="0"/>
-        <w:bottom w:val="single" w:color="F79646" w:themeColor="accent6" w:sz="8" w:space="0"/>
-        <w:right w:val="single" w:color="F79646" w:themeColor="accent6" w:sz="8" w:space="0"/>
+        <w:top w:val="single" w:sz="8" w:space="0" w:color="F79646" w:themeColor="accent6"/>
+        <w:left w:val="single" w:sz="8" w:space="0" w:color="F79646" w:themeColor="accent6"/>
+        <w:bottom w:val="single" w:sz="8" w:space="0" w:color="F79646" w:themeColor="accent6"/>
+        <w:right w:val="single" w:sz="8" w:space="0" w:color="F79646" w:themeColor="accent6"/>
       </w:tblBorders>
       <w:tblCellMar>
         <w:top w:w="0" w:type="dxa"/>
@@ -9174,7 +7292,7 @@
         <w:tcBorders>
           <w:top w:val="nil"/>
           <w:left w:val="nil"/>
-          <w:bottom w:val="single" w:color="F79646" w:themeColor="accent6" w:sz="24" w:space="0"/>
+          <w:bottom w:val="single" w:sz="24" w:space="0" w:color="F79646" w:themeColor="accent6"/>
           <w:right w:val="nil"/>
           <w:insideH w:val="nil"/>
           <w:insideV w:val="nil"/>
@@ -9186,7 +7304,7 @@
       <w:tblPr/>
       <w:tcPr>
         <w:tcBorders>
-          <w:top w:val="single" w:color="F79646" w:themeColor="accent6" w:sz="8" w:space="0"/>
+          <w:top w:val="single" w:sz="8" w:space="0" w:color="F79646" w:themeColor="accent6"/>
           <w:left w:val="nil"/>
           <w:bottom w:val="nil"/>
           <w:right w:val="nil"/>
@@ -9203,7 +7321,7 @@
           <w:top w:val="nil"/>
           <w:left w:val="nil"/>
           <w:bottom w:val="nil"/>
-          <w:right w:val="single" w:color="F79646" w:themeColor="accent6" w:sz="8" w:space="0"/>
+          <w:right w:val="single" w:sz="8" w:space="0" w:color="F79646" w:themeColor="accent6"/>
           <w:insideH w:val="nil"/>
           <w:insideV w:val="nil"/>
         </w:tcBorders>
@@ -9215,7 +7333,7 @@
       <w:tcPr>
         <w:tcBorders>
           <w:top w:val="nil"/>
-          <w:left w:val="single" w:color="F79646" w:themeColor="accent6" w:sz="8" w:space="0"/>
+          <w:left w:val="single" w:sz="8" w:space="0" w:color="F79646" w:themeColor="accent6"/>
           <w:bottom w:val="nil"/>
           <w:right w:val="nil"/>
           <w:insideH w:val="nil"/>
@@ -9276,12 +7394,12 @@
       <w:tblStyleColBandSize w:val="1"/>
       <w:tblInd w:w="0" w:type="dxa"/>
       <w:tblBorders>
-        <w:top w:val="single" w:color="404040" w:themeColor="text1" w:themeTint="BF" w:sz="8" w:space="0"/>
-        <w:left w:val="single" w:color="404040" w:themeColor="text1" w:themeTint="BF" w:sz="8" w:space="0"/>
-        <w:bottom w:val="single" w:color="404040" w:themeColor="text1" w:themeTint="BF" w:sz="8" w:space="0"/>
-        <w:right w:val="single" w:color="404040" w:themeColor="text1" w:themeTint="BF" w:sz="8" w:space="0"/>
-        <w:insideH w:val="single" w:color="404040" w:themeColor="text1" w:themeTint="BF" w:sz="8" w:space="0"/>
-        <w:insideV w:val="single" w:color="404040" w:themeColor="text1" w:themeTint="BF" w:sz="8" w:space="0"/>
+        <w:top w:val="single" w:sz="8" w:space="0" w:color="404040" w:themeColor="text1" w:themeTint="BF"/>
+        <w:left w:val="single" w:sz="8" w:space="0" w:color="404040" w:themeColor="text1" w:themeTint="BF"/>
+        <w:bottom w:val="single" w:sz="8" w:space="0" w:color="404040" w:themeColor="text1" w:themeTint="BF"/>
+        <w:right w:val="single" w:sz="8" w:space="0" w:color="404040" w:themeColor="text1" w:themeTint="BF"/>
+        <w:insideH w:val="single" w:sz="8" w:space="0" w:color="404040" w:themeColor="text1" w:themeTint="BF"/>
+        <w:insideV w:val="single" w:sz="8" w:space="0" w:color="404040" w:themeColor="text1" w:themeTint="BF"/>
       </w:tblBorders>
       <w:tblCellMar>
         <w:top w:w="0" w:type="dxa"/>
@@ -9307,7 +7425,7 @@
       <w:tblPr/>
       <w:tcPr>
         <w:tcBorders>
-          <w:top w:val="single" w:color="404040" w:themeColor="text1" w:themeTint="BF" w:sz="18" w:space="0"/>
+          <w:top w:val="single" w:sz="18" w:space="0" w:color="404040" w:themeColor="text1" w:themeTint="BF"/>
         </w:tcBorders>
       </w:tcPr>
     </w:tblStylePr>
@@ -9349,12 +7467,12 @@
       <w:tblStyleColBandSize w:val="1"/>
       <w:tblInd w:w="0" w:type="dxa"/>
       <w:tblBorders>
-        <w:top w:val="single" w:color="7BA0CD" w:themeColor="accent1" w:themeTint="BF" w:sz="8" w:space="0"/>
-        <w:left w:val="single" w:color="7BA0CD" w:themeColor="accent1" w:themeTint="BF" w:sz="8" w:space="0"/>
-        <w:bottom w:val="single" w:color="7BA0CD" w:themeColor="accent1" w:themeTint="BF" w:sz="8" w:space="0"/>
-        <w:right w:val="single" w:color="7BA0CD" w:themeColor="accent1" w:themeTint="BF" w:sz="8" w:space="0"/>
-        <w:insideH w:val="single" w:color="7BA0CD" w:themeColor="accent1" w:themeTint="BF" w:sz="8" w:space="0"/>
-        <w:insideV w:val="single" w:color="7BA0CD" w:themeColor="accent1" w:themeTint="BF" w:sz="8" w:space="0"/>
+        <w:top w:val="single" w:sz="8" w:space="0" w:color="7BA0CD" w:themeColor="accent1" w:themeTint="BF"/>
+        <w:left w:val="single" w:sz="8" w:space="0" w:color="7BA0CD" w:themeColor="accent1" w:themeTint="BF"/>
+        <w:bottom w:val="single" w:sz="8" w:space="0" w:color="7BA0CD" w:themeColor="accent1" w:themeTint="BF"/>
+        <w:right w:val="single" w:sz="8" w:space="0" w:color="7BA0CD" w:themeColor="accent1" w:themeTint="BF"/>
+        <w:insideH w:val="single" w:sz="8" w:space="0" w:color="7BA0CD" w:themeColor="accent1" w:themeTint="BF"/>
+        <w:insideV w:val="single" w:sz="8" w:space="0" w:color="7BA0CD" w:themeColor="accent1" w:themeTint="BF"/>
       </w:tblBorders>
       <w:tblCellMar>
         <w:top w:w="0" w:type="dxa"/>
@@ -9380,7 +7498,7 @@
       <w:tblPr/>
       <w:tcPr>
         <w:tcBorders>
-          <w:top w:val="single" w:color="7BA0CD" w:themeColor="accent1" w:themeTint="BF" w:sz="18" w:space="0"/>
+          <w:top w:val="single" w:sz="18" w:space="0" w:color="7BA0CD" w:themeColor="accent1" w:themeTint="BF"/>
         </w:tcBorders>
       </w:tcPr>
     </w:tblStylePr>
@@ -9422,12 +7540,12 @@
       <w:tblStyleColBandSize w:val="1"/>
       <w:tblInd w:w="0" w:type="dxa"/>
       <w:tblBorders>
-        <w:top w:val="single" w:color="CF7B79" w:themeColor="accent2" w:themeTint="BF" w:sz="8" w:space="0"/>
-        <w:left w:val="single" w:color="CF7B79" w:themeColor="accent2" w:themeTint="BF" w:sz="8" w:space="0"/>
-        <w:bottom w:val="single" w:color="CF7B79" w:themeColor="accent2" w:themeTint="BF" w:sz="8" w:space="0"/>
-        <w:right w:val="single" w:color="CF7B79" w:themeColor="accent2" w:themeTint="BF" w:sz="8" w:space="0"/>
-        <w:insideH w:val="single" w:color="CF7B79" w:themeColor="accent2" w:themeTint="BF" w:sz="8" w:space="0"/>
-        <w:insideV w:val="single" w:color="CF7B79" w:themeColor="accent2" w:themeTint="BF" w:sz="8" w:space="0"/>
+        <w:top w:val="single" w:sz="8" w:space="0" w:color="CF7B79" w:themeColor="accent2" w:themeTint="BF"/>
+        <w:left w:val="single" w:sz="8" w:space="0" w:color="CF7B79" w:themeColor="accent2" w:themeTint="BF"/>
+        <w:bottom w:val="single" w:sz="8" w:space="0" w:color="CF7B79" w:themeColor="accent2" w:themeTint="BF"/>
+        <w:right w:val="single" w:sz="8" w:space="0" w:color="CF7B79" w:themeColor="accent2" w:themeTint="BF"/>
+        <w:insideH w:val="single" w:sz="8" w:space="0" w:color="CF7B79" w:themeColor="accent2" w:themeTint="BF"/>
+        <w:insideV w:val="single" w:sz="8" w:space="0" w:color="CF7B79" w:themeColor="accent2" w:themeTint="BF"/>
       </w:tblBorders>
       <w:tblCellMar>
         <w:top w:w="0" w:type="dxa"/>
@@ -9453,7 +7571,7 @@
       <w:tblPr/>
       <w:tcPr>
         <w:tcBorders>
-          <w:top w:val="single" w:color="CF7B79" w:themeColor="accent2" w:themeTint="BF" w:sz="18" w:space="0"/>
+          <w:top w:val="single" w:sz="18" w:space="0" w:color="CF7B79" w:themeColor="accent2" w:themeTint="BF"/>
         </w:tcBorders>
       </w:tcPr>
     </w:tblStylePr>
@@ -9495,12 +7613,12 @@
       <w:tblStyleColBandSize w:val="1"/>
       <w:tblInd w:w="0" w:type="dxa"/>
       <w:tblBorders>
-        <w:top w:val="single" w:color="B3CC82" w:themeColor="accent3" w:themeTint="BF" w:sz="8" w:space="0"/>
-        <w:left w:val="single" w:color="B3CC82" w:themeColor="accent3" w:themeTint="BF" w:sz="8" w:space="0"/>
-        <w:bottom w:val="single" w:color="B3CC82" w:themeColor="accent3" w:themeTint="BF" w:sz="8" w:space="0"/>
-        <w:right w:val="single" w:color="B3CC82" w:themeColor="accent3" w:themeTint="BF" w:sz="8" w:space="0"/>
-        <w:insideH w:val="single" w:color="B3CC82" w:themeColor="accent3" w:themeTint="BF" w:sz="8" w:space="0"/>
-        <w:insideV w:val="single" w:color="B3CC82" w:themeColor="accent3" w:themeTint="BF" w:sz="8" w:space="0"/>
+        <w:top w:val="single" w:sz="8" w:space="0" w:color="B3CC82" w:themeColor="accent3" w:themeTint="BF"/>
+        <w:left w:val="single" w:sz="8" w:space="0" w:color="B3CC82" w:themeColor="accent3" w:themeTint="BF"/>
+        <w:bottom w:val="single" w:sz="8" w:space="0" w:color="B3CC82" w:themeColor="accent3" w:themeTint="BF"/>
+        <w:right w:val="single" w:sz="8" w:space="0" w:color="B3CC82" w:themeColor="accent3" w:themeTint="BF"/>
+        <w:insideH w:val="single" w:sz="8" w:space="0" w:color="B3CC82" w:themeColor="accent3" w:themeTint="BF"/>
+        <w:insideV w:val="single" w:sz="8" w:space="0" w:color="B3CC82" w:themeColor="accent3" w:themeTint="BF"/>
       </w:tblBorders>
       <w:tblCellMar>
         <w:top w:w="0" w:type="dxa"/>
@@ -9526,7 +7644,7 @@
       <w:tblPr/>
       <w:tcPr>
         <w:tcBorders>
-          <w:top w:val="single" w:color="B3CC82" w:themeColor="accent3" w:themeTint="BF" w:sz="18" w:space="0"/>
+          <w:top w:val="single" w:sz="18" w:space="0" w:color="B3CC82" w:themeColor="accent3" w:themeTint="BF"/>
         </w:tcBorders>
       </w:tcPr>
     </w:tblStylePr>
@@ -9568,12 +7686,12 @@
       <w:tblStyleColBandSize w:val="1"/>
       <w:tblInd w:w="0" w:type="dxa"/>
       <w:tblBorders>
-        <w:top w:val="single" w:color="9F8AB9" w:themeColor="accent4" w:themeTint="BF" w:sz="8" w:space="0"/>
-        <w:left w:val="single" w:color="9F8AB9" w:themeColor="accent4" w:themeTint="BF" w:sz="8" w:space="0"/>
-        <w:bottom w:val="single" w:color="9F8AB9" w:themeColor="accent4" w:themeTint="BF" w:sz="8" w:space="0"/>
-        <w:right w:val="single" w:color="9F8AB9" w:themeColor="accent4" w:themeTint="BF" w:sz="8" w:space="0"/>
-        <w:insideH w:val="single" w:color="9F8AB9" w:themeColor="accent4" w:themeTint="BF" w:sz="8" w:space="0"/>
-        <w:insideV w:val="single" w:color="9F8AB9" w:themeColor="accent4" w:themeTint="BF" w:sz="8" w:space="0"/>
+        <w:top w:val="single" w:sz="8" w:space="0" w:color="9F8AB9" w:themeColor="accent4" w:themeTint="BF"/>
+        <w:left w:val="single" w:sz="8" w:space="0" w:color="9F8AB9" w:themeColor="accent4" w:themeTint="BF"/>
+        <w:bottom w:val="single" w:sz="8" w:space="0" w:color="9F8AB9" w:themeColor="accent4" w:themeTint="BF"/>
+        <w:right w:val="single" w:sz="8" w:space="0" w:color="9F8AB9" w:themeColor="accent4" w:themeTint="BF"/>
+        <w:insideH w:val="single" w:sz="8" w:space="0" w:color="9F8AB9" w:themeColor="accent4" w:themeTint="BF"/>
+        <w:insideV w:val="single" w:sz="8" w:space="0" w:color="9F8AB9" w:themeColor="accent4" w:themeTint="BF"/>
       </w:tblBorders>
       <w:tblCellMar>
         <w:top w:w="0" w:type="dxa"/>
@@ -9599,7 +7717,7 @@
       <w:tblPr/>
       <w:tcPr>
         <w:tcBorders>
-          <w:top w:val="single" w:color="9F8AB9" w:themeColor="accent4" w:themeTint="BF" w:sz="18" w:space="0"/>
+          <w:top w:val="single" w:sz="18" w:space="0" w:color="9F8AB9" w:themeColor="accent4" w:themeTint="BF"/>
         </w:tcBorders>
       </w:tcPr>
     </w:tblStylePr>
@@ -9641,12 +7759,12 @@
       <w:tblStyleColBandSize w:val="1"/>
       <w:tblInd w:w="0" w:type="dxa"/>
       <w:tblBorders>
-        <w:top w:val="single" w:color="78C0D4" w:themeColor="accent5" w:themeTint="BF" w:sz="8" w:space="0"/>
-        <w:left w:val="single" w:color="78C0D4" w:themeColor="accent5" w:themeTint="BF" w:sz="8" w:space="0"/>
-        <w:bottom w:val="single" w:color="78C0D4" w:themeColor="accent5" w:themeTint="BF" w:sz="8" w:space="0"/>
-        <w:right w:val="single" w:color="78C0D4" w:themeColor="accent5" w:themeTint="BF" w:sz="8" w:space="0"/>
-        <w:insideH w:val="single" w:color="78C0D4" w:themeColor="accent5" w:themeTint="BF" w:sz="8" w:space="0"/>
-        <w:insideV w:val="single" w:color="78C0D4" w:themeColor="accent5" w:themeTint="BF" w:sz="8" w:space="0"/>
+        <w:top w:val="single" w:sz="8" w:space="0" w:color="78C0D4" w:themeColor="accent5" w:themeTint="BF"/>
+        <w:left w:val="single" w:sz="8" w:space="0" w:color="78C0D4" w:themeColor="accent5" w:themeTint="BF"/>
+        <w:bottom w:val="single" w:sz="8" w:space="0" w:color="78C0D4" w:themeColor="accent5" w:themeTint="BF"/>
+        <w:right w:val="single" w:sz="8" w:space="0" w:color="78C0D4" w:themeColor="accent5" w:themeTint="BF"/>
+        <w:insideH w:val="single" w:sz="8" w:space="0" w:color="78C0D4" w:themeColor="accent5" w:themeTint="BF"/>
+        <w:insideV w:val="single" w:sz="8" w:space="0" w:color="78C0D4" w:themeColor="accent5" w:themeTint="BF"/>
       </w:tblBorders>
       <w:tblCellMar>
         <w:top w:w="0" w:type="dxa"/>
@@ -9672,7 +7790,7 @@
       <w:tblPr/>
       <w:tcPr>
         <w:tcBorders>
-          <w:top w:val="single" w:color="78C0D4" w:themeColor="accent5" w:themeTint="BF" w:sz="18" w:space="0"/>
+          <w:top w:val="single" w:sz="18" w:space="0" w:color="78C0D4" w:themeColor="accent5" w:themeTint="BF"/>
         </w:tcBorders>
       </w:tcPr>
     </w:tblStylePr>
@@ -9714,12 +7832,12 @@
       <w:tblStyleColBandSize w:val="1"/>
       <w:tblInd w:w="0" w:type="dxa"/>
       <w:tblBorders>
-        <w:top w:val="single" w:color="F9B074" w:themeColor="accent6" w:themeTint="BF" w:sz="8" w:space="0"/>
-        <w:left w:val="single" w:color="F9B074" w:themeColor="accent6" w:themeTint="BF" w:sz="8" w:space="0"/>
-        <w:bottom w:val="single" w:color="F9B074" w:themeColor="accent6" w:themeTint="BF" w:sz="8" w:space="0"/>
-        <w:right w:val="single" w:color="F9B074" w:themeColor="accent6" w:themeTint="BF" w:sz="8" w:space="0"/>
-        <w:insideH w:val="single" w:color="F9B074" w:themeColor="accent6" w:themeTint="BF" w:sz="8" w:space="0"/>
-        <w:insideV w:val="single" w:color="F9B074" w:themeColor="accent6" w:themeTint="BF" w:sz="8" w:space="0"/>
+        <w:top w:val="single" w:sz="8" w:space="0" w:color="F9B074" w:themeColor="accent6" w:themeTint="BF"/>
+        <w:left w:val="single" w:sz="8" w:space="0" w:color="F9B074" w:themeColor="accent6" w:themeTint="BF"/>
+        <w:bottom w:val="single" w:sz="8" w:space="0" w:color="F9B074" w:themeColor="accent6" w:themeTint="BF"/>
+        <w:right w:val="single" w:sz="8" w:space="0" w:color="F9B074" w:themeColor="accent6" w:themeTint="BF"/>
+        <w:insideH w:val="single" w:sz="8" w:space="0" w:color="F9B074" w:themeColor="accent6" w:themeTint="BF"/>
+        <w:insideV w:val="single" w:sz="8" w:space="0" w:color="F9B074" w:themeColor="accent6" w:themeTint="BF"/>
       </w:tblBorders>
       <w:tblCellMar>
         <w:top w:w="0" w:type="dxa"/>
@@ -9745,7 +7863,7 @@
       <w:tblPr/>
       <w:tcPr>
         <w:tcBorders>
-          <w:top w:val="single" w:color="F9B074" w:themeColor="accent6" w:themeTint="BF" w:sz="18" w:space="0"/>
+          <w:top w:val="single" w:sz="18" w:space="0" w:color="F9B074" w:themeColor="accent6" w:themeTint="BF"/>
         </w:tcBorders>
       </w:tcPr>
     </w:tblStylePr>
@@ -9783,7 +7901,7 @@
       <w:spacing w:after="0" w:line="240" w:lineRule="auto"/>
     </w:pPr>
     <w:rPr>
-      <w:rFonts w:asciiTheme="majorHAnsi" w:hAnsiTheme="majorHAnsi" w:eastAsiaTheme="majorEastAsia" w:cstheme="majorBidi"/>
+      <w:rFonts w:asciiTheme="majorHAnsi" w:eastAsiaTheme="majorEastAsia" w:hAnsiTheme="majorHAnsi" w:cstheme="majorBidi"/>
       <w:color w:val="000000" w:themeColor="text1"/>
     </w:rPr>
     <w:tblPr>
@@ -9791,12 +7909,12 @@
       <w:tblStyleColBandSize w:val="1"/>
       <w:tblInd w:w="0" w:type="dxa"/>
       <w:tblBorders>
-        <w:top w:val="single" w:color="000000" w:themeColor="text1" w:sz="8" w:space="0"/>
-        <w:left w:val="single" w:color="000000" w:themeColor="text1" w:sz="8" w:space="0"/>
-        <w:bottom w:val="single" w:color="000000" w:themeColor="text1" w:sz="8" w:space="0"/>
-        <w:right w:val="single" w:color="000000" w:themeColor="text1" w:sz="8" w:space="0"/>
-        <w:insideH w:val="single" w:color="000000" w:themeColor="text1" w:sz="8" w:space="0"/>
-        <w:insideV w:val="single" w:color="000000" w:themeColor="text1" w:sz="8" w:space="0"/>
+        <w:top w:val="single" w:sz="8" w:space="0" w:color="000000" w:themeColor="text1"/>
+        <w:left w:val="single" w:sz="8" w:space="0" w:color="000000" w:themeColor="text1"/>
+        <w:bottom w:val="single" w:sz="8" w:space="0" w:color="000000" w:themeColor="text1"/>
+        <w:right w:val="single" w:sz="8" w:space="0" w:color="000000" w:themeColor="text1"/>
+        <w:insideH w:val="single" w:sz="8" w:space="0" w:color="000000" w:themeColor="text1"/>
+        <w:insideV w:val="single" w:sz="8" w:space="0" w:color="000000" w:themeColor="text1"/>
       </w:tblBorders>
       <w:tblCellMar>
         <w:top w:w="0" w:type="dxa"/>
@@ -9828,7 +7946,7 @@
       <w:tblPr/>
       <w:tcPr>
         <w:tcBorders>
-          <w:top w:val="single" w:color="000000" w:themeColor="text1" w:sz="12" w:space="0"/>
+          <w:top w:val="single" w:sz="12" w:space="0" w:color="000000" w:themeColor="text1"/>
           <w:left w:val="nil"/>
           <w:bottom w:val="nil"/>
           <w:right w:val="nil"/>
@@ -9886,8 +8004,8 @@
       <w:tblPr/>
       <w:tcPr>
         <w:tcBorders>
-          <w:insideH w:val="single" w:color="000000" w:themeColor="text1" w:sz="6" w:space="0"/>
-          <w:insideV w:val="single" w:color="000000" w:themeColor="text1" w:sz="6" w:space="0"/>
+          <w:insideH w:val="single" w:sz="6" w:space="0" w:color="000000" w:themeColor="text1"/>
+          <w:insideV w:val="single" w:sz="6" w:space="0" w:color="000000" w:themeColor="text1"/>
         </w:tcBorders>
         <w:shd w:val="clear" w:color="auto" w:fill="808080" w:themeFill="text1" w:themeFillTint="7F"/>
       </w:tcPr>
@@ -9908,7 +8026,7 @@
       <w:spacing w:after="0" w:line="240" w:lineRule="auto"/>
     </w:pPr>
     <w:rPr>
-      <w:rFonts w:asciiTheme="majorHAnsi" w:hAnsiTheme="majorHAnsi" w:eastAsiaTheme="majorEastAsia" w:cstheme="majorBidi"/>
+      <w:rFonts w:asciiTheme="majorHAnsi" w:eastAsiaTheme="majorEastAsia" w:hAnsiTheme="majorHAnsi" w:cstheme="majorBidi"/>
       <w:color w:val="000000" w:themeColor="text1"/>
     </w:rPr>
     <w:tblPr>
@@ -9916,12 +8034,12 @@
       <w:tblStyleColBandSize w:val="1"/>
       <w:tblInd w:w="0" w:type="dxa"/>
       <w:tblBorders>
-        <w:top w:val="single" w:color="4F81BD" w:themeColor="accent1" w:sz="8" w:space="0"/>
-        <w:left w:val="single" w:color="4F81BD" w:themeColor="accent1" w:sz="8" w:space="0"/>
-        <w:bottom w:val="single" w:color="4F81BD" w:themeColor="accent1" w:sz="8" w:space="0"/>
-        <w:right w:val="single" w:color="4F81BD" w:themeColor="accent1" w:sz="8" w:space="0"/>
-        <w:insideH w:val="single" w:color="4F81BD" w:themeColor="accent1" w:sz="8" w:space="0"/>
-        <w:insideV w:val="single" w:color="4F81BD" w:themeColor="accent1" w:sz="8" w:space="0"/>
+        <w:top w:val="single" w:sz="8" w:space="0" w:color="4F81BD" w:themeColor="accent1"/>
+        <w:left w:val="single" w:sz="8" w:space="0" w:color="4F81BD" w:themeColor="accent1"/>
+        <w:bottom w:val="single" w:sz="8" w:space="0" w:color="4F81BD" w:themeColor="accent1"/>
+        <w:right w:val="single" w:sz="8" w:space="0" w:color="4F81BD" w:themeColor="accent1"/>
+        <w:insideH w:val="single" w:sz="8" w:space="0" w:color="4F81BD" w:themeColor="accent1"/>
+        <w:insideV w:val="single" w:sz="8" w:space="0" w:color="4F81BD" w:themeColor="accent1"/>
       </w:tblBorders>
       <w:tblCellMar>
         <w:top w:w="0" w:type="dxa"/>
@@ -9953,7 +8071,7 @@
       <w:tblPr/>
       <w:tcPr>
         <w:tcBorders>
-          <w:top w:val="single" w:color="000000" w:themeColor="text1" w:sz="12" w:space="0"/>
+          <w:top w:val="single" w:sz="12" w:space="0" w:color="000000" w:themeColor="text1"/>
           <w:left w:val="nil"/>
           <w:bottom w:val="nil"/>
           <w:right w:val="nil"/>
@@ -10011,8 +8129,8 @@
       <w:tblPr/>
       <w:tcPr>
         <w:tcBorders>
-          <w:insideH w:val="single" w:color="4F81BD" w:themeColor="accent1" w:sz="6" w:space="0"/>
-          <w:insideV w:val="single" w:color="4F81BD" w:themeColor="accent1" w:sz="6" w:space="0"/>
+          <w:insideH w:val="single" w:sz="6" w:space="0" w:color="4F81BD" w:themeColor="accent1"/>
+          <w:insideV w:val="single" w:sz="6" w:space="0" w:color="4F81BD" w:themeColor="accent1"/>
         </w:tcBorders>
         <w:shd w:val="clear" w:color="auto" w:fill="A7BFDE" w:themeFill="accent1" w:themeFillTint="7F"/>
       </w:tcPr>
@@ -10033,7 +8151,7 @@
       <w:spacing w:after="0" w:line="240" w:lineRule="auto"/>
     </w:pPr>
     <w:rPr>
-      <w:rFonts w:asciiTheme="majorHAnsi" w:hAnsiTheme="majorHAnsi" w:eastAsiaTheme="majorEastAsia" w:cstheme="majorBidi"/>
+      <w:rFonts w:asciiTheme="majorHAnsi" w:eastAsiaTheme="majorEastAsia" w:hAnsiTheme="majorHAnsi" w:cstheme="majorBidi"/>
       <w:color w:val="000000" w:themeColor="text1"/>
     </w:rPr>
     <w:tblPr>
@@ -10041,12 +8159,12 @@
       <w:tblStyleColBandSize w:val="1"/>
       <w:tblInd w:w="0" w:type="dxa"/>
       <w:tblBorders>
-        <w:top w:val="single" w:color="C0504D" w:themeColor="accent2" w:sz="8" w:space="0"/>
-        <w:left w:val="single" w:color="C0504D" w:themeColor="accent2" w:sz="8" w:space="0"/>
-        <w:bottom w:val="single" w:color="C0504D" w:themeColor="accent2" w:sz="8" w:space="0"/>
-        <w:right w:val="single" w:color="C0504D" w:themeColor="accent2" w:sz="8" w:space="0"/>
-        <w:insideH w:val="single" w:color="C0504D" w:themeColor="accent2" w:sz="8" w:space="0"/>
-        <w:insideV w:val="single" w:color="C0504D" w:themeColor="accent2" w:sz="8" w:space="0"/>
+        <w:top w:val="single" w:sz="8" w:space="0" w:color="C0504D" w:themeColor="accent2"/>
+        <w:left w:val="single" w:sz="8" w:space="0" w:color="C0504D" w:themeColor="accent2"/>
+        <w:bottom w:val="single" w:sz="8" w:space="0" w:color="C0504D" w:themeColor="accent2"/>
+        <w:right w:val="single" w:sz="8" w:space="0" w:color="C0504D" w:themeColor="accent2"/>
+        <w:insideH w:val="single" w:sz="8" w:space="0" w:color="C0504D" w:themeColor="accent2"/>
+        <w:insideV w:val="single" w:sz="8" w:space="0" w:color="C0504D" w:themeColor="accent2"/>
       </w:tblBorders>
       <w:tblCellMar>
         <w:top w:w="0" w:type="dxa"/>
@@ -10078,7 +8196,7 @@
       <w:tblPr/>
       <w:tcPr>
         <w:tcBorders>
-          <w:top w:val="single" w:color="000000" w:themeColor="text1" w:sz="12" w:space="0"/>
+          <w:top w:val="single" w:sz="12" w:space="0" w:color="000000" w:themeColor="text1"/>
           <w:left w:val="nil"/>
           <w:bottom w:val="nil"/>
           <w:right w:val="nil"/>
@@ -10136,8 +8254,8 @@
       <w:tblPr/>
       <w:tcPr>
         <w:tcBorders>
-          <w:insideH w:val="single" w:color="C0504D" w:themeColor="accent2" w:sz="6" w:space="0"/>
-          <w:insideV w:val="single" w:color="C0504D" w:themeColor="accent2" w:sz="6" w:space="0"/>
+          <w:insideH w:val="single" w:sz="6" w:space="0" w:color="C0504D" w:themeColor="accent2"/>
+          <w:insideV w:val="single" w:sz="6" w:space="0" w:color="C0504D" w:themeColor="accent2"/>
         </w:tcBorders>
         <w:shd w:val="clear" w:color="auto" w:fill="DFA7A6" w:themeFill="accent2" w:themeFillTint="7F"/>
       </w:tcPr>
@@ -10158,7 +8276,7 @@
       <w:spacing w:after="0" w:line="240" w:lineRule="auto"/>
     </w:pPr>
     <w:rPr>
-      <w:rFonts w:asciiTheme="majorHAnsi" w:hAnsiTheme="majorHAnsi" w:eastAsiaTheme="majorEastAsia" w:cstheme="majorBidi"/>
+      <w:rFonts w:asciiTheme="majorHAnsi" w:eastAsiaTheme="majorEastAsia" w:hAnsiTheme="majorHAnsi" w:cstheme="majorBidi"/>
       <w:color w:val="000000" w:themeColor="text1"/>
     </w:rPr>
     <w:tblPr>
@@ -10166,12 +8284,12 @@
       <w:tblStyleColBandSize w:val="1"/>
       <w:tblInd w:w="0" w:type="dxa"/>
       <w:tblBorders>
-        <w:top w:val="single" w:color="9BBB59" w:themeColor="accent3" w:sz="8" w:space="0"/>
-        <w:left w:val="single" w:color="9BBB59" w:themeColor="accent3" w:sz="8" w:space="0"/>
-        <w:bottom w:val="single" w:color="9BBB59" w:themeColor="accent3" w:sz="8" w:space="0"/>
-        <w:right w:val="single" w:color="9BBB59" w:themeColor="accent3" w:sz="8" w:space="0"/>
-        <w:insideH w:val="single" w:color="9BBB59" w:themeColor="accent3" w:sz="8" w:space="0"/>
-        <w:insideV w:val="single" w:color="9BBB59" w:themeColor="accent3" w:sz="8" w:space="0"/>
+        <w:top w:val="single" w:sz="8" w:space="0" w:color="9BBB59" w:themeColor="accent3"/>
+        <w:left w:val="single" w:sz="8" w:space="0" w:color="9BBB59" w:themeColor="accent3"/>
+        <w:bottom w:val="single" w:sz="8" w:space="0" w:color="9BBB59" w:themeColor="accent3"/>
+        <w:right w:val="single" w:sz="8" w:space="0" w:color="9BBB59" w:themeColor="accent3"/>
+        <w:insideH w:val="single" w:sz="8" w:space="0" w:color="9BBB59" w:themeColor="accent3"/>
+        <w:insideV w:val="single" w:sz="8" w:space="0" w:color="9BBB59" w:themeColor="accent3"/>
       </w:tblBorders>
       <w:tblCellMar>
         <w:top w:w="0" w:type="dxa"/>
@@ -10203,7 +8321,7 @@
       <w:tblPr/>
       <w:tcPr>
         <w:tcBorders>
-          <w:top w:val="single" w:color="000000" w:themeColor="text1" w:sz="12" w:space="0"/>
+          <w:top w:val="single" w:sz="12" w:space="0" w:color="000000" w:themeColor="text1"/>
           <w:left w:val="nil"/>
           <w:bottom w:val="nil"/>
           <w:right w:val="nil"/>
@@ -10261,8 +8379,8 @@
       <w:tblPr/>
       <w:tcPr>
         <w:tcBorders>
-          <w:insideH w:val="single" w:color="9BBB59" w:themeColor="accent3" w:sz="6" w:space="0"/>
-          <w:insideV w:val="single" w:color="9BBB59" w:themeColor="accent3" w:sz="6" w:space="0"/>
+          <w:insideH w:val="single" w:sz="6" w:space="0" w:color="9BBB59" w:themeColor="accent3"/>
+          <w:insideV w:val="single" w:sz="6" w:space="0" w:color="9BBB59" w:themeColor="accent3"/>
         </w:tcBorders>
         <w:shd w:val="clear" w:color="auto" w:fill="CDDDAC" w:themeFill="accent3" w:themeFillTint="7F"/>
       </w:tcPr>
@@ -10283,7 +8401,7 @@
       <w:spacing w:after="0" w:line="240" w:lineRule="auto"/>
     </w:pPr>
     <w:rPr>
-      <w:rFonts w:asciiTheme="majorHAnsi" w:hAnsiTheme="majorHAnsi" w:eastAsiaTheme="majorEastAsia" w:cstheme="majorBidi"/>
+      <w:rFonts w:asciiTheme="majorHAnsi" w:eastAsiaTheme="majorEastAsia" w:hAnsiTheme="majorHAnsi" w:cstheme="majorBidi"/>
       <w:color w:val="000000" w:themeColor="text1"/>
     </w:rPr>
     <w:tblPr>
@@ -10291,12 +8409,12 @@
       <w:tblStyleColBandSize w:val="1"/>
       <w:tblInd w:w="0" w:type="dxa"/>
       <w:tblBorders>
-        <w:top w:val="single" w:color="8064A2" w:themeColor="accent4" w:sz="8" w:space="0"/>
-        <w:left w:val="single" w:color="8064A2" w:themeColor="accent4" w:sz="8" w:space="0"/>
-        <w:bottom w:val="single" w:color="8064A2" w:themeColor="accent4" w:sz="8" w:space="0"/>
-        <w:right w:val="single" w:color="8064A2" w:themeColor="accent4" w:sz="8" w:space="0"/>
-        <w:insideH w:val="single" w:color="8064A2" w:themeColor="accent4" w:sz="8" w:space="0"/>
-        <w:insideV w:val="single" w:color="8064A2" w:themeColor="accent4" w:sz="8" w:space="0"/>
+        <w:top w:val="single" w:sz="8" w:space="0" w:color="8064A2" w:themeColor="accent4"/>
+        <w:left w:val="single" w:sz="8" w:space="0" w:color="8064A2" w:themeColor="accent4"/>
+        <w:bottom w:val="single" w:sz="8" w:space="0" w:color="8064A2" w:themeColor="accent4"/>
+        <w:right w:val="single" w:sz="8" w:space="0" w:color="8064A2" w:themeColor="accent4"/>
+        <w:insideH w:val="single" w:sz="8" w:space="0" w:color="8064A2" w:themeColor="accent4"/>
+        <w:insideV w:val="single" w:sz="8" w:space="0" w:color="8064A2" w:themeColor="accent4"/>
       </w:tblBorders>
       <w:tblCellMar>
         <w:top w:w="0" w:type="dxa"/>
@@ -10328,7 +8446,7 @@
       <w:tblPr/>
       <w:tcPr>
         <w:tcBorders>
-          <w:top w:val="single" w:color="000000" w:themeColor="text1" w:sz="12" w:space="0"/>
+          <w:top w:val="single" w:sz="12" w:space="0" w:color="000000" w:themeColor="text1"/>
           <w:left w:val="nil"/>
           <w:bottom w:val="nil"/>
           <w:right w:val="nil"/>
@@ -10386,8 +8504,8 @@
       <w:tblPr/>
       <w:tcPr>
         <w:tcBorders>
-          <w:insideH w:val="single" w:color="8064A2" w:themeColor="accent4" w:sz="6" w:space="0"/>
-          <w:insideV w:val="single" w:color="8064A2" w:themeColor="accent4" w:sz="6" w:space="0"/>
+          <w:insideH w:val="single" w:sz="6" w:space="0" w:color="8064A2" w:themeColor="accent4"/>
+          <w:insideV w:val="single" w:sz="6" w:space="0" w:color="8064A2" w:themeColor="accent4"/>
         </w:tcBorders>
         <w:shd w:val="clear" w:color="auto" w:fill="BFB1D0" w:themeFill="accent4" w:themeFillTint="7F"/>
       </w:tcPr>
@@ -10408,7 +8526,7 @@
       <w:spacing w:after="0" w:line="240" w:lineRule="auto"/>
     </w:pPr>
     <w:rPr>
-      <w:rFonts w:asciiTheme="majorHAnsi" w:hAnsiTheme="majorHAnsi" w:eastAsiaTheme="majorEastAsia" w:cstheme="majorBidi"/>
+      <w:rFonts w:asciiTheme="majorHAnsi" w:eastAsiaTheme="majorEastAsia" w:hAnsiTheme="majorHAnsi" w:cstheme="majorBidi"/>
       <w:color w:val="000000" w:themeColor="text1"/>
     </w:rPr>
     <w:tblPr>
@@ -10416,12 +8534,12 @@
       <w:tblStyleColBandSize w:val="1"/>
       <w:tblInd w:w="0" w:type="dxa"/>
       <w:tblBorders>
-        <w:top w:val="single" w:color="4BACC6" w:themeColor="accent5" w:sz="8" w:space="0"/>
-        <w:left w:val="single" w:color="4BACC6" w:themeColor="accent5" w:sz="8" w:space="0"/>
-        <w:bottom w:val="single" w:color="4BACC6" w:themeColor="accent5" w:sz="8" w:space="0"/>
-        <w:right w:val="single" w:color="4BACC6" w:themeColor="accent5" w:sz="8" w:space="0"/>
-        <w:insideH w:val="single" w:color="4BACC6" w:themeColor="accent5" w:sz="8" w:space="0"/>
-        <w:insideV w:val="single" w:color="4BACC6" w:themeColor="accent5" w:sz="8" w:space="0"/>
+        <w:top w:val="single" w:sz="8" w:space="0" w:color="4BACC6" w:themeColor="accent5"/>
+        <w:left w:val="single" w:sz="8" w:space="0" w:color="4BACC6" w:themeColor="accent5"/>
+        <w:bottom w:val="single" w:sz="8" w:space="0" w:color="4BACC6" w:themeColor="accent5"/>
+        <w:right w:val="single" w:sz="8" w:space="0" w:color="4BACC6" w:themeColor="accent5"/>
+        <w:insideH w:val="single" w:sz="8" w:space="0" w:color="4BACC6" w:themeColor="accent5"/>
+        <w:insideV w:val="single" w:sz="8" w:space="0" w:color="4BACC6" w:themeColor="accent5"/>
       </w:tblBorders>
       <w:tblCellMar>
         <w:top w:w="0" w:type="dxa"/>
@@ -10453,7 +8571,7 @@
       <w:tblPr/>
       <w:tcPr>
         <w:tcBorders>
-          <w:top w:val="single" w:color="000000" w:themeColor="text1" w:sz="12" w:space="0"/>
+          <w:top w:val="single" w:sz="12" w:space="0" w:color="000000" w:themeColor="text1"/>
           <w:left w:val="nil"/>
           <w:bottom w:val="nil"/>
           <w:right w:val="nil"/>
@@ -10511,8 +8629,8 @@
       <w:tblPr/>
       <w:tcPr>
         <w:tcBorders>
-          <w:insideH w:val="single" w:color="4BACC6" w:themeColor="accent5" w:sz="6" w:space="0"/>
-          <w:insideV w:val="single" w:color="4BACC6" w:themeColor="accent5" w:sz="6" w:space="0"/>
+          <w:insideH w:val="single" w:sz="6" w:space="0" w:color="4BACC6" w:themeColor="accent5"/>
+          <w:insideV w:val="single" w:sz="6" w:space="0" w:color="4BACC6" w:themeColor="accent5"/>
         </w:tcBorders>
         <w:shd w:val="clear" w:color="auto" w:fill="A5D5E2" w:themeFill="accent5" w:themeFillTint="7F"/>
       </w:tcPr>
@@ -10533,7 +8651,7 @@
       <w:spacing w:after="0" w:line="240" w:lineRule="auto"/>
     </w:pPr>
     <w:rPr>
-      <w:rFonts w:asciiTheme="majorHAnsi" w:hAnsiTheme="majorHAnsi" w:eastAsiaTheme="majorEastAsia" w:cstheme="majorBidi"/>
+      <w:rFonts w:asciiTheme="majorHAnsi" w:eastAsiaTheme="majorEastAsia" w:hAnsiTheme="majorHAnsi" w:cstheme="majorBidi"/>
       <w:color w:val="000000" w:themeColor="text1"/>
     </w:rPr>
     <w:tblPr>
@@ -10541,12 +8659,12 @@
       <w:tblStyleColBandSize w:val="1"/>
       <w:tblInd w:w="0" w:type="dxa"/>
       <w:tblBorders>
-        <w:top w:val="single" w:color="F79646" w:themeColor="accent6" w:sz="8" w:space="0"/>
-        <w:left w:val="single" w:color="F79646" w:themeColor="accent6" w:sz="8" w:space="0"/>
-        <w:bottom w:val="single" w:color="F79646" w:themeColor="accent6" w:sz="8" w:space="0"/>
-        <w:right w:val="single" w:color="F79646" w:themeColor="accent6" w:sz="8" w:space="0"/>
-        <w:insideH w:val="single" w:color="F79646" w:themeColor="accent6" w:sz="8" w:space="0"/>
-        <w:insideV w:val="single" w:color="F79646" w:themeColor="accent6" w:sz="8" w:space="0"/>
+        <w:top w:val="single" w:sz="8" w:space="0" w:color="F79646" w:themeColor="accent6"/>
+        <w:left w:val="single" w:sz="8" w:space="0" w:color="F79646" w:themeColor="accent6"/>
+        <w:bottom w:val="single" w:sz="8" w:space="0" w:color="F79646" w:themeColor="accent6"/>
+        <w:right w:val="single" w:sz="8" w:space="0" w:color="F79646" w:themeColor="accent6"/>
+        <w:insideH w:val="single" w:sz="8" w:space="0" w:color="F79646" w:themeColor="accent6"/>
+        <w:insideV w:val="single" w:sz="8" w:space="0" w:color="F79646" w:themeColor="accent6"/>
       </w:tblBorders>
       <w:tblCellMar>
         <w:top w:w="0" w:type="dxa"/>
@@ -10578,7 +8696,7 @@
       <w:tblPr/>
       <w:tcPr>
         <w:tcBorders>
-          <w:top w:val="single" w:color="000000" w:themeColor="text1" w:sz="12" w:space="0"/>
+          <w:top w:val="single" w:sz="12" w:space="0" w:color="000000" w:themeColor="text1"/>
           <w:left w:val="nil"/>
           <w:bottom w:val="nil"/>
           <w:right w:val="nil"/>
@@ -10636,8 +8754,8 @@
       <w:tblPr/>
       <w:tcPr>
         <w:tcBorders>
-          <w:insideH w:val="single" w:color="F79646" w:themeColor="accent6" w:sz="6" w:space="0"/>
-          <w:insideV w:val="single" w:color="F79646" w:themeColor="accent6" w:sz="6" w:space="0"/>
+          <w:insideH w:val="single" w:sz="6" w:space="0" w:color="F79646" w:themeColor="accent6"/>
+          <w:insideV w:val="single" w:sz="6" w:space="0" w:color="F79646" w:themeColor="accent6"/>
         </w:tcBorders>
         <w:shd w:val="clear" w:color="auto" w:fill="FBCAA2" w:themeFill="accent6" w:themeFillTint="7F"/>
       </w:tcPr>
@@ -10662,12 +8780,12 @@
       <w:tblStyleColBandSize w:val="1"/>
       <w:tblInd w:w="0" w:type="dxa"/>
       <w:tblBorders>
-        <w:top w:val="single" w:color="FFFFFF" w:themeColor="background1" w:sz="8" w:space="0"/>
-        <w:left w:val="single" w:color="FFFFFF" w:themeColor="background1" w:sz="8" w:space="0"/>
-        <w:bottom w:val="single" w:color="FFFFFF" w:themeColor="background1" w:sz="8" w:space="0"/>
-        <w:right w:val="single" w:color="FFFFFF" w:themeColor="background1" w:sz="8" w:space="0"/>
-        <w:insideH w:val="single" w:color="FFFFFF" w:themeColor="background1" w:sz="6" w:space="0"/>
-        <w:insideV w:val="single" w:color="FFFFFF" w:themeColor="background1" w:sz="6" w:space="0"/>
+        <w:top w:val="single" w:sz="8" w:space="0" w:color="FFFFFF" w:themeColor="background1"/>
+        <w:left w:val="single" w:sz="8" w:space="0" w:color="FFFFFF" w:themeColor="background1"/>
+        <w:bottom w:val="single" w:sz="8" w:space="0" w:color="FFFFFF" w:themeColor="background1"/>
+        <w:right w:val="single" w:sz="8" w:space="0" w:color="FFFFFF" w:themeColor="background1"/>
+        <w:insideH w:val="single" w:sz="6" w:space="0" w:color="FFFFFF" w:themeColor="background1"/>
+        <w:insideV w:val="single" w:sz="6" w:space="0" w:color="FFFFFF" w:themeColor="background1"/>
       </w:tblBorders>
       <w:tblCellMar>
         <w:top w:w="0" w:type="dxa"/>
@@ -10690,12 +8808,12 @@
       <w:tblPr/>
       <w:tcPr>
         <w:tcBorders>
-          <w:top w:val="single" w:color="FFFFFF" w:themeColor="background1" w:sz="8" w:space="0"/>
-          <w:left w:val="single" w:color="FFFFFF" w:themeColor="background1" w:sz="8" w:space="0"/>
-          <w:bottom w:val="single" w:color="FFFFFF" w:themeColor="background1" w:sz="24" w:space="0"/>
-          <w:right w:val="single" w:color="FFFFFF" w:themeColor="background1" w:sz="8" w:space="0"/>
-          <w:insideH w:val="nil"/>
-          <w:insideV w:val="single" w:color="FFFFFF" w:themeColor="background1" w:sz="8" w:space="0"/>
+          <w:top w:val="single" w:sz="8" w:space="0" w:color="FFFFFF" w:themeColor="background1"/>
+          <w:left w:val="single" w:sz="8" w:space="0" w:color="FFFFFF" w:themeColor="background1"/>
+          <w:bottom w:val="single" w:sz="24" w:space="0" w:color="FFFFFF" w:themeColor="background1"/>
+          <w:right w:val="single" w:sz="8" w:space="0" w:color="FFFFFF" w:themeColor="background1"/>
+          <w:insideH w:val="nil"/>
+          <w:insideV w:val="single" w:sz="8" w:space="0" w:color="FFFFFF" w:themeColor="background1"/>
         </w:tcBorders>
         <w:shd w:val="clear" w:color="auto" w:fill="000000" w:themeFill="text1"/>
       </w:tcPr>
@@ -10711,12 +8829,12 @@
       <w:tblPr/>
       <w:tcPr>
         <w:tcBorders>
-          <w:top w:val="single" w:color="FFFFFF" w:themeColor="background1" w:sz="24" w:space="0"/>
-          <w:left w:val="single" w:color="FFFFFF" w:themeColor="background1" w:sz="8" w:space="0"/>
-          <w:bottom w:val="single" w:color="FFFFFF" w:themeColor="background1" w:sz="8" w:space="0"/>
-          <w:right w:val="single" w:color="FFFFFF" w:themeColor="background1" w:sz="8" w:space="0"/>
-          <w:insideH w:val="nil"/>
-          <w:insideV w:val="single" w:color="FFFFFF" w:themeColor="background1" w:sz="8" w:space="0"/>
+          <w:top w:val="single" w:sz="24" w:space="0" w:color="FFFFFF" w:themeColor="background1"/>
+          <w:left w:val="single" w:sz="8" w:space="0" w:color="FFFFFF" w:themeColor="background1"/>
+          <w:bottom w:val="single" w:sz="8" w:space="0" w:color="FFFFFF" w:themeColor="background1"/>
+          <w:right w:val="single" w:sz="8" w:space="0" w:color="FFFFFF" w:themeColor="background1"/>
+          <w:insideH w:val="nil"/>
+          <w:insideV w:val="single" w:sz="8" w:space="0" w:color="FFFFFF" w:themeColor="background1"/>
         </w:tcBorders>
         <w:shd w:val="clear" w:color="auto" w:fill="000000" w:themeFill="text1"/>
       </w:tcPr>
@@ -10732,8 +8850,8 @@
       <w:tblPr/>
       <w:tcPr>
         <w:tcBorders>
-          <w:left w:val="single" w:color="FFFFFF" w:themeColor="background1" w:sz="8" w:space="0"/>
-          <w:right w:val="single" w:color="FFFFFF" w:themeColor="background1" w:sz="24" w:space="0"/>
+          <w:left w:val="single" w:sz="8" w:space="0" w:color="FFFFFF" w:themeColor="background1"/>
+          <w:right w:val="single" w:sz="24" w:space="0" w:color="FFFFFF" w:themeColor="background1"/>
           <w:insideH w:val="nil"/>
           <w:insideV w:val="nil"/>
         </w:tcBorders>
@@ -10752,7 +8870,7 @@
       <w:tcPr>
         <w:tcBorders>
           <w:top w:val="nil"/>
-          <w:left w:val="single" w:color="FFFFFF" w:themeColor="background1" w:sz="24" w:space="0"/>
+          <w:left w:val="single" w:sz="24" w:space="0" w:color="FFFFFF" w:themeColor="background1"/>
           <w:bottom w:val="nil"/>
           <w:right w:val="nil"/>
           <w:insideH w:val="nil"/>
@@ -10765,10 +8883,10 @@
       <w:tblPr/>
       <w:tcPr>
         <w:tcBorders>
-          <w:top w:val="single" w:color="FFFFFF" w:themeColor="background1" w:sz="8" w:space="0"/>
-          <w:left w:val="single" w:color="FFFFFF" w:themeColor="background1" w:sz="8" w:space="0"/>
-          <w:bottom w:val="single" w:color="FFFFFF" w:themeColor="background1" w:sz="8" w:space="0"/>
-          <w:right w:val="single" w:color="FFFFFF" w:themeColor="background1" w:sz="8" w:space="0"/>
+          <w:top w:val="single" w:sz="8" w:space="0" w:color="FFFFFF" w:themeColor="background1"/>
+          <w:left w:val="single" w:sz="8" w:space="0" w:color="FFFFFF" w:themeColor="background1"/>
+          <w:bottom w:val="single" w:sz="8" w:space="0" w:color="FFFFFF" w:themeColor="background1"/>
+          <w:right w:val="single" w:sz="8" w:space="0" w:color="FFFFFF" w:themeColor="background1"/>
           <w:insideH w:val="nil"/>
           <w:insideV w:val="nil"/>
         </w:tcBorders>
@@ -10779,12 +8897,12 @@
       <w:tblPr/>
       <w:tcPr>
         <w:tcBorders>
-          <w:top w:val="single" w:color="FFFFFF" w:themeColor="background1" w:sz="8" w:space="0"/>
-          <w:left w:val="single" w:color="FFFFFF" w:themeColor="background1" w:sz="8" w:space="0"/>
-          <w:bottom w:val="single" w:color="FFFFFF" w:themeColor="background1" w:sz="8" w:space="0"/>
-          <w:right w:val="single" w:color="FFFFFF" w:themeColor="background1" w:sz="8" w:space="0"/>
-          <w:insideH w:val="single" w:color="FFFFFF" w:themeColor="background1" w:sz="8" w:space="0"/>
-          <w:insideV w:val="single" w:color="FFFFFF" w:themeColor="background1" w:sz="8" w:space="0"/>
+          <w:top w:val="single" w:sz="8" w:space="0" w:color="FFFFFF" w:themeColor="background1"/>
+          <w:left w:val="single" w:sz="8" w:space="0" w:color="FFFFFF" w:themeColor="background1"/>
+          <w:bottom w:val="single" w:sz="8" w:space="0" w:color="FFFFFF" w:themeColor="background1"/>
+          <w:right w:val="single" w:sz="8" w:space="0" w:color="FFFFFF" w:themeColor="background1"/>
+          <w:insideH w:val="single" w:sz="8" w:space="0" w:color="FFFFFF" w:themeColor="background1"/>
+          <w:insideV w:val="single" w:sz="8" w:space="0" w:color="FFFFFF" w:themeColor="background1"/>
         </w:tcBorders>
         <w:shd w:val="clear" w:color="auto" w:fill="808080" w:themeFill="text1" w:themeFillTint="7F"/>
       </w:tcPr>
@@ -10803,12 +8921,12 @@
       <w:tblStyleColBandSize w:val="1"/>
       <w:tblInd w:w="0" w:type="dxa"/>
       <w:tblBorders>
-        <w:top w:val="single" w:color="FFFFFF" w:themeColor="background1" w:sz="8" w:space="0"/>
-        <w:left w:val="single" w:color="FFFFFF" w:themeColor="background1" w:sz="8" w:space="0"/>
-        <w:bottom w:val="single" w:color="FFFFFF" w:themeColor="background1" w:sz="8" w:space="0"/>
-        <w:right w:val="single" w:color="FFFFFF" w:themeColor="background1" w:sz="8" w:space="0"/>
-        <w:insideH w:val="single" w:color="FFFFFF" w:themeColor="background1" w:sz="6" w:space="0"/>
-        <w:insideV w:val="single" w:color="FFFFFF" w:themeColor="background1" w:sz="6" w:space="0"/>
+        <w:top w:val="single" w:sz="8" w:space="0" w:color="FFFFFF" w:themeColor="background1"/>
+        <w:left w:val="single" w:sz="8" w:space="0" w:color="FFFFFF" w:themeColor="background1"/>
+        <w:bottom w:val="single" w:sz="8" w:space="0" w:color="FFFFFF" w:themeColor="background1"/>
+        <w:right w:val="single" w:sz="8" w:space="0" w:color="FFFFFF" w:themeColor="background1"/>
+        <w:insideH w:val="single" w:sz="6" w:space="0" w:color="FFFFFF" w:themeColor="background1"/>
+        <w:insideV w:val="single" w:sz="6" w:space="0" w:color="FFFFFF" w:themeColor="background1"/>
       </w:tblBorders>
       <w:tblCellMar>
         <w:top w:w="0" w:type="dxa"/>
@@ -10831,12 +8949,12 @@
       <w:tblPr/>
       <w:tcPr>
         <w:tcBorders>
-          <w:top w:val="single" w:color="FFFFFF" w:themeColor="background1" w:sz="8" w:space="0"/>
-          <w:left w:val="single" w:color="FFFFFF" w:themeColor="background1" w:sz="8" w:space="0"/>
-          <w:bottom w:val="single" w:color="FFFFFF" w:themeColor="background1" w:sz="24" w:space="0"/>
-          <w:right w:val="single" w:color="FFFFFF" w:themeColor="background1" w:sz="8" w:space="0"/>
-          <w:insideH w:val="nil"/>
-          <w:insideV w:val="single" w:color="FFFFFF" w:themeColor="background1" w:sz="8" w:space="0"/>
+          <w:top w:val="single" w:sz="8" w:space="0" w:color="FFFFFF" w:themeColor="background1"/>
+          <w:left w:val="single" w:sz="8" w:space="0" w:color="FFFFFF" w:themeColor="background1"/>
+          <w:bottom w:val="single" w:sz="24" w:space="0" w:color="FFFFFF" w:themeColor="background1"/>
+          <w:right w:val="single" w:sz="8" w:space="0" w:color="FFFFFF" w:themeColor="background1"/>
+          <w:insideH w:val="nil"/>
+          <w:insideV w:val="single" w:sz="8" w:space="0" w:color="FFFFFF" w:themeColor="background1"/>
         </w:tcBorders>
         <w:shd w:val="clear" w:color="auto" w:fill="4F81BD" w:themeFill="accent1"/>
       </w:tcPr>
@@ -10852,12 +8970,12 @@
       <w:tblPr/>
       <w:tcPr>
         <w:tcBorders>
-          <w:top w:val="single" w:color="FFFFFF" w:themeColor="background1" w:sz="24" w:space="0"/>
-          <w:left w:val="single" w:color="FFFFFF" w:themeColor="background1" w:sz="8" w:space="0"/>
-          <w:bottom w:val="single" w:color="FFFFFF" w:themeColor="background1" w:sz="8" w:space="0"/>
-          <w:right w:val="single" w:color="FFFFFF" w:themeColor="background1" w:sz="8" w:space="0"/>
-          <w:insideH w:val="nil"/>
-          <w:insideV w:val="single" w:color="FFFFFF" w:themeColor="background1" w:sz="8" w:space="0"/>
+          <w:top w:val="single" w:sz="24" w:space="0" w:color="FFFFFF" w:themeColor="background1"/>
+          <w:left w:val="single" w:sz="8" w:space="0" w:color="FFFFFF" w:themeColor="background1"/>
+          <w:bottom w:val="single" w:sz="8" w:space="0" w:color="FFFFFF" w:themeColor="background1"/>
+          <w:right w:val="single" w:sz="8" w:space="0" w:color="FFFFFF" w:themeColor="background1"/>
+          <w:insideH w:val="nil"/>
+          <w:insideV w:val="single" w:sz="8" w:space="0" w:color="FFFFFF" w:themeColor="background1"/>
         </w:tcBorders>
         <w:shd w:val="clear" w:color="auto" w:fill="4F81BD" w:themeFill="accent1"/>
       </w:tcPr>
@@ -10873,8 +8991,8 @@
       <w:tblPr/>
       <w:tcPr>
         <w:tcBorders>
-          <w:left w:val="single" w:color="FFFFFF" w:themeColor="background1" w:sz="8" w:space="0"/>
-          <w:right w:val="single" w:color="FFFFFF" w:themeColor="background1" w:sz="24" w:space="0"/>
+          <w:left w:val="single" w:sz="8" w:space="0" w:color="FFFFFF" w:themeColor="background1"/>
+          <w:right w:val="single" w:sz="24" w:space="0" w:color="FFFFFF" w:themeColor="background1"/>
           <w:insideH w:val="nil"/>
           <w:insideV w:val="nil"/>
         </w:tcBorders>
@@ -10893,7 +9011,7 @@
       <w:tcPr>
         <w:tcBorders>
           <w:top w:val="nil"/>
-          <w:left w:val="single" w:color="FFFFFF" w:themeColor="background1" w:sz="24" w:space="0"/>
+          <w:left w:val="single" w:sz="24" w:space="0" w:color="FFFFFF" w:themeColor="background1"/>
           <w:bottom w:val="nil"/>
           <w:right w:val="nil"/>
           <w:insideH w:val="nil"/>
@@ -10906,10 +9024,10 @@
       <w:tblPr/>
       <w:tcPr>
         <w:tcBorders>
-          <w:top w:val="single" w:color="FFFFFF" w:themeColor="background1" w:sz="8" w:space="0"/>
-          <w:left w:val="single" w:color="FFFFFF" w:themeColor="background1" w:sz="8" w:space="0"/>
-          <w:bottom w:val="single" w:color="FFFFFF" w:themeColor="background1" w:sz="8" w:space="0"/>
-          <w:right w:val="single" w:color="FFFFFF" w:themeColor="background1" w:sz="8" w:space="0"/>
+          <w:top w:val="single" w:sz="8" w:space="0" w:color="FFFFFF" w:themeColor="background1"/>
+          <w:left w:val="single" w:sz="8" w:space="0" w:color="FFFFFF" w:themeColor="background1"/>
+          <w:bottom w:val="single" w:sz="8" w:space="0" w:color="FFFFFF" w:themeColor="background1"/>
+          <w:right w:val="single" w:sz="8" w:space="0" w:color="FFFFFF" w:themeColor="background1"/>
           <w:insideH w:val="nil"/>
           <w:insideV w:val="nil"/>
         </w:tcBorders>
@@ -10920,12 +9038,12 @@
       <w:tblPr/>
       <w:tcPr>
         <w:tcBorders>
-          <w:top w:val="single" w:color="FFFFFF" w:themeColor="background1" w:sz="8" w:space="0"/>
-          <w:left w:val="single" w:color="FFFFFF" w:themeColor="background1" w:sz="8" w:space="0"/>
-          <w:bottom w:val="single" w:color="FFFFFF" w:themeColor="background1" w:sz="8" w:space="0"/>
-          <w:right w:val="single" w:color="FFFFFF" w:themeColor="background1" w:sz="8" w:space="0"/>
-          <w:insideH w:val="single" w:color="FFFFFF" w:themeColor="background1" w:sz="8" w:space="0"/>
-          <w:insideV w:val="single" w:color="FFFFFF" w:themeColor="background1" w:sz="8" w:space="0"/>
+          <w:top w:val="single" w:sz="8" w:space="0" w:color="FFFFFF" w:themeColor="background1"/>
+          <w:left w:val="single" w:sz="8" w:space="0" w:color="FFFFFF" w:themeColor="background1"/>
+          <w:bottom w:val="single" w:sz="8" w:space="0" w:color="FFFFFF" w:themeColor="background1"/>
+          <w:right w:val="single" w:sz="8" w:space="0" w:color="FFFFFF" w:themeColor="background1"/>
+          <w:insideH w:val="single" w:sz="8" w:space="0" w:color="FFFFFF" w:themeColor="background1"/>
+          <w:insideV w:val="single" w:sz="8" w:space="0" w:color="FFFFFF" w:themeColor="background1"/>
         </w:tcBorders>
         <w:shd w:val="clear" w:color="auto" w:fill="A7BFDE" w:themeFill="accent1" w:themeFillTint="7F"/>
       </w:tcPr>
@@ -10944,12 +9062,12 @@
       <w:tblStyleColBandSize w:val="1"/>
       <w:tblInd w:w="0" w:type="dxa"/>
       <w:tblBorders>
-        <w:top w:val="single" w:color="FFFFFF" w:themeColor="background1" w:sz="8" w:space="0"/>
-        <w:left w:val="single" w:color="FFFFFF" w:themeColor="background1" w:sz="8" w:space="0"/>
-        <w:bottom w:val="single" w:color="FFFFFF" w:themeColor="background1" w:sz="8" w:space="0"/>
-        <w:right w:val="single" w:color="FFFFFF" w:themeColor="background1" w:sz="8" w:space="0"/>
-        <w:insideH w:val="single" w:color="FFFFFF" w:themeColor="background1" w:sz="6" w:space="0"/>
-        <w:insideV w:val="single" w:color="FFFFFF" w:themeColor="background1" w:sz="6" w:space="0"/>
+        <w:top w:val="single" w:sz="8" w:space="0" w:color="FFFFFF" w:themeColor="background1"/>
+        <w:left w:val="single" w:sz="8" w:space="0" w:color="FFFFFF" w:themeColor="background1"/>
+        <w:bottom w:val="single" w:sz="8" w:space="0" w:color="FFFFFF" w:themeColor="background1"/>
+        <w:right w:val="single" w:sz="8" w:space="0" w:color="FFFFFF" w:themeColor="background1"/>
+        <w:insideH w:val="single" w:sz="6" w:space="0" w:color="FFFFFF" w:themeColor="background1"/>
+        <w:insideV w:val="single" w:sz="6" w:space="0" w:color="FFFFFF" w:themeColor="background1"/>
       </w:tblBorders>
       <w:tblCellMar>
         <w:top w:w="0" w:type="dxa"/>
@@ -10972,12 +9090,12 @@
       <w:tblPr/>
       <w:tcPr>
         <w:tcBorders>
-          <w:top w:val="single" w:color="FFFFFF" w:themeColor="background1" w:sz="8" w:space="0"/>
-          <w:left w:val="single" w:color="FFFFFF" w:themeColor="background1" w:sz="8" w:space="0"/>
-          <w:bottom w:val="single" w:color="FFFFFF" w:themeColor="background1" w:sz="24" w:space="0"/>
-          <w:right w:val="single" w:color="FFFFFF" w:themeColor="background1" w:sz="8" w:space="0"/>
-          <w:insideH w:val="nil"/>
-          <w:insideV w:val="single" w:color="FFFFFF" w:themeColor="background1" w:sz="8" w:space="0"/>
+          <w:top w:val="single" w:sz="8" w:space="0" w:color="FFFFFF" w:themeColor="background1"/>
+          <w:left w:val="single" w:sz="8" w:space="0" w:color="FFFFFF" w:themeColor="background1"/>
+          <w:bottom w:val="single" w:sz="24" w:space="0" w:color="FFFFFF" w:themeColor="background1"/>
+          <w:right w:val="single" w:sz="8" w:space="0" w:color="FFFFFF" w:themeColor="background1"/>
+          <w:insideH w:val="nil"/>
+          <w:insideV w:val="single" w:sz="8" w:space="0" w:color="FFFFFF" w:themeColor="background1"/>
         </w:tcBorders>
         <w:shd w:val="clear" w:color="auto" w:fill="C0504D" w:themeFill="accent2"/>
       </w:tcPr>
@@ -10993,12 +9111,12 @@
       <w:tblPr/>
       <w:tcPr>
         <w:tcBorders>
-          <w:top w:val="single" w:color="FFFFFF" w:themeColor="background1" w:sz="24" w:space="0"/>
-          <w:left w:val="single" w:color="FFFFFF" w:themeColor="background1" w:sz="8" w:space="0"/>
-          <w:bottom w:val="single" w:color="FFFFFF" w:themeColor="background1" w:sz="8" w:space="0"/>
-          <w:right w:val="single" w:color="FFFFFF" w:themeColor="background1" w:sz="8" w:space="0"/>
-          <w:insideH w:val="nil"/>
-          <w:insideV w:val="single" w:color="FFFFFF" w:themeColor="background1" w:sz="8" w:space="0"/>
+          <w:top w:val="single" w:sz="24" w:space="0" w:color="FFFFFF" w:themeColor="background1"/>
+          <w:left w:val="single" w:sz="8" w:space="0" w:color="FFFFFF" w:themeColor="background1"/>
+          <w:bottom w:val="single" w:sz="8" w:space="0" w:color="FFFFFF" w:themeColor="background1"/>
+          <w:right w:val="single" w:sz="8" w:space="0" w:color="FFFFFF" w:themeColor="background1"/>
+          <w:insideH w:val="nil"/>
+          <w:insideV w:val="single" w:sz="8" w:space="0" w:color="FFFFFF" w:themeColor="background1"/>
         </w:tcBorders>
         <w:shd w:val="clear" w:color="auto" w:fill="C0504D" w:themeFill="accent2"/>
       </w:tcPr>
@@ -11014,8 +9132,8 @@
       <w:tblPr/>
       <w:tcPr>
         <w:tcBorders>
-          <w:left w:val="single" w:color="FFFFFF" w:themeColor="background1" w:sz="8" w:space="0"/>
-          <w:right w:val="single" w:color="FFFFFF" w:themeColor="background1" w:sz="24" w:space="0"/>
+          <w:left w:val="single" w:sz="8" w:space="0" w:color="FFFFFF" w:themeColor="background1"/>
+          <w:right w:val="single" w:sz="24" w:space="0" w:color="FFFFFF" w:themeColor="background1"/>
           <w:insideH w:val="nil"/>
           <w:insideV w:val="nil"/>
         </w:tcBorders>
@@ -11034,7 +9152,7 @@
       <w:tcPr>
         <w:tcBorders>
           <w:top w:val="nil"/>
-          <w:left w:val="single" w:color="FFFFFF" w:themeColor="background1" w:sz="24" w:space="0"/>
+          <w:left w:val="single" w:sz="24" w:space="0" w:color="FFFFFF" w:themeColor="background1"/>
           <w:bottom w:val="nil"/>
           <w:right w:val="nil"/>
           <w:insideH w:val="nil"/>
@@ -11047,10 +9165,10 @@
       <w:tblPr/>
       <w:tcPr>
         <w:tcBorders>
-          <w:top w:val="single" w:color="FFFFFF" w:themeColor="background1" w:sz="8" w:space="0"/>
-          <w:left w:val="single" w:color="FFFFFF" w:themeColor="background1" w:sz="8" w:space="0"/>
-          <w:bottom w:val="single" w:color="FFFFFF" w:themeColor="background1" w:sz="8" w:space="0"/>
-          <w:right w:val="single" w:color="FFFFFF" w:themeColor="background1" w:sz="8" w:space="0"/>
+          <w:top w:val="single" w:sz="8" w:space="0" w:color="FFFFFF" w:themeColor="background1"/>
+          <w:left w:val="single" w:sz="8" w:space="0" w:color="FFFFFF" w:themeColor="background1"/>
+          <w:bottom w:val="single" w:sz="8" w:space="0" w:color="FFFFFF" w:themeColor="background1"/>
+          <w:right w:val="single" w:sz="8" w:space="0" w:color="FFFFFF" w:themeColor="background1"/>
           <w:insideH w:val="nil"/>
           <w:insideV w:val="nil"/>
         </w:tcBorders>
@@ -11061,12 +9179,12 @@
       <w:tblPr/>
       <w:tcPr>
         <w:tcBorders>
-          <w:top w:val="single" w:color="FFFFFF" w:themeColor="background1" w:sz="8" w:space="0"/>
-          <w:left w:val="single" w:color="FFFFFF" w:themeColor="background1" w:sz="8" w:space="0"/>
-          <w:bottom w:val="single" w:color="FFFFFF" w:themeColor="background1" w:sz="8" w:space="0"/>
-          <w:right w:val="single" w:color="FFFFFF" w:themeColor="background1" w:sz="8" w:space="0"/>
-          <w:insideH w:val="single" w:color="FFFFFF" w:themeColor="background1" w:sz="8" w:space="0"/>
-          <w:insideV w:val="single" w:color="FFFFFF" w:themeColor="background1" w:sz="8" w:space="0"/>
+          <w:top w:val="single" w:sz="8" w:space="0" w:color="FFFFFF" w:themeColor="background1"/>
+          <w:left w:val="single" w:sz="8" w:space="0" w:color="FFFFFF" w:themeColor="background1"/>
+          <w:bottom w:val="single" w:sz="8" w:space="0" w:color="FFFFFF" w:themeColor="background1"/>
+          <w:right w:val="single" w:sz="8" w:space="0" w:color="FFFFFF" w:themeColor="background1"/>
+          <w:insideH w:val="single" w:sz="8" w:space="0" w:color="FFFFFF" w:themeColor="background1"/>
+          <w:insideV w:val="single" w:sz="8" w:space="0" w:color="FFFFFF" w:themeColor="background1"/>
         </w:tcBorders>
         <w:shd w:val="clear" w:color="auto" w:fill="DFA7A6" w:themeFill="accent2" w:themeFillTint="7F"/>
       </w:tcPr>
@@ -11085,12 +9203,12 @@
       <w:tblStyleColBandSize w:val="1"/>
       <w:tblInd w:w="0" w:type="dxa"/>
       <w:tblBorders>
-        <w:top w:val="single" w:color="FFFFFF" w:themeColor="background1" w:sz="8" w:space="0"/>
-        <w:left w:val="single" w:color="FFFFFF" w:themeColor="background1" w:sz="8" w:space="0"/>
-        <w:bottom w:val="single" w:color="FFFFFF" w:themeColor="background1" w:sz="8" w:space="0"/>
-        <w:right w:val="single" w:color="FFFFFF" w:themeColor="background1" w:sz="8" w:space="0"/>
-        <w:insideH w:val="single" w:color="FFFFFF" w:themeColor="background1" w:sz="6" w:space="0"/>
-        <w:insideV w:val="single" w:color="FFFFFF" w:themeColor="background1" w:sz="6" w:space="0"/>
+        <w:top w:val="single" w:sz="8" w:space="0" w:color="FFFFFF" w:themeColor="background1"/>
+        <w:left w:val="single" w:sz="8" w:space="0" w:color="FFFFFF" w:themeColor="background1"/>
+        <w:bottom w:val="single" w:sz="8" w:space="0" w:color="FFFFFF" w:themeColor="background1"/>
+        <w:right w:val="single" w:sz="8" w:space="0" w:color="FFFFFF" w:themeColor="background1"/>
+        <w:insideH w:val="single" w:sz="6" w:space="0" w:color="FFFFFF" w:themeColor="background1"/>
+        <w:insideV w:val="single" w:sz="6" w:space="0" w:color="FFFFFF" w:themeColor="background1"/>
       </w:tblBorders>
       <w:tblCellMar>
         <w:top w:w="0" w:type="dxa"/>
@@ -11113,12 +9231,12 @@
       <w:tblPr/>
       <w:tcPr>
         <w:tcBorders>
-          <w:top w:val="single" w:color="FFFFFF" w:themeColor="background1" w:sz="8" w:space="0"/>
-          <w:left w:val="single" w:color="FFFFFF" w:themeColor="background1" w:sz="8" w:space="0"/>
-          <w:bottom w:val="single" w:color="FFFFFF" w:themeColor="background1" w:sz="24" w:space="0"/>
-          <w:right w:val="single" w:color="FFFFFF" w:themeColor="background1" w:sz="8" w:space="0"/>
-          <w:insideH w:val="nil"/>
-          <w:insideV w:val="single" w:color="FFFFFF" w:themeColor="background1" w:sz="8" w:space="0"/>
+          <w:top w:val="single" w:sz="8" w:space="0" w:color="FFFFFF" w:themeColor="background1"/>
+          <w:left w:val="single" w:sz="8" w:space="0" w:color="FFFFFF" w:themeColor="background1"/>
+          <w:bottom w:val="single" w:sz="24" w:space="0" w:color="FFFFFF" w:themeColor="background1"/>
+          <w:right w:val="single" w:sz="8" w:space="0" w:color="FFFFFF" w:themeColor="background1"/>
+          <w:insideH w:val="nil"/>
+          <w:insideV w:val="single" w:sz="8" w:space="0" w:color="FFFFFF" w:themeColor="background1"/>
         </w:tcBorders>
         <w:shd w:val="clear" w:color="auto" w:fill="9BBB59" w:themeFill="accent3"/>
       </w:tcPr>
@@ -11134,12 +9252,12 @@
       <w:tblPr/>
       <w:tcPr>
         <w:tcBorders>
-          <w:top w:val="single" w:color="FFFFFF" w:themeColor="background1" w:sz="24" w:space="0"/>
-          <w:left w:val="single" w:color="FFFFFF" w:themeColor="background1" w:sz="8" w:space="0"/>
-          <w:bottom w:val="single" w:color="FFFFFF" w:themeColor="background1" w:sz="8" w:space="0"/>
-          <w:right w:val="single" w:color="FFFFFF" w:themeColor="background1" w:sz="8" w:space="0"/>
-          <w:insideH w:val="nil"/>
-          <w:insideV w:val="single" w:color="FFFFFF" w:themeColor="background1" w:sz="8" w:space="0"/>
+          <w:top w:val="single" w:sz="24" w:space="0" w:color="FFFFFF" w:themeColor="background1"/>
+          <w:left w:val="single" w:sz="8" w:space="0" w:color="FFFFFF" w:themeColor="background1"/>
+          <w:bottom w:val="single" w:sz="8" w:space="0" w:color="FFFFFF" w:themeColor="background1"/>
+          <w:right w:val="single" w:sz="8" w:space="0" w:color="FFFFFF" w:themeColor="background1"/>
+          <w:insideH w:val="nil"/>
+          <w:insideV w:val="single" w:sz="8" w:space="0" w:color="FFFFFF" w:themeColor="background1"/>
         </w:tcBorders>
         <w:shd w:val="clear" w:color="auto" w:fill="9BBB59" w:themeFill="accent3"/>
       </w:tcPr>
@@ -11155,8 +9273,8 @@
       <w:tblPr/>
       <w:tcPr>
         <w:tcBorders>
-          <w:left w:val="single" w:color="FFFFFF" w:themeColor="background1" w:sz="8" w:space="0"/>
-          <w:right w:val="single" w:color="FFFFFF" w:themeColor="background1" w:sz="24" w:space="0"/>
+          <w:left w:val="single" w:sz="8" w:space="0" w:color="FFFFFF" w:themeColor="background1"/>
+          <w:right w:val="single" w:sz="24" w:space="0" w:color="FFFFFF" w:themeColor="background1"/>
           <w:insideH w:val="nil"/>
           <w:insideV w:val="nil"/>
         </w:tcBorders>
@@ -11175,7 +9293,7 @@
       <w:tcPr>
         <w:tcBorders>
           <w:top w:val="nil"/>
-          <w:left w:val="single" w:color="FFFFFF" w:themeColor="background1" w:sz="24" w:space="0"/>
+          <w:left w:val="single" w:sz="24" w:space="0" w:color="FFFFFF" w:themeColor="background1"/>
           <w:bottom w:val="nil"/>
           <w:right w:val="nil"/>
           <w:insideH w:val="nil"/>
@@ -11188,10 +9306,10 @@
       <w:tblPr/>
       <w:tcPr>
         <w:tcBorders>
-          <w:top w:val="single" w:color="FFFFFF" w:themeColor="background1" w:sz="8" w:space="0"/>
-          <w:left w:val="single" w:color="FFFFFF" w:themeColor="background1" w:sz="8" w:space="0"/>
-          <w:bottom w:val="single" w:color="FFFFFF" w:themeColor="background1" w:sz="8" w:space="0"/>
-          <w:right w:val="single" w:color="FFFFFF" w:themeColor="background1" w:sz="8" w:space="0"/>
+          <w:top w:val="single" w:sz="8" w:space="0" w:color="FFFFFF" w:themeColor="background1"/>
+          <w:left w:val="single" w:sz="8" w:space="0" w:color="FFFFFF" w:themeColor="background1"/>
+          <w:bottom w:val="single" w:sz="8" w:space="0" w:color="FFFFFF" w:themeColor="background1"/>
+          <w:right w:val="single" w:sz="8" w:space="0" w:color="FFFFFF" w:themeColor="background1"/>
           <w:insideH w:val="nil"/>
           <w:insideV w:val="nil"/>
         </w:tcBorders>
@@ -11202,12 +9320,12 @@
       <w:tblPr/>
       <w:tcPr>
         <w:tcBorders>
-          <w:top w:val="single" w:color="FFFFFF" w:themeColor="background1" w:sz="8" w:space="0"/>
-          <w:left w:val="single" w:color="FFFFFF" w:themeColor="background1" w:sz="8" w:space="0"/>
-          <w:bottom w:val="single" w:color="FFFFFF" w:themeColor="background1" w:sz="8" w:space="0"/>
-          <w:right w:val="single" w:color="FFFFFF" w:themeColor="background1" w:sz="8" w:space="0"/>
-          <w:insideH w:val="single" w:color="FFFFFF" w:themeColor="background1" w:sz="8" w:space="0"/>
-          <w:insideV w:val="single" w:color="FFFFFF" w:themeColor="background1" w:sz="8" w:space="0"/>
+          <w:top w:val="single" w:sz="8" w:space="0" w:color="FFFFFF" w:themeColor="background1"/>
+          <w:left w:val="single" w:sz="8" w:space="0" w:color="FFFFFF" w:themeColor="background1"/>
+          <w:bottom w:val="single" w:sz="8" w:space="0" w:color="FFFFFF" w:themeColor="background1"/>
+          <w:right w:val="single" w:sz="8" w:space="0" w:color="FFFFFF" w:themeColor="background1"/>
+          <w:insideH w:val="single" w:sz="8" w:space="0" w:color="FFFFFF" w:themeColor="background1"/>
+          <w:insideV w:val="single" w:sz="8" w:space="0" w:color="FFFFFF" w:themeColor="background1"/>
         </w:tcBorders>
         <w:shd w:val="clear" w:color="auto" w:fill="CDDDAC" w:themeFill="accent3" w:themeFillTint="7F"/>
       </w:tcPr>
@@ -11226,12 +9344,12 @@
       <w:tblStyleColBandSize w:val="1"/>
       <w:tblInd w:w="0" w:type="dxa"/>
       <w:tblBorders>
-        <w:top w:val="single" w:color="FFFFFF" w:themeColor="background1" w:sz="8" w:space="0"/>
-        <w:left w:val="single" w:color="FFFFFF" w:themeColor="background1" w:sz="8" w:space="0"/>
-        <w:bottom w:val="single" w:color="FFFFFF" w:themeColor="background1" w:sz="8" w:space="0"/>
-        <w:right w:val="single" w:color="FFFFFF" w:themeColor="background1" w:sz="8" w:space="0"/>
-        <w:insideH w:val="single" w:color="FFFFFF" w:themeColor="background1" w:sz="6" w:space="0"/>
-        <w:insideV w:val="single" w:color="FFFFFF" w:themeColor="background1" w:sz="6" w:space="0"/>
+        <w:top w:val="single" w:sz="8" w:space="0" w:color="FFFFFF" w:themeColor="background1"/>
+        <w:left w:val="single" w:sz="8" w:space="0" w:color="FFFFFF" w:themeColor="background1"/>
+        <w:bottom w:val="single" w:sz="8" w:space="0" w:color="FFFFFF" w:themeColor="background1"/>
+        <w:right w:val="single" w:sz="8" w:space="0" w:color="FFFFFF" w:themeColor="background1"/>
+        <w:insideH w:val="single" w:sz="6" w:space="0" w:color="FFFFFF" w:themeColor="background1"/>
+        <w:insideV w:val="single" w:sz="6" w:space="0" w:color="FFFFFF" w:themeColor="background1"/>
       </w:tblBorders>
       <w:tblCellMar>
         <w:top w:w="0" w:type="dxa"/>
@@ -11254,12 +9372,12 @@
       <w:tblPr/>
       <w:tcPr>
         <w:tcBorders>
-          <w:top w:val="single" w:color="FFFFFF" w:themeColor="background1" w:sz="8" w:space="0"/>
-          <w:left w:val="single" w:color="FFFFFF" w:themeColor="background1" w:sz="8" w:space="0"/>
-          <w:bottom w:val="single" w:color="FFFFFF" w:themeColor="background1" w:sz="24" w:space="0"/>
-          <w:right w:val="single" w:color="FFFFFF" w:themeColor="background1" w:sz="8" w:space="0"/>
-          <w:insideH w:val="nil"/>
-          <w:insideV w:val="single" w:color="FFFFFF" w:themeColor="background1" w:sz="8" w:space="0"/>
+          <w:top w:val="single" w:sz="8" w:space="0" w:color="FFFFFF" w:themeColor="background1"/>
+          <w:left w:val="single" w:sz="8" w:space="0" w:color="FFFFFF" w:themeColor="background1"/>
+          <w:bottom w:val="single" w:sz="24" w:space="0" w:color="FFFFFF" w:themeColor="background1"/>
+          <w:right w:val="single" w:sz="8" w:space="0" w:color="FFFFFF" w:themeColor="background1"/>
+          <w:insideH w:val="nil"/>
+          <w:insideV w:val="single" w:sz="8" w:space="0" w:color="FFFFFF" w:themeColor="background1"/>
         </w:tcBorders>
         <w:shd w:val="clear" w:color="auto" w:fill="8064A2" w:themeFill="accent4"/>
       </w:tcPr>
@@ -11275,12 +9393,12 @@
       <w:tblPr/>
       <w:tcPr>
         <w:tcBorders>
-          <w:top w:val="single" w:color="FFFFFF" w:themeColor="background1" w:sz="24" w:space="0"/>
-          <w:left w:val="single" w:color="FFFFFF" w:themeColor="background1" w:sz="8" w:space="0"/>
-          <w:bottom w:val="single" w:color="FFFFFF" w:themeColor="background1" w:sz="8" w:space="0"/>
-          <w:right w:val="single" w:color="FFFFFF" w:themeColor="background1" w:sz="8" w:space="0"/>
-          <w:insideH w:val="nil"/>
-          <w:insideV w:val="single" w:color="FFFFFF" w:themeColor="background1" w:sz="8" w:space="0"/>
+          <w:top w:val="single" w:sz="24" w:space="0" w:color="FFFFFF" w:themeColor="background1"/>
+          <w:left w:val="single" w:sz="8" w:space="0" w:color="FFFFFF" w:themeColor="background1"/>
+          <w:bottom w:val="single" w:sz="8" w:space="0" w:color="FFFFFF" w:themeColor="background1"/>
+          <w:right w:val="single" w:sz="8" w:space="0" w:color="FFFFFF" w:themeColor="background1"/>
+          <w:insideH w:val="nil"/>
+          <w:insideV w:val="single" w:sz="8" w:space="0" w:color="FFFFFF" w:themeColor="background1"/>
         </w:tcBorders>
         <w:shd w:val="clear" w:color="auto" w:fill="8064A2" w:themeFill="accent4"/>
       </w:tcPr>
@@ -11296,8 +9414,8 @@
       <w:tblPr/>
       <w:tcPr>
         <w:tcBorders>
-          <w:left w:val="single" w:color="FFFFFF" w:themeColor="background1" w:sz="8" w:space="0"/>
-          <w:right w:val="single" w:color="FFFFFF" w:themeColor="background1" w:sz="24" w:space="0"/>
+          <w:left w:val="single" w:sz="8" w:space="0" w:color="FFFFFF" w:themeColor="background1"/>
+          <w:right w:val="single" w:sz="24" w:space="0" w:color="FFFFFF" w:themeColor="background1"/>
           <w:insideH w:val="nil"/>
           <w:insideV w:val="nil"/>
         </w:tcBorders>
@@ -11316,7 +9434,7 @@
       <w:tcPr>
         <w:tcBorders>
           <w:top w:val="nil"/>
-          <w:left w:val="single" w:color="FFFFFF" w:themeColor="background1" w:sz="24" w:space="0"/>
+          <w:left w:val="single" w:sz="24" w:space="0" w:color="FFFFFF" w:themeColor="background1"/>
           <w:bottom w:val="nil"/>
           <w:right w:val="nil"/>
           <w:insideH w:val="nil"/>
@@ -11329,10 +9447,10 @@
       <w:tblPr/>
       <w:tcPr>
         <w:tcBorders>
-          <w:top w:val="single" w:color="FFFFFF" w:themeColor="background1" w:sz="8" w:space="0"/>
-          <w:left w:val="single" w:color="FFFFFF" w:themeColor="background1" w:sz="8" w:space="0"/>
-          <w:bottom w:val="single" w:color="FFFFFF" w:themeColor="background1" w:sz="8" w:space="0"/>
-          <w:right w:val="single" w:color="FFFFFF" w:themeColor="background1" w:sz="8" w:space="0"/>
+          <w:top w:val="single" w:sz="8" w:space="0" w:color="FFFFFF" w:themeColor="background1"/>
+          <w:left w:val="single" w:sz="8" w:space="0" w:color="FFFFFF" w:themeColor="background1"/>
+          <w:bottom w:val="single" w:sz="8" w:space="0" w:color="FFFFFF" w:themeColor="background1"/>
+          <w:right w:val="single" w:sz="8" w:space="0" w:color="FFFFFF" w:themeColor="background1"/>
           <w:insideH w:val="nil"/>
           <w:insideV w:val="nil"/>
         </w:tcBorders>
@@ -11343,12 +9461,12 @@
       <w:tblPr/>
       <w:tcPr>
         <w:tcBorders>
-          <w:top w:val="single" w:color="FFFFFF" w:themeColor="background1" w:sz="8" w:space="0"/>
-          <w:left w:val="single" w:color="FFFFFF" w:themeColor="background1" w:sz="8" w:space="0"/>
-          <w:bottom w:val="single" w:color="FFFFFF" w:themeColor="background1" w:sz="8" w:space="0"/>
-          <w:right w:val="single" w:color="FFFFFF" w:themeColor="background1" w:sz="8" w:space="0"/>
-          <w:insideH w:val="single" w:color="FFFFFF" w:themeColor="background1" w:sz="8" w:space="0"/>
-          <w:insideV w:val="single" w:color="FFFFFF" w:themeColor="background1" w:sz="8" w:space="0"/>
+          <w:top w:val="single" w:sz="8" w:space="0" w:color="FFFFFF" w:themeColor="background1"/>
+          <w:left w:val="single" w:sz="8" w:space="0" w:color="FFFFFF" w:themeColor="background1"/>
+          <w:bottom w:val="single" w:sz="8" w:space="0" w:color="FFFFFF" w:themeColor="background1"/>
+          <w:right w:val="single" w:sz="8" w:space="0" w:color="FFFFFF" w:themeColor="background1"/>
+          <w:insideH w:val="single" w:sz="8" w:space="0" w:color="FFFFFF" w:themeColor="background1"/>
+          <w:insideV w:val="single" w:sz="8" w:space="0" w:color="FFFFFF" w:themeColor="background1"/>
         </w:tcBorders>
         <w:shd w:val="clear" w:color="auto" w:fill="BFB1D0" w:themeFill="accent4" w:themeFillTint="7F"/>
       </w:tcPr>
@@ -11367,12 +9485,12 @@
       <w:tblStyleColBandSize w:val="1"/>
       <w:tblInd w:w="0" w:type="dxa"/>
       <w:tblBorders>
-        <w:top w:val="single" w:color="FFFFFF" w:themeColor="background1" w:sz="8" w:space="0"/>
-        <w:left w:val="single" w:color="FFFFFF" w:themeColor="background1" w:sz="8" w:space="0"/>
-        <w:bottom w:val="single" w:color="FFFFFF" w:themeColor="background1" w:sz="8" w:space="0"/>
-        <w:right w:val="single" w:color="FFFFFF" w:themeColor="background1" w:sz="8" w:space="0"/>
-        <w:insideH w:val="single" w:color="FFFFFF" w:themeColor="background1" w:sz="6" w:space="0"/>
-        <w:insideV w:val="single" w:color="FFFFFF" w:themeColor="background1" w:sz="6" w:space="0"/>
+        <w:top w:val="single" w:sz="8" w:space="0" w:color="FFFFFF" w:themeColor="background1"/>
+        <w:left w:val="single" w:sz="8" w:space="0" w:color="FFFFFF" w:themeColor="background1"/>
+        <w:bottom w:val="single" w:sz="8" w:space="0" w:color="FFFFFF" w:themeColor="background1"/>
+        <w:right w:val="single" w:sz="8" w:space="0" w:color="FFFFFF" w:themeColor="background1"/>
+        <w:insideH w:val="single" w:sz="6" w:space="0" w:color="FFFFFF" w:themeColor="background1"/>
+        <w:insideV w:val="single" w:sz="6" w:space="0" w:color="FFFFFF" w:themeColor="background1"/>
       </w:tblBorders>
       <w:tblCellMar>
         <w:top w:w="0" w:type="dxa"/>
@@ -11395,12 +9513,12 @@
       <w:tblPr/>
       <w:tcPr>
         <w:tcBorders>
-          <w:top w:val="single" w:color="FFFFFF" w:themeColor="background1" w:sz="8" w:space="0"/>
-          <w:left w:val="single" w:color="FFFFFF" w:themeColor="background1" w:sz="8" w:space="0"/>
-          <w:bottom w:val="single" w:color="FFFFFF" w:themeColor="background1" w:sz="24" w:space="0"/>
-          <w:right w:val="single" w:color="FFFFFF" w:themeColor="background1" w:sz="8" w:space="0"/>
-          <w:insideH w:val="nil"/>
-          <w:insideV w:val="single" w:color="FFFFFF" w:themeColor="background1" w:sz="8" w:space="0"/>
+          <w:top w:val="single" w:sz="8" w:space="0" w:color="FFFFFF" w:themeColor="background1"/>
+          <w:left w:val="single" w:sz="8" w:space="0" w:color="FFFFFF" w:themeColor="background1"/>
+          <w:bottom w:val="single" w:sz="24" w:space="0" w:color="FFFFFF" w:themeColor="background1"/>
+          <w:right w:val="single" w:sz="8" w:space="0" w:color="FFFFFF" w:themeColor="background1"/>
+          <w:insideH w:val="nil"/>
+          <w:insideV w:val="single" w:sz="8" w:space="0" w:color="FFFFFF" w:themeColor="background1"/>
         </w:tcBorders>
         <w:shd w:val="clear" w:color="auto" w:fill="4BACC6" w:themeFill="accent5"/>
       </w:tcPr>
@@ -11416,12 +9534,12 @@
       <w:tblPr/>
       <w:tcPr>
         <w:tcBorders>
-          <w:top w:val="single" w:color="FFFFFF" w:themeColor="background1" w:sz="24" w:space="0"/>
-          <w:left w:val="single" w:color="FFFFFF" w:themeColor="background1" w:sz="8" w:space="0"/>
-          <w:bottom w:val="single" w:color="FFFFFF" w:themeColor="background1" w:sz="8" w:space="0"/>
-          <w:right w:val="single" w:color="FFFFFF" w:themeColor="background1" w:sz="8" w:space="0"/>
-          <w:insideH w:val="nil"/>
-          <w:insideV w:val="single" w:color="FFFFFF" w:themeColor="background1" w:sz="8" w:space="0"/>
+          <w:top w:val="single" w:sz="24" w:space="0" w:color="FFFFFF" w:themeColor="background1"/>
+          <w:left w:val="single" w:sz="8" w:space="0" w:color="FFFFFF" w:themeColor="background1"/>
+          <w:bottom w:val="single" w:sz="8" w:space="0" w:color="FFFFFF" w:themeColor="background1"/>
+          <w:right w:val="single" w:sz="8" w:space="0" w:color="FFFFFF" w:themeColor="background1"/>
+          <w:insideH w:val="nil"/>
+          <w:insideV w:val="single" w:sz="8" w:space="0" w:color="FFFFFF" w:themeColor="background1"/>
         </w:tcBorders>
         <w:shd w:val="clear" w:color="auto" w:fill="4BACC6" w:themeFill="accent5"/>
       </w:tcPr>
@@ -11437,8 +9555,8 @@
       <w:tblPr/>
       <w:tcPr>
         <w:tcBorders>
-          <w:left w:val="single" w:color="FFFFFF" w:themeColor="background1" w:sz="8" w:space="0"/>
-          <w:right w:val="single" w:color="FFFFFF" w:themeColor="background1" w:sz="24" w:space="0"/>
+          <w:left w:val="single" w:sz="8" w:space="0" w:color="FFFFFF" w:themeColor="background1"/>
+          <w:right w:val="single" w:sz="24" w:space="0" w:color="FFFFFF" w:themeColor="background1"/>
           <w:insideH w:val="nil"/>
           <w:insideV w:val="nil"/>
         </w:tcBorders>
@@ -11457,7 +9575,7 @@
       <w:tcPr>
         <w:tcBorders>
           <w:top w:val="nil"/>
-          <w:left w:val="single" w:color="FFFFFF" w:themeColor="background1" w:sz="24" w:space="0"/>
+          <w:left w:val="single" w:sz="24" w:space="0" w:color="FFFFFF" w:themeColor="background1"/>
           <w:bottom w:val="nil"/>
           <w:right w:val="nil"/>
           <w:insideH w:val="nil"/>
@@ -11470,10 +9588,10 @@
       <w:tblPr/>
       <w:tcPr>
         <w:tcBorders>
-          <w:top w:val="single" w:color="FFFFFF" w:themeColor="background1" w:sz="8" w:space="0"/>
-          <w:left w:val="single" w:color="FFFFFF" w:themeColor="background1" w:sz="8" w:space="0"/>
-          <w:bottom w:val="single" w:color="FFFFFF" w:themeColor="background1" w:sz="8" w:space="0"/>
-          <w:right w:val="single" w:color="FFFFFF" w:themeColor="background1" w:sz="8" w:space="0"/>
+          <w:top w:val="single" w:sz="8" w:space="0" w:color="FFFFFF" w:themeColor="background1"/>
+          <w:left w:val="single" w:sz="8" w:space="0" w:color="FFFFFF" w:themeColor="background1"/>
+          <w:bottom w:val="single" w:sz="8" w:space="0" w:color="FFFFFF" w:themeColor="background1"/>
+          <w:right w:val="single" w:sz="8" w:space="0" w:color="FFFFFF" w:themeColor="background1"/>
           <w:insideH w:val="nil"/>
           <w:insideV w:val="nil"/>
         </w:tcBorders>
@@ -11484,12 +9602,12 @@
       <w:tblPr/>
       <w:tcPr>
         <w:tcBorders>
-          <w:top w:val="single" w:color="FFFFFF" w:themeColor="background1" w:sz="8" w:space="0"/>
-          <w:left w:val="single" w:color="FFFFFF" w:themeColor="background1" w:sz="8" w:space="0"/>
-          <w:bottom w:val="single" w:color="FFFFFF" w:themeColor="background1" w:sz="8" w:space="0"/>
-          <w:right w:val="single" w:color="FFFFFF" w:themeColor="background1" w:sz="8" w:space="0"/>
-          <w:insideH w:val="single" w:color="FFFFFF" w:themeColor="background1" w:sz="8" w:space="0"/>
-          <w:insideV w:val="single" w:color="FFFFFF" w:themeColor="background1" w:sz="8" w:space="0"/>
+          <w:top w:val="single" w:sz="8" w:space="0" w:color="FFFFFF" w:themeColor="background1"/>
+          <w:left w:val="single" w:sz="8" w:space="0" w:color="FFFFFF" w:themeColor="background1"/>
+          <w:bottom w:val="single" w:sz="8" w:space="0" w:color="FFFFFF" w:themeColor="background1"/>
+          <w:right w:val="single" w:sz="8" w:space="0" w:color="FFFFFF" w:themeColor="background1"/>
+          <w:insideH w:val="single" w:sz="8" w:space="0" w:color="FFFFFF" w:themeColor="background1"/>
+          <w:insideV w:val="single" w:sz="8" w:space="0" w:color="FFFFFF" w:themeColor="background1"/>
         </w:tcBorders>
         <w:shd w:val="clear" w:color="auto" w:fill="A5D5E2" w:themeFill="accent5" w:themeFillTint="7F"/>
       </w:tcPr>
@@ -11508,12 +9626,12 @@
       <w:tblStyleColBandSize w:val="1"/>
       <w:tblInd w:w="0" w:type="dxa"/>
       <w:tblBorders>
-        <w:top w:val="single" w:color="FFFFFF" w:themeColor="background1" w:sz="8" w:space="0"/>
-        <w:left w:val="single" w:color="FFFFFF" w:themeColor="background1" w:sz="8" w:space="0"/>
-        <w:bottom w:val="single" w:color="FFFFFF" w:themeColor="background1" w:sz="8" w:space="0"/>
-        <w:right w:val="single" w:color="FFFFFF" w:themeColor="background1" w:sz="8" w:space="0"/>
-        <w:insideH w:val="single" w:color="FFFFFF" w:themeColor="background1" w:sz="6" w:space="0"/>
-        <w:insideV w:val="single" w:color="FFFFFF" w:themeColor="background1" w:sz="6" w:space="0"/>
+        <w:top w:val="single" w:sz="8" w:space="0" w:color="FFFFFF" w:themeColor="background1"/>
+        <w:left w:val="single" w:sz="8" w:space="0" w:color="FFFFFF" w:themeColor="background1"/>
+        <w:bottom w:val="single" w:sz="8" w:space="0" w:color="FFFFFF" w:themeColor="background1"/>
+        <w:right w:val="single" w:sz="8" w:space="0" w:color="FFFFFF" w:themeColor="background1"/>
+        <w:insideH w:val="single" w:sz="6" w:space="0" w:color="FFFFFF" w:themeColor="background1"/>
+        <w:insideV w:val="single" w:sz="6" w:space="0" w:color="FFFFFF" w:themeColor="background1"/>
       </w:tblBorders>
       <w:tblCellMar>
         <w:top w:w="0" w:type="dxa"/>
@@ -11536,12 +9654,12 @@
       <w:tblPr/>
       <w:tcPr>
         <w:tcBorders>
-          <w:top w:val="single" w:color="FFFFFF" w:themeColor="background1" w:sz="8" w:space="0"/>
-          <w:left w:val="single" w:color="FFFFFF" w:themeColor="background1" w:sz="8" w:space="0"/>
-          <w:bottom w:val="single" w:color="FFFFFF" w:themeColor="background1" w:sz="24" w:space="0"/>
-          <w:right w:val="single" w:color="FFFFFF" w:themeColor="background1" w:sz="8" w:space="0"/>
-          <w:insideH w:val="nil"/>
-          <w:insideV w:val="single" w:color="FFFFFF" w:themeColor="background1" w:sz="8" w:space="0"/>
+          <w:top w:val="single" w:sz="8" w:space="0" w:color="FFFFFF" w:themeColor="background1"/>
+          <w:left w:val="single" w:sz="8" w:space="0" w:color="FFFFFF" w:themeColor="background1"/>
+          <w:bottom w:val="single" w:sz="24" w:space="0" w:color="FFFFFF" w:themeColor="background1"/>
+          <w:right w:val="single" w:sz="8" w:space="0" w:color="FFFFFF" w:themeColor="background1"/>
+          <w:insideH w:val="nil"/>
+          <w:insideV w:val="single" w:sz="8" w:space="0" w:color="FFFFFF" w:themeColor="background1"/>
         </w:tcBorders>
         <w:shd w:val="clear" w:color="auto" w:fill="F79646" w:themeFill="accent6"/>
       </w:tcPr>
@@ -11557,12 +9675,12 @@
       <w:tblPr/>
       <w:tcPr>
         <w:tcBorders>
-          <w:top w:val="single" w:color="FFFFFF" w:themeColor="background1" w:sz="24" w:space="0"/>
-          <w:left w:val="single" w:color="FFFFFF" w:themeColor="background1" w:sz="8" w:space="0"/>
-          <w:bottom w:val="single" w:color="FFFFFF" w:themeColor="background1" w:sz="8" w:space="0"/>
-          <w:right w:val="single" w:color="FFFFFF" w:themeColor="background1" w:sz="8" w:space="0"/>
-          <w:insideH w:val="nil"/>
-          <w:insideV w:val="single" w:color="FFFFFF" w:themeColor="background1" w:sz="8" w:space="0"/>
+          <w:top w:val="single" w:sz="24" w:space="0" w:color="FFFFFF" w:themeColor="background1"/>
+          <w:left w:val="single" w:sz="8" w:space="0" w:color="FFFFFF" w:themeColor="background1"/>
+          <w:bottom w:val="single" w:sz="8" w:space="0" w:color="FFFFFF" w:themeColor="background1"/>
+          <w:right w:val="single" w:sz="8" w:space="0" w:color="FFFFFF" w:themeColor="background1"/>
+          <w:insideH w:val="nil"/>
+          <w:insideV w:val="single" w:sz="8" w:space="0" w:color="FFFFFF" w:themeColor="background1"/>
         </w:tcBorders>
         <w:shd w:val="clear" w:color="auto" w:fill="F79646" w:themeFill="accent6"/>
       </w:tcPr>
@@ -11578,8 +9696,8 @@
       <w:tblPr/>
       <w:tcPr>
         <w:tcBorders>
-          <w:left w:val="single" w:color="FFFFFF" w:themeColor="background1" w:sz="8" w:space="0"/>
-          <w:right w:val="single" w:color="FFFFFF" w:themeColor="background1" w:sz="24" w:space="0"/>
+          <w:left w:val="single" w:sz="8" w:space="0" w:color="FFFFFF" w:themeColor="background1"/>
+          <w:right w:val="single" w:sz="24" w:space="0" w:color="FFFFFF" w:themeColor="background1"/>
           <w:insideH w:val="nil"/>
           <w:insideV w:val="nil"/>
         </w:tcBorders>
@@ -11598,7 +9716,7 @@
       <w:tcPr>
         <w:tcBorders>
           <w:top w:val="nil"/>
-          <w:left w:val="single" w:color="FFFFFF" w:themeColor="background1" w:sz="24" w:space="0"/>
+          <w:left w:val="single" w:sz="24" w:space="0" w:color="FFFFFF" w:themeColor="background1"/>
           <w:bottom w:val="nil"/>
           <w:right w:val="nil"/>
           <w:insideH w:val="nil"/>
@@ -11611,10 +9729,10 @@
       <w:tblPr/>
       <w:tcPr>
         <w:tcBorders>
-          <w:top w:val="single" w:color="FFFFFF" w:themeColor="background1" w:sz="8" w:space="0"/>
-          <w:left w:val="single" w:color="FFFFFF" w:themeColor="background1" w:sz="8" w:space="0"/>
-          <w:bottom w:val="single" w:color="FFFFFF" w:themeColor="background1" w:sz="8" w:space="0"/>
-          <w:right w:val="single" w:color="FFFFFF" w:themeColor="background1" w:sz="8" w:space="0"/>
+          <w:top w:val="single" w:sz="8" w:space="0" w:color="FFFFFF" w:themeColor="background1"/>
+          <w:left w:val="single" w:sz="8" w:space="0" w:color="FFFFFF" w:themeColor="background1"/>
+          <w:bottom w:val="single" w:sz="8" w:space="0" w:color="FFFFFF" w:themeColor="background1"/>
+          <w:right w:val="single" w:sz="8" w:space="0" w:color="FFFFFF" w:themeColor="background1"/>
           <w:insideH w:val="nil"/>
           <w:insideV w:val="nil"/>
         </w:tcBorders>
@@ -11625,12 +9743,12 @@
       <w:tblPr/>
       <w:tcPr>
         <w:tcBorders>
-          <w:top w:val="single" w:color="FFFFFF" w:themeColor="background1" w:sz="8" w:space="0"/>
-          <w:left w:val="single" w:color="FFFFFF" w:themeColor="background1" w:sz="8" w:space="0"/>
-          <w:bottom w:val="single" w:color="FFFFFF" w:themeColor="background1" w:sz="8" w:space="0"/>
-          <w:right w:val="single" w:color="FFFFFF" w:themeColor="background1" w:sz="8" w:space="0"/>
-          <w:insideH w:val="single" w:color="FFFFFF" w:themeColor="background1" w:sz="8" w:space="0"/>
-          <w:insideV w:val="single" w:color="FFFFFF" w:themeColor="background1" w:sz="8" w:space="0"/>
+          <w:top w:val="single" w:sz="8" w:space="0" w:color="FFFFFF" w:themeColor="background1"/>
+          <w:left w:val="single" w:sz="8" w:space="0" w:color="FFFFFF" w:themeColor="background1"/>
+          <w:bottom w:val="single" w:sz="8" w:space="0" w:color="FFFFFF" w:themeColor="background1"/>
+          <w:right w:val="single" w:sz="8" w:space="0" w:color="FFFFFF" w:themeColor="background1"/>
+          <w:insideH w:val="single" w:sz="8" w:space="0" w:color="FFFFFF" w:themeColor="background1"/>
+          <w:insideV w:val="single" w:sz="8" w:space="0" w:color="FFFFFF" w:themeColor="background1"/>
         </w:tcBorders>
         <w:shd w:val="clear" w:color="auto" w:fill="FBCAA2" w:themeFill="accent6" w:themeFillTint="7F"/>
       </w:tcPr>
@@ -11671,7 +9789,7 @@
         <w:tcBorders>
           <w:top w:val="nil"/>
           <w:left w:val="nil"/>
-          <w:bottom w:val="single" w:color="FFFFFF" w:themeColor="background1" w:sz="18" w:space="0"/>
+          <w:bottom w:val="single" w:sz="18" w:space="0" w:color="FFFFFF" w:themeColor="background1"/>
           <w:right w:val="nil"/>
           <w:insideH w:val="nil"/>
           <w:insideV w:val="nil"/>
@@ -11683,7 +9801,7 @@
       <w:tblPr/>
       <w:tcPr>
         <w:tcBorders>
-          <w:top w:val="single" w:color="FFFFFF" w:themeColor="background1" w:sz="18" w:space="0"/>
+          <w:top w:val="single" w:sz="18" w:space="0" w:color="FFFFFF" w:themeColor="background1"/>
           <w:left w:val="nil"/>
           <w:bottom w:val="nil"/>
           <w:right w:val="nil"/>
@@ -11700,7 +9818,7 @@
           <w:top w:val="nil"/>
           <w:left w:val="nil"/>
           <w:bottom w:val="nil"/>
-          <w:right w:val="single" w:color="FFFFFF" w:themeColor="background1" w:sz="18" w:space="0"/>
+          <w:right w:val="single" w:sz="18" w:space="0" w:color="FFFFFF" w:themeColor="background1"/>
           <w:insideH w:val="nil"/>
           <w:insideV w:val="nil"/>
         </w:tcBorders>
@@ -11712,7 +9830,7 @@
       <w:tcPr>
         <w:tcBorders>
           <w:top w:val="nil"/>
-          <w:left w:val="single" w:color="FFFFFF" w:themeColor="background1" w:sz="18" w:space="0"/>
+          <w:left w:val="single" w:sz="18" w:space="0" w:color="FFFFFF" w:themeColor="background1"/>
           <w:bottom w:val="nil"/>
           <w:right w:val="nil"/>
           <w:insideH w:val="nil"/>
@@ -11785,7 +9903,7 @@
         <w:tcBorders>
           <w:top w:val="nil"/>
           <w:left w:val="nil"/>
-          <w:bottom w:val="single" w:color="FFFFFF" w:themeColor="background1" w:sz="18" w:space="0"/>
+          <w:bottom w:val="single" w:sz="18" w:space="0" w:color="FFFFFF" w:themeColor="background1"/>
           <w:right w:val="nil"/>
           <w:insideH w:val="nil"/>
           <w:insideV w:val="nil"/>
@@ -11797,7 +9915,7 @@
       <w:tblPr/>
       <w:tcPr>
         <w:tcBorders>
-          <w:top w:val="single" w:color="FFFFFF" w:themeColor="background1" w:sz="18" w:space="0"/>
+          <w:top w:val="single" w:sz="18" w:space="0" w:color="FFFFFF" w:themeColor="background1"/>
           <w:left w:val="nil"/>
           <w:bottom w:val="nil"/>
           <w:right w:val="nil"/>
@@ -11814,7 +9932,7 @@
           <w:top w:val="nil"/>
           <w:left w:val="nil"/>
           <w:bottom w:val="nil"/>
-          <w:right w:val="single" w:color="FFFFFF" w:themeColor="background1" w:sz="18" w:space="0"/>
+          <w:right w:val="single" w:sz="18" w:space="0" w:color="FFFFFF" w:themeColor="background1"/>
           <w:insideH w:val="nil"/>
           <w:insideV w:val="nil"/>
         </w:tcBorders>
@@ -11826,7 +9944,7 @@
       <w:tcPr>
         <w:tcBorders>
           <w:top w:val="nil"/>
-          <w:left w:val="single" w:color="FFFFFF" w:themeColor="background1" w:sz="18" w:space="0"/>
+          <w:left w:val="single" w:sz="18" w:space="0" w:color="FFFFFF" w:themeColor="background1"/>
           <w:bottom w:val="nil"/>
           <w:right w:val="nil"/>
           <w:insideH w:val="nil"/>
@@ -11899,7 +10017,7 @@
         <w:tcBorders>
           <w:top w:val="nil"/>
           <w:left w:val="nil"/>
-          <w:bottom w:val="single" w:color="FFFFFF" w:themeColor="background1" w:sz="18" w:space="0"/>
+          <w:bottom w:val="single" w:sz="18" w:space="0" w:color="FFFFFF" w:themeColor="background1"/>
           <w:right w:val="nil"/>
           <w:insideH w:val="nil"/>
           <w:insideV w:val="nil"/>
@@ -11911,7 +10029,7 @@
       <w:tblPr/>
       <w:tcPr>
         <w:tcBorders>
-          <w:top w:val="single" w:color="FFFFFF" w:themeColor="background1" w:sz="18" w:space="0"/>
+          <w:top w:val="single" w:sz="18" w:space="0" w:color="FFFFFF" w:themeColor="background1"/>
           <w:left w:val="nil"/>
           <w:bottom w:val="nil"/>
           <w:right w:val="nil"/>
@@ -11928,7 +10046,7 @@
           <w:top w:val="nil"/>
           <w:left w:val="nil"/>
           <w:bottom w:val="nil"/>
-          <w:right w:val="single" w:color="FFFFFF" w:themeColor="background1" w:sz="18" w:space="0"/>
+          <w:right w:val="single" w:sz="18" w:space="0" w:color="FFFFFF" w:themeColor="background1"/>
           <w:insideH w:val="nil"/>
           <w:insideV w:val="nil"/>
         </w:tcBorders>
@@ -11940,7 +10058,7 @@
       <w:tcPr>
         <w:tcBorders>
           <w:top w:val="nil"/>
-          <w:left w:val="single" w:color="FFFFFF" w:themeColor="background1" w:sz="18" w:space="0"/>
+          <w:left w:val="single" w:sz="18" w:space="0" w:color="FFFFFF" w:themeColor="background1"/>
           <w:bottom w:val="nil"/>
           <w:right w:val="nil"/>
           <w:insideH w:val="nil"/>
@@ -12013,7 +10131,7 @@
         <w:tcBorders>
           <w:top w:val="nil"/>
           <w:left w:val="nil"/>
-          <w:bottom w:val="single" w:color="FFFFFF" w:themeColor="background1" w:sz="18" w:space="0"/>
+          <w:bottom w:val="single" w:sz="18" w:space="0" w:color="FFFFFF" w:themeColor="background1"/>
           <w:right w:val="nil"/>
           <w:insideH w:val="nil"/>
           <w:insideV w:val="nil"/>
@@ -12025,7 +10143,7 @@
       <w:tblPr/>
       <w:tcPr>
         <w:tcBorders>
-          <w:top w:val="single" w:color="FFFFFF" w:themeColor="background1" w:sz="18" w:space="0"/>
+          <w:top w:val="single" w:sz="18" w:space="0" w:color="FFFFFF" w:themeColor="background1"/>
           <w:left w:val="nil"/>
           <w:bottom w:val="nil"/>
           <w:right w:val="nil"/>
@@ -12042,7 +10160,7 @@
           <w:top w:val="nil"/>
           <w:left w:val="nil"/>
           <w:bottom w:val="nil"/>
-          <w:right w:val="single" w:color="FFFFFF" w:themeColor="background1" w:sz="18" w:space="0"/>
+          <w:right w:val="single" w:sz="18" w:space="0" w:color="FFFFFF" w:themeColor="background1"/>
           <w:insideH w:val="nil"/>
           <w:insideV w:val="nil"/>
         </w:tcBorders>
@@ -12054,7 +10172,7 @@
       <w:tcPr>
         <w:tcBorders>
           <w:top w:val="nil"/>
-          <w:left w:val="single" w:color="FFFFFF" w:themeColor="background1" w:sz="18" w:space="0"/>
+          <w:left w:val="single" w:sz="18" w:space="0" w:color="FFFFFF" w:themeColor="background1"/>
           <w:bottom w:val="nil"/>
           <w:right w:val="nil"/>
           <w:insideH w:val="nil"/>
@@ -12127,7 +10245,7 @@
         <w:tcBorders>
           <w:top w:val="nil"/>
           <w:left w:val="nil"/>
-          <w:bottom w:val="single" w:color="FFFFFF" w:themeColor="background1" w:sz="18" w:space="0"/>
+          <w:bottom w:val="single" w:sz="18" w:space="0" w:color="FFFFFF" w:themeColor="background1"/>
           <w:right w:val="nil"/>
           <w:insideH w:val="nil"/>
           <w:insideV w:val="nil"/>
@@ -12139,7 +10257,7 @@
       <w:tblPr/>
       <w:tcPr>
         <w:tcBorders>
-          <w:top w:val="single" w:color="FFFFFF" w:themeColor="background1" w:sz="18" w:space="0"/>
+          <w:top w:val="single" w:sz="18" w:space="0" w:color="FFFFFF" w:themeColor="background1"/>
           <w:left w:val="nil"/>
           <w:bottom w:val="nil"/>
           <w:right w:val="nil"/>
@@ -12156,7 +10274,7 @@
           <w:top w:val="nil"/>
           <w:left w:val="nil"/>
           <w:bottom w:val="nil"/>
-          <w:right w:val="single" w:color="FFFFFF" w:themeColor="background1" w:sz="18" w:space="0"/>
+          <w:right w:val="single" w:sz="18" w:space="0" w:color="FFFFFF" w:themeColor="background1"/>
           <w:insideH w:val="nil"/>
           <w:insideV w:val="nil"/>
         </w:tcBorders>
@@ -12168,7 +10286,7 @@
       <w:tcPr>
         <w:tcBorders>
           <w:top w:val="nil"/>
-          <w:left w:val="single" w:color="FFFFFF" w:themeColor="background1" w:sz="18" w:space="0"/>
+          <w:left w:val="single" w:sz="18" w:space="0" w:color="FFFFFF" w:themeColor="background1"/>
           <w:bottom w:val="nil"/>
           <w:right w:val="nil"/>
           <w:insideH w:val="nil"/>
@@ -12241,7 +10359,7 @@
         <w:tcBorders>
           <w:top w:val="nil"/>
           <w:left w:val="nil"/>
-          <w:bottom w:val="single" w:color="FFFFFF" w:themeColor="background1" w:sz="18" w:space="0"/>
+          <w:bottom w:val="single" w:sz="18" w:space="0" w:color="FFFFFF" w:themeColor="background1"/>
           <w:right w:val="nil"/>
           <w:insideH w:val="nil"/>
           <w:insideV w:val="nil"/>
@@ -12253,7 +10371,7 @@
       <w:tblPr/>
       <w:tcPr>
         <w:tcBorders>
-          <w:top w:val="single" w:color="FFFFFF" w:themeColor="background1" w:sz="18" w:space="0"/>
+          <w:top w:val="single" w:sz="18" w:space="0" w:color="FFFFFF" w:themeColor="background1"/>
           <w:left w:val="nil"/>
           <w:bottom w:val="nil"/>
           <w:right w:val="nil"/>
@@ -12270,7 +10388,7 @@
           <w:top w:val="nil"/>
           <w:left w:val="nil"/>
           <w:bottom w:val="nil"/>
-          <w:right w:val="single" w:color="FFFFFF" w:themeColor="background1" w:sz="18" w:space="0"/>
+          <w:right w:val="single" w:sz="18" w:space="0" w:color="FFFFFF" w:themeColor="background1"/>
           <w:insideH w:val="nil"/>
           <w:insideV w:val="nil"/>
         </w:tcBorders>
@@ -12282,7 +10400,7 @@
       <w:tcPr>
         <w:tcBorders>
           <w:top w:val="nil"/>
-          <w:left w:val="single" w:color="FFFFFF" w:themeColor="background1" w:sz="18" w:space="0"/>
+          <w:left w:val="single" w:sz="18" w:space="0" w:color="FFFFFF" w:themeColor="background1"/>
           <w:bottom w:val="nil"/>
           <w:right w:val="nil"/>
           <w:insideH w:val="nil"/>
@@ -12355,7 +10473,7 @@
         <w:tcBorders>
           <w:top w:val="nil"/>
           <w:left w:val="nil"/>
-          <w:bottom w:val="single" w:color="FFFFFF" w:themeColor="background1" w:sz="18" w:space="0"/>
+          <w:bottom w:val="single" w:sz="18" w:space="0" w:color="FFFFFF" w:themeColor="background1"/>
           <w:right w:val="nil"/>
           <w:insideH w:val="nil"/>
           <w:insideV w:val="nil"/>
@@ -12367,7 +10485,7 @@
       <w:tblPr/>
       <w:tcPr>
         <w:tcBorders>
-          <w:top w:val="single" w:color="FFFFFF" w:themeColor="background1" w:sz="18" w:space="0"/>
+          <w:top w:val="single" w:sz="18" w:space="0" w:color="FFFFFF" w:themeColor="background1"/>
           <w:left w:val="nil"/>
           <w:bottom w:val="nil"/>
           <w:right w:val="nil"/>
@@ -12384,7 +10502,7 @@
           <w:top w:val="nil"/>
           <w:left w:val="nil"/>
           <w:bottom w:val="nil"/>
-          <w:right w:val="single" w:color="FFFFFF" w:themeColor="background1" w:sz="18" w:space="0"/>
+          <w:right w:val="single" w:sz="18" w:space="0" w:color="FFFFFF" w:themeColor="background1"/>
           <w:insideH w:val="nil"/>
           <w:insideV w:val="nil"/>
         </w:tcBorders>
@@ -12396,7 +10514,7 @@
       <w:tcPr>
         <w:tcBorders>
           <w:top w:val="nil"/>
-          <w:left w:val="single" w:color="FFFFFF" w:themeColor="background1" w:sz="18" w:space="0"/>
+          <w:left w:val="single" w:sz="18" w:space="0" w:color="FFFFFF" w:themeColor="background1"/>
           <w:bottom w:val="nil"/>
           <w:right w:val="nil"/>
           <w:insideH w:val="nil"/>
@@ -12450,12 +10568,12 @@
       <w:tblStyleColBandSize w:val="1"/>
       <w:tblInd w:w="0" w:type="dxa"/>
       <w:tblBorders>
-        <w:top w:val="single" w:color="C0504D" w:themeColor="accent2" w:sz="24" w:space="0"/>
-        <w:left w:val="single" w:color="000000" w:themeColor="text1" w:sz="4" w:space="0"/>
-        <w:bottom w:val="single" w:color="000000" w:themeColor="text1" w:sz="4" w:space="0"/>
-        <w:right w:val="single" w:color="000000" w:themeColor="text1" w:sz="4" w:space="0"/>
-        <w:insideH w:val="single" w:color="FFFFFF" w:themeColor="background1" w:sz="4" w:space="0"/>
-        <w:insideV w:val="single" w:color="FFFFFF" w:themeColor="background1" w:sz="4" w:space="0"/>
+        <w:top w:val="single" w:sz="24" w:space="0" w:color="C0504D" w:themeColor="accent2"/>
+        <w:left w:val="single" w:sz="4" w:space="0" w:color="000000" w:themeColor="text1"/>
+        <w:bottom w:val="single" w:sz="4" w:space="0" w:color="000000" w:themeColor="text1"/>
+        <w:right w:val="single" w:sz="4" w:space="0" w:color="000000" w:themeColor="text1"/>
+        <w:insideH w:val="single" w:sz="4" w:space="0" w:color="FFFFFF" w:themeColor="background1"/>
+        <w:insideV w:val="single" w:sz="4" w:space="0" w:color="FFFFFF" w:themeColor="background1"/>
       </w:tblBorders>
       <w:tblCellMar>
         <w:top w:w="0" w:type="dxa"/>
@@ -12477,7 +10595,7 @@
         <w:tcBorders>
           <w:top w:val="nil"/>
           <w:left w:val="nil"/>
-          <w:bottom w:val="single" w:color="C0504D" w:themeColor="accent2" w:sz="24" w:space="0"/>
+          <w:bottom w:val="single" w:sz="24" w:space="0" w:color="C0504D" w:themeColor="accent2"/>
           <w:right w:val="nil"/>
           <w:insideH w:val="nil"/>
           <w:insideV w:val="nil"/>
@@ -12494,7 +10612,7 @@
       <w:tblPr/>
       <w:tcPr>
         <w:tcBorders>
-          <w:top w:val="single" w:color="FFFFFF" w:themeColor="background1" w:sz="6" w:space="0"/>
+          <w:top w:val="single" w:sz="6" w:space="0" w:color="FFFFFF" w:themeColor="background1"/>
         </w:tcBorders>
         <w:shd w:val="clear" w:color="auto" w:fill="000000" w:themeFill="text1" w:themeFillShade="99"/>
       </w:tcPr>
@@ -12510,7 +10628,7 @@
           <w:left w:val="nil"/>
           <w:bottom w:val="nil"/>
           <w:right w:val="nil"/>
-          <w:insideH w:val="single" w:color="000000" w:themeColor="text1" w:themeShade="99" w:sz="4" w:space="0"/>
+          <w:insideH w:val="single" w:sz="4" w:space="0" w:color="000000" w:themeColor="text1" w:themeShade="99"/>
           <w:insideV w:val="nil"/>
         </w:tcBorders>
         <w:shd w:val="clear" w:color="auto" w:fill="000000" w:themeFill="text1" w:themeFillShade="99"/>
@@ -12572,12 +10690,12 @@
       <w:tblStyleColBandSize w:val="1"/>
       <w:tblInd w:w="0" w:type="dxa"/>
       <w:tblBorders>
-        <w:top w:val="single" w:color="C0504D" w:themeColor="accent2" w:sz="24" w:space="0"/>
-        <w:left w:val="single" w:color="4F81BD" w:themeColor="accent1" w:sz="4" w:space="0"/>
-        <w:bottom w:val="single" w:color="4F81BD" w:themeColor="accent1" w:sz="4" w:space="0"/>
-        <w:right w:val="single" w:color="4F81BD" w:themeColor="accent1" w:sz="4" w:space="0"/>
-        <w:insideH w:val="single" w:color="FFFFFF" w:themeColor="background1" w:sz="4" w:space="0"/>
-        <w:insideV w:val="single" w:color="FFFFFF" w:themeColor="background1" w:sz="4" w:space="0"/>
+        <w:top w:val="single" w:sz="24" w:space="0" w:color="C0504D" w:themeColor="accent2"/>
+        <w:left w:val="single" w:sz="4" w:space="0" w:color="4F81BD" w:themeColor="accent1"/>
+        <w:bottom w:val="single" w:sz="4" w:space="0" w:color="4F81BD" w:themeColor="accent1"/>
+        <w:right w:val="single" w:sz="4" w:space="0" w:color="4F81BD" w:themeColor="accent1"/>
+        <w:insideH w:val="single" w:sz="4" w:space="0" w:color="FFFFFF" w:themeColor="background1"/>
+        <w:insideV w:val="single" w:sz="4" w:space="0" w:color="FFFFFF" w:themeColor="background1"/>
       </w:tblBorders>
       <w:tblCellMar>
         <w:top w:w="0" w:type="dxa"/>
@@ -12599,7 +10717,7 @@
         <w:tcBorders>
           <w:top w:val="nil"/>
           <w:left w:val="nil"/>
-          <w:bottom w:val="single" w:color="C0504D" w:themeColor="accent2" w:sz="24" w:space="0"/>
+          <w:bottom w:val="single" w:sz="24" w:space="0" w:color="C0504D" w:themeColor="accent2"/>
           <w:right w:val="nil"/>
           <w:insideH w:val="nil"/>
           <w:insideV w:val="nil"/>
@@ -12616,7 +10734,7 @@
       <w:tblPr/>
       <w:tcPr>
         <w:tcBorders>
-          <w:top w:val="single" w:color="FFFFFF" w:themeColor="background1" w:sz="6" w:space="0"/>
+          <w:top w:val="single" w:sz="6" w:space="0" w:color="FFFFFF" w:themeColor="background1"/>
         </w:tcBorders>
         <w:shd w:val="clear" w:color="auto" w:fill="2C4C74" w:themeFill="accent1" w:themeFillShade="99"/>
       </w:tcPr>
@@ -12632,7 +10750,7 @@
           <w:left w:val="nil"/>
           <w:bottom w:val="nil"/>
           <w:right w:val="nil"/>
-          <w:insideH w:val="single" w:color="2C4C74" w:themeColor="accent1" w:themeShade="99" w:sz="4" w:space="0"/>
+          <w:insideH w:val="single" w:sz="4" w:space="0" w:color="2C4C74" w:themeColor="accent1" w:themeShade="99"/>
           <w:insideV w:val="nil"/>
         </w:tcBorders>
         <w:shd w:val="clear" w:color="auto" w:fill="2C4C74" w:themeFill="accent1" w:themeFillShade="99"/>
@@ -12694,12 +10812,12 @@
       <w:tblStyleColBandSize w:val="1"/>
       <w:tblInd w:w="0" w:type="dxa"/>
       <w:tblBorders>
-        <w:top w:val="single" w:color="C0504D" w:themeColor="accent2" w:sz="24" w:space="0"/>
-        <w:left w:val="single" w:color="C0504D" w:themeColor="accent2" w:sz="4" w:space="0"/>
-        <w:bottom w:val="single" w:color="C0504D" w:themeColor="accent2" w:sz="4" w:space="0"/>
-        <w:right w:val="single" w:color="C0504D" w:themeColor="accent2" w:sz="4" w:space="0"/>
-        <w:insideH w:val="single" w:color="FFFFFF" w:themeColor="background1" w:sz="4" w:space="0"/>
-        <w:insideV w:val="single" w:color="FFFFFF" w:themeColor="background1" w:sz="4" w:space="0"/>
+        <w:top w:val="single" w:sz="24" w:space="0" w:color="C0504D" w:themeColor="accent2"/>
+        <w:left w:val="single" w:sz="4" w:space="0" w:color="C0504D" w:themeColor="accent2"/>
+        <w:bottom w:val="single" w:sz="4" w:space="0" w:color="C0504D" w:themeColor="accent2"/>
+        <w:right w:val="single" w:sz="4" w:space="0" w:color="C0504D" w:themeColor="accent2"/>
+        <w:insideH w:val="single" w:sz="4" w:space="0" w:color="FFFFFF" w:themeColor="background1"/>
+        <w:insideV w:val="single" w:sz="4" w:space="0" w:color="FFFFFF" w:themeColor="background1"/>
       </w:tblBorders>
       <w:tblCellMar>
         <w:top w:w="0" w:type="dxa"/>
@@ -12721,7 +10839,7 @@
         <w:tcBorders>
           <w:top w:val="nil"/>
           <w:left w:val="nil"/>
-          <w:bottom w:val="single" w:color="C0504D" w:themeColor="accent2" w:sz="24" w:space="0"/>
+          <w:bottom w:val="single" w:sz="24" w:space="0" w:color="C0504D" w:themeColor="accent2"/>
           <w:right w:val="nil"/>
           <w:insideH w:val="nil"/>
           <w:insideV w:val="nil"/>
@@ -12738,7 +10856,7 @@
       <w:tblPr/>
       <w:tcPr>
         <w:tcBorders>
-          <w:top w:val="single" w:color="FFFFFF" w:themeColor="background1" w:sz="6" w:space="0"/>
+          <w:top w:val="single" w:sz="6" w:space="0" w:color="FFFFFF" w:themeColor="background1"/>
         </w:tcBorders>
         <w:shd w:val="clear" w:color="auto" w:fill="772C2A" w:themeFill="accent2" w:themeFillShade="99"/>
       </w:tcPr>
@@ -12754,7 +10872,7 @@
           <w:left w:val="nil"/>
           <w:bottom w:val="nil"/>
           <w:right w:val="nil"/>
-          <w:insideH w:val="single" w:color="772C2A" w:themeColor="accent2" w:themeShade="99" w:sz="4" w:space="0"/>
+          <w:insideH w:val="single" w:sz="4" w:space="0" w:color="772C2A" w:themeColor="accent2" w:themeShade="99"/>
           <w:insideV w:val="nil"/>
         </w:tcBorders>
         <w:shd w:val="clear" w:color="auto" w:fill="772C2A" w:themeFill="accent2" w:themeFillShade="99"/>
@@ -12816,12 +10934,12 @@
       <w:tblStyleColBandSize w:val="1"/>
       <w:tblInd w:w="0" w:type="dxa"/>
       <w:tblBorders>
-        <w:top w:val="single" w:color="8064A2" w:themeColor="accent4" w:sz="24" w:space="0"/>
-        <w:left w:val="single" w:color="9BBB59" w:themeColor="accent3" w:sz="4" w:space="0"/>
-        <w:bottom w:val="single" w:color="9BBB59" w:themeColor="accent3" w:sz="4" w:space="0"/>
-        <w:right w:val="single" w:color="9BBB59" w:themeColor="accent3" w:sz="4" w:space="0"/>
-        <w:insideH w:val="single" w:color="FFFFFF" w:themeColor="background1" w:sz="4" w:space="0"/>
-        <w:insideV w:val="single" w:color="FFFFFF" w:themeColor="background1" w:sz="4" w:space="0"/>
+        <w:top w:val="single" w:sz="24" w:space="0" w:color="8064A2" w:themeColor="accent4"/>
+        <w:left w:val="single" w:sz="4" w:space="0" w:color="9BBB59" w:themeColor="accent3"/>
+        <w:bottom w:val="single" w:sz="4" w:space="0" w:color="9BBB59" w:themeColor="accent3"/>
+        <w:right w:val="single" w:sz="4" w:space="0" w:color="9BBB59" w:themeColor="accent3"/>
+        <w:insideH w:val="single" w:sz="4" w:space="0" w:color="FFFFFF" w:themeColor="background1"/>
+        <w:insideV w:val="single" w:sz="4" w:space="0" w:color="FFFFFF" w:themeColor="background1"/>
       </w:tblBorders>
       <w:tblCellMar>
         <w:top w:w="0" w:type="dxa"/>
@@ -12843,7 +10961,7 @@
         <w:tcBorders>
           <w:top w:val="nil"/>
           <w:left w:val="nil"/>
-          <w:bottom w:val="single" w:color="8064A2" w:themeColor="accent4" w:sz="24" w:space="0"/>
+          <w:bottom w:val="single" w:sz="24" w:space="0" w:color="8064A2" w:themeColor="accent4"/>
           <w:right w:val="nil"/>
           <w:insideH w:val="nil"/>
           <w:insideV w:val="nil"/>
@@ -12860,7 +10978,7 @@
       <w:tblPr/>
       <w:tcPr>
         <w:tcBorders>
-          <w:top w:val="single" w:color="FFFFFF" w:themeColor="background1" w:sz="6" w:space="0"/>
+          <w:top w:val="single" w:sz="6" w:space="0" w:color="FFFFFF" w:themeColor="background1"/>
         </w:tcBorders>
         <w:shd w:val="clear" w:color="auto" w:fill="5E7530" w:themeFill="accent3" w:themeFillShade="99"/>
       </w:tcPr>
@@ -12876,7 +10994,7 @@
           <w:left w:val="nil"/>
           <w:bottom w:val="nil"/>
           <w:right w:val="nil"/>
-          <w:insideH w:val="single" w:color="5E7530" w:themeColor="accent3" w:themeShade="99" w:sz="4" w:space="0"/>
+          <w:insideH w:val="single" w:sz="4" w:space="0" w:color="5E7530" w:themeColor="accent3" w:themeShade="99"/>
           <w:insideV w:val="nil"/>
         </w:tcBorders>
         <w:shd w:val="clear" w:color="auto" w:fill="5E7530" w:themeFill="accent3" w:themeFillShade="99"/>
@@ -12928,12 +11046,12 @@
       <w:tblStyleColBandSize w:val="1"/>
       <w:tblInd w:w="0" w:type="dxa"/>
       <w:tblBorders>
-        <w:top w:val="single" w:color="9BBB59" w:themeColor="accent3" w:sz="24" w:space="0"/>
-        <w:left w:val="single" w:color="8064A2" w:themeColor="accent4" w:sz="4" w:space="0"/>
-        <w:bottom w:val="single" w:color="8064A2" w:themeColor="accent4" w:sz="4" w:space="0"/>
-        <w:right w:val="single" w:color="8064A2" w:themeColor="accent4" w:sz="4" w:space="0"/>
-        <w:insideH w:val="single" w:color="FFFFFF" w:themeColor="background1" w:sz="4" w:space="0"/>
-        <w:insideV w:val="single" w:color="FFFFFF" w:themeColor="background1" w:sz="4" w:space="0"/>
+        <w:top w:val="single" w:sz="24" w:space="0" w:color="9BBB59" w:themeColor="accent3"/>
+        <w:left w:val="single" w:sz="4" w:space="0" w:color="8064A2" w:themeColor="accent4"/>
+        <w:bottom w:val="single" w:sz="4" w:space="0" w:color="8064A2" w:themeColor="accent4"/>
+        <w:right w:val="single" w:sz="4" w:space="0" w:color="8064A2" w:themeColor="accent4"/>
+        <w:insideH w:val="single" w:sz="4" w:space="0" w:color="FFFFFF" w:themeColor="background1"/>
+        <w:insideV w:val="single" w:sz="4" w:space="0" w:color="FFFFFF" w:themeColor="background1"/>
       </w:tblBorders>
       <w:tblCellMar>
         <w:top w:w="0" w:type="dxa"/>
@@ -12955,7 +11073,7 @@
         <w:tcBorders>
           <w:top w:val="nil"/>
           <w:left w:val="nil"/>
-          <w:bottom w:val="single" w:color="9BBB59" w:themeColor="accent3" w:sz="24" w:space="0"/>
+          <w:bottom w:val="single" w:sz="24" w:space="0" w:color="9BBB59" w:themeColor="accent3"/>
           <w:right w:val="nil"/>
           <w:insideH w:val="nil"/>
           <w:insideV w:val="nil"/>
@@ -12972,7 +11090,7 @@
       <w:tblPr/>
       <w:tcPr>
         <w:tcBorders>
-          <w:top w:val="single" w:color="FFFFFF" w:themeColor="background1" w:sz="6" w:space="0"/>
+          <w:top w:val="single" w:sz="6" w:space="0" w:color="FFFFFF" w:themeColor="background1"/>
         </w:tcBorders>
         <w:shd w:val="clear" w:color="auto" w:fill="4C3B62" w:themeFill="accent4" w:themeFillShade="99"/>
       </w:tcPr>
@@ -12988,7 +11106,7 @@
           <w:left w:val="nil"/>
           <w:bottom w:val="nil"/>
           <w:right w:val="nil"/>
-          <w:insideH w:val="single" w:color="4C3B62" w:themeColor="accent4" w:themeShade="99" w:sz="4" w:space="0"/>
+          <w:insideH w:val="single" w:sz="4" w:space="0" w:color="4C3B62" w:themeColor="accent4" w:themeShade="99"/>
           <w:insideV w:val="nil"/>
         </w:tcBorders>
         <w:shd w:val="clear" w:color="auto" w:fill="4C3B62" w:themeFill="accent4" w:themeFillShade="99"/>
@@ -13050,12 +11168,12 @@
       <w:tblStyleColBandSize w:val="1"/>
       <w:tblInd w:w="0" w:type="dxa"/>
       <w:tblBorders>
-        <w:top w:val="single" w:color="F79646" w:themeColor="accent6" w:sz="24" w:space="0"/>
-        <w:left w:val="single" w:color="4BACC6" w:themeColor="accent5" w:sz="4" w:space="0"/>
-        <w:bottom w:val="single" w:color="4BACC6" w:themeColor="accent5" w:sz="4" w:space="0"/>
-        <w:right w:val="single" w:color="4BACC6" w:themeColor="accent5" w:sz="4" w:space="0"/>
-        <w:insideH w:val="single" w:color="FFFFFF" w:themeColor="background1" w:sz="4" w:space="0"/>
-        <w:insideV w:val="single" w:color="FFFFFF" w:themeColor="background1" w:sz="4" w:space="0"/>
+        <w:top w:val="single" w:sz="24" w:space="0" w:color="F79646" w:themeColor="accent6"/>
+        <w:left w:val="single" w:sz="4" w:space="0" w:color="4BACC6" w:themeColor="accent5"/>
+        <w:bottom w:val="single" w:sz="4" w:space="0" w:color="4BACC6" w:themeColor="accent5"/>
+        <w:right w:val="single" w:sz="4" w:space="0" w:color="4BACC6" w:themeColor="accent5"/>
+        <w:insideH w:val="single" w:sz="4" w:space="0" w:color="FFFFFF" w:themeColor="background1"/>
+        <w:insideV w:val="single" w:sz="4" w:space="0" w:color="FFFFFF" w:themeColor="background1"/>
       </w:tblBorders>
       <w:tblCellMar>
         <w:top w:w="0" w:type="dxa"/>
@@ -13077,7 +11195,7 @@
         <w:tcBorders>
           <w:top w:val="nil"/>
           <w:left w:val="nil"/>
-          <w:bottom w:val="single" w:color="F79646" w:themeColor="accent6" w:sz="24" w:space="0"/>
+          <w:bottom w:val="single" w:sz="24" w:space="0" w:color="F79646" w:themeColor="accent6"/>
           <w:right w:val="nil"/>
           <w:insideH w:val="nil"/>
           <w:insideV w:val="nil"/>
@@ -13094,7 +11212,7 @@
       <w:tblPr/>
       <w:tcPr>
         <w:tcBorders>
-          <w:top w:val="single" w:color="FFFFFF" w:themeColor="background1" w:sz="6" w:space="0"/>
+          <w:top w:val="single" w:sz="6" w:space="0" w:color="FFFFFF" w:themeColor="background1"/>
         </w:tcBorders>
         <w:shd w:val="clear" w:color="auto" w:fill="276A7C" w:themeFill="accent5" w:themeFillShade="99"/>
       </w:tcPr>
@@ -13110,7 +11228,7 @@
           <w:left w:val="nil"/>
           <w:bottom w:val="nil"/>
           <w:right w:val="nil"/>
-          <w:insideH w:val="single" w:color="276A7C" w:themeColor="accent5" w:themeShade="99" w:sz="4" w:space="0"/>
+          <w:insideH w:val="single" w:sz="4" w:space="0" w:color="276A7C" w:themeColor="accent5" w:themeShade="99"/>
           <w:insideV w:val="nil"/>
         </w:tcBorders>
         <w:shd w:val="clear" w:color="auto" w:fill="276A7C" w:themeFill="accent5" w:themeFillShade="99"/>
@@ -13172,12 +11290,12 @@
       <w:tblStyleColBandSize w:val="1"/>
       <w:tblInd w:w="0" w:type="dxa"/>
       <w:tblBorders>
-        <w:top w:val="single" w:color="4BACC6" w:themeColor="accent5" w:sz="24" w:space="0"/>
-        <w:left w:val="single" w:color="F79646" w:themeColor="accent6" w:sz="4" w:space="0"/>
-        <w:bottom w:val="single" w:color="F79646" w:themeColor="accent6" w:sz="4" w:space="0"/>
-        <w:right w:val="single" w:color="F79646" w:themeColor="accent6" w:sz="4" w:space="0"/>
-        <w:insideH w:val="single" w:color="FFFFFF" w:themeColor="background1" w:sz="4" w:space="0"/>
-        <w:insideV w:val="single" w:color="FFFFFF" w:themeColor="background1" w:sz="4" w:space="0"/>
+        <w:top w:val="single" w:sz="24" w:space="0" w:color="4BACC6" w:themeColor="accent5"/>
+        <w:left w:val="single" w:sz="4" w:space="0" w:color="F79646" w:themeColor="accent6"/>
+        <w:bottom w:val="single" w:sz="4" w:space="0" w:color="F79646" w:themeColor="accent6"/>
+        <w:right w:val="single" w:sz="4" w:space="0" w:color="F79646" w:themeColor="accent6"/>
+        <w:insideH w:val="single" w:sz="4" w:space="0" w:color="FFFFFF" w:themeColor="background1"/>
+        <w:insideV w:val="single" w:sz="4" w:space="0" w:color="FFFFFF" w:themeColor="background1"/>
       </w:tblBorders>
       <w:tblCellMar>
         <w:top w:w="0" w:type="dxa"/>
@@ -13199,7 +11317,7 @@
         <w:tcBorders>
           <w:top w:val="nil"/>
           <w:left w:val="nil"/>
-          <w:bottom w:val="single" w:color="4BACC6" w:themeColor="accent5" w:sz="24" w:space="0"/>
+          <w:bottom w:val="single" w:sz="24" w:space="0" w:color="4BACC6" w:themeColor="accent5"/>
           <w:right w:val="nil"/>
           <w:insideH w:val="nil"/>
           <w:insideV w:val="nil"/>
@@ -13216,7 +11334,7 @@
       <w:tblPr/>
       <w:tcPr>
         <w:tcBorders>
-          <w:top w:val="single" w:color="FFFFFF" w:themeColor="background1" w:sz="6" w:space="0"/>
+          <w:top w:val="single" w:sz="6" w:space="0" w:color="FFFFFF" w:themeColor="background1"/>
         </w:tcBorders>
         <w:shd w:val="clear" w:color="auto" w:fill="B65608" w:themeFill="accent6" w:themeFillShade="99"/>
       </w:tcPr>
@@ -13232,7 +11350,7 @@
           <w:left w:val="nil"/>
           <w:bottom w:val="nil"/>
           <w:right w:val="nil"/>
-          <w:insideH w:val="single" w:color="B65608" w:themeColor="accent6" w:themeShade="99" w:sz="4" w:space="0"/>
+          <w:insideH w:val="single" w:sz="4" w:space="0" w:color="B65608" w:themeColor="accent6" w:themeShade="99"/>
           <w:insideV w:val="nil"/>
         </w:tcBorders>
         <w:shd w:val="clear" w:color="auto" w:fill="B65608" w:themeFill="accent6" w:themeFillShade="99"/>
@@ -13312,7 +11430,7 @@
       <w:tblPr/>
       <w:tcPr>
         <w:tcBorders>
-          <w:bottom w:val="single" w:color="FFFFFF" w:themeColor="background1" w:sz="12" w:space="0"/>
+          <w:bottom w:val="single" w:sz="12" w:space="0" w:color="FFFFFF" w:themeColor="background1"/>
         </w:tcBorders>
         <w:shd w:val="clear" w:color="auto" w:fill="9E3A38" w:themeFill="accent2" w:themeFillShade="CC"/>
       </w:tcPr>
@@ -13326,7 +11444,7 @@
       <w:tblPr/>
       <w:tcPr>
         <w:tcBorders>
-          <w:top w:val="single" w:color="000000" w:themeColor="text1" w:sz="12" w:space="0"/>
+          <w:top w:val="single" w:sz="12" w:space="0" w:color="000000" w:themeColor="text1"/>
         </w:tcBorders>
         <w:shd w:val="clear" w:color="auto" w:fill="FFFFFF" w:themeFill="background1"/>
       </w:tcPr>
@@ -13398,7 +11516,7 @@
       <w:tblPr/>
       <w:tcPr>
         <w:tcBorders>
-          <w:bottom w:val="single" w:color="FFFFFF" w:themeColor="background1" w:sz="12" w:space="0"/>
+          <w:bottom w:val="single" w:sz="12" w:space="0" w:color="FFFFFF" w:themeColor="background1"/>
         </w:tcBorders>
         <w:shd w:val="clear" w:color="auto" w:fill="9E3A38" w:themeFill="accent2" w:themeFillShade="CC"/>
       </w:tcPr>
@@ -13412,7 +11530,7 @@
       <w:tblPr/>
       <w:tcPr>
         <w:tcBorders>
-          <w:top w:val="single" w:color="000000" w:themeColor="text1" w:sz="12" w:space="0"/>
+          <w:top w:val="single" w:sz="12" w:space="0" w:color="000000" w:themeColor="text1"/>
         </w:tcBorders>
         <w:shd w:val="clear" w:color="auto" w:fill="FFFFFF" w:themeFill="background1"/>
       </w:tcPr>
@@ -13484,7 +11602,7 @@
       <w:tblPr/>
       <w:tcPr>
         <w:tcBorders>
-          <w:bottom w:val="single" w:color="FFFFFF" w:themeColor="background1" w:sz="12" w:space="0"/>
+          <w:bottom w:val="single" w:sz="12" w:space="0" w:color="FFFFFF" w:themeColor="background1"/>
         </w:tcBorders>
         <w:shd w:val="clear" w:color="auto" w:fill="9E3A38" w:themeFill="accent2" w:themeFillShade="CC"/>
       </w:tcPr>
@@ -13498,7 +11616,7 @@
       <w:tblPr/>
       <w:tcPr>
         <w:tcBorders>
-          <w:top w:val="single" w:color="000000" w:themeColor="text1" w:sz="12" w:space="0"/>
+          <w:top w:val="single" w:sz="12" w:space="0" w:color="000000" w:themeColor="text1"/>
         </w:tcBorders>
         <w:shd w:val="clear" w:color="auto" w:fill="FFFFFF" w:themeFill="background1"/>
       </w:tcPr>
@@ -13570,7 +11688,7 @@
       <w:tblPr/>
       <w:tcPr>
         <w:tcBorders>
-          <w:bottom w:val="single" w:color="FFFFFF" w:themeColor="background1" w:sz="12" w:space="0"/>
+          <w:bottom w:val="single" w:sz="12" w:space="0" w:color="FFFFFF" w:themeColor="background1"/>
         </w:tcBorders>
         <w:shd w:val="clear" w:color="auto" w:fill="664E82" w:themeFill="accent4" w:themeFillShade="CC"/>
       </w:tcPr>
@@ -13584,7 +11702,7 @@
       <w:tblPr/>
       <w:tcPr>
         <w:tcBorders>
-          <w:top w:val="single" w:color="000000" w:themeColor="text1" w:sz="12" w:space="0"/>
+          <w:top w:val="single" w:sz="12" w:space="0" w:color="000000" w:themeColor="text1"/>
         </w:tcBorders>
         <w:shd w:val="clear" w:color="auto" w:fill="FFFFFF" w:themeFill="background1"/>
       </w:tcPr>
@@ -13656,7 +11774,7 @@
       <w:tblPr/>
       <w:tcPr>
         <w:tcBorders>
-          <w:bottom w:val="single" w:color="FFFFFF" w:themeColor="background1" w:sz="12" w:space="0"/>
+          <w:bottom w:val="single" w:sz="12" w:space="0" w:color="FFFFFF" w:themeColor="background1"/>
         </w:tcBorders>
         <w:shd w:val="clear" w:color="auto" w:fill="7E9C40" w:themeFill="accent3" w:themeFillShade="CC"/>
       </w:tcPr>
@@ -13670,7 +11788,7 @@
       <w:tblPr/>
       <w:tcPr>
         <w:tcBorders>
-          <w:top w:val="single" w:color="000000" w:themeColor="text1" w:sz="12" w:space="0"/>
+          <w:top w:val="single" w:sz="12" w:space="0" w:color="000000" w:themeColor="text1"/>
         </w:tcBorders>
         <w:shd w:val="clear" w:color="auto" w:fill="FFFFFF" w:themeFill="background1"/>
       </w:tcPr>
@@ -13742,7 +11860,7 @@
       <w:tblPr/>
       <w:tcPr>
         <w:tcBorders>
-          <w:bottom w:val="single" w:color="FFFFFF" w:themeColor="background1" w:sz="12" w:space="0"/>
+          <w:bottom w:val="single" w:sz="12" w:space="0" w:color="FFFFFF" w:themeColor="background1"/>
         </w:tcBorders>
         <w:shd w:val="clear" w:color="auto" w:fill="F2730A" w:themeFill="accent6" w:themeFillShade="CC"/>
       </w:tcPr>
@@ -13756,7 +11874,7 @@
       <w:tblPr/>
       <w:tcPr>
         <w:tcBorders>
-          <w:top w:val="single" w:color="000000" w:themeColor="text1" w:sz="12" w:space="0"/>
+          <w:top w:val="single" w:sz="12" w:space="0" w:color="000000" w:themeColor="text1"/>
         </w:tcBorders>
         <w:shd w:val="clear" w:color="auto" w:fill="FFFFFF" w:themeFill="background1"/>
       </w:tcPr>
@@ -13828,7 +11946,7 @@
       <w:tblPr/>
       <w:tcPr>
         <w:tcBorders>
-          <w:bottom w:val="single" w:color="FFFFFF" w:themeColor="background1" w:sz="12" w:space="0"/>
+          <w:bottom w:val="single" w:sz="12" w:space="0" w:color="FFFFFF" w:themeColor="background1"/>
         </w:tcBorders>
         <w:shd w:val="clear" w:color="auto" w:fill="348DA5" w:themeFill="accent5" w:themeFillShade="CC"/>
       </w:tcPr>
@@ -13842,7 +11960,7 @@
       <w:tblPr/>
       <w:tcPr>
         <w:tcBorders>
-          <w:top w:val="single" w:color="000000" w:themeColor="text1" w:sz="12" w:space="0"/>
+          <w:top w:val="single" w:sz="12" w:space="0" w:color="000000" w:themeColor="text1"/>
         </w:tcBorders>
         <w:shd w:val="clear" w:color="auto" w:fill="FFFFFF" w:themeFill="background1"/>
       </w:tcPr>
@@ -13896,7 +12014,7 @@
       <w:tblStyleColBandSize w:val="1"/>
       <w:tblInd w:w="0" w:type="dxa"/>
       <w:tblBorders>
-        <w:insideH w:val="single" w:color="FFFFFF" w:themeColor="background1" w:sz="4" w:space="0"/>
+        <w:insideH w:val="single" w:sz="4" w:space="0" w:color="FFFFFF" w:themeColor="background1"/>
       </w:tblBorders>
       <w:tblCellMar>
         <w:top w:w="0" w:type="dxa"/>
@@ -13976,7 +12094,7 @@
       <w:tblStyleColBandSize w:val="1"/>
       <w:tblInd w:w="0" w:type="dxa"/>
       <w:tblBorders>
-        <w:insideH w:val="single" w:color="FFFFFF" w:themeColor="background1" w:sz="4" w:space="0"/>
+        <w:insideH w:val="single" w:sz="4" w:space="0" w:color="FFFFFF" w:themeColor="background1"/>
       </w:tblBorders>
       <w:tblCellMar>
         <w:top w:w="0" w:type="dxa"/>
@@ -14056,7 +12174,7 @@
       <w:tblStyleColBandSize w:val="1"/>
       <w:tblInd w:w="0" w:type="dxa"/>
       <w:tblBorders>
-        <w:insideH w:val="single" w:color="FFFFFF" w:themeColor="background1" w:sz="4" w:space="0"/>
+        <w:insideH w:val="single" w:sz="4" w:space="0" w:color="FFFFFF" w:themeColor="background1"/>
       </w:tblBorders>
       <w:tblCellMar>
         <w:top w:w="0" w:type="dxa"/>
@@ -14136,7 +12254,7 @@
       <w:tblStyleColBandSize w:val="1"/>
       <w:tblInd w:w="0" w:type="dxa"/>
       <w:tblBorders>
-        <w:insideH w:val="single" w:color="FFFFFF" w:themeColor="background1" w:sz="4" w:space="0"/>
+        <w:insideH w:val="single" w:sz="4" w:space="0" w:color="FFFFFF" w:themeColor="background1"/>
       </w:tblBorders>
       <w:tblCellMar>
         <w:top w:w="0" w:type="dxa"/>
@@ -14216,7 +12334,7 @@
       <w:tblStyleColBandSize w:val="1"/>
       <w:tblInd w:w="0" w:type="dxa"/>
       <w:tblBorders>
-        <w:insideH w:val="single" w:color="FFFFFF" w:themeColor="background1" w:sz="4" w:space="0"/>
+        <w:insideH w:val="single" w:sz="4" w:space="0" w:color="FFFFFF" w:themeColor="background1"/>
       </w:tblBorders>
       <w:tblCellMar>
         <w:top w:w="0" w:type="dxa"/>
@@ -14296,7 +12414,7 @@
       <w:tblStyleColBandSize w:val="1"/>
       <w:tblInd w:w="0" w:type="dxa"/>
       <w:tblBorders>
-        <w:insideH w:val="single" w:color="FFFFFF" w:themeColor="background1" w:sz="4" w:space="0"/>
+        <w:insideH w:val="single" w:sz="4" w:space="0" w:color="FFFFFF" w:themeColor="background1"/>
       </w:tblBorders>
       <w:tblCellMar>
         <w:top w:w="0" w:type="dxa"/>
@@ -14376,7 +12494,7 @@
       <w:tblStyleColBandSize w:val="1"/>
       <w:tblInd w:w="0" w:type="dxa"/>
       <w:tblBorders>
-        <w:insideH w:val="single" w:color="FFFFFF" w:themeColor="background1" w:sz="4" w:space="0"/>
+        <w:insideH w:val="single" w:sz="4" w:space="0" w:color="FFFFFF" w:themeColor="background1"/>
       </w:tblBorders>
       <w:tblCellMar>
         <w:top w:w="0" w:type="dxa"/>
@@ -14439,6 +12557,23 @@
         <w:shd w:val="clear" w:color="auto" w:fill="FBCAA2" w:themeFill="accent6" w:themeFillTint="7F"/>
       </w:tcPr>
     </w:tblStylePr>
+  </w:style>
+  <w:style w:type="paragraph" w:customStyle="1" w:styleId="BibliographyHUIT">
+    <w:name w:val="Bibliography HUIT"/>
+    <w:basedOn w:val="Normal"/>
+    <w:pPr>
+      <w:keepLines/>
+      <w:widowControl/>
+      <w:spacing w:line="360" w:lineRule="auto" w:before="0" w:after="60"/>
+      <w:ind w:left="454" w:hanging="454"/>
+      <w:jc w:val="left"/>
+    </w:pPr>
+    <w:rPr>
+      <w:rFonts w:ascii="Times New Roman" w:hAnsi="Times New Roman" w:eastAsia="Times New Roman" w:cs="Times New Roman"/>
+      <w:b w:val="0"/>
+      <w:color w:val="000000"/>
+      <w:sz w:val="26"/>
+    </w:rPr>
   </w:style>
 </w:styles>
 </file>
